--- a/documents/系統手冊.docx
+++ b/documents/系統手冊.docx
@@ -5,14 +5,14 @@
     <w:p>
       <w:pPr>
         <w:rPr>
-          <w:rFonts w:ascii="time" w:hAnsi="time"/>
+          <w:rFonts w:ascii="time" w:hAnsi="time" w:hint="eastAsia"/>
         </w:rPr>
       </w:pPr>
     </w:p>
     <w:p>
       <w:pPr>
         <w:rPr>
-          <w:rFonts w:ascii="time" w:hAnsi="time"/>
+          <w:rFonts w:ascii="time" w:hAnsi="time" w:hint="eastAsia"/>
         </w:rPr>
       </w:pPr>
     </w:p>
@@ -20,7 +20,7 @@
       <w:pPr>
         <w:jc w:val="center"/>
         <w:rPr>
-          <w:rFonts w:ascii="time" w:hAnsi="time"/>
+          <w:rFonts w:ascii="time" w:hAnsi="time" w:hint="eastAsia"/>
           <w:sz w:val="72"/>
           <w:szCs w:val="72"/>
           <w:lang w:eastAsia="zh-TW"/>
@@ -60,7 +60,7 @@
       <w:pPr>
         <w:jc w:val="center"/>
         <w:rPr>
-          <w:rFonts w:ascii="time" w:hAnsi="time"/>
+          <w:rFonts w:ascii="time" w:hAnsi="time" w:hint="eastAsia"/>
           <w:sz w:val="56"/>
           <w:lang w:eastAsia="zh-TW"/>
         </w:rPr>
@@ -151,7 +151,7 @@
         <w:ind w:left="1021" w:right="1021"/>
         <w:jc w:val="distribute"/>
         <w:rPr>
-          <w:rFonts w:ascii="time" w:hAnsi="time"/>
+          <w:rFonts w:ascii="time" w:hAnsi="time" w:hint="eastAsia"/>
           <w:sz w:val="48"/>
           <w:lang w:eastAsia="zh-TW"/>
         </w:rPr>
@@ -196,7 +196,7 @@
         <w:spacing w:line="360" w:lineRule="auto"/>
         <w:jc w:val="center"/>
         <w:rPr>
-          <w:rFonts w:ascii="time" w:hAnsi="time"/>
+          <w:rFonts w:ascii="time" w:hAnsi="time" w:hint="eastAsia"/>
           <w:sz w:val="72"/>
           <w:lang w:eastAsia="zh-TW"/>
         </w:rPr>
@@ -216,7 +216,7 @@
       <w:pPr>
         <w:jc w:val="center"/>
         <w:rPr>
-          <w:rFonts w:ascii="time" w:hAnsi="time"/>
+          <w:rFonts w:ascii="time" w:hAnsi="time" w:hint="eastAsia"/>
         </w:rPr>
       </w:pPr>
       <w:r>
@@ -266,7 +266,7 @@
         <w:pStyle w:val="af7"/>
         <w:jc w:val="center"/>
         <w:rPr>
-          <w:rFonts w:ascii="time" w:hAnsi="time"/>
+          <w:rFonts w:ascii="time" w:hAnsi="time" w:hint="eastAsia"/>
           <w:color w:val="auto"/>
         </w:rPr>
       </w:pPr>
@@ -274,7 +274,7 @@
     <w:p>
       <w:pPr>
         <w:rPr>
-          <w:rFonts w:ascii="time" w:hAnsi="time"/>
+          <w:rFonts w:ascii="time" w:hAnsi="time" w:hint="eastAsia"/>
           <w:b/>
           <w:bCs/>
         </w:rPr>
@@ -284,6 +284,16 @@
       <w:pPr>
         <w:jc w:val="both"/>
         <w:rPr>
+          <w:rFonts w:ascii="time" w:hAnsi="time" w:hint="eastAsia"/>
+          <w:b/>
+          <w:bCs/>
+          <w:sz w:val="40"/>
+          <w:szCs w:val="40"/>
+          <w:lang w:eastAsia="zh-TW"/>
+        </w:rPr>
+      </w:pPr>
+      <w:r>
+        <w:rPr>
           <w:rFonts w:ascii="time" w:hAnsi="time"/>
           <w:b/>
           <w:bCs/>
@@ -291,7 +301,8 @@
           <w:szCs w:val="40"/>
           <w:lang w:eastAsia="zh-TW"/>
         </w:rPr>
-      </w:pPr>
+        <w:t>組</w:t>
+      </w:r>
       <w:r>
         <w:rPr>
           <w:rFonts w:ascii="time" w:hAnsi="time"/>
@@ -301,7 +312,7 @@
           <w:szCs w:val="40"/>
           <w:lang w:eastAsia="zh-TW"/>
         </w:rPr>
-        <w:t>組</w:t>
+        <w:t xml:space="preserve">    </w:t>
       </w:r>
       <w:r>
         <w:rPr>
@@ -312,7 +323,7 @@
           <w:szCs w:val="40"/>
           <w:lang w:eastAsia="zh-TW"/>
         </w:rPr>
-        <w:t xml:space="preserve">    </w:t>
+        <w:t>別：第</w:t>
       </w:r>
       <w:r>
         <w:rPr>
@@ -323,7 +334,18 @@
           <w:szCs w:val="40"/>
           <w:lang w:eastAsia="zh-TW"/>
         </w:rPr>
-        <w:t>別：第</w:t>
+        <w:t>115</w:t>
+      </w:r>
+      <w:r>
+        <w:rPr>
+          <w:rFonts w:ascii="time" w:hAnsi="time" w:hint="eastAsia"/>
+          <w:b/>
+          <w:bCs/>
+          <w:sz w:val="40"/>
+          <w:szCs w:val="40"/>
+          <w:lang w:eastAsia="zh-TW"/>
+        </w:rPr>
+        <w:t>203</w:t>
       </w:r>
       <w:r>
         <w:rPr>
@@ -334,9 +356,12 @@
           <w:szCs w:val="40"/>
           <w:lang w:eastAsia="zh-TW"/>
         </w:rPr>
-        <w:t>115</w:t>
-      </w:r>
-      <w:r>
+        <w:t>組</w:t>
+      </w:r>
+    </w:p>
+    <w:p>
+      <w:pPr>
+        <w:jc w:val="both"/>
         <w:rPr>
           <w:rFonts w:ascii="time" w:hAnsi="time" w:hint="eastAsia"/>
           <w:b/>
@@ -345,8 +370,7 @@
           <w:szCs w:val="40"/>
           <w:lang w:eastAsia="zh-TW"/>
         </w:rPr>
-        <w:t>203</w:t>
-      </w:r>
+      </w:pPr>
       <w:r>
         <w:rPr>
           <w:rFonts w:ascii="time" w:hAnsi="time"/>
@@ -356,12 +380,9 @@
           <w:szCs w:val="40"/>
           <w:lang w:eastAsia="zh-TW"/>
         </w:rPr>
-        <w:t>組</w:t>
-      </w:r>
-    </w:p>
-    <w:p>
-      <w:pPr>
-        <w:jc w:val="both"/>
+        <w:t>題</w:t>
+      </w:r>
+      <w:r>
         <w:rPr>
           <w:rFonts w:ascii="time" w:hAnsi="time"/>
           <w:b/>
@@ -370,7 +391,8 @@
           <w:szCs w:val="40"/>
           <w:lang w:eastAsia="zh-TW"/>
         </w:rPr>
-      </w:pPr>
+        <w:t xml:space="preserve">    </w:t>
+      </w:r>
       <w:r>
         <w:rPr>
           <w:rFonts w:ascii="time" w:hAnsi="time"/>
@@ -380,8 +402,9 @@
           <w:szCs w:val="40"/>
           <w:lang w:eastAsia="zh-TW"/>
         </w:rPr>
-        <w:t>題</w:t>
-      </w:r>
+        <w:t>目：</w:t>
+      </w:r>
+      <w:proofErr w:type="gramStart"/>
       <w:r>
         <w:rPr>
           <w:rFonts w:ascii="time" w:hAnsi="time"/>
@@ -391,8 +414,9 @@
           <w:szCs w:val="40"/>
           <w:lang w:eastAsia="zh-TW"/>
         </w:rPr>
-        <w:t xml:space="preserve">    </w:t>
-      </w:r>
+        <w:t>植葉神醫</w:t>
+      </w:r>
+      <w:proofErr w:type="gramEnd"/>
       <w:r>
         <w:rPr>
           <w:rFonts w:ascii="time" w:hAnsi="time"/>
@@ -402,9 +426,8 @@
           <w:szCs w:val="40"/>
           <w:lang w:eastAsia="zh-TW"/>
         </w:rPr>
-        <w:t>目：</w:t>
-      </w:r>
-      <w:proofErr w:type="gramStart"/>
+        <w:t xml:space="preserve"> Plant Doctor - </w:t>
+      </w:r>
       <w:r>
         <w:rPr>
           <w:rFonts w:ascii="time" w:hAnsi="time"/>
@@ -414,9 +437,21 @@
           <w:szCs w:val="40"/>
           <w:lang w:eastAsia="zh-TW"/>
         </w:rPr>
-        <w:t>植葉神醫</w:t>
-      </w:r>
-      <w:proofErr w:type="gramEnd"/>
+        <w:t>植物病害診斷系統</w:t>
+      </w:r>
+    </w:p>
+    <w:p>
+      <w:pPr>
+        <w:jc w:val="both"/>
+        <w:rPr>
+          <w:rFonts w:ascii="time" w:hAnsi="time" w:hint="eastAsia"/>
+          <w:b/>
+          <w:bCs/>
+          <w:sz w:val="40"/>
+          <w:szCs w:val="40"/>
+          <w:lang w:eastAsia="zh-TW"/>
+        </w:rPr>
+      </w:pPr>
       <w:r>
         <w:rPr>
           <w:rFonts w:ascii="time" w:hAnsi="time"/>
@@ -426,8 +461,32 @@
           <w:szCs w:val="40"/>
           <w:lang w:eastAsia="zh-TW"/>
         </w:rPr>
-        <w:t xml:space="preserve"> Plant Doctor - </w:t>
-      </w:r>
+        <w:t>指導老師：</w:t>
+      </w:r>
+      <w:r>
+        <w:rPr>
+          <w:rFonts w:ascii="time" w:hAnsi="time" w:hint="eastAsia"/>
+          <w:b/>
+          <w:bCs/>
+          <w:sz w:val="40"/>
+          <w:szCs w:val="40"/>
+          <w:lang w:eastAsia="zh-TW"/>
+        </w:rPr>
+        <w:t>陳信宏老師</w:t>
+      </w:r>
+    </w:p>
+    <w:p>
+      <w:pPr>
+        <w:jc w:val="both"/>
+        <w:rPr>
+          <w:rFonts w:ascii="time" w:hAnsi="time" w:hint="eastAsia"/>
+          <w:b/>
+          <w:bCs/>
+          <w:sz w:val="40"/>
+          <w:szCs w:val="40"/>
+          <w:lang w:eastAsia="zh-TW"/>
+        </w:rPr>
+      </w:pPr>
       <w:r>
         <w:rPr>
           <w:rFonts w:ascii="time" w:hAnsi="time"/>
@@ -437,12 +496,9 @@
           <w:szCs w:val="40"/>
           <w:lang w:eastAsia="zh-TW"/>
         </w:rPr>
-        <w:t>植物病害診斷系統</w:t>
-      </w:r>
-    </w:p>
-    <w:p>
-      <w:pPr>
-        <w:jc w:val="both"/>
+        <w:t>組</w:t>
+      </w:r>
+      <w:r>
         <w:rPr>
           <w:rFonts w:ascii="time" w:hAnsi="time"/>
           <w:b/>
@@ -451,7 +507,8 @@
           <w:szCs w:val="40"/>
           <w:lang w:eastAsia="zh-TW"/>
         </w:rPr>
-      </w:pPr>
+        <w:t xml:space="preserve">    </w:t>
+      </w:r>
       <w:r>
         <w:rPr>
           <w:rFonts w:ascii="time" w:hAnsi="time"/>
@@ -461,7 +518,7 @@
           <w:szCs w:val="40"/>
           <w:lang w:eastAsia="zh-TW"/>
         </w:rPr>
-        <w:t>指導老師：</w:t>
+        <w:t>長：</w:t>
       </w:r>
       <w:r>
         <w:rPr>
@@ -472,53 +529,7 @@
           <w:szCs w:val="40"/>
           <w:lang w:eastAsia="zh-TW"/>
         </w:rPr>
-        <w:t>陳信宏老師</w:t>
-      </w:r>
-    </w:p>
-    <w:p>
-      <w:pPr>
-        <w:jc w:val="both"/>
-        <w:rPr>
-          <w:rFonts w:ascii="time" w:hAnsi="time"/>
-          <w:b/>
-          <w:bCs/>
-          <w:sz w:val="40"/>
-          <w:szCs w:val="40"/>
-          <w:lang w:eastAsia="zh-TW"/>
-        </w:rPr>
-      </w:pPr>
-      <w:r>
-        <w:rPr>
-          <w:rFonts w:ascii="time" w:hAnsi="time"/>
-          <w:b/>
-          <w:bCs/>
-          <w:sz w:val="40"/>
-          <w:szCs w:val="40"/>
-          <w:lang w:eastAsia="zh-TW"/>
-        </w:rPr>
-        <w:t>組</w:t>
-      </w:r>
-      <w:r>
-        <w:rPr>
-          <w:rFonts w:ascii="time" w:hAnsi="time"/>
-          <w:b/>
-          <w:bCs/>
-          <w:sz w:val="40"/>
-          <w:szCs w:val="40"/>
-          <w:lang w:eastAsia="zh-TW"/>
-        </w:rPr>
-        <w:t xml:space="preserve">    </w:t>
-      </w:r>
-      <w:r>
-        <w:rPr>
-          <w:rFonts w:ascii="time" w:hAnsi="time"/>
-          <w:b/>
-          <w:bCs/>
-          <w:sz w:val="40"/>
-          <w:szCs w:val="40"/>
-          <w:lang w:eastAsia="zh-TW"/>
-        </w:rPr>
-        <w:t>長：</w:t>
+        <w:t xml:space="preserve">11436016 </w:t>
       </w:r>
       <w:r>
         <w:rPr>
@@ -529,17 +540,6 @@
           <w:szCs w:val="40"/>
           <w:lang w:eastAsia="zh-TW"/>
         </w:rPr>
-        <w:t xml:space="preserve">11436016 </w:t>
-      </w:r>
-      <w:r>
-        <w:rPr>
-          <w:rFonts w:ascii="time" w:hAnsi="time" w:hint="eastAsia"/>
-          <w:b/>
-          <w:bCs/>
-          <w:sz w:val="40"/>
-          <w:szCs w:val="40"/>
-          <w:lang w:eastAsia="zh-TW"/>
-        </w:rPr>
         <w:t>龔正源</w:t>
       </w:r>
     </w:p>
@@ -547,49 +547,6 @@
       <w:pPr>
         <w:ind w:left="801" w:hangingChars="200" w:hanging="801"/>
         <w:jc w:val="both"/>
-        <w:rPr>
-          <w:rFonts w:ascii="time" w:hAnsi="time"/>
-          <w:b/>
-          <w:bCs/>
-          <w:sz w:val="40"/>
-          <w:szCs w:val="40"/>
-          <w:lang w:val="en" w:eastAsia="zh-TW"/>
-        </w:rPr>
-      </w:pPr>
-      <w:r>
-        <w:rPr>
-          <w:rFonts w:ascii="time" w:hAnsi="time"/>
-          <w:b/>
-          <w:bCs/>
-          <w:sz w:val="40"/>
-          <w:szCs w:val="40"/>
-          <w:lang w:eastAsia="zh-TW"/>
-        </w:rPr>
-        <w:t>組</w:t>
-      </w:r>
-      <w:r>
-        <w:rPr>
-          <w:rFonts w:ascii="time" w:hAnsi="time"/>
-          <w:b/>
-          <w:bCs/>
-          <w:sz w:val="40"/>
-          <w:szCs w:val="40"/>
-          <w:lang w:eastAsia="zh-TW"/>
-        </w:rPr>
-        <w:t xml:space="preserve">    </w:t>
-      </w:r>
-      <w:r>
-        <w:rPr>
-          <w:rFonts w:ascii="time" w:hAnsi="time"/>
-          <w:b/>
-          <w:bCs/>
-          <w:sz w:val="40"/>
-          <w:szCs w:val="40"/>
-          <w:lang w:eastAsia="zh-TW"/>
-        </w:rPr>
-        <w:t>員：</w:t>
-      </w:r>
-      <w:r>
         <w:rPr>
           <w:rFonts w:ascii="time" w:hAnsi="time" w:hint="eastAsia"/>
           <w:b/>
@@ -598,7 +555,39 @@
           <w:szCs w:val="40"/>
           <w:lang w:val="en" w:eastAsia="zh-TW"/>
         </w:rPr>
-        <w:t>11436014</w:t>
+      </w:pPr>
+      <w:r>
+        <w:rPr>
+          <w:rFonts w:ascii="time" w:hAnsi="time"/>
+          <w:b/>
+          <w:bCs/>
+          <w:sz w:val="40"/>
+          <w:szCs w:val="40"/>
+          <w:lang w:eastAsia="zh-TW"/>
+        </w:rPr>
+        <w:t>組</w:t>
+      </w:r>
+      <w:r>
+        <w:rPr>
+          <w:rFonts w:ascii="time" w:hAnsi="time"/>
+          <w:b/>
+          <w:bCs/>
+          <w:sz w:val="40"/>
+          <w:szCs w:val="40"/>
+          <w:lang w:eastAsia="zh-TW"/>
+        </w:rPr>
+        <w:t xml:space="preserve">    </w:t>
+      </w:r>
+      <w:r>
+        <w:rPr>
+          <w:rFonts w:ascii="time" w:hAnsi="time"/>
+          <w:b/>
+          <w:bCs/>
+          <w:sz w:val="40"/>
+          <w:szCs w:val="40"/>
+          <w:lang w:eastAsia="zh-TW"/>
+        </w:rPr>
+        <w:t>員：</w:t>
       </w:r>
       <w:r>
         <w:rPr>
@@ -609,7 +598,7 @@
           <w:szCs w:val="40"/>
           <w:lang w:val="en" w:eastAsia="zh-TW"/>
         </w:rPr>
-        <w:t>林東建</w:t>
+        <w:t>11436014</w:t>
       </w:r>
       <w:r>
         <w:rPr>
@@ -620,17 +609,7 @@
           <w:szCs w:val="40"/>
           <w:lang w:val="en" w:eastAsia="zh-TW"/>
         </w:rPr>
-        <w:t xml:space="preserve"> </w:t>
-      </w:r>
-      <w:r>
-        <w:rPr>
-          <w:rFonts w:ascii="time" w:hAnsi="time" w:hint="eastAsia"/>
-          <w:b/>
-          <w:bCs/>
-          <w:sz w:val="40"/>
-          <w:lang w:eastAsia="zh-TW"/>
-        </w:rPr>
-        <w:tab/>
+        <w:t>林東建</w:t>
       </w:r>
       <w:r>
         <w:rPr>
@@ -641,7 +620,17 @@
           <w:szCs w:val="40"/>
           <w:lang w:val="en" w:eastAsia="zh-TW"/>
         </w:rPr>
-        <w:t>11436015</w:t>
+        <w:t xml:space="preserve"> </w:t>
+      </w:r>
+      <w:r>
+        <w:rPr>
+          <w:rFonts w:ascii="time" w:hAnsi="time" w:hint="eastAsia"/>
+          <w:b/>
+          <w:bCs/>
+          <w:sz w:val="40"/>
+          <w:lang w:eastAsia="zh-TW"/>
+        </w:rPr>
+        <w:tab/>
       </w:r>
       <w:r>
         <w:rPr>
@@ -652,6 +641,17 @@
           <w:szCs w:val="40"/>
           <w:lang w:val="en" w:eastAsia="zh-TW"/>
         </w:rPr>
+        <w:t>11436015</w:t>
+      </w:r>
+      <w:r>
+        <w:rPr>
+          <w:rFonts w:ascii="time" w:hAnsi="time" w:hint="eastAsia"/>
+          <w:b/>
+          <w:bCs/>
+          <w:sz w:val="40"/>
+          <w:szCs w:val="40"/>
+          <w:lang w:val="en" w:eastAsia="zh-TW"/>
+        </w:rPr>
         <w:t>陳浩民</w:t>
       </w:r>
     </w:p>
@@ -661,7 +661,7 @@
         <w:ind w:left="1440"/>
         <w:jc w:val="both"/>
         <w:rPr>
-          <w:rFonts w:ascii="time" w:hAnsi="time"/>
+          <w:rFonts w:ascii="time" w:hAnsi="time" w:hint="eastAsia"/>
           <w:b/>
           <w:bCs/>
           <w:sz w:val="40"/>
@@ -755,7 +755,7 @@
         <w:ind w:left="357"/>
         <w:jc w:val="distribute"/>
         <w:rPr>
-          <w:rFonts w:ascii="time" w:hAnsi="time"/>
+          <w:rFonts w:ascii="time" w:hAnsi="time" w:hint="eastAsia"/>
           <w:b/>
           <w:bCs/>
           <w:sz w:val="36"/>
@@ -903,7 +903,7 @@
             </w:numPr>
             <w:ind w:left="425" w:hanging="425"/>
             <w:rPr>
-              <w:rFonts w:ascii="time" w:eastAsia="標楷體" w:hAnsi="time"/>
+              <w:rFonts w:ascii="time" w:eastAsia="標楷體" w:hAnsi="time" w:hint="eastAsia"/>
               <w:color w:val="auto"/>
             </w:rPr>
           </w:pPr>
@@ -5322,7 +5322,7 @@
         <w:p>
           <w:pPr>
             <w:rPr>
-              <w:rFonts w:ascii="time" w:hAnsi="time"/>
+              <w:rFonts w:ascii="time" w:hAnsi="time" w:hint="eastAsia"/>
             </w:rPr>
           </w:pPr>
           <w:r>
@@ -5501,7 +5501,7 @@
           <w:noProof/>
           <w:lang w:eastAsia="zh-TW"/>
         </w:rPr>
-        <w:instrText xml:space="preserve"> PAGEREF _Toc230830412 \h </w:instrText>
+        <w:instrText xml:space="preserve"> PAGEREF _Toc230910117 \h </w:instrText>
       </w:r>
       <w:r>
         <w:rPr>
@@ -5594,7 +5594,7 @@
           <w:noProof/>
           <w:lang w:eastAsia="zh-TW"/>
         </w:rPr>
-        <w:instrText xml:space="preserve"> PAGEREF _Toc230830413 \h </w:instrText>
+        <w:instrText xml:space="preserve"> PAGEREF _Toc230910118 \h </w:instrText>
       </w:r>
       <w:r>
         <w:rPr>
@@ -5687,7 +5687,7 @@
           <w:noProof/>
           <w:lang w:eastAsia="zh-TW"/>
         </w:rPr>
-        <w:instrText xml:space="preserve"> PAGEREF _Toc230830414 \h </w:instrText>
+        <w:instrText xml:space="preserve"> PAGEREF _Toc230910119 \h </w:instrText>
       </w:r>
       <w:r>
         <w:rPr>
@@ -5780,7 +5780,7 @@
           <w:noProof/>
           <w:lang w:eastAsia="zh-TW"/>
         </w:rPr>
-        <w:instrText xml:space="preserve"> PAGEREF _Toc230830415 \h </w:instrText>
+        <w:instrText xml:space="preserve"> PAGEREF _Toc230910120 \h </w:instrText>
       </w:r>
       <w:r>
         <w:rPr>
@@ -5873,7 +5873,7 @@
           <w:noProof/>
           <w:lang w:eastAsia="zh-TW"/>
         </w:rPr>
-        <w:instrText xml:space="preserve"> PAGEREF _Toc230830416 \h </w:instrText>
+        <w:instrText xml:space="preserve"> PAGEREF _Toc230910121 \h </w:instrText>
       </w:r>
       <w:r>
         <w:rPr>
@@ -5966,7 +5966,7 @@
           <w:noProof/>
           <w:lang w:eastAsia="zh-TW"/>
         </w:rPr>
-        <w:instrText xml:space="preserve"> PAGEREF _Toc230830417 \h </w:instrText>
+        <w:instrText xml:space="preserve"> PAGEREF _Toc230910122 \h </w:instrText>
       </w:r>
       <w:r>
         <w:rPr>
@@ -6014,6 +6014,7 @@
         <w:rPr>
           <w:rFonts w:hint="eastAsia"/>
           <w:noProof/>
+          <w:color w:val="000000" w:themeColor="text1"/>
           <w:lang w:eastAsia="zh-TW"/>
         </w:rPr>
         <w:t>圖</w:t>
@@ -6021,25 +6022,28 @@
       <w:r>
         <w:rPr>
           <w:noProof/>
-          <w:lang w:eastAsia="zh-TW"/>
-        </w:rPr>
-        <w:t xml:space="preserve"> 6-1</w:t>
+          <w:color w:val="000000" w:themeColor="text1"/>
+          <w:lang w:eastAsia="zh-TW"/>
+        </w:rPr>
+        <w:t xml:space="preserve"> 5-4</w:t>
       </w:r>
       <w:r>
         <w:rPr>
           <w:noProof/>
+          <w:color w:val="000000" w:themeColor="text1"/>
           <w:lang w:eastAsia="zh-TW"/>
         </w:rPr>
         <w:noBreakHyphen/>
-        <w:t>1</w:t>
+        <w:t xml:space="preserve">1 </w:t>
       </w:r>
       <w:r>
         <w:rPr>
           <w:rFonts w:hint="eastAsia"/>
           <w:noProof/>
-          <w:lang w:eastAsia="zh-TW"/>
-        </w:rPr>
-        <w:t>植物診斷循序圖</w:t>
+          <w:color w:val="000000" w:themeColor="text1"/>
+          <w:lang w:eastAsia="zh-TW"/>
+        </w:rPr>
+        <w:t>分析類別圖</w:t>
       </w:r>
       <w:r>
         <w:rPr>
@@ -6059,7 +6063,7 @@
           <w:noProof/>
           <w:lang w:eastAsia="zh-TW"/>
         </w:rPr>
-        <w:instrText xml:space="preserve"> PAGEREF _Toc230830418 \h </w:instrText>
+        <w:instrText xml:space="preserve"> PAGEREF _Toc230910123 \h </w:instrText>
       </w:r>
       <w:r>
         <w:rPr>
@@ -6107,6 +6111,7 @@
         <w:rPr>
           <w:rFonts w:hint="eastAsia"/>
           <w:noProof/>
+          <w:color w:val="000000" w:themeColor="text1"/>
           <w:lang w:eastAsia="zh-TW"/>
         </w:rPr>
         <w:t>圖</w:t>
@@ -6114,25 +6119,28 @@
       <w:r>
         <w:rPr>
           <w:noProof/>
-          <w:lang w:eastAsia="zh-TW"/>
-        </w:rPr>
-        <w:t xml:space="preserve"> 6-2</w:t>
+          <w:color w:val="000000" w:themeColor="text1"/>
+          <w:lang w:eastAsia="zh-TW"/>
+        </w:rPr>
+        <w:t xml:space="preserve"> 5-4</w:t>
       </w:r>
       <w:r>
         <w:rPr>
           <w:noProof/>
+          <w:color w:val="000000" w:themeColor="text1"/>
           <w:lang w:eastAsia="zh-TW"/>
         </w:rPr>
         <w:noBreakHyphen/>
-        <w:t>1</w:t>
+        <w:t xml:space="preserve">2 </w:t>
       </w:r>
       <w:r>
         <w:rPr>
           <w:rFonts w:hint="eastAsia"/>
           <w:noProof/>
-          <w:lang w:eastAsia="zh-TW"/>
-        </w:rPr>
-        <w:t>設計類別圖</w:t>
+          <w:color w:val="000000" w:themeColor="text1"/>
+          <w:lang w:eastAsia="zh-TW"/>
+        </w:rPr>
+        <w:t>分析物件圖</w:t>
       </w:r>
       <w:r>
         <w:rPr>
@@ -6152,7 +6160,7 @@
           <w:noProof/>
           <w:lang w:eastAsia="zh-TW"/>
         </w:rPr>
-        <w:instrText xml:space="preserve"> PAGEREF _Toc230830419 \h </w:instrText>
+        <w:instrText xml:space="preserve"> PAGEREF _Toc230910124 \h </w:instrText>
       </w:r>
       <w:r>
         <w:rPr>
@@ -6209,7 +6217,7 @@
           <w:noProof/>
           <w:lang w:eastAsia="zh-TW"/>
         </w:rPr>
-        <w:t xml:space="preserve"> 7-1</w:t>
+        <w:t xml:space="preserve"> 6-1</w:t>
       </w:r>
       <w:r>
         <w:rPr>
@@ -6225,7 +6233,7 @@
           <w:noProof/>
           <w:lang w:eastAsia="zh-TW"/>
         </w:rPr>
-        <w:t>佈署圖</w:t>
+        <w:t>植物診斷循序圖</w:t>
       </w:r>
       <w:r>
         <w:rPr>
@@ -6245,7 +6253,7 @@
           <w:noProof/>
           <w:lang w:eastAsia="zh-TW"/>
         </w:rPr>
-        <w:instrText xml:space="preserve"> PAGEREF _Toc230830420 \h </w:instrText>
+        <w:instrText xml:space="preserve"> PAGEREF _Toc230910125 \h </w:instrText>
       </w:r>
       <w:r>
         <w:rPr>
@@ -6302,7 +6310,7 @@
           <w:noProof/>
           <w:lang w:eastAsia="zh-TW"/>
         </w:rPr>
-        <w:t xml:space="preserve"> 7-2</w:t>
+        <w:t xml:space="preserve"> 6-2</w:t>
       </w:r>
       <w:r>
         <w:rPr>
@@ -6318,7 +6326,7 @@
           <w:noProof/>
           <w:lang w:eastAsia="zh-TW"/>
         </w:rPr>
-        <w:t>套件圖</w:t>
+        <w:t>設計類別圖</w:t>
       </w:r>
       <w:r>
         <w:rPr>
@@ -6338,7 +6346,7 @@
           <w:noProof/>
           <w:lang w:eastAsia="zh-TW"/>
         </w:rPr>
-        <w:instrText xml:space="preserve"> PAGEREF _Toc230830421 \h </w:instrText>
+        <w:instrText xml:space="preserve"> PAGEREF _Toc230910126 \h </w:instrText>
       </w:r>
       <w:r>
         <w:rPr>
@@ -6395,7 +6403,7 @@
           <w:noProof/>
           <w:lang w:eastAsia="zh-TW"/>
         </w:rPr>
-        <w:t xml:space="preserve"> 7-3</w:t>
+        <w:t xml:space="preserve"> 7-1</w:t>
       </w:r>
       <w:r>
         <w:rPr>
@@ -6411,7 +6419,7 @@
           <w:noProof/>
           <w:lang w:eastAsia="zh-TW"/>
         </w:rPr>
-        <w:t>元件圖</w:t>
+        <w:t>佈署圖</w:t>
       </w:r>
       <w:r>
         <w:rPr>
@@ -6431,7 +6439,7 @@
           <w:noProof/>
           <w:lang w:eastAsia="zh-TW"/>
         </w:rPr>
-        <w:instrText xml:space="preserve"> PAGEREF _Toc230830422 \h </w:instrText>
+        <w:instrText xml:space="preserve"> PAGEREF _Toc230910127 \h </w:instrText>
       </w:r>
       <w:r>
         <w:rPr>
@@ -6449,7 +6457,7 @@
           <w:noProof/>
           <w:lang w:eastAsia="zh-TW"/>
         </w:rPr>
-        <w:t>12</w:t>
+        <w:t>13</w:t>
       </w:r>
       <w:r>
         <w:rPr>
@@ -6488,7 +6496,7 @@
           <w:noProof/>
           <w:lang w:eastAsia="zh-TW"/>
         </w:rPr>
-        <w:t xml:space="preserve"> 7-4</w:t>
+        <w:t xml:space="preserve"> 7-2</w:t>
       </w:r>
       <w:r>
         <w:rPr>
@@ -6504,7 +6512,7 @@
           <w:noProof/>
           <w:lang w:eastAsia="zh-TW"/>
         </w:rPr>
-        <w:t>使用者操作狀態機</w:t>
+        <w:t>套件圖</w:t>
       </w:r>
       <w:r>
         <w:rPr>
@@ -6524,7 +6532,7 @@
           <w:noProof/>
           <w:lang w:eastAsia="zh-TW"/>
         </w:rPr>
-        <w:instrText xml:space="preserve"> PAGEREF _Toc230830423 \h </w:instrText>
+        <w:instrText xml:space="preserve"> PAGEREF _Toc230910128 \h </w:instrText>
       </w:r>
       <w:r>
         <w:rPr>
@@ -6581,7 +6589,7 @@
           <w:noProof/>
           <w:lang w:eastAsia="zh-TW"/>
         </w:rPr>
-        <w:t xml:space="preserve"> 8-1</w:t>
+        <w:t xml:space="preserve"> 7-3</w:t>
       </w:r>
       <w:r>
         <w:rPr>
@@ -6597,6 +6605,192 @@
           <w:noProof/>
           <w:lang w:eastAsia="zh-TW"/>
         </w:rPr>
+        <w:t>元件圖</w:t>
+      </w:r>
+      <w:r>
+        <w:rPr>
+          <w:noProof/>
+          <w:lang w:eastAsia="zh-TW"/>
+        </w:rPr>
+        <w:tab/>
+      </w:r>
+      <w:r>
+        <w:rPr>
+          <w:noProof/>
+        </w:rPr>
+        <w:fldChar w:fldCharType="begin"/>
+      </w:r>
+      <w:r>
+        <w:rPr>
+          <w:noProof/>
+          <w:lang w:eastAsia="zh-TW"/>
+        </w:rPr>
+        <w:instrText xml:space="preserve"> PAGEREF _Toc230910129 \h </w:instrText>
+      </w:r>
+      <w:r>
+        <w:rPr>
+          <w:noProof/>
+        </w:rPr>
+      </w:r>
+      <w:r>
+        <w:rPr>
+          <w:noProof/>
+        </w:rPr>
+        <w:fldChar w:fldCharType="separate"/>
+      </w:r>
+      <w:r>
+        <w:rPr>
+          <w:noProof/>
+          <w:lang w:eastAsia="zh-TW"/>
+        </w:rPr>
+        <w:t>13</w:t>
+      </w:r>
+      <w:r>
+        <w:rPr>
+          <w:noProof/>
+        </w:rPr>
+        <w:fldChar w:fldCharType="end"/>
+      </w:r>
+    </w:p>
+    <w:p>
+      <w:pPr>
+        <w:pStyle w:val="affb"/>
+        <w:tabs>
+          <w:tab w:val="right" w:leader="dot" w:pos="10196"/>
+        </w:tabs>
+        <w:ind w:left="1680" w:hanging="560"/>
+        <w:rPr>
+          <w:rFonts w:asciiTheme="minorHAnsi" w:eastAsiaTheme="minorEastAsia" w:hAnsiTheme="minorHAnsi"/>
+          <w:noProof/>
+          <w:kern w:val="2"/>
+          <w:sz w:val="24"/>
+          <w:szCs w:val="24"/>
+          <w:lang w:eastAsia="zh-TW"/>
+          <w14:ligatures w14:val="standardContextual"/>
+        </w:rPr>
+      </w:pPr>
+      <w:r>
+        <w:rPr>
+          <w:rFonts w:hint="eastAsia"/>
+          <w:noProof/>
+          <w:lang w:eastAsia="zh-TW"/>
+        </w:rPr>
+        <w:t>圖</w:t>
+      </w:r>
+      <w:r>
+        <w:rPr>
+          <w:noProof/>
+          <w:lang w:eastAsia="zh-TW"/>
+        </w:rPr>
+        <w:t xml:space="preserve"> 7-4</w:t>
+      </w:r>
+      <w:r>
+        <w:rPr>
+          <w:noProof/>
+          <w:lang w:eastAsia="zh-TW"/>
+        </w:rPr>
+        <w:noBreakHyphen/>
+        <w:t>1</w:t>
+      </w:r>
+      <w:r>
+        <w:rPr>
+          <w:rFonts w:hint="eastAsia"/>
+          <w:noProof/>
+          <w:lang w:eastAsia="zh-TW"/>
+        </w:rPr>
+        <w:t>使用者操作狀態機</w:t>
+      </w:r>
+      <w:r>
+        <w:rPr>
+          <w:noProof/>
+          <w:lang w:eastAsia="zh-TW"/>
+        </w:rPr>
+        <w:tab/>
+      </w:r>
+      <w:r>
+        <w:rPr>
+          <w:noProof/>
+        </w:rPr>
+        <w:fldChar w:fldCharType="begin"/>
+      </w:r>
+      <w:r>
+        <w:rPr>
+          <w:noProof/>
+          <w:lang w:eastAsia="zh-TW"/>
+        </w:rPr>
+        <w:instrText xml:space="preserve"> PAGEREF _Toc230910130 \h </w:instrText>
+      </w:r>
+      <w:r>
+        <w:rPr>
+          <w:noProof/>
+        </w:rPr>
+      </w:r>
+      <w:r>
+        <w:rPr>
+          <w:noProof/>
+        </w:rPr>
+        <w:fldChar w:fldCharType="separate"/>
+      </w:r>
+      <w:r>
+        <w:rPr>
+          <w:noProof/>
+          <w:lang w:eastAsia="zh-TW"/>
+        </w:rPr>
+        <w:t>14</w:t>
+      </w:r>
+      <w:r>
+        <w:rPr>
+          <w:noProof/>
+        </w:rPr>
+        <w:fldChar w:fldCharType="end"/>
+      </w:r>
+    </w:p>
+    <w:p>
+      <w:pPr>
+        <w:pStyle w:val="affb"/>
+        <w:tabs>
+          <w:tab w:val="right" w:leader="dot" w:pos="10196"/>
+        </w:tabs>
+        <w:ind w:left="1680" w:hanging="560"/>
+        <w:rPr>
+          <w:rFonts w:asciiTheme="minorHAnsi" w:eastAsiaTheme="minorEastAsia" w:hAnsiTheme="minorHAnsi"/>
+          <w:noProof/>
+          <w:kern w:val="2"/>
+          <w:sz w:val="24"/>
+          <w:szCs w:val="24"/>
+          <w:lang w:eastAsia="zh-TW"/>
+          <w14:ligatures w14:val="standardContextual"/>
+        </w:rPr>
+      </w:pPr>
+      <w:r>
+        <w:rPr>
+          <w:rFonts w:hint="eastAsia"/>
+          <w:noProof/>
+          <w:lang w:eastAsia="zh-TW"/>
+        </w:rPr>
+        <w:t>圖</w:t>
+      </w:r>
+      <w:r>
+        <w:rPr>
+          <w:noProof/>
+          <w:lang w:eastAsia="zh-TW"/>
+        </w:rPr>
+        <w:t xml:space="preserve"> 8-1</w:t>
+      </w:r>
+      <w:r>
+        <w:rPr>
+          <w:noProof/>
+          <w:lang w:eastAsia="zh-TW"/>
+        </w:rPr>
+        <w:noBreakHyphen/>
+        <w:t>1</w:t>
+      </w:r>
+      <w:r>
+        <w:rPr>
+          <w:rFonts w:hint="eastAsia"/>
+          <w:noProof/>
+          <w:lang w:eastAsia="zh-TW"/>
+        </w:rPr>
         <w:t>資料庫實體關聯圖</w:t>
       </w:r>
       <w:r>
@@ -6617,7 +6811,7 @@
           <w:noProof/>
           <w:lang w:eastAsia="zh-TW"/>
         </w:rPr>
-        <w:instrText xml:space="preserve"> PAGEREF _Toc230830424 \h </w:instrText>
+        <w:instrText xml:space="preserve"> PAGEREF _Toc230910131 \h </w:instrText>
       </w:r>
       <w:r>
         <w:rPr>
@@ -6635,7 +6829,7 @@
           <w:noProof/>
           <w:lang w:eastAsia="zh-TW"/>
         </w:rPr>
-        <w:t>13</w:t>
+        <w:t>14</w:t>
       </w:r>
       <w:r>
         <w:rPr>
@@ -8414,7 +8608,7 @@
       <w:pPr>
         <w:pStyle w:val="1"/>
         <w:rPr>
-          <w:rFonts w:ascii="time" w:eastAsia="標楷體" w:hAnsi="time"/>
+          <w:rFonts w:ascii="time" w:eastAsia="標楷體" w:hAnsi="time" w:hint="eastAsia"/>
           <w:color w:val="auto"/>
         </w:rPr>
       </w:pPr>
@@ -8443,7 +8637,7 @@
       <w:pPr>
         <w:pStyle w:val="21"/>
         <w:rPr>
-          <w:rFonts w:ascii="time" w:eastAsia="標楷體" w:hAnsi="time"/>
+          <w:rFonts w:ascii="time" w:eastAsia="標楷體" w:hAnsi="time" w:hint="eastAsia"/>
           <w:color w:val="auto"/>
         </w:rPr>
       </w:pPr>
@@ -8503,7 +8697,7 @@
       <w:pPr>
         <w:pStyle w:val="21"/>
         <w:rPr>
-          <w:rFonts w:ascii="time" w:eastAsia="標楷體" w:hAnsi="time"/>
+          <w:rFonts w:ascii="time" w:eastAsia="標楷體" w:hAnsi="time" w:hint="eastAsia"/>
           <w:color w:val="auto"/>
           <w:lang w:eastAsia="zh-TW"/>
         </w:rPr>
@@ -8559,7 +8753,7 @@
       <w:pPr>
         <w:pStyle w:val="21"/>
         <w:rPr>
-          <w:rFonts w:ascii="time" w:eastAsia="標楷體" w:hAnsi="time"/>
+          <w:rFonts w:ascii="time" w:eastAsia="標楷體" w:hAnsi="time" w:hint="eastAsia"/>
           <w:color w:val="auto"/>
         </w:rPr>
       </w:pPr>
@@ -8775,7 +8969,7 @@
       <w:pPr>
         <w:pStyle w:val="21"/>
         <w:rPr>
-          <w:rFonts w:ascii="time" w:eastAsia="標楷體" w:hAnsi="time"/>
+          <w:rFonts w:ascii="time" w:eastAsia="標楷體" w:hAnsi="time" w:hint="eastAsia"/>
           <w:color w:val="auto"/>
         </w:rPr>
       </w:pPr>
@@ -8804,7 +8998,7 @@
       <w:pPr>
         <w:pStyle w:val="a0"/>
         <w:rPr>
-          <w:rFonts w:ascii="time" w:hAnsi="time"/>
+          <w:rFonts w:ascii="time" w:hAnsi="time" w:hint="eastAsia"/>
         </w:rPr>
       </w:pPr>
       <w:proofErr w:type="spellStart"/>
@@ -8854,7 +9048,7 @@
       <w:pPr>
         <w:pStyle w:val="a0"/>
         <w:rPr>
-          <w:rFonts w:ascii="time" w:hAnsi="time"/>
+          <w:rFonts w:ascii="time" w:hAnsi="time" w:hint="eastAsia"/>
         </w:rPr>
       </w:pPr>
       <w:proofErr w:type="spellStart"/>
@@ -8918,7 +9112,7 @@
       <w:pPr>
         <w:pStyle w:val="a0"/>
         <w:rPr>
-          <w:rFonts w:ascii="time" w:hAnsi="time"/>
+          <w:rFonts w:ascii="time" w:hAnsi="time" w:hint="eastAsia"/>
         </w:rPr>
       </w:pPr>
       <w:proofErr w:type="spellStart"/>
@@ -8954,7 +9148,7 @@
       <w:pPr>
         <w:pStyle w:val="a0"/>
         <w:rPr>
-          <w:rFonts w:ascii="time" w:hAnsi="time"/>
+          <w:rFonts w:ascii="time" w:hAnsi="time" w:hint="eastAsia"/>
           <w:lang w:eastAsia="zh-TW"/>
         </w:rPr>
       </w:pPr>
@@ -8970,7 +9164,7 @@
       <w:pPr>
         <w:pStyle w:val="a0"/>
         <w:rPr>
-          <w:rFonts w:ascii="time" w:hAnsi="time"/>
+          <w:rFonts w:ascii="time" w:hAnsi="time" w:hint="eastAsia"/>
           <w:lang w:eastAsia="zh-TW"/>
         </w:rPr>
       </w:pPr>
@@ -8986,7 +9180,7 @@
       <w:pPr>
         <w:pStyle w:val="1"/>
         <w:rPr>
-          <w:rFonts w:ascii="time" w:eastAsia="標楷體" w:hAnsi="time"/>
+          <w:rFonts w:ascii="time" w:eastAsia="標楷體" w:hAnsi="time" w:hint="eastAsia"/>
           <w:color w:val="auto"/>
           <w:lang w:eastAsia="zh-TW"/>
         </w:rPr>
@@ -9205,7 +9399,7 @@
             <w:pPr>
               <w:jc w:val="center"/>
               <w:rPr>
-                <w:rFonts w:ascii="time" w:hAnsi="time"/>
+                <w:rFonts w:ascii="time" w:hAnsi="time" w:hint="eastAsia"/>
               </w:rPr>
             </w:pPr>
             <w:proofErr w:type="spellStart"/>
@@ -9230,7 +9424,7 @@
             <w:pPr>
               <w:jc w:val="center"/>
               <w:rPr>
-                <w:rFonts w:ascii="time" w:hAnsi="time"/>
+                <w:rFonts w:ascii="time" w:hAnsi="time" w:hint="eastAsia"/>
               </w:rPr>
             </w:pPr>
             <w:proofErr w:type="spellStart"/>
@@ -9259,7 +9453,7 @@
             <w:pPr>
               <w:jc w:val="center"/>
               <w:rPr>
-                <w:rFonts w:ascii="time" w:hAnsi="time"/>
+                <w:rFonts w:ascii="time" w:hAnsi="time" w:hint="eastAsia"/>
               </w:rPr>
             </w:pPr>
             <w:proofErr w:type="spellStart"/>
@@ -9281,7 +9475,7 @@
           <w:p>
             <w:pPr>
               <w:rPr>
-                <w:rFonts w:ascii="time" w:hAnsi="time"/>
+                <w:rFonts w:ascii="time" w:hAnsi="time" w:hint="eastAsia"/>
               </w:rPr>
             </w:pPr>
             <w:proofErr w:type="spellStart"/>
@@ -9388,7 +9582,7 @@
             <w:pPr>
               <w:jc w:val="center"/>
               <w:rPr>
-                <w:rFonts w:ascii="time" w:hAnsi="time"/>
+                <w:rFonts w:ascii="time" w:hAnsi="time" w:hint="eastAsia"/>
               </w:rPr>
             </w:pPr>
             <w:proofErr w:type="spellStart"/>
@@ -9410,7 +9604,7 @@
           <w:p>
             <w:pPr>
               <w:rPr>
-                <w:rFonts w:ascii="time" w:hAnsi="time"/>
+                <w:rFonts w:ascii="time" w:hAnsi="time" w:hint="eastAsia"/>
                 <w:lang w:eastAsia="zh-TW"/>
               </w:rPr>
             </w:pPr>
@@ -9472,7 +9666,7 @@
             <w:pPr>
               <w:jc w:val="center"/>
               <w:rPr>
-                <w:rFonts w:ascii="time" w:hAnsi="time"/>
+                <w:rFonts w:ascii="time" w:hAnsi="time" w:hint="eastAsia"/>
               </w:rPr>
             </w:pPr>
             <w:proofErr w:type="spellStart"/>
@@ -9494,7 +9688,7 @@
           <w:p>
             <w:pPr>
               <w:rPr>
-                <w:rFonts w:ascii="time" w:hAnsi="time"/>
+                <w:rFonts w:ascii="time" w:hAnsi="time" w:hint="eastAsia"/>
                 <w:lang w:eastAsia="zh-TW"/>
               </w:rPr>
             </w:pPr>
@@ -9522,7 +9716,7 @@
             <w:pPr>
               <w:jc w:val="center"/>
               <w:rPr>
-                <w:rFonts w:ascii="time" w:hAnsi="time"/>
+                <w:rFonts w:ascii="time" w:hAnsi="time" w:hint="eastAsia"/>
               </w:rPr>
             </w:pPr>
             <w:proofErr w:type="spellStart"/>
@@ -9544,7 +9738,7 @@
           <w:p>
             <w:pPr>
               <w:rPr>
-                <w:rFonts w:ascii="time" w:hAnsi="time"/>
+                <w:rFonts w:ascii="time" w:hAnsi="time" w:hint="eastAsia"/>
                 <w:lang w:eastAsia="zh-TW"/>
               </w:rPr>
             </w:pPr>
@@ -9581,7 +9775,7 @@
     <w:p>
       <w:pPr>
         <w:rPr>
-          <w:rFonts w:ascii="time" w:hAnsi="time"/>
+          <w:rFonts w:ascii="time" w:hAnsi="time" w:hint="eastAsia"/>
           <w:lang w:eastAsia="zh-TW"/>
         </w:rPr>
       </w:pPr>
@@ -9590,7 +9784,7 @@
       <w:pPr>
         <w:pStyle w:val="21"/>
         <w:rPr>
-          <w:rFonts w:ascii="time" w:eastAsia="標楷體" w:hAnsi="time"/>
+          <w:rFonts w:ascii="time" w:eastAsia="標楷體" w:hAnsi="time" w:hint="eastAsia"/>
           <w:color w:val="auto"/>
           <w:lang w:eastAsia="zh-TW"/>
         </w:rPr>
@@ -9618,7 +9812,7 @@
       <w:pPr>
         <w:ind w:firstLine="454"/>
         <w:rPr>
-          <w:rFonts w:ascii="time" w:hAnsi="time"/>
+          <w:rFonts w:ascii="time" w:hAnsi="time" w:hint="eastAsia"/>
           <w:lang w:eastAsia="zh-TW"/>
         </w:rPr>
       </w:pPr>
@@ -9702,7 +9896,7 @@
           <w:lang w:eastAsia="zh-TW"/>
         </w:rPr>
       </w:pPr>
-      <w:bookmarkStart w:id="9" w:name="_Toc230830412"/>
+      <w:bookmarkStart w:id="9" w:name="_Toc230910117"/>
       <w:r>
         <w:rPr>
           <w:rFonts w:hint="eastAsia"/>
@@ -10043,7 +10237,7 @@
             <w:pPr>
               <w:jc w:val="center"/>
               <w:rPr>
-                <w:rFonts w:ascii="time" w:hAnsi="time"/>
+                <w:rFonts w:ascii="time" w:hAnsi="time" w:hint="eastAsia"/>
               </w:rPr>
             </w:pPr>
             <w:proofErr w:type="spellStart"/>
@@ -10068,7 +10262,7 @@
             <w:pPr>
               <w:jc w:val="center"/>
               <w:rPr>
-                <w:rFonts w:ascii="time" w:hAnsi="time"/>
+                <w:rFonts w:ascii="time" w:hAnsi="time" w:hint="eastAsia"/>
               </w:rPr>
             </w:pPr>
             <w:proofErr w:type="spellStart"/>
@@ -10097,7 +10291,7 @@
             <w:pPr>
               <w:jc w:val="center"/>
               <w:rPr>
-                <w:rFonts w:ascii="time" w:hAnsi="time"/>
+                <w:rFonts w:ascii="time" w:hAnsi="time" w:hint="eastAsia"/>
               </w:rPr>
             </w:pPr>
             <w:proofErr w:type="spellStart"/>
@@ -10119,7 +10313,7 @@
           <w:p>
             <w:pPr>
               <w:rPr>
-                <w:rFonts w:ascii="time" w:hAnsi="time"/>
+                <w:rFonts w:ascii="time" w:hAnsi="time" w:hint="eastAsia"/>
                 <w:lang w:eastAsia="zh-TW"/>
               </w:rPr>
             </w:pPr>
@@ -10147,7 +10341,7 @@
             <w:pPr>
               <w:jc w:val="center"/>
               <w:rPr>
-                <w:rFonts w:ascii="time" w:hAnsi="time"/>
+                <w:rFonts w:ascii="time" w:hAnsi="time" w:hint="eastAsia"/>
               </w:rPr>
             </w:pPr>
             <w:proofErr w:type="spellStart"/>
@@ -10169,7 +10363,7 @@
           <w:p>
             <w:pPr>
               <w:rPr>
-                <w:rFonts w:ascii="time" w:hAnsi="time"/>
+                <w:rFonts w:ascii="time" w:hAnsi="time" w:hint="eastAsia"/>
                 <w:lang w:eastAsia="zh-TW"/>
               </w:rPr>
             </w:pPr>
@@ -10197,7 +10391,7 @@
             <w:pPr>
               <w:jc w:val="center"/>
               <w:rPr>
-                <w:rFonts w:ascii="time" w:hAnsi="time"/>
+                <w:rFonts w:ascii="time" w:hAnsi="time" w:hint="eastAsia"/>
               </w:rPr>
             </w:pPr>
             <w:proofErr w:type="spellStart"/>
@@ -10219,7 +10413,7 @@
           <w:p>
             <w:pPr>
               <w:rPr>
-                <w:rFonts w:ascii="time" w:hAnsi="time"/>
+                <w:rFonts w:ascii="time" w:hAnsi="time" w:hint="eastAsia"/>
               </w:rPr>
             </w:pPr>
             <w:r>
@@ -10326,7 +10520,7 @@
             <w:pPr>
               <w:jc w:val="center"/>
               <w:rPr>
-                <w:rFonts w:ascii="time" w:hAnsi="time"/>
+                <w:rFonts w:ascii="time" w:hAnsi="time" w:hint="eastAsia"/>
               </w:rPr>
             </w:pPr>
             <w:proofErr w:type="spellStart"/>
@@ -10348,7 +10542,7 @@
           <w:p>
             <w:pPr>
               <w:rPr>
-                <w:rFonts w:ascii="time" w:hAnsi="time"/>
+                <w:rFonts w:ascii="time" w:hAnsi="time" w:hint="eastAsia"/>
                 <w:lang w:eastAsia="zh-TW"/>
               </w:rPr>
             </w:pPr>
@@ -10607,7 +10801,7 @@
             <w:pPr>
               <w:jc w:val="center"/>
               <w:rPr>
-                <w:rFonts w:ascii="time" w:hAnsi="time"/>
+                <w:rFonts w:ascii="time" w:hAnsi="time" w:hint="eastAsia"/>
               </w:rPr>
             </w:pPr>
             <w:proofErr w:type="spellStart"/>
@@ -10632,7 +10826,7 @@
             <w:pPr>
               <w:jc w:val="center"/>
               <w:rPr>
-                <w:rFonts w:ascii="time" w:hAnsi="time"/>
+                <w:rFonts w:ascii="time" w:hAnsi="time" w:hint="eastAsia"/>
               </w:rPr>
             </w:pPr>
             <w:proofErr w:type="spellStart"/>
@@ -10661,7 +10855,7 @@
             <w:pPr>
               <w:jc w:val="center"/>
               <w:rPr>
-                <w:rFonts w:ascii="time" w:hAnsi="time"/>
+                <w:rFonts w:ascii="time" w:hAnsi="time" w:hint="eastAsia"/>
               </w:rPr>
             </w:pPr>
             <w:r>
@@ -10690,7 +10884,7 @@
           <w:p>
             <w:pPr>
               <w:rPr>
-                <w:rFonts w:ascii="time" w:hAnsi="time"/>
+                <w:rFonts w:ascii="time" w:hAnsi="time" w:hint="eastAsia"/>
                 <w:lang w:eastAsia="zh-TW"/>
               </w:rPr>
             </w:pPr>
@@ -10718,7 +10912,7 @@
             <w:pPr>
               <w:jc w:val="center"/>
               <w:rPr>
-                <w:rFonts w:ascii="time" w:hAnsi="time"/>
+                <w:rFonts w:ascii="time" w:hAnsi="time" w:hint="eastAsia"/>
               </w:rPr>
             </w:pPr>
             <w:r>
@@ -10747,7 +10941,7 @@
           <w:p>
             <w:pPr>
               <w:rPr>
-                <w:rFonts w:ascii="time" w:hAnsi="time"/>
+                <w:rFonts w:ascii="time" w:hAnsi="time" w:hint="eastAsia"/>
                 <w:lang w:eastAsia="zh-TW"/>
               </w:rPr>
             </w:pPr>
@@ -10775,7 +10969,7 @@
             <w:pPr>
               <w:jc w:val="center"/>
               <w:rPr>
-                <w:rFonts w:ascii="time" w:hAnsi="time"/>
+                <w:rFonts w:ascii="time" w:hAnsi="time" w:hint="eastAsia"/>
               </w:rPr>
             </w:pPr>
             <w:r>
@@ -10804,7 +10998,7 @@
           <w:p>
             <w:pPr>
               <w:rPr>
-                <w:rFonts w:ascii="time" w:hAnsi="time"/>
+                <w:rFonts w:ascii="time" w:hAnsi="time" w:hint="eastAsia"/>
                 <w:lang w:eastAsia="zh-TW"/>
               </w:rPr>
             </w:pPr>
@@ -10823,7 +11017,7 @@
     <w:p>
       <w:pPr>
         <w:rPr>
-          <w:rFonts w:ascii="time" w:hAnsi="time"/>
+          <w:rFonts w:ascii="time" w:hAnsi="time" w:hint="eastAsia"/>
           <w:lang w:eastAsia="zh-TW"/>
         </w:rPr>
       </w:pPr>
@@ -10832,7 +11026,7 @@
       <w:pPr>
         <w:pStyle w:val="21"/>
         <w:rPr>
-          <w:rFonts w:ascii="time" w:eastAsia="標楷體" w:hAnsi="time"/>
+          <w:rFonts w:ascii="time" w:eastAsia="標楷體" w:hAnsi="time" w:hint="eastAsia"/>
           <w:color w:val="auto"/>
         </w:rPr>
       </w:pPr>
@@ -10875,7 +11069,7 @@
         <w:pStyle w:val="af7"/>
         <w:jc w:val="center"/>
         <w:rPr>
-          <w:rFonts w:ascii="time" w:hAnsi="time"/>
+          <w:rFonts w:ascii="time" w:hAnsi="time" w:hint="eastAsia"/>
           <w:color w:val="auto"/>
         </w:rPr>
       </w:pPr>
@@ -11053,7 +11247,7 @@
             <w:pPr>
               <w:jc w:val="center"/>
               <w:rPr>
-                <w:rFonts w:ascii="time" w:hAnsi="time"/>
+                <w:rFonts w:ascii="time" w:hAnsi="time" w:hint="eastAsia"/>
               </w:rPr>
             </w:pPr>
             <w:proofErr w:type="spellStart"/>
@@ -11078,7 +11272,7 @@
             <w:pPr>
               <w:jc w:val="center"/>
               <w:rPr>
-                <w:rFonts w:ascii="time" w:hAnsi="time"/>
+                <w:rFonts w:ascii="time" w:hAnsi="time" w:hint="eastAsia"/>
               </w:rPr>
             </w:pPr>
             <w:proofErr w:type="spellStart"/>
@@ -11107,7 +11301,7 @@
             <w:pPr>
               <w:jc w:val="center"/>
               <w:rPr>
-                <w:rFonts w:ascii="time" w:hAnsi="time"/>
+                <w:rFonts w:ascii="time" w:hAnsi="time" w:hint="eastAsia"/>
               </w:rPr>
             </w:pPr>
             <w:r>
@@ -11136,7 +11330,7 @@
           <w:p>
             <w:pPr>
               <w:rPr>
-                <w:rFonts w:ascii="time" w:hAnsi="time"/>
+                <w:rFonts w:ascii="time" w:hAnsi="time" w:hint="eastAsia"/>
                 <w:lang w:eastAsia="zh-TW"/>
               </w:rPr>
             </w:pPr>
@@ -11180,7 +11374,7 @@
             <w:pPr>
               <w:jc w:val="center"/>
               <w:rPr>
-                <w:rFonts w:ascii="time" w:hAnsi="time"/>
+                <w:rFonts w:ascii="time" w:hAnsi="time" w:hint="eastAsia"/>
               </w:rPr>
             </w:pPr>
             <w:r>
@@ -11209,7 +11403,7 @@
           <w:p>
             <w:pPr>
               <w:rPr>
-                <w:rFonts w:ascii="time" w:hAnsi="time"/>
+                <w:rFonts w:ascii="time" w:hAnsi="time" w:hint="eastAsia"/>
                 <w:lang w:eastAsia="zh-TW"/>
               </w:rPr>
             </w:pPr>
@@ -11245,7 +11439,7 @@
             <w:pPr>
               <w:jc w:val="center"/>
               <w:rPr>
-                <w:rFonts w:ascii="time" w:hAnsi="time"/>
+                <w:rFonts w:ascii="time" w:hAnsi="time" w:hint="eastAsia"/>
               </w:rPr>
             </w:pPr>
             <w:r>
@@ -11274,7 +11468,7 @@
           <w:p>
             <w:pPr>
               <w:rPr>
-                <w:rFonts w:ascii="time" w:hAnsi="time"/>
+                <w:rFonts w:ascii="time" w:hAnsi="time" w:hint="eastAsia"/>
                 <w:lang w:eastAsia="zh-TW"/>
               </w:rPr>
             </w:pPr>
@@ -11318,7 +11512,7 @@
             <w:pPr>
               <w:jc w:val="center"/>
               <w:rPr>
-                <w:rFonts w:ascii="time" w:hAnsi="time"/>
+                <w:rFonts w:ascii="time" w:hAnsi="time" w:hint="eastAsia"/>
               </w:rPr>
             </w:pPr>
             <w:r>
@@ -11347,7 +11541,7 @@
           <w:p>
             <w:pPr>
               <w:rPr>
-                <w:rFonts w:ascii="time" w:hAnsi="time"/>
+                <w:rFonts w:ascii="time" w:hAnsi="time" w:hint="eastAsia"/>
                 <w:lang w:eastAsia="zh-TW"/>
               </w:rPr>
             </w:pPr>
@@ -11398,7 +11592,7 @@
     <w:p>
       <w:pPr>
         <w:rPr>
-          <w:rFonts w:ascii="time" w:hAnsi="time"/>
+          <w:rFonts w:ascii="time" w:hAnsi="time" w:hint="eastAsia"/>
           <w:lang w:eastAsia="zh-TW"/>
         </w:rPr>
       </w:pPr>
@@ -11407,7 +11601,7 @@
       <w:pPr>
         <w:pStyle w:val="1"/>
         <w:rPr>
-          <w:rFonts w:ascii="time" w:eastAsia="標楷體" w:hAnsi="time"/>
+          <w:rFonts w:ascii="time" w:eastAsia="標楷體" w:hAnsi="time" w:hint="eastAsia"/>
           <w:color w:val="auto"/>
         </w:rPr>
       </w:pPr>
@@ -11436,7 +11630,7 @@
       <w:pPr>
         <w:pStyle w:val="21"/>
         <w:rPr>
-          <w:rFonts w:ascii="time" w:eastAsia="標楷體" w:hAnsi="time"/>
+          <w:rFonts w:ascii="time" w:eastAsia="標楷體" w:hAnsi="time" w:hint="eastAsia"/>
           <w:color w:val="auto"/>
         </w:rPr>
       </w:pPr>
@@ -11463,7 +11657,7 @@
       <w:pPr>
         <w:jc w:val="center"/>
         <w:rPr>
-          <w:rFonts w:ascii="time" w:hAnsi="time"/>
+          <w:rFonts w:ascii="time" w:hAnsi="time" w:hint="eastAsia"/>
         </w:rPr>
       </w:pPr>
       <w:r>
@@ -11513,12 +11707,12 @@
         <w:pStyle w:val="af7"/>
         <w:jc w:val="center"/>
         <w:rPr>
-          <w:rFonts w:ascii="time" w:hAnsi="time"/>
+          <w:rFonts w:ascii="time" w:hAnsi="time" w:hint="eastAsia"/>
           <w:color w:val="auto"/>
           <w:lang w:eastAsia="zh-TW"/>
         </w:rPr>
       </w:pPr>
-      <w:bookmarkStart w:id="17" w:name="_Toc230830413"/>
+      <w:bookmarkStart w:id="17" w:name="_Toc230910118"/>
       <w:r>
         <w:rPr>
           <w:rFonts w:hint="eastAsia"/>
@@ -11674,7 +11868,7 @@
       <w:pPr>
         <w:spacing w:after="200"/>
         <w:rPr>
-          <w:rFonts w:ascii="time" w:hAnsi="time"/>
+          <w:rFonts w:ascii="time" w:hAnsi="time" w:hint="eastAsia"/>
           <w:lang w:eastAsia="zh-TW"/>
         </w:rPr>
       </w:pPr>
@@ -11690,7 +11884,7 @@
       <w:pPr>
         <w:ind w:firstLine="454"/>
         <w:rPr>
-          <w:rFonts w:ascii="time" w:hAnsi="time"/>
+          <w:rFonts w:ascii="time" w:hAnsi="time" w:hint="eastAsia"/>
           <w:lang w:eastAsia="zh-TW"/>
         </w:rPr>
       </w:pPr>
@@ -11837,7 +12031,7 @@
       <w:pPr>
         <w:pStyle w:val="21"/>
         <w:rPr>
-          <w:rFonts w:ascii="time" w:eastAsia="標楷體" w:hAnsi="time"/>
+          <w:rFonts w:ascii="time" w:eastAsia="標楷體" w:hAnsi="time" w:hint="eastAsia"/>
           <w:color w:val="auto"/>
           <w:lang w:eastAsia="zh-TW"/>
         </w:rPr>
@@ -12039,7 +12233,7 @@
             <w:pPr>
               <w:jc w:val="center"/>
               <w:rPr>
-                <w:rFonts w:ascii="time" w:hAnsi="time"/>
+                <w:rFonts w:ascii="time" w:hAnsi="time" w:hint="eastAsia"/>
               </w:rPr>
             </w:pPr>
             <w:proofErr w:type="spellStart"/>
@@ -12064,7 +12258,7 @@
             <w:pPr>
               <w:jc w:val="center"/>
               <w:rPr>
-                <w:rFonts w:ascii="time" w:hAnsi="time"/>
+                <w:rFonts w:ascii="time" w:hAnsi="time" w:hint="eastAsia"/>
               </w:rPr>
             </w:pPr>
             <w:proofErr w:type="spellStart"/>
@@ -12093,7 +12287,7 @@
             <w:pPr>
               <w:jc w:val="center"/>
               <w:rPr>
-                <w:rFonts w:ascii="time" w:hAnsi="time"/>
+                <w:rFonts w:ascii="time" w:hAnsi="time" w:hint="eastAsia"/>
               </w:rPr>
             </w:pPr>
             <w:proofErr w:type="spellStart"/>
@@ -12115,7 +12309,7 @@
           <w:p>
             <w:pPr>
               <w:rPr>
-                <w:rFonts w:ascii="time" w:hAnsi="time"/>
+                <w:rFonts w:ascii="time" w:hAnsi="time" w:hint="eastAsia"/>
                 <w:lang w:eastAsia="zh-TW"/>
               </w:rPr>
             </w:pPr>
@@ -12151,7 +12345,7 @@
             <w:pPr>
               <w:jc w:val="center"/>
               <w:rPr>
-                <w:rFonts w:ascii="time" w:hAnsi="time"/>
+                <w:rFonts w:ascii="time" w:hAnsi="time" w:hint="eastAsia"/>
               </w:rPr>
             </w:pPr>
             <w:proofErr w:type="spellStart"/>
@@ -12173,7 +12367,7 @@
           <w:p>
             <w:pPr>
               <w:rPr>
-                <w:rFonts w:ascii="time" w:hAnsi="time"/>
+                <w:rFonts w:ascii="time" w:hAnsi="time" w:hint="eastAsia"/>
               </w:rPr>
             </w:pPr>
             <w:r>
@@ -12290,7 +12484,7 @@
             <w:pPr>
               <w:jc w:val="center"/>
               <w:rPr>
-                <w:rFonts w:ascii="time" w:hAnsi="time"/>
+                <w:rFonts w:ascii="time" w:hAnsi="time" w:hint="eastAsia"/>
               </w:rPr>
             </w:pPr>
             <w:proofErr w:type="spellStart"/>
@@ -12312,7 +12506,7 @@
           <w:p>
             <w:pPr>
               <w:rPr>
-                <w:rFonts w:ascii="time" w:hAnsi="time"/>
+                <w:rFonts w:ascii="time" w:hAnsi="time" w:hint="eastAsia"/>
               </w:rPr>
             </w:pPr>
             <w:proofErr w:type="spellStart"/>
@@ -12440,7 +12634,7 @@
             <w:pPr>
               <w:jc w:val="center"/>
               <w:rPr>
-                <w:rFonts w:ascii="time" w:hAnsi="time"/>
+                <w:rFonts w:ascii="time" w:hAnsi="time" w:hint="eastAsia"/>
               </w:rPr>
             </w:pPr>
             <w:proofErr w:type="spellStart"/>
@@ -12462,7 +12656,7 @@
           <w:p>
             <w:pPr>
               <w:rPr>
-                <w:rFonts w:ascii="time" w:hAnsi="time"/>
+                <w:rFonts w:ascii="time" w:hAnsi="time" w:hint="eastAsia"/>
               </w:rPr>
             </w:pPr>
             <w:proofErr w:type="spellStart"/>
@@ -12575,7 +12769,7 @@
             <w:pPr>
               <w:jc w:val="center"/>
               <w:rPr>
-                <w:rFonts w:ascii="time" w:hAnsi="time"/>
+                <w:rFonts w:ascii="time" w:hAnsi="time" w:hint="eastAsia"/>
               </w:rPr>
             </w:pPr>
             <w:proofErr w:type="spellStart"/>
@@ -12597,7 +12791,7 @@
           <w:p>
             <w:pPr>
               <w:rPr>
-                <w:rFonts w:ascii="time" w:hAnsi="time"/>
+                <w:rFonts w:ascii="time" w:hAnsi="time" w:hint="eastAsia"/>
               </w:rPr>
             </w:pPr>
             <w:r>
@@ -12651,7 +12845,7 @@
     <w:p>
       <w:pPr>
         <w:rPr>
-          <w:rFonts w:ascii="time" w:hAnsi="time"/>
+          <w:rFonts w:ascii="time" w:hAnsi="time" w:hint="eastAsia"/>
         </w:rPr>
       </w:pPr>
     </w:p>
@@ -12659,7 +12853,7 @@
       <w:pPr>
         <w:pStyle w:val="21"/>
         <w:rPr>
-          <w:rFonts w:ascii="time" w:eastAsia="標楷體" w:hAnsi="time"/>
+          <w:rFonts w:ascii="time" w:eastAsia="標楷體" w:hAnsi="time" w:hint="eastAsia"/>
           <w:color w:val="auto"/>
         </w:rPr>
       </w:pPr>
@@ -12860,7 +13054,7 @@
             <w:pPr>
               <w:jc w:val="center"/>
               <w:rPr>
-                <w:rFonts w:ascii="time" w:hAnsi="time"/>
+                <w:rFonts w:ascii="time" w:hAnsi="time" w:hint="eastAsia"/>
               </w:rPr>
             </w:pPr>
             <w:proofErr w:type="spellStart"/>
@@ -12903,7 +13097,7 @@
             <w:pPr>
               <w:jc w:val="center"/>
               <w:rPr>
-                <w:rFonts w:ascii="time" w:hAnsi="time"/>
+                <w:rFonts w:ascii="time" w:hAnsi="time" w:hint="eastAsia"/>
               </w:rPr>
             </w:pPr>
             <w:proofErr w:type="spellStart"/>
@@ -12932,7 +13126,7 @@
             <w:pPr>
               <w:jc w:val="center"/>
               <w:rPr>
-                <w:rFonts w:ascii="time" w:hAnsi="time"/>
+                <w:rFonts w:ascii="time" w:hAnsi="time" w:hint="eastAsia"/>
               </w:rPr>
             </w:pPr>
             <w:r>
@@ -12952,7 +13146,7 @@
           <w:p>
             <w:pPr>
               <w:rPr>
-                <w:rFonts w:ascii="time" w:hAnsi="time"/>
+                <w:rFonts w:ascii="time" w:hAnsi="time" w:hint="eastAsia"/>
                 <w:lang w:eastAsia="zh-TW"/>
               </w:rPr>
             </w:pPr>
@@ -12980,7 +13174,7 @@
             <w:pPr>
               <w:jc w:val="center"/>
               <w:rPr>
-                <w:rFonts w:ascii="time" w:hAnsi="time"/>
+                <w:rFonts w:ascii="time" w:hAnsi="time" w:hint="eastAsia"/>
               </w:rPr>
             </w:pPr>
             <w:proofErr w:type="spellStart"/>
@@ -13018,7 +13212,7 @@
           <w:p>
             <w:pPr>
               <w:rPr>
-                <w:rFonts w:ascii="time" w:hAnsi="time"/>
+                <w:rFonts w:ascii="time" w:hAnsi="time" w:hint="eastAsia"/>
               </w:rPr>
             </w:pPr>
             <w:proofErr w:type="spellStart"/>
@@ -13084,7 +13278,7 @@
           <w:p>
             <w:pPr>
               <w:rPr>
-                <w:rFonts w:ascii="time" w:hAnsi="time"/>
+                <w:rFonts w:ascii="time" w:hAnsi="time" w:hint="eastAsia"/>
               </w:rPr>
             </w:pPr>
             <w:r>
@@ -13105,7 +13299,7 @@
             <w:pPr>
               <w:jc w:val="center"/>
               <w:rPr>
-                <w:rFonts w:ascii="time" w:hAnsi="time"/>
+                <w:rFonts w:ascii="time" w:hAnsi="time" w:hint="eastAsia"/>
                 <w:lang w:eastAsia="zh-TW"/>
               </w:rPr>
             </w:pPr>
@@ -13132,7 +13326,7 @@
           <w:p>
             <w:pPr>
               <w:rPr>
-                <w:rFonts w:ascii="time" w:hAnsi="time"/>
+                <w:rFonts w:ascii="time" w:hAnsi="time" w:hint="eastAsia"/>
               </w:rPr>
             </w:pPr>
             <w:r>
@@ -13169,7 +13363,7 @@
             <w:pPr>
               <w:jc w:val="center"/>
               <w:rPr>
-                <w:rFonts w:ascii="time" w:hAnsi="time"/>
+                <w:rFonts w:ascii="time" w:hAnsi="time" w:hint="eastAsia"/>
                 <w:lang w:eastAsia="zh-TW"/>
               </w:rPr>
             </w:pPr>
@@ -13197,7 +13391,7 @@
             <w:pPr>
               <w:jc w:val="center"/>
               <w:rPr>
-                <w:rFonts w:ascii="time" w:hAnsi="time"/>
+                <w:rFonts w:ascii="time" w:hAnsi="time" w:hint="eastAsia"/>
               </w:rPr>
             </w:pPr>
             <w:r>
@@ -13218,7 +13412,7 @@
             <w:pPr>
               <w:jc w:val="center"/>
               <w:rPr>
-                <w:rFonts w:ascii="time" w:hAnsi="time"/>
+                <w:rFonts w:ascii="time" w:hAnsi="time" w:hint="eastAsia"/>
                 <w:lang w:eastAsia="zh-TW"/>
               </w:rPr>
             </w:pPr>
@@ -13246,7 +13440,7 @@
             <w:pPr>
               <w:jc w:val="center"/>
               <w:rPr>
-                <w:rFonts w:ascii="time" w:hAnsi="time"/>
+                <w:rFonts w:ascii="time" w:hAnsi="time" w:hint="eastAsia"/>
               </w:rPr>
             </w:pPr>
             <w:r>
@@ -13267,7 +13461,7 @@
             <w:pPr>
               <w:jc w:val="center"/>
               <w:rPr>
-                <w:rFonts w:ascii="time" w:hAnsi="time"/>
+                <w:rFonts w:ascii="time" w:hAnsi="time" w:hint="eastAsia"/>
                 <w:lang w:eastAsia="zh-TW"/>
               </w:rPr>
             </w:pPr>
@@ -13286,7 +13480,7 @@
     <w:p>
       <w:pPr>
         <w:rPr>
-          <w:rFonts w:ascii="time" w:hAnsi="time"/>
+          <w:rFonts w:ascii="time" w:hAnsi="time" w:hint="eastAsia"/>
           <w:lang w:eastAsia="zh-TW"/>
         </w:rPr>
       </w:pPr>
@@ -13295,7 +13489,7 @@
       <w:pPr>
         <w:spacing w:after="200"/>
         <w:rPr>
-          <w:rFonts w:ascii="time" w:hAnsi="time"/>
+          <w:rFonts w:ascii="time" w:hAnsi="time" w:hint="eastAsia"/>
           <w:lang w:eastAsia="zh-TW"/>
         </w:rPr>
       </w:pPr>
@@ -13311,7 +13505,7 @@
       <w:pPr>
         <w:pStyle w:val="1"/>
         <w:rPr>
-          <w:rFonts w:ascii="time" w:eastAsia="標楷體" w:hAnsi="time"/>
+          <w:rFonts w:ascii="time" w:eastAsia="標楷體" w:hAnsi="time" w:hint="eastAsia"/>
           <w:color w:val="auto"/>
           <w:lang w:eastAsia="zh-TW"/>
         </w:rPr>
@@ -13332,7 +13526,7 @@
       <w:pPr>
         <w:pStyle w:val="21"/>
         <w:rPr>
-          <w:rFonts w:ascii="time" w:eastAsia="標楷體" w:hAnsi="time"/>
+          <w:rFonts w:ascii="time" w:eastAsia="標楷體" w:hAnsi="time" w:hint="eastAsia"/>
           <w:color w:val="auto"/>
         </w:rPr>
       </w:pPr>
@@ -13407,12 +13601,12 @@
         <w:pStyle w:val="af7"/>
         <w:jc w:val="center"/>
         <w:rPr>
-          <w:rFonts w:ascii="time" w:hAnsi="time"/>
+          <w:rFonts w:ascii="time" w:hAnsi="time" w:hint="eastAsia"/>
           <w:color w:val="auto"/>
           <w:lang w:eastAsia="zh-TW"/>
         </w:rPr>
       </w:pPr>
-      <w:bookmarkStart w:id="24" w:name="_Toc230830414"/>
+      <w:bookmarkStart w:id="24" w:name="_Toc230910119"/>
       <w:r>
         <w:rPr>
           <w:rFonts w:hint="eastAsia"/>
@@ -13568,7 +13762,7 @@
       <w:pPr>
         <w:pStyle w:val="af7"/>
         <w:rPr>
-          <w:rFonts w:ascii="time" w:hAnsi="time"/>
+          <w:rFonts w:ascii="time" w:hAnsi="time" w:hint="eastAsia"/>
           <w:color w:val="auto"/>
           <w:lang w:eastAsia="zh-TW"/>
         </w:rPr>
@@ -13763,7 +13957,7 @@
             <w:pPr>
               <w:jc w:val="center"/>
               <w:rPr>
-                <w:rFonts w:ascii="time" w:hAnsi="time"/>
+                <w:rFonts w:ascii="time" w:hAnsi="time" w:hint="eastAsia"/>
               </w:rPr>
             </w:pPr>
             <w:proofErr w:type="spellStart"/>
@@ -13788,7 +13982,7 @@
             <w:pPr>
               <w:jc w:val="center"/>
               <w:rPr>
-                <w:rFonts w:ascii="time" w:hAnsi="time"/>
+                <w:rFonts w:ascii="time" w:hAnsi="time" w:hint="eastAsia"/>
               </w:rPr>
             </w:pPr>
             <w:proofErr w:type="spellStart"/>
@@ -13813,7 +14007,7 @@
             <w:pPr>
               <w:jc w:val="center"/>
               <w:rPr>
-                <w:rFonts w:ascii="time" w:hAnsi="time"/>
+                <w:rFonts w:ascii="time" w:hAnsi="time" w:hint="eastAsia"/>
               </w:rPr>
             </w:pPr>
             <w:proofErr w:type="spellStart"/>
@@ -13842,7 +14036,7 @@
             <w:pPr>
               <w:jc w:val="center"/>
               <w:rPr>
-                <w:rFonts w:ascii="time" w:hAnsi="time"/>
+                <w:rFonts w:ascii="time" w:hAnsi="time" w:hint="eastAsia"/>
               </w:rPr>
             </w:pPr>
             <w:proofErr w:type="spellStart"/>
@@ -13864,7 +14058,7 @@
           <w:p>
             <w:pPr>
               <w:rPr>
-                <w:rFonts w:ascii="time" w:hAnsi="time"/>
+                <w:rFonts w:ascii="time" w:hAnsi="time" w:hint="eastAsia"/>
                 <w:lang w:eastAsia="zh-TW"/>
               </w:rPr>
             </w:pPr>
@@ -13903,7 +14097,7 @@
             <w:pPr>
               <w:jc w:val="center"/>
               <w:rPr>
-                <w:rFonts w:ascii="time" w:hAnsi="time"/>
+                <w:rFonts w:ascii="time" w:hAnsi="time" w:hint="eastAsia"/>
                 <w:lang w:eastAsia="zh-TW"/>
               </w:rPr>
             </w:pPr>
@@ -13931,7 +14125,7 @@
             <w:pPr>
               <w:jc w:val="center"/>
               <w:rPr>
-                <w:rFonts w:ascii="time" w:hAnsi="time"/>
+                <w:rFonts w:ascii="time" w:hAnsi="time" w:hint="eastAsia"/>
               </w:rPr>
             </w:pPr>
             <w:proofErr w:type="spellStart"/>
@@ -13953,7 +14147,7 @@
           <w:p>
             <w:pPr>
               <w:rPr>
-                <w:rFonts w:ascii="time" w:hAnsi="time"/>
+                <w:rFonts w:ascii="time" w:hAnsi="time" w:hint="eastAsia"/>
               </w:rPr>
             </w:pPr>
             <w:proofErr w:type="spellStart"/>
@@ -13989,7 +14183,7 @@
           <w:p>
             <w:pPr>
               <w:rPr>
-                <w:rFonts w:ascii="time" w:hAnsi="time"/>
+                <w:rFonts w:ascii="time" w:hAnsi="time" w:hint="eastAsia"/>
               </w:rPr>
             </w:pPr>
             <w:proofErr w:type="spellStart"/>
@@ -14045,7 +14239,7 @@
             <w:pPr>
               <w:jc w:val="center"/>
               <w:rPr>
-                <w:rFonts w:ascii="time" w:hAnsi="time"/>
+                <w:rFonts w:ascii="time" w:hAnsi="time" w:hint="eastAsia"/>
               </w:rPr>
             </w:pPr>
             <w:proofErr w:type="spellStart"/>
@@ -14067,7 +14261,7 @@
           <w:p>
             <w:pPr>
               <w:rPr>
-                <w:rFonts w:ascii="time" w:hAnsi="time"/>
+                <w:rFonts w:ascii="time" w:hAnsi="time" w:hint="eastAsia"/>
                 <w:lang w:eastAsia="zh-TW"/>
               </w:rPr>
             </w:pPr>
@@ -14089,7 +14283,7 @@
           <w:p>
             <w:pPr>
               <w:rPr>
-                <w:rFonts w:ascii="time" w:hAnsi="time"/>
+                <w:rFonts w:ascii="time" w:hAnsi="time" w:hint="eastAsia"/>
               </w:rPr>
             </w:pPr>
             <w:proofErr w:type="spellStart"/>
@@ -14156,7 +14350,7 @@
             <w:pPr>
               <w:jc w:val="center"/>
               <w:rPr>
-                <w:rFonts w:ascii="time" w:hAnsi="time"/>
+                <w:rFonts w:ascii="time" w:hAnsi="time" w:hint="eastAsia"/>
               </w:rPr>
             </w:pPr>
             <w:proofErr w:type="spellStart"/>
@@ -14178,7 +14372,7 @@
           <w:p>
             <w:pPr>
               <w:rPr>
-                <w:rFonts w:ascii="time" w:hAnsi="time"/>
+                <w:rFonts w:ascii="time" w:hAnsi="time" w:hint="eastAsia"/>
                 <w:lang w:eastAsia="zh-TW"/>
               </w:rPr>
             </w:pPr>
@@ -14201,7 +14395,7 @@
             <w:pPr>
               <w:jc w:val="center"/>
               <w:rPr>
-                <w:rFonts w:ascii="time" w:hAnsi="time"/>
+                <w:rFonts w:ascii="time" w:hAnsi="time" w:hint="eastAsia"/>
               </w:rPr>
             </w:pPr>
             <w:r>
@@ -14234,7 +14428,7 @@
             <w:pPr>
               <w:jc w:val="center"/>
               <w:rPr>
-                <w:rFonts w:ascii="time" w:hAnsi="time"/>
+                <w:rFonts w:ascii="time" w:hAnsi="time" w:hint="eastAsia"/>
               </w:rPr>
             </w:pPr>
             <w:proofErr w:type="spellStart"/>
@@ -14256,7 +14450,7 @@
           <w:p>
             <w:pPr>
               <w:rPr>
-                <w:rFonts w:ascii="time" w:hAnsi="time"/>
+                <w:rFonts w:ascii="time" w:hAnsi="time" w:hint="eastAsia"/>
                 <w:lang w:eastAsia="zh-TW"/>
               </w:rPr>
             </w:pPr>
@@ -14311,7 +14505,7 @@
             <w:pPr>
               <w:jc w:val="center"/>
               <w:rPr>
-                <w:rFonts w:ascii="time" w:hAnsi="time"/>
+                <w:rFonts w:ascii="time" w:hAnsi="time" w:hint="eastAsia"/>
                 <w:lang w:eastAsia="zh-TW"/>
               </w:rPr>
             </w:pPr>
@@ -14339,7 +14533,7 @@
             <w:pPr>
               <w:jc w:val="center"/>
               <w:rPr>
-                <w:rFonts w:ascii="time" w:hAnsi="time"/>
+                <w:rFonts w:ascii="time" w:hAnsi="time" w:hint="eastAsia"/>
               </w:rPr>
             </w:pPr>
             <w:proofErr w:type="spellStart"/>
@@ -14361,7 +14555,7 @@
           <w:p>
             <w:pPr>
               <w:rPr>
-                <w:rFonts w:ascii="time" w:hAnsi="time"/>
+                <w:rFonts w:ascii="time" w:hAnsi="time" w:hint="eastAsia"/>
                 <w:lang w:eastAsia="zh-TW"/>
               </w:rPr>
             </w:pPr>
@@ -14384,7 +14578,7 @@
             <w:pPr>
               <w:jc w:val="center"/>
               <w:rPr>
-                <w:rFonts w:ascii="time" w:hAnsi="time"/>
+                <w:rFonts w:ascii="time" w:hAnsi="time" w:hint="eastAsia"/>
               </w:rPr>
             </w:pPr>
             <w:proofErr w:type="spellStart"/>
@@ -14410,7 +14604,7 @@
     <w:p>
       <w:pPr>
         <w:rPr>
-          <w:rFonts w:ascii="time" w:hAnsi="time"/>
+          <w:rFonts w:ascii="time" w:hAnsi="time" w:hint="eastAsia"/>
         </w:rPr>
       </w:pPr>
     </w:p>
@@ -14418,7 +14612,7 @@
       <w:pPr>
         <w:spacing w:after="200"/>
         <w:rPr>
-          <w:rFonts w:ascii="time" w:hAnsi="time"/>
+          <w:rFonts w:ascii="time" w:hAnsi="time" w:hint="eastAsia"/>
         </w:rPr>
       </w:pPr>
       <w:r>
@@ -14432,7 +14626,7 @@
       <w:pPr>
         <w:pStyle w:val="21"/>
         <w:rPr>
-          <w:rFonts w:ascii="time" w:eastAsia="標楷體" w:hAnsi="time"/>
+          <w:rFonts w:ascii="time" w:eastAsia="標楷體" w:hAnsi="time" w:hint="eastAsia"/>
           <w:color w:val="auto"/>
         </w:rPr>
       </w:pPr>
@@ -14461,7 +14655,7 @@
         <w:pStyle w:val="af7"/>
         <w:jc w:val="center"/>
         <w:rPr>
-          <w:rFonts w:ascii="time" w:hAnsi="time"/>
+          <w:rFonts w:ascii="time" w:hAnsi="time" w:hint="eastAsia"/>
           <w:color w:val="auto"/>
           <w:lang w:eastAsia="zh-TW"/>
         </w:rPr>
@@ -14621,7 +14815,7 @@
     <w:p>
       <w:pPr>
         <w:rPr>
-          <w:rFonts w:ascii="time" w:hAnsi="time"/>
+          <w:rFonts w:ascii="time" w:hAnsi="time" w:hint="eastAsia"/>
           <w:lang w:eastAsia="zh-TW"/>
         </w:rPr>
       </w:pPr>
@@ -14630,7 +14824,7 @@
       <w:pPr>
         <w:pStyle w:val="21"/>
         <w:rPr>
-          <w:rFonts w:ascii="time" w:eastAsia="標楷體" w:hAnsi="time"/>
+          <w:rFonts w:ascii="time" w:eastAsia="標楷體" w:hAnsi="time" w:hint="eastAsia"/>
           <w:color w:val="auto"/>
           <w:lang w:eastAsia="zh-TW"/>
         </w:rPr>
@@ -14675,7 +14869,7 @@
         <w:pStyle w:val="af7"/>
         <w:jc w:val="center"/>
         <w:rPr>
-          <w:rFonts w:ascii="time" w:hAnsi="time"/>
+          <w:rFonts w:ascii="time" w:hAnsi="time" w:hint="eastAsia"/>
           <w:color w:val="auto"/>
           <w:lang w:eastAsia="zh-TW"/>
         </w:rPr>
@@ -14823,7 +15017,7 @@
       <w:pPr>
         <w:spacing w:after="200"/>
         <w:rPr>
-          <w:rFonts w:ascii="time" w:hAnsi="time" w:cstheme="majorBidi"/>
+          <w:rFonts w:ascii="time" w:hAnsi="time" w:cstheme="majorBidi" w:hint="eastAsia"/>
           <w:b/>
           <w:bCs/>
           <w:sz w:val="36"/>
@@ -14843,7 +15037,7 @@
       <w:pPr>
         <w:pStyle w:val="1"/>
         <w:rPr>
-          <w:rFonts w:ascii="time" w:eastAsia="標楷體" w:hAnsi="time"/>
+          <w:rFonts w:ascii="time" w:eastAsia="標楷體" w:hAnsi="time" w:hint="eastAsia"/>
           <w:color w:val="auto"/>
         </w:rPr>
       </w:pPr>
@@ -15062,7 +15256,7 @@
             <w:pPr>
               <w:jc w:val="center"/>
               <w:rPr>
-                <w:rFonts w:ascii="time" w:hAnsi="time"/>
+                <w:rFonts w:ascii="time" w:hAnsi="time" w:hint="eastAsia"/>
               </w:rPr>
             </w:pPr>
             <w:proofErr w:type="spellStart"/>
@@ -15087,7 +15281,7 @@
             <w:pPr>
               <w:jc w:val="center"/>
               <w:rPr>
-                <w:rFonts w:ascii="time" w:hAnsi="time"/>
+                <w:rFonts w:ascii="time" w:hAnsi="time" w:hint="eastAsia"/>
               </w:rPr>
             </w:pPr>
             <w:proofErr w:type="spellStart"/>
@@ -15112,7 +15306,7 @@
             <w:pPr>
               <w:jc w:val="center"/>
               <w:rPr>
-                <w:rFonts w:ascii="time" w:hAnsi="time"/>
+                <w:rFonts w:ascii="time" w:hAnsi="time" w:hint="eastAsia"/>
               </w:rPr>
             </w:pPr>
             <w:proofErr w:type="spellStart"/>
@@ -15141,7 +15335,7 @@
             <w:pPr>
               <w:jc w:val="center"/>
               <w:rPr>
-                <w:rFonts w:ascii="time" w:hAnsi="time"/>
+                <w:rFonts w:ascii="time" w:hAnsi="time" w:hint="eastAsia"/>
               </w:rPr>
             </w:pPr>
             <w:r>
@@ -15162,7 +15356,7 @@
             <w:pPr>
               <w:jc w:val="center"/>
               <w:rPr>
-                <w:rFonts w:ascii="time" w:hAnsi="time"/>
+                <w:rFonts w:ascii="time" w:hAnsi="time" w:hint="eastAsia"/>
                 <w:lang w:eastAsia="zh-TW"/>
               </w:rPr>
             </w:pPr>
@@ -15184,7 +15378,7 @@
           <w:p>
             <w:pPr>
               <w:rPr>
-                <w:rFonts w:ascii="time" w:hAnsi="time"/>
+                <w:rFonts w:ascii="time" w:hAnsi="time" w:hint="eastAsia"/>
               </w:rPr>
             </w:pPr>
             <w:proofErr w:type="spellStart"/>
@@ -15240,7 +15434,7 @@
             <w:pPr>
               <w:jc w:val="center"/>
               <w:rPr>
-                <w:rFonts w:ascii="time" w:hAnsi="time"/>
+                <w:rFonts w:ascii="time" w:hAnsi="time" w:hint="eastAsia"/>
               </w:rPr>
             </w:pPr>
             <w:r>
@@ -15260,7 +15454,7 @@
           <w:p>
             <w:pPr>
               <w:rPr>
-                <w:rFonts w:ascii="time" w:hAnsi="time"/>
+                <w:rFonts w:ascii="time" w:hAnsi="time" w:hint="eastAsia"/>
                 <w:lang w:eastAsia="zh-TW"/>
               </w:rPr>
             </w:pPr>
@@ -15298,7 +15492,7 @@
           <w:p>
             <w:pPr>
               <w:rPr>
-                <w:rFonts w:ascii="time" w:hAnsi="time"/>
+                <w:rFonts w:ascii="time" w:hAnsi="time" w:hint="eastAsia"/>
               </w:rPr>
             </w:pPr>
             <w:proofErr w:type="spellStart"/>
@@ -15368,7 +15562,7 @@
             <w:pPr>
               <w:jc w:val="center"/>
               <w:rPr>
-                <w:rFonts w:ascii="time" w:hAnsi="time"/>
+                <w:rFonts w:ascii="time" w:hAnsi="time" w:hint="eastAsia"/>
               </w:rPr>
             </w:pPr>
             <w:r>
@@ -15389,7 +15583,7 @@
             <w:pPr>
               <w:jc w:val="center"/>
               <w:rPr>
-                <w:rFonts w:ascii="time" w:hAnsi="time"/>
+                <w:rFonts w:ascii="time" w:hAnsi="time" w:hint="eastAsia"/>
                 <w:lang w:eastAsia="zh-TW"/>
               </w:rPr>
             </w:pPr>
@@ -15411,7 +15605,7 @@
           <w:p>
             <w:pPr>
               <w:rPr>
-                <w:rFonts w:ascii="time" w:hAnsi="time"/>
+                <w:rFonts w:ascii="time" w:hAnsi="time" w:hint="eastAsia"/>
               </w:rPr>
             </w:pPr>
             <w:proofErr w:type="spellStart"/>
@@ -15453,7 +15647,7 @@
             <w:pPr>
               <w:jc w:val="center"/>
               <w:rPr>
-                <w:rFonts w:ascii="time" w:hAnsi="time"/>
+                <w:rFonts w:ascii="time" w:hAnsi="time" w:hint="eastAsia"/>
               </w:rPr>
             </w:pPr>
             <w:r>
@@ -15474,7 +15668,7 @@
             <w:pPr>
               <w:jc w:val="center"/>
               <w:rPr>
-                <w:rFonts w:ascii="time" w:hAnsi="time"/>
+                <w:rFonts w:ascii="time" w:hAnsi="time" w:hint="eastAsia"/>
                 <w:lang w:eastAsia="zh-TW"/>
               </w:rPr>
             </w:pPr>
@@ -15496,7 +15690,7 @@
           <w:p>
             <w:pPr>
               <w:rPr>
-                <w:rFonts w:ascii="time" w:hAnsi="time"/>
+                <w:rFonts w:ascii="time" w:hAnsi="time" w:hint="eastAsia"/>
               </w:rPr>
             </w:pPr>
             <w:r>
@@ -15568,7 +15762,7 @@
             <w:pPr>
               <w:jc w:val="center"/>
               <w:rPr>
-                <w:rFonts w:ascii="time" w:hAnsi="time"/>
+                <w:rFonts w:ascii="time" w:hAnsi="time" w:hint="eastAsia"/>
               </w:rPr>
             </w:pPr>
             <w:r>
@@ -15589,7 +15783,7 @@
             <w:pPr>
               <w:jc w:val="center"/>
               <w:rPr>
-                <w:rFonts w:ascii="time" w:hAnsi="time"/>
+                <w:rFonts w:ascii="time" w:hAnsi="time" w:hint="eastAsia"/>
                 <w:lang w:eastAsia="zh-TW"/>
               </w:rPr>
             </w:pPr>
@@ -15611,7 +15805,7 @@
           <w:p>
             <w:pPr>
               <w:rPr>
-                <w:rFonts w:ascii="time" w:hAnsi="time"/>
+                <w:rFonts w:ascii="time" w:hAnsi="time" w:hint="eastAsia"/>
               </w:rPr>
             </w:pPr>
             <w:r>
@@ -15651,7 +15845,7 @@
             <w:pPr>
               <w:jc w:val="center"/>
               <w:rPr>
-                <w:rFonts w:ascii="time" w:hAnsi="time"/>
+                <w:rFonts w:ascii="time" w:hAnsi="time" w:hint="eastAsia"/>
               </w:rPr>
             </w:pPr>
             <w:r>
@@ -15671,7 +15865,7 @@
           <w:p>
             <w:pPr>
               <w:rPr>
-                <w:rFonts w:ascii="time" w:hAnsi="time"/>
+                <w:rFonts w:ascii="time" w:hAnsi="time" w:hint="eastAsia"/>
                 <w:lang w:eastAsia="zh-TW"/>
               </w:rPr>
             </w:pPr>
@@ -15709,7 +15903,7 @@
           <w:p>
             <w:pPr>
               <w:rPr>
-                <w:rFonts w:ascii="time" w:hAnsi="time"/>
+                <w:rFonts w:ascii="time" w:hAnsi="time" w:hint="eastAsia"/>
               </w:rPr>
             </w:pPr>
             <w:r>
@@ -15740,7 +15934,7 @@
     <w:p>
       <w:pPr>
         <w:rPr>
-          <w:rFonts w:ascii="time" w:hAnsi="time"/>
+          <w:rFonts w:ascii="time" w:hAnsi="time" w:hint="eastAsia"/>
         </w:rPr>
       </w:pPr>
     </w:p>
@@ -15913,7 +16107,7 @@
             <w:pPr>
               <w:jc w:val="center"/>
               <w:rPr>
-                <w:rFonts w:ascii="time" w:hAnsi="time"/>
+                <w:rFonts w:ascii="time" w:hAnsi="time" w:hint="eastAsia"/>
               </w:rPr>
             </w:pPr>
             <w:proofErr w:type="spellStart"/>
@@ -15938,7 +16132,7 @@
             <w:pPr>
               <w:jc w:val="center"/>
               <w:rPr>
-                <w:rFonts w:ascii="time" w:hAnsi="time"/>
+                <w:rFonts w:ascii="time" w:hAnsi="time" w:hint="eastAsia"/>
               </w:rPr>
             </w:pPr>
             <w:proofErr w:type="spellStart"/>
@@ -15963,7 +16157,7 @@
             <w:pPr>
               <w:jc w:val="center"/>
               <w:rPr>
-                <w:rFonts w:ascii="time" w:hAnsi="time"/>
+                <w:rFonts w:ascii="time" w:hAnsi="time" w:hint="eastAsia"/>
               </w:rPr>
             </w:pPr>
             <w:proofErr w:type="spellStart"/>
@@ -15992,7 +16186,7 @@
             <w:pPr>
               <w:jc w:val="center"/>
               <w:rPr>
-                <w:rFonts w:ascii="time" w:hAnsi="time"/>
+                <w:rFonts w:ascii="time" w:hAnsi="time" w:hint="eastAsia"/>
               </w:rPr>
             </w:pPr>
             <w:r>
@@ -16013,7 +16207,7 @@
             <w:pPr>
               <w:jc w:val="center"/>
               <w:rPr>
-                <w:rFonts w:ascii="time" w:hAnsi="time"/>
+                <w:rFonts w:ascii="time" w:hAnsi="time" w:hint="eastAsia"/>
               </w:rPr>
             </w:pPr>
             <w:proofErr w:type="spellStart"/>
@@ -16035,7 +16229,7 @@
           <w:p>
             <w:pPr>
               <w:rPr>
-                <w:rFonts w:ascii="time" w:hAnsi="time"/>
+                <w:rFonts w:ascii="time" w:hAnsi="time" w:hint="eastAsia"/>
                 <w:lang w:eastAsia="zh-TW"/>
               </w:rPr>
             </w:pPr>
@@ -16103,7 +16297,7 @@
             <w:pPr>
               <w:jc w:val="center"/>
               <w:rPr>
-                <w:rFonts w:ascii="time" w:hAnsi="time"/>
+                <w:rFonts w:ascii="time" w:hAnsi="time" w:hint="eastAsia"/>
               </w:rPr>
             </w:pPr>
             <w:r>
@@ -16124,7 +16318,7 @@
             <w:pPr>
               <w:jc w:val="center"/>
               <w:rPr>
-                <w:rFonts w:ascii="time" w:hAnsi="time"/>
+                <w:rFonts w:ascii="time" w:hAnsi="time" w:hint="eastAsia"/>
               </w:rPr>
             </w:pPr>
             <w:proofErr w:type="spellStart"/>
@@ -16146,7 +16340,7 @@
           <w:p>
             <w:pPr>
               <w:rPr>
-                <w:rFonts w:ascii="time" w:hAnsi="time"/>
+                <w:rFonts w:ascii="time" w:hAnsi="time" w:hint="eastAsia"/>
               </w:rPr>
             </w:pPr>
             <w:proofErr w:type="spellStart"/>
@@ -16283,7 +16477,7 @@
             <w:pPr>
               <w:jc w:val="center"/>
               <w:rPr>
-                <w:rFonts w:ascii="time" w:hAnsi="time"/>
+                <w:rFonts w:ascii="time" w:hAnsi="time" w:hint="eastAsia"/>
               </w:rPr>
             </w:pPr>
             <w:r>
@@ -16304,7 +16498,7 @@
             <w:pPr>
               <w:jc w:val="center"/>
               <w:rPr>
-                <w:rFonts w:ascii="time" w:hAnsi="time"/>
+                <w:rFonts w:ascii="time" w:hAnsi="time" w:hint="eastAsia"/>
               </w:rPr>
             </w:pPr>
             <w:proofErr w:type="spellStart"/>
@@ -16326,7 +16520,7 @@
           <w:p>
             <w:pPr>
               <w:rPr>
-                <w:rFonts w:ascii="time" w:hAnsi="time"/>
+                <w:rFonts w:ascii="time" w:hAnsi="time" w:hint="eastAsia"/>
               </w:rPr>
             </w:pPr>
             <w:proofErr w:type="spellStart"/>
@@ -16430,7 +16624,7 @@
             <w:pPr>
               <w:jc w:val="center"/>
               <w:rPr>
-                <w:rFonts w:ascii="time" w:hAnsi="time"/>
+                <w:rFonts w:ascii="time" w:hAnsi="time" w:hint="eastAsia"/>
               </w:rPr>
             </w:pPr>
             <w:r>
@@ -16451,7 +16645,7 @@
             <w:pPr>
               <w:jc w:val="center"/>
               <w:rPr>
-                <w:rFonts w:ascii="time" w:hAnsi="time"/>
+                <w:rFonts w:ascii="time" w:hAnsi="time" w:hint="eastAsia"/>
               </w:rPr>
             </w:pPr>
             <w:proofErr w:type="spellStart"/>
@@ -16473,7 +16667,7 @@
           <w:p>
             <w:pPr>
               <w:rPr>
-                <w:rFonts w:ascii="time" w:hAnsi="time"/>
+                <w:rFonts w:ascii="time" w:hAnsi="time" w:hint="eastAsia"/>
                 <w:lang w:eastAsia="zh-TW"/>
               </w:rPr>
             </w:pPr>
@@ -16509,7 +16703,7 @@
             <w:pPr>
               <w:jc w:val="center"/>
               <w:rPr>
-                <w:rFonts w:ascii="time" w:hAnsi="time"/>
+                <w:rFonts w:ascii="time" w:hAnsi="time" w:hint="eastAsia"/>
               </w:rPr>
             </w:pPr>
             <w:r>
@@ -16530,7 +16724,7 @@
             <w:pPr>
               <w:jc w:val="center"/>
               <w:rPr>
-                <w:rFonts w:ascii="time" w:hAnsi="time"/>
+                <w:rFonts w:ascii="time" w:hAnsi="time" w:hint="eastAsia"/>
               </w:rPr>
             </w:pPr>
             <w:proofErr w:type="spellStart"/>
@@ -16552,7 +16746,7 @@
           <w:p>
             <w:pPr>
               <w:rPr>
-                <w:rFonts w:ascii="time" w:hAnsi="time"/>
+                <w:rFonts w:ascii="time" w:hAnsi="time" w:hint="eastAsia"/>
                 <w:lang w:eastAsia="zh-TW"/>
               </w:rPr>
             </w:pPr>
@@ -16595,7 +16789,7 @@
     <w:p>
       <w:pPr>
         <w:rPr>
-          <w:rFonts w:ascii="time" w:hAnsi="time"/>
+          <w:rFonts w:ascii="time" w:hAnsi="time" w:hint="eastAsia"/>
           <w:lang w:eastAsia="zh-TW"/>
         </w:rPr>
       </w:pPr>
@@ -16604,7 +16798,7 @@
       <w:pPr>
         <w:jc w:val="center"/>
         <w:rPr>
-          <w:rFonts w:ascii="time" w:hAnsi="time"/>
+          <w:rFonts w:ascii="time" w:hAnsi="time" w:hint="eastAsia"/>
         </w:rPr>
       </w:pPr>
       <w:r>
@@ -16655,12 +16849,12 @@
         <w:pStyle w:val="af7"/>
         <w:jc w:val="center"/>
         <w:rPr>
-          <w:rFonts w:ascii="time" w:hAnsi="time"/>
+          <w:rFonts w:ascii="time" w:hAnsi="time" w:hint="eastAsia"/>
           <w:color w:val="auto"/>
           <w:lang w:eastAsia="zh-TW"/>
         </w:rPr>
       </w:pPr>
-      <w:bookmarkStart w:id="34" w:name="_Toc230830415"/>
+      <w:bookmarkStart w:id="34" w:name="_Toc230910120"/>
       <w:r>
         <w:rPr>
           <w:rFonts w:hint="eastAsia"/>
@@ -16795,7 +16989,7 @@
     <w:p>
       <w:pPr>
         <w:rPr>
-          <w:rFonts w:ascii="time" w:hAnsi="time"/>
+          <w:rFonts w:ascii="time" w:hAnsi="time" w:hint="eastAsia"/>
           <w:lang w:eastAsia="zh-TW"/>
         </w:rPr>
       </w:pPr>
@@ -16804,7 +16998,7 @@
       <w:pPr>
         <w:pStyle w:val="21"/>
         <w:rPr>
-          <w:rFonts w:ascii="time" w:eastAsia="標楷體" w:hAnsi="time"/>
+          <w:rFonts w:ascii="time" w:eastAsia="標楷體" w:hAnsi="time" w:hint="eastAsia"/>
           <w:color w:val="auto"/>
           <w:lang w:eastAsia="zh-TW"/>
         </w:rPr>
@@ -16886,7 +17080,7 @@
           <w:color w:val="auto"/>
         </w:rPr>
       </w:pPr>
-      <w:bookmarkStart w:id="36" w:name="_Toc230830416"/>
+      <w:bookmarkStart w:id="36" w:name="_Toc230910121"/>
       <w:r>
         <w:rPr>
           <w:rFonts w:hint="eastAsia"/>
@@ -17022,7 +17216,7 @@
       <w:pPr>
         <w:spacing w:after="200"/>
         <w:rPr>
-          <w:rFonts w:ascii="time" w:hAnsi="time"/>
+          <w:rFonts w:ascii="time" w:hAnsi="time" w:hint="eastAsia"/>
           <w:bCs/>
           <w:sz w:val="24"/>
           <w:szCs w:val="18"/>
@@ -17042,7 +17236,7 @@
         <w:pStyle w:val="af7"/>
         <w:jc w:val="center"/>
         <w:rPr>
-          <w:rFonts w:ascii="time" w:hAnsi="time"/>
+          <w:rFonts w:ascii="time" w:hAnsi="time" w:hint="eastAsia"/>
           <w:color w:val="auto"/>
           <w:lang w:eastAsia="zh-TW"/>
         </w:rPr>
@@ -17051,7 +17245,7 @@
     <w:p>
       <w:pPr>
         <w:rPr>
-          <w:rFonts w:ascii="time" w:hAnsi="time"/>
+          <w:rFonts w:ascii="time" w:hAnsi="time" w:hint="eastAsia"/>
           <w:lang w:eastAsia="zh-TW"/>
         </w:rPr>
       </w:pPr>
@@ -17254,7 +17448,7 @@
             <w:pPr>
               <w:jc w:val="center"/>
               <w:rPr>
-                <w:rFonts w:ascii="time" w:hAnsi="time"/>
+                <w:rFonts w:ascii="time" w:hAnsi="time" w:hint="eastAsia"/>
               </w:rPr>
             </w:pPr>
             <w:proofErr w:type="spellStart"/>
@@ -17279,7 +17473,7 @@
             <w:pPr>
               <w:jc w:val="center"/>
               <w:rPr>
-                <w:rFonts w:ascii="time" w:hAnsi="time"/>
+                <w:rFonts w:ascii="time" w:hAnsi="time" w:hint="eastAsia"/>
               </w:rPr>
             </w:pPr>
             <w:proofErr w:type="spellStart"/>
@@ -17304,7 +17498,7 @@
             <w:pPr>
               <w:jc w:val="center"/>
               <w:rPr>
-                <w:rFonts w:ascii="time" w:hAnsi="time"/>
+                <w:rFonts w:ascii="time" w:hAnsi="time" w:hint="eastAsia"/>
               </w:rPr>
             </w:pPr>
             <w:proofErr w:type="spellStart"/>
@@ -17329,7 +17523,7 @@
             <w:pPr>
               <w:jc w:val="center"/>
               <w:rPr>
-                <w:rFonts w:ascii="time" w:hAnsi="time"/>
+                <w:rFonts w:ascii="time" w:hAnsi="time" w:hint="eastAsia"/>
               </w:rPr>
             </w:pPr>
             <w:proofErr w:type="spellStart"/>
@@ -17354,7 +17548,7 @@
             <w:pPr>
               <w:jc w:val="center"/>
               <w:rPr>
-                <w:rFonts w:ascii="time" w:hAnsi="time"/>
+                <w:rFonts w:ascii="time" w:hAnsi="time" w:hint="eastAsia"/>
               </w:rPr>
             </w:pPr>
             <w:proofErr w:type="spellStart"/>
@@ -17383,7 +17577,7 @@
             <w:pPr>
               <w:jc w:val="center"/>
               <w:rPr>
-                <w:rFonts w:ascii="time" w:hAnsi="time"/>
+                <w:rFonts w:ascii="time" w:hAnsi="time" w:hint="eastAsia"/>
               </w:rPr>
             </w:pPr>
             <w:proofErr w:type="spellStart"/>
@@ -17406,7 +17600,7 @@
             <w:pPr>
               <w:jc w:val="center"/>
               <w:rPr>
-                <w:rFonts w:ascii="time" w:hAnsi="time"/>
+                <w:rFonts w:ascii="time" w:hAnsi="time" w:hint="eastAsia"/>
               </w:rPr>
             </w:pPr>
             <w:proofErr w:type="spellStart"/>
@@ -17429,7 +17623,7 @@
             <w:pPr>
               <w:jc w:val="center"/>
               <w:rPr>
-                <w:rFonts w:ascii="time" w:hAnsi="time"/>
+                <w:rFonts w:ascii="time" w:hAnsi="time" w:hint="eastAsia"/>
               </w:rPr>
             </w:pPr>
             <w:proofErr w:type="spellStart"/>
@@ -17451,10 +17645,18 @@
           <w:p>
             <w:pPr>
               <w:rPr>
-                <w:rFonts w:ascii="time" w:hAnsi="time"/>
+                <w:rFonts w:ascii="time" w:hAnsi="time" w:hint="eastAsia"/>
                 <w:lang w:eastAsia="zh-TW"/>
               </w:rPr>
             </w:pPr>
+            <w:r>
+              <w:rPr>
+                <w:rFonts w:ascii="time" w:hAnsi="time"/>
+                <w:sz w:val="20"/>
+                <w:lang w:eastAsia="zh-TW"/>
+              </w:rPr>
+              <w:t>輸</w:t>
+            </w:r>
             <w:proofErr w:type="gramStart"/>
             <w:r>
               <w:rPr>
@@ -17462,7 +17664,7 @@
                 <w:sz w:val="20"/>
                 <w:lang w:eastAsia="zh-TW"/>
               </w:rPr>
-              <w:t>輸入帳密</w:t>
+              <w:t>入帳</w:t>
             </w:r>
             <w:proofErr w:type="gramEnd"/>
             <w:r>
@@ -17471,7 +17673,7 @@
                 <w:sz w:val="20"/>
                 <w:lang w:eastAsia="zh-TW"/>
               </w:rPr>
-              <w:t>，後端驗證後回傳</w:t>
+              <w:t>密，後端驗證後回傳</w:t>
             </w:r>
             <w:r>
               <w:rPr>
@@ -17516,7 +17718,7 @@
             <w:pPr>
               <w:jc w:val="center"/>
               <w:rPr>
-                <w:rFonts w:ascii="time" w:hAnsi="time"/>
+                <w:rFonts w:ascii="time" w:hAnsi="time" w:hint="eastAsia"/>
                 <w:lang w:eastAsia="zh-TW"/>
               </w:rPr>
             </w:pPr>
@@ -17554,7 +17756,7 @@
             <w:pPr>
               <w:jc w:val="center"/>
               <w:rPr>
-                <w:rFonts w:ascii="time" w:hAnsi="time"/>
+                <w:rFonts w:ascii="time" w:hAnsi="time" w:hint="eastAsia"/>
               </w:rPr>
             </w:pPr>
             <w:proofErr w:type="spellStart"/>
@@ -17577,7 +17779,7 @@
             <w:pPr>
               <w:jc w:val="center"/>
               <w:rPr>
-                <w:rFonts w:ascii="time" w:hAnsi="time"/>
+                <w:rFonts w:ascii="time" w:hAnsi="time" w:hint="eastAsia"/>
               </w:rPr>
             </w:pPr>
             <w:proofErr w:type="spellStart"/>
@@ -17600,7 +17802,7 @@
             <w:pPr>
               <w:jc w:val="center"/>
               <w:rPr>
-                <w:rFonts w:ascii="time" w:hAnsi="time"/>
+                <w:rFonts w:ascii="time" w:hAnsi="time" w:hint="eastAsia"/>
               </w:rPr>
             </w:pPr>
             <w:proofErr w:type="spellStart"/>
@@ -17622,7 +17824,7 @@
           <w:p>
             <w:pPr>
               <w:rPr>
-                <w:rFonts w:ascii="time" w:hAnsi="time"/>
+                <w:rFonts w:ascii="time" w:hAnsi="time" w:hint="eastAsia"/>
                 <w:lang w:eastAsia="zh-TW"/>
               </w:rPr>
             </w:pPr>
@@ -17668,7 +17870,7 @@
           <w:p>
             <w:pPr>
               <w:rPr>
-                <w:rFonts w:ascii="time" w:hAnsi="time"/>
+                <w:rFonts w:ascii="time" w:hAnsi="time" w:hint="eastAsia"/>
                 <w:lang w:eastAsia="zh-TW"/>
               </w:rPr>
             </w:pPr>
@@ -17728,7 +17930,7 @@
             <w:pPr>
               <w:jc w:val="center"/>
               <w:rPr>
-                <w:rFonts w:ascii="time" w:hAnsi="time"/>
+                <w:rFonts w:ascii="time" w:hAnsi="time" w:hint="eastAsia"/>
               </w:rPr>
             </w:pPr>
             <w:proofErr w:type="spellStart"/>
@@ -17751,7 +17953,7 @@
             <w:pPr>
               <w:jc w:val="center"/>
               <w:rPr>
-                <w:rFonts w:ascii="time" w:hAnsi="time"/>
+                <w:rFonts w:ascii="time" w:hAnsi="time" w:hint="eastAsia"/>
               </w:rPr>
             </w:pPr>
             <w:proofErr w:type="spellStart"/>
@@ -17774,7 +17976,7 @@
             <w:pPr>
               <w:jc w:val="center"/>
               <w:rPr>
-                <w:rFonts w:ascii="time" w:hAnsi="time"/>
+                <w:rFonts w:ascii="time" w:hAnsi="time" w:hint="eastAsia"/>
               </w:rPr>
             </w:pPr>
             <w:proofErr w:type="spellStart"/>
@@ -17796,7 +17998,7 @@
           <w:p>
             <w:pPr>
               <w:rPr>
-                <w:rFonts w:ascii="time" w:hAnsi="time"/>
+                <w:rFonts w:ascii="time" w:hAnsi="time" w:hint="eastAsia"/>
               </w:rPr>
             </w:pPr>
             <w:proofErr w:type="spellStart"/>
@@ -17842,7 +18044,7 @@
             <w:pPr>
               <w:jc w:val="center"/>
               <w:rPr>
-                <w:rFonts w:ascii="time" w:hAnsi="time"/>
+                <w:rFonts w:ascii="time" w:hAnsi="time" w:hint="eastAsia"/>
                 <w:lang w:eastAsia="zh-TW"/>
               </w:rPr>
             </w:pPr>
@@ -17886,7 +18088,7 @@
             <w:pPr>
               <w:jc w:val="center"/>
               <w:rPr>
-                <w:rFonts w:ascii="time" w:hAnsi="time"/>
+                <w:rFonts w:ascii="time" w:hAnsi="time" w:hint="eastAsia"/>
               </w:rPr>
             </w:pPr>
             <w:proofErr w:type="spellStart"/>
@@ -17909,7 +18111,7 @@
             <w:pPr>
               <w:jc w:val="center"/>
               <w:rPr>
-                <w:rFonts w:ascii="time" w:hAnsi="time"/>
+                <w:rFonts w:ascii="time" w:hAnsi="time" w:hint="eastAsia"/>
               </w:rPr>
             </w:pPr>
             <w:proofErr w:type="spellStart"/>
@@ -17932,7 +18134,7 @@
             <w:pPr>
               <w:jc w:val="center"/>
               <w:rPr>
-                <w:rFonts w:ascii="time" w:hAnsi="time"/>
+                <w:rFonts w:ascii="time" w:hAnsi="time" w:hint="eastAsia"/>
               </w:rPr>
             </w:pPr>
             <w:proofErr w:type="spellStart"/>
@@ -17955,7 +18157,7 @@
             <w:pPr>
               <w:jc w:val="center"/>
               <w:rPr>
-                <w:rFonts w:ascii="time" w:hAnsi="time"/>
+                <w:rFonts w:ascii="time" w:hAnsi="time" w:hint="eastAsia"/>
                 <w:lang w:eastAsia="zh-TW"/>
               </w:rPr>
             </w:pPr>
@@ -17978,7 +18180,7 @@
             <w:pPr>
               <w:jc w:val="center"/>
               <w:rPr>
-                <w:rFonts w:ascii="time" w:hAnsi="time"/>
+                <w:rFonts w:ascii="time" w:hAnsi="time" w:hint="eastAsia"/>
               </w:rPr>
             </w:pPr>
             <w:proofErr w:type="spellStart"/>
@@ -18004,7 +18206,7 @@
     <w:p>
       <w:pPr>
         <w:rPr>
-          <w:rFonts w:ascii="time" w:hAnsi="time"/>
+          <w:rFonts w:ascii="time" w:hAnsi="time" w:hint="eastAsia"/>
         </w:rPr>
       </w:pPr>
     </w:p>
@@ -18063,12 +18265,12 @@
         <w:pStyle w:val="af7"/>
         <w:jc w:val="center"/>
         <w:rPr>
-          <w:rFonts w:ascii="time" w:hAnsi="time"/>
+          <w:rFonts w:ascii="time" w:hAnsi="time" w:hint="eastAsia"/>
           <w:color w:val="auto"/>
           <w:lang w:eastAsia="zh-TW"/>
         </w:rPr>
       </w:pPr>
-      <w:bookmarkStart w:id="39" w:name="_Toc230830417"/>
+      <w:bookmarkStart w:id="39" w:name="_Toc230910122"/>
       <w:r>
         <w:rPr>
           <w:rFonts w:hint="eastAsia"/>
@@ -18216,86 +18418,413 @@
           <w:color w:val="auto"/>
           <w:lang w:eastAsia="zh-TW"/>
         </w:rPr>
+        <w:lastRenderedPageBreak/>
         <w:t>分析類別圖</w:t>
       </w:r>
       <w:bookmarkEnd w:id="40"/>
     </w:p>
     <w:p>
       <w:pPr>
-        <w:ind w:firstLine="454"/>
-        <w:rPr>
-          <w:rFonts w:ascii="time" w:hAnsi="time"/>
+        <w:rPr>
+          <w:lang w:eastAsia="zh-TW"/>
         </w:rPr>
       </w:pPr>
       <w:r>
         <w:rPr>
-          <w:rFonts w:ascii="time" w:hAnsi="time"/>
-          <w:lang w:eastAsia="zh-TW"/>
-        </w:rPr>
-        <w:t>分析階段可識別出使用者、診斷日誌、作物、病害、蟲害、</w:t>
-      </w:r>
-      <w:r>
-        <w:rPr>
-          <w:rFonts w:ascii="time" w:hAnsi="time"/>
-          <w:lang w:eastAsia="zh-TW"/>
-        </w:rPr>
-        <w:t>AI</w:t>
-      </w:r>
-      <w:r>
-        <w:rPr>
-          <w:rFonts w:ascii="time" w:hAnsi="time"/>
-          <w:lang w:eastAsia="zh-TW"/>
-        </w:rPr>
-        <w:t>診斷服務、檔案服務與認證服務等主要類別。</w:t>
-      </w:r>
-      <w:proofErr w:type="spellStart"/>
-      <w:r>
-        <w:rPr>
-          <w:rFonts w:ascii="time" w:hAnsi="time"/>
-        </w:rPr>
-        <w:t>這些類別在設計模型中對應到資料表、</w:t>
-      </w:r>
-      <w:r>
-        <w:rPr>
-          <w:rFonts w:ascii="time" w:hAnsi="time"/>
-        </w:rPr>
-        <w:t>Service</w:t>
-      </w:r>
-      <w:r>
-        <w:rPr>
-          <w:rFonts w:ascii="time" w:hAnsi="time"/>
-        </w:rPr>
-        <w:t>函式與</w:t>
-      </w:r>
-      <w:r>
-        <w:rPr>
-          <w:rFonts w:ascii="time" w:hAnsi="time"/>
-        </w:rPr>
-        <w:t>Android</w:t>
-      </w:r>
-      <w:proofErr w:type="spellEnd"/>
-      <w:r>
-        <w:rPr>
-          <w:rFonts w:ascii="time" w:hAnsi="time"/>
-        </w:rPr>
-        <w:t xml:space="preserve"> Activity</w:t>
-      </w:r>
-      <w:r>
-        <w:rPr>
-          <w:rFonts w:ascii="time" w:hAnsi="time"/>
-        </w:rPr>
-        <w:t>。</w:t>
-      </w:r>
+          <w:rFonts w:hint="eastAsia"/>
+          <w:noProof/>
+          <w:lang w:eastAsia="zh-TW"/>
+        </w:rPr>
+        <w:drawing>
+          <wp:inline distT="0" distB="0" distL="0" distR="0" wp14:anchorId="6E8A2B15" wp14:editId="486844A3">
+            <wp:extent cx="5410955" cy="3705742"/>
+            <wp:effectExtent l="0" t="0" r="0" b="9525"/>
+            <wp:docPr id="11" name="圖片 11"/>
+            <wp:cNvGraphicFramePr>
+              <a:graphicFrameLocks xmlns:a="http://schemas.openxmlformats.org/drawingml/2006/main" noChangeAspect="1"/>
+            </wp:cNvGraphicFramePr>
+            <a:graphic xmlns:a="http://schemas.openxmlformats.org/drawingml/2006/main">
+              <a:graphicData uri="http://schemas.openxmlformats.org/drawingml/2006/picture">
+                <pic:pic xmlns:pic="http://schemas.openxmlformats.org/drawingml/2006/picture">
+                  <pic:nvPicPr>
+                    <pic:cNvPr id="11" name="圖片 11"/>
+                    <pic:cNvPicPr/>
+                  </pic:nvPicPr>
+                  <pic:blipFill>
+                    <a:blip r:embed="rId18"/>
+                    <a:stretch>
+                      <a:fillRect/>
+                    </a:stretch>
+                  </pic:blipFill>
+                  <pic:spPr>
+                    <a:xfrm>
+                      <a:off x="0" y="0"/>
+                      <a:ext cx="5410955" cy="3705742"/>
+                    </a:xfrm>
+                    <a:prstGeom prst="rect">
+                      <a:avLst/>
+                    </a:prstGeom>
+                  </pic:spPr>
+                </pic:pic>
+              </a:graphicData>
+            </a:graphic>
+          </wp:inline>
+        </w:drawing>
+      </w:r>
+    </w:p>
+    <w:p>
+      <w:pPr>
+        <w:pStyle w:val="af7"/>
+        <w:jc w:val="center"/>
+        <w:rPr>
+          <w:rFonts w:hint="eastAsia"/>
+          <w:color w:val="000000" w:themeColor="text1"/>
+          <w:lang w:eastAsia="zh-TW"/>
+        </w:rPr>
+      </w:pPr>
+      <w:bookmarkStart w:id="41" w:name="_Toc230910123"/>
+      <w:r>
+        <w:rPr>
+          <w:rFonts w:hint="eastAsia"/>
+          <w:color w:val="000000" w:themeColor="text1"/>
+        </w:rPr>
+        <w:t>圖</w:t>
+      </w:r>
+      <w:r>
+        <w:rPr>
+          <w:rFonts w:hint="eastAsia"/>
+          <w:color w:val="000000" w:themeColor="text1"/>
+        </w:rPr>
+        <w:t xml:space="preserve"> </w:t>
+      </w:r>
+      <w:r>
+        <w:rPr>
+          <w:color w:val="000000" w:themeColor="text1"/>
+        </w:rPr>
+        <w:fldChar w:fldCharType="begin"/>
+      </w:r>
+      <w:r>
+        <w:rPr>
+          <w:color w:val="000000" w:themeColor="text1"/>
+        </w:rPr>
+        <w:instrText xml:space="preserve"> </w:instrText>
+      </w:r>
+      <w:r>
+        <w:rPr>
+          <w:rFonts w:hint="eastAsia"/>
+          <w:color w:val="000000" w:themeColor="text1"/>
+        </w:rPr>
+        <w:instrText>STYLEREF 2 \s</w:instrText>
+      </w:r>
+      <w:r>
+        <w:rPr>
+          <w:color w:val="000000" w:themeColor="text1"/>
+        </w:rPr>
+        <w:instrText xml:space="preserve"> </w:instrText>
+      </w:r>
+      <w:r>
+        <w:rPr>
+          <w:color w:val="000000" w:themeColor="text1"/>
+        </w:rPr>
+        <w:fldChar w:fldCharType="separate"/>
+      </w:r>
+      <w:r>
+        <w:rPr>
+          <w:noProof/>
+          <w:color w:val="000000" w:themeColor="text1"/>
+        </w:rPr>
+        <w:t>5-4</w:t>
+      </w:r>
+      <w:r>
+        <w:rPr>
+          <w:color w:val="000000" w:themeColor="text1"/>
+        </w:rPr>
+        <w:fldChar w:fldCharType="end"/>
+      </w:r>
+      <w:r>
+        <w:rPr>
+          <w:color w:val="000000" w:themeColor="text1"/>
+        </w:rPr>
+        <w:noBreakHyphen/>
+      </w:r>
+      <w:r>
+        <w:rPr>
+          <w:color w:val="000000" w:themeColor="text1"/>
+        </w:rPr>
+        <w:fldChar w:fldCharType="begin"/>
+      </w:r>
+      <w:r>
+        <w:rPr>
+          <w:color w:val="000000" w:themeColor="text1"/>
+        </w:rPr>
+        <w:instrText xml:space="preserve"> </w:instrText>
+      </w:r>
+      <w:r>
+        <w:rPr>
+          <w:rFonts w:hint="eastAsia"/>
+          <w:color w:val="000000" w:themeColor="text1"/>
+        </w:rPr>
+        <w:instrText xml:space="preserve">SEQ </w:instrText>
+      </w:r>
+      <w:r>
+        <w:rPr>
+          <w:rFonts w:hint="eastAsia"/>
+          <w:color w:val="000000" w:themeColor="text1"/>
+        </w:rPr>
+        <w:instrText>圖</w:instrText>
+      </w:r>
+      <w:r>
+        <w:rPr>
+          <w:rFonts w:hint="eastAsia"/>
+          <w:color w:val="000000" w:themeColor="text1"/>
+        </w:rPr>
+        <w:instrText xml:space="preserve"> \* ARABIC \s 2</w:instrText>
+      </w:r>
+      <w:r>
+        <w:rPr>
+          <w:color w:val="000000" w:themeColor="text1"/>
+        </w:rPr>
+        <w:instrText xml:space="preserve"> </w:instrText>
+      </w:r>
+      <w:r>
+        <w:rPr>
+          <w:color w:val="000000" w:themeColor="text1"/>
+        </w:rPr>
+        <w:fldChar w:fldCharType="separate"/>
+      </w:r>
+      <w:r>
+        <w:rPr>
+          <w:noProof/>
+          <w:color w:val="000000" w:themeColor="text1"/>
+        </w:rPr>
+        <w:t>1</w:t>
+      </w:r>
+      <w:r>
+        <w:rPr>
+          <w:color w:val="000000" w:themeColor="text1"/>
+        </w:rPr>
+        <w:fldChar w:fldCharType="end"/>
+      </w:r>
+      <w:r>
+        <w:rPr>
+          <w:rFonts w:hint="eastAsia"/>
+          <w:color w:val="000000" w:themeColor="text1"/>
+          <w:lang w:eastAsia="zh-TW"/>
+        </w:rPr>
+        <w:t xml:space="preserve"> </w:t>
+      </w:r>
+      <w:r>
+        <w:rPr>
+          <w:rFonts w:hint="eastAsia"/>
+          <w:color w:val="000000" w:themeColor="text1"/>
+          <w:lang w:eastAsia="zh-TW"/>
+        </w:rPr>
+        <w:t>分析類別圖</w:t>
+      </w:r>
+      <w:bookmarkEnd w:id="41"/>
+    </w:p>
+    <w:p>
+      <w:pPr>
+        <w:keepNext/>
+      </w:pPr>
+      <w:r>
+        <w:rPr>
+          <w:rFonts w:hint="eastAsia"/>
+          <w:noProof/>
+          <w:lang w:eastAsia="zh-TW"/>
+        </w:rPr>
+        <w:drawing>
+          <wp:inline distT="0" distB="0" distL="0" distR="0" wp14:anchorId="723DCA0B" wp14:editId="3DA73645">
+            <wp:extent cx="3791479" cy="2657846"/>
+            <wp:effectExtent l="0" t="0" r="0" b="9525"/>
+            <wp:docPr id="12" name="圖片 12"/>
+            <wp:cNvGraphicFramePr>
+              <a:graphicFrameLocks xmlns:a="http://schemas.openxmlformats.org/drawingml/2006/main" noChangeAspect="1"/>
+            </wp:cNvGraphicFramePr>
+            <a:graphic xmlns:a="http://schemas.openxmlformats.org/drawingml/2006/main">
+              <a:graphicData uri="http://schemas.openxmlformats.org/drawingml/2006/picture">
+                <pic:pic xmlns:pic="http://schemas.openxmlformats.org/drawingml/2006/picture">
+                  <pic:nvPicPr>
+                    <pic:cNvPr id="12" name="圖片 12"/>
+                    <pic:cNvPicPr/>
+                  </pic:nvPicPr>
+                  <pic:blipFill>
+                    <a:blip r:embed="rId19"/>
+                    <a:stretch>
+                      <a:fillRect/>
+                    </a:stretch>
+                  </pic:blipFill>
+                  <pic:spPr>
+                    <a:xfrm>
+                      <a:off x="0" y="0"/>
+                      <a:ext cx="3791479" cy="2657846"/>
+                    </a:xfrm>
+                    <a:prstGeom prst="rect">
+                      <a:avLst/>
+                    </a:prstGeom>
+                  </pic:spPr>
+                </pic:pic>
+              </a:graphicData>
+            </a:graphic>
+          </wp:inline>
+        </w:drawing>
+      </w:r>
+    </w:p>
+    <w:p>
+      <w:pPr>
+        <w:pStyle w:val="af7"/>
+        <w:jc w:val="center"/>
+        <w:rPr>
+          <w:rFonts w:hint="eastAsia"/>
+          <w:color w:val="000000" w:themeColor="text1"/>
+        </w:rPr>
+      </w:pPr>
+      <w:bookmarkStart w:id="42" w:name="_Toc230910124"/>
+      <w:r>
+        <w:rPr>
+          <w:rFonts w:hint="eastAsia"/>
+          <w:color w:val="000000" w:themeColor="text1"/>
+        </w:rPr>
+        <w:t>圖</w:t>
+      </w:r>
+      <w:r>
+        <w:rPr>
+          <w:rFonts w:hint="eastAsia"/>
+          <w:color w:val="000000" w:themeColor="text1"/>
+        </w:rPr>
+        <w:t xml:space="preserve"> </w:t>
+      </w:r>
+      <w:r>
+        <w:rPr>
+          <w:color w:val="000000" w:themeColor="text1"/>
+        </w:rPr>
+        <w:fldChar w:fldCharType="begin"/>
+      </w:r>
+      <w:r>
+        <w:rPr>
+          <w:color w:val="000000" w:themeColor="text1"/>
+        </w:rPr>
+        <w:instrText xml:space="preserve"> </w:instrText>
+      </w:r>
+      <w:r>
+        <w:rPr>
+          <w:rFonts w:hint="eastAsia"/>
+          <w:color w:val="000000" w:themeColor="text1"/>
+        </w:rPr>
+        <w:instrText>STYLEREF 2 \s</w:instrText>
+      </w:r>
+      <w:r>
+        <w:rPr>
+          <w:color w:val="000000" w:themeColor="text1"/>
+        </w:rPr>
+        <w:instrText xml:space="preserve"> </w:instrText>
+      </w:r>
+      <w:r>
+        <w:rPr>
+          <w:color w:val="000000" w:themeColor="text1"/>
+        </w:rPr>
+        <w:fldChar w:fldCharType="separate"/>
+      </w:r>
+      <w:r>
+        <w:rPr>
+          <w:color w:val="000000" w:themeColor="text1"/>
+        </w:rPr>
+        <w:t>5-4</w:t>
+      </w:r>
+      <w:r>
+        <w:rPr>
+          <w:color w:val="000000" w:themeColor="text1"/>
+        </w:rPr>
+        <w:fldChar w:fldCharType="end"/>
+      </w:r>
+      <w:r>
+        <w:rPr>
+          <w:color w:val="000000" w:themeColor="text1"/>
+        </w:rPr>
+        <w:noBreakHyphen/>
+      </w:r>
+      <w:r>
+        <w:rPr>
+          <w:color w:val="000000" w:themeColor="text1"/>
+        </w:rPr>
+        <w:fldChar w:fldCharType="begin"/>
+      </w:r>
+      <w:r>
+        <w:rPr>
+          <w:color w:val="000000" w:themeColor="text1"/>
+        </w:rPr>
+        <w:instrText xml:space="preserve"> </w:instrText>
+      </w:r>
+      <w:r>
+        <w:rPr>
+          <w:rFonts w:hint="eastAsia"/>
+          <w:color w:val="000000" w:themeColor="text1"/>
+        </w:rPr>
+        <w:instrText xml:space="preserve">SEQ </w:instrText>
+      </w:r>
+      <w:r>
+        <w:rPr>
+          <w:rFonts w:hint="eastAsia"/>
+          <w:color w:val="000000" w:themeColor="text1"/>
+        </w:rPr>
+        <w:instrText>圖</w:instrText>
+      </w:r>
+      <w:r>
+        <w:rPr>
+          <w:rFonts w:hint="eastAsia"/>
+          <w:color w:val="000000" w:themeColor="text1"/>
+        </w:rPr>
+        <w:instrText xml:space="preserve"> \* ARABIC \s 2</w:instrText>
+      </w:r>
+      <w:r>
+        <w:rPr>
+          <w:color w:val="000000" w:themeColor="text1"/>
+        </w:rPr>
+        <w:instrText xml:space="preserve"> </w:instrText>
+      </w:r>
+      <w:r>
+        <w:rPr>
+          <w:color w:val="000000" w:themeColor="text1"/>
+        </w:rPr>
+        <w:fldChar w:fldCharType="separate"/>
+      </w:r>
+      <w:r>
+        <w:rPr>
+          <w:color w:val="000000" w:themeColor="text1"/>
+        </w:rPr>
+        <w:t>2</w:t>
+      </w:r>
+      <w:r>
+        <w:rPr>
+          <w:color w:val="000000" w:themeColor="text1"/>
+        </w:rPr>
+        <w:fldChar w:fldCharType="end"/>
+      </w:r>
+      <w:r>
+        <w:rPr>
+          <w:rFonts w:hint="eastAsia"/>
+          <w:color w:val="000000" w:themeColor="text1"/>
+        </w:rPr>
+        <w:t xml:space="preserve"> </w:t>
+      </w:r>
+      <w:r>
+        <w:rPr>
+          <w:rFonts w:hint="eastAsia"/>
+          <w:color w:val="000000" w:themeColor="text1"/>
+        </w:rPr>
+        <w:t>分析物件圖</w:t>
+      </w:r>
+      <w:bookmarkEnd w:id="42"/>
     </w:p>
     <w:p>
       <w:pPr>
         <w:pStyle w:val="1"/>
         <w:rPr>
-          <w:rFonts w:ascii="time" w:eastAsia="標楷體" w:hAnsi="time"/>
+          <w:rFonts w:ascii="time" w:eastAsia="標楷體" w:hAnsi="time" w:hint="eastAsia"/>
           <w:color w:val="auto"/>
         </w:rPr>
       </w:pPr>
-      <w:bookmarkStart w:id="41" w:name="_Toc230830391"/>
+      <w:bookmarkStart w:id="43" w:name="_Toc230830391"/>
       <w:proofErr w:type="spellStart"/>
       <w:r>
         <w:rPr>
@@ -18305,34 +18834,34 @@
         <w:lastRenderedPageBreak/>
         <w:t>設計模型</w:t>
       </w:r>
-      <w:bookmarkEnd w:id="41"/>
+      <w:bookmarkEnd w:id="43"/>
       <w:proofErr w:type="spellEnd"/>
     </w:p>
     <w:p>
       <w:pPr>
         <w:pStyle w:val="21"/>
         <w:rPr>
+          <w:rFonts w:ascii="time" w:eastAsia="標楷體" w:hAnsi="time" w:hint="eastAsia"/>
+          <w:color w:val="auto"/>
+        </w:rPr>
+      </w:pPr>
+      <w:r>
+        <w:rPr>
           <w:rFonts w:ascii="time" w:eastAsia="標楷體" w:hAnsi="time"/>
           <w:color w:val="auto"/>
         </w:rPr>
-      </w:pPr>
+        <w:t xml:space="preserve"> </w:t>
+      </w:r>
+      <w:bookmarkStart w:id="44" w:name="_Toc230830392"/>
+      <w:proofErr w:type="spellStart"/>
       <w:r>
         <w:rPr>
           <w:rFonts w:ascii="time" w:eastAsia="標楷體" w:hAnsi="time"/>
           <w:color w:val="auto"/>
         </w:rPr>
-        <w:t xml:space="preserve"> </w:t>
-      </w:r>
-      <w:bookmarkStart w:id="42" w:name="_Toc230830392"/>
-      <w:proofErr w:type="spellStart"/>
-      <w:r>
-        <w:rPr>
-          <w:rFonts w:ascii="time" w:eastAsia="標楷體" w:hAnsi="time"/>
-          <w:color w:val="auto"/>
-        </w:rPr>
         <w:t>循序圖</w:t>
       </w:r>
-      <w:bookmarkEnd w:id="42"/>
+      <w:bookmarkEnd w:id="44"/>
       <w:proofErr w:type="spellEnd"/>
     </w:p>
     <w:p>
@@ -18361,7 +18890,7 @@
                     <pic:cNvPicPr/>
                   </pic:nvPicPr>
                   <pic:blipFill>
-                    <a:blip r:embed="rId18"/>
+                    <a:blip r:embed="rId20"/>
                     <a:stretch>
                       <a:fillRect/>
                     </a:stretch>
@@ -18387,11 +18916,11 @@
         <w:pStyle w:val="af7"/>
         <w:jc w:val="center"/>
         <w:rPr>
-          <w:rFonts w:ascii="time" w:hAnsi="time"/>
+          <w:rFonts w:ascii="time" w:hAnsi="time" w:hint="eastAsia"/>
           <w:color w:val="auto"/>
         </w:rPr>
       </w:pPr>
-      <w:bookmarkStart w:id="43" w:name="_Toc230830418"/>
+      <w:bookmarkStart w:id="45" w:name="_Toc230910125"/>
       <w:r>
         <w:rPr>
           <w:rFonts w:hint="eastAsia"/>
@@ -18514,6 +19043,7 @@
         </w:rPr>
         <w:fldChar w:fldCharType="end"/>
       </w:r>
+      <w:proofErr w:type="spellStart"/>
       <w:r>
         <w:rPr>
           <w:rFonts w:hint="eastAsia"/>
@@ -18521,12 +19051,13 @@
         </w:rPr>
         <w:t>植物診斷循序圖</w:t>
       </w:r>
-      <w:bookmarkEnd w:id="43"/>
+      <w:bookmarkEnd w:id="45"/>
+      <w:proofErr w:type="spellEnd"/>
     </w:p>
     <w:p>
       <w:pPr>
         <w:rPr>
-          <w:rFonts w:ascii="time" w:hAnsi="time"/>
+          <w:rFonts w:ascii="time" w:hAnsi="time" w:hint="eastAsia"/>
           <w:lang w:eastAsia="zh-TW"/>
         </w:rPr>
       </w:pPr>
@@ -18535,29 +19066,29 @@
       <w:pPr>
         <w:pStyle w:val="21"/>
         <w:rPr>
+          <w:rFonts w:ascii="time" w:eastAsia="標楷體" w:hAnsi="time" w:hint="eastAsia"/>
+          <w:color w:val="auto"/>
+          <w:lang w:eastAsia="zh-TW"/>
+        </w:rPr>
+      </w:pPr>
+      <w:bookmarkStart w:id="46" w:name="_Toc230830393"/>
+      <w:r>
+        <w:rPr>
           <w:rFonts w:ascii="time" w:eastAsia="標楷體" w:hAnsi="time"/>
           <w:color w:val="auto"/>
           <w:lang w:eastAsia="zh-TW"/>
         </w:rPr>
-      </w:pPr>
-      <w:bookmarkStart w:id="44" w:name="_Toc230830393"/>
+        <w:t xml:space="preserve">6-2 </w:t>
+      </w:r>
       <w:r>
         <w:rPr>
           <w:rFonts w:ascii="time" w:eastAsia="標楷體" w:hAnsi="time"/>
           <w:color w:val="auto"/>
           <w:lang w:eastAsia="zh-TW"/>
         </w:rPr>
-        <w:t xml:space="preserve">6-2 </w:t>
-      </w:r>
-      <w:r>
-        <w:rPr>
-          <w:rFonts w:ascii="time" w:eastAsia="標楷體" w:hAnsi="time"/>
-          <w:color w:val="auto"/>
-          <w:lang w:eastAsia="zh-TW"/>
-        </w:rPr>
         <w:t>設計類別圖</w:t>
       </w:r>
-      <w:bookmarkEnd w:id="44"/>
+      <w:bookmarkEnd w:id="46"/>
     </w:p>
     <w:p>
       <w:pPr>
@@ -18585,7 +19116,7 @@
                     <pic:cNvPicPr/>
                   </pic:nvPicPr>
                   <pic:blipFill>
-                    <a:blip r:embed="rId19"/>
+                    <a:blip r:embed="rId21"/>
                     <a:stretch>
                       <a:fillRect/>
                     </a:stretch>
@@ -18611,12 +19142,12 @@
         <w:pStyle w:val="af7"/>
         <w:jc w:val="center"/>
         <w:rPr>
-          <w:rFonts w:ascii="time" w:hAnsi="time"/>
+          <w:rFonts w:ascii="time" w:hAnsi="time" w:hint="eastAsia"/>
           <w:color w:val="auto"/>
           <w:lang w:eastAsia="zh-TW"/>
         </w:rPr>
       </w:pPr>
-      <w:bookmarkStart w:id="45" w:name="_Toc230830419"/>
+      <w:bookmarkStart w:id="47" w:name="_Toc230910126"/>
       <w:r>
         <w:rPr>
           <w:rFonts w:hint="eastAsia"/>
@@ -18766,12 +19297,12 @@
         </w:rPr>
         <w:t>設計類別圖</w:t>
       </w:r>
-      <w:bookmarkEnd w:id="45"/>
+      <w:bookmarkEnd w:id="47"/>
     </w:p>
     <w:p>
       <w:pPr>
         <w:rPr>
-          <w:rFonts w:ascii="time" w:hAnsi="time"/>
+          <w:rFonts w:ascii="time" w:hAnsi="time" w:hint="eastAsia"/>
           <w:lang w:eastAsia="zh-TW"/>
         </w:rPr>
       </w:pPr>
@@ -18780,7 +19311,7 @@
       <w:pPr>
         <w:ind w:firstLine="454"/>
         <w:rPr>
-          <w:rFonts w:ascii="time" w:hAnsi="time"/>
+          <w:rFonts w:ascii="time" w:hAnsi="time" w:hint="eastAsia"/>
         </w:rPr>
       </w:pPr>
       <w:r>
@@ -18925,47 +19456,47 @@
       <w:pPr>
         <w:pStyle w:val="1"/>
         <w:rPr>
+          <w:rFonts w:ascii="time" w:eastAsia="標楷體" w:hAnsi="time" w:hint="eastAsia"/>
+          <w:color w:val="auto"/>
+        </w:rPr>
+      </w:pPr>
+      <w:bookmarkStart w:id="48" w:name="_Toc230830394"/>
+      <w:proofErr w:type="spellStart"/>
+      <w:r>
+        <w:rPr>
           <w:rFonts w:ascii="time" w:eastAsia="標楷體" w:hAnsi="time"/>
           <w:color w:val="auto"/>
         </w:rPr>
-      </w:pPr>
-      <w:bookmarkStart w:id="46" w:name="_Toc230830394"/>
-      <w:proofErr w:type="spellStart"/>
-      <w:r>
-        <w:rPr>
-          <w:rFonts w:ascii="time" w:eastAsia="標楷體" w:hAnsi="time"/>
-          <w:color w:val="auto"/>
-        </w:rPr>
         <w:t>實作模型</w:t>
       </w:r>
-      <w:bookmarkEnd w:id="46"/>
+      <w:bookmarkEnd w:id="48"/>
       <w:proofErr w:type="spellEnd"/>
     </w:p>
     <w:p>
       <w:pPr>
         <w:pStyle w:val="21"/>
         <w:rPr>
+          <w:rFonts w:ascii="time" w:eastAsia="標楷體" w:hAnsi="time" w:hint="eastAsia"/>
+          <w:color w:val="auto"/>
+        </w:rPr>
+      </w:pPr>
+      <w:r>
+        <w:rPr>
           <w:rFonts w:ascii="time" w:eastAsia="標楷體" w:hAnsi="time"/>
           <w:color w:val="auto"/>
         </w:rPr>
-      </w:pPr>
+        <w:t xml:space="preserve"> </w:t>
+      </w:r>
+      <w:bookmarkStart w:id="49" w:name="_Toc230830395"/>
+      <w:proofErr w:type="spellStart"/>
       <w:r>
         <w:rPr>
           <w:rFonts w:ascii="time" w:eastAsia="標楷體" w:hAnsi="time"/>
           <w:color w:val="auto"/>
         </w:rPr>
-        <w:t xml:space="preserve"> </w:t>
-      </w:r>
-      <w:bookmarkStart w:id="47" w:name="_Toc230830395"/>
-      <w:proofErr w:type="spellStart"/>
-      <w:r>
-        <w:rPr>
-          <w:rFonts w:ascii="time" w:eastAsia="標楷體" w:hAnsi="time"/>
-          <w:color w:val="auto"/>
-        </w:rPr>
         <w:t>佈署圖</w:t>
       </w:r>
-      <w:bookmarkEnd w:id="47"/>
+      <w:bookmarkEnd w:id="49"/>
       <w:proofErr w:type="spellEnd"/>
     </w:p>
     <w:p>
@@ -18994,7 +19525,7 @@
                     <pic:cNvPicPr/>
                   </pic:nvPicPr>
                   <pic:blipFill>
-                    <a:blip r:embed="rId20"/>
+                    <a:blip r:embed="rId22"/>
                     <a:stretch>
                       <a:fillRect/>
                     </a:stretch>
@@ -19020,11 +19551,11 @@
         <w:pStyle w:val="af7"/>
         <w:jc w:val="center"/>
         <w:rPr>
-          <w:rFonts w:ascii="time" w:hAnsi="time"/>
+          <w:rFonts w:ascii="time" w:hAnsi="time" w:hint="eastAsia"/>
           <w:color w:val="auto"/>
         </w:rPr>
       </w:pPr>
-      <w:bookmarkStart w:id="48" w:name="_Toc230830420"/>
+      <w:bookmarkStart w:id="50" w:name="_Toc230910127"/>
       <w:r>
         <w:rPr>
           <w:rFonts w:hint="eastAsia"/>
@@ -19154,12 +19685,12 @@
         </w:rPr>
         <w:t>佈署圖</w:t>
       </w:r>
-      <w:bookmarkEnd w:id="48"/>
+      <w:bookmarkEnd w:id="50"/>
     </w:p>
     <w:p>
       <w:pPr>
         <w:rPr>
-          <w:rFonts w:ascii="time" w:hAnsi="time"/>
+          <w:rFonts w:ascii="time" w:hAnsi="time" w:hint="eastAsia"/>
         </w:rPr>
       </w:pPr>
     </w:p>
@@ -19167,200 +19698,25 @@
       <w:pPr>
         <w:pStyle w:val="21"/>
         <w:rPr>
+          <w:rFonts w:ascii="time" w:eastAsia="標楷體" w:hAnsi="time" w:hint="eastAsia"/>
+          <w:color w:val="auto"/>
+        </w:rPr>
+      </w:pPr>
+      <w:r>
+        <w:rPr>
           <w:rFonts w:ascii="time" w:eastAsia="標楷體" w:hAnsi="time"/>
           <w:color w:val="auto"/>
         </w:rPr>
-      </w:pPr>
+        <w:t xml:space="preserve"> </w:t>
+      </w:r>
+      <w:bookmarkStart w:id="51" w:name="_Toc230830396"/>
+      <w:proofErr w:type="spellStart"/>
       <w:r>
         <w:rPr>
           <w:rFonts w:ascii="time" w:eastAsia="標楷體" w:hAnsi="time"/>
           <w:color w:val="auto"/>
         </w:rPr>
-        <w:t xml:space="preserve"> </w:t>
-      </w:r>
-      <w:bookmarkStart w:id="49" w:name="_Toc230830396"/>
-      <w:proofErr w:type="spellStart"/>
-      <w:r>
-        <w:rPr>
-          <w:rFonts w:ascii="time" w:eastAsia="標楷體" w:hAnsi="time"/>
-          <w:color w:val="auto"/>
-        </w:rPr>
         <w:t>套件圖</w:t>
-      </w:r>
-      <w:bookmarkEnd w:id="49"/>
-      <w:proofErr w:type="spellEnd"/>
-    </w:p>
-    <w:p>
-      <w:pPr>
-        <w:keepNext/>
-        <w:jc w:val="center"/>
-      </w:pPr>
-    </w:p>
-    <w:p>
-      <w:pPr>
-        <w:pStyle w:val="af7"/>
-        <w:jc w:val="center"/>
-        <w:rPr>
-          <w:rFonts w:ascii="time" w:hAnsi="time" w:hint="eastAsia"/>
-          <w:color w:val="auto"/>
-          <w:lang w:eastAsia="zh-TW"/>
-        </w:rPr>
-      </w:pPr>
-      <w:bookmarkStart w:id="50" w:name="_Toc230830421"/>
-      <w:r>
-        <w:rPr>
-          <w:rFonts w:hint="eastAsia"/>
-          <w:color w:val="auto"/>
-        </w:rPr>
-        <w:t>圖</w:t>
-      </w:r>
-      <w:r>
-        <w:rPr>
-          <w:rFonts w:hint="eastAsia"/>
-          <w:color w:val="auto"/>
-        </w:rPr>
-        <w:t xml:space="preserve"> </w:t>
-      </w:r>
-      <w:r>
-        <w:rPr>
-          <w:color w:val="auto"/>
-        </w:rPr>
-        <w:fldChar w:fldCharType="begin"/>
-      </w:r>
-      <w:r>
-        <w:rPr>
-          <w:color w:val="auto"/>
-        </w:rPr>
-        <w:instrText xml:space="preserve"> </w:instrText>
-      </w:r>
-      <w:r>
-        <w:rPr>
-          <w:rFonts w:hint="eastAsia"/>
-          <w:color w:val="auto"/>
-        </w:rPr>
-        <w:instrText>STYLEREF 2 \s</w:instrText>
-      </w:r>
-      <w:r>
-        <w:rPr>
-          <w:color w:val="auto"/>
-        </w:rPr>
-        <w:instrText xml:space="preserve"> </w:instrText>
-      </w:r>
-      <w:r>
-        <w:rPr>
-          <w:color w:val="auto"/>
-        </w:rPr>
-        <w:fldChar w:fldCharType="separate"/>
-      </w:r>
-      <w:r>
-        <w:rPr>
-          <w:noProof/>
-          <w:color w:val="auto"/>
-        </w:rPr>
-        <w:t>7-2</w:t>
-      </w:r>
-      <w:r>
-        <w:rPr>
-          <w:color w:val="auto"/>
-        </w:rPr>
-        <w:fldChar w:fldCharType="end"/>
-      </w:r>
-      <w:r>
-        <w:rPr>
-          <w:color w:val="auto"/>
-        </w:rPr>
-        <w:noBreakHyphen/>
-      </w:r>
-      <w:r>
-        <w:rPr>
-          <w:color w:val="auto"/>
-        </w:rPr>
-        <w:fldChar w:fldCharType="begin"/>
-      </w:r>
-      <w:r>
-        <w:rPr>
-          <w:color w:val="auto"/>
-        </w:rPr>
-        <w:instrText xml:space="preserve"> </w:instrText>
-      </w:r>
-      <w:r>
-        <w:rPr>
-          <w:rFonts w:hint="eastAsia"/>
-          <w:color w:val="auto"/>
-        </w:rPr>
-        <w:instrText xml:space="preserve">SEQ </w:instrText>
-      </w:r>
-      <w:r>
-        <w:rPr>
-          <w:rFonts w:hint="eastAsia"/>
-          <w:color w:val="auto"/>
-        </w:rPr>
-        <w:instrText>圖</w:instrText>
-      </w:r>
-      <w:r>
-        <w:rPr>
-          <w:rFonts w:hint="eastAsia"/>
-          <w:color w:val="auto"/>
-        </w:rPr>
-        <w:instrText xml:space="preserve"> \* ARABIC \s 2</w:instrText>
-      </w:r>
-      <w:r>
-        <w:rPr>
-          <w:color w:val="auto"/>
-        </w:rPr>
-        <w:instrText xml:space="preserve"> </w:instrText>
-      </w:r>
-      <w:r>
-        <w:rPr>
-          <w:color w:val="auto"/>
-        </w:rPr>
-        <w:fldChar w:fldCharType="separate"/>
-      </w:r>
-      <w:r>
-        <w:rPr>
-          <w:noProof/>
-          <w:color w:val="auto"/>
-        </w:rPr>
-        <w:t>1</w:t>
-      </w:r>
-      <w:r>
-        <w:rPr>
-          <w:color w:val="auto"/>
-        </w:rPr>
-        <w:fldChar w:fldCharType="end"/>
-      </w:r>
-      <w:r>
-        <w:rPr>
-          <w:rFonts w:hint="eastAsia"/>
-          <w:color w:val="auto"/>
-        </w:rPr>
-        <w:t>套件圖</w:t>
-      </w:r>
-      <w:bookmarkEnd w:id="50"/>
-    </w:p>
-    <w:p>
-      <w:pPr>
-        <w:pStyle w:val="21"/>
-        <w:rPr>
-          <w:rFonts w:ascii="time" w:eastAsia="標楷體" w:hAnsi="time"/>
-          <w:color w:val="auto"/>
-        </w:rPr>
-      </w:pPr>
-      <w:r>
-        <w:rPr>
-          <w:rFonts w:ascii="time" w:eastAsia="標楷體" w:hAnsi="time"/>
-          <w:color w:val="auto"/>
-        </w:rPr>
-        <w:t xml:space="preserve"> </w:t>
-      </w:r>
-      <w:bookmarkStart w:id="51" w:name="_Toc230830397"/>
-      <w:proofErr w:type="spellStart"/>
-      <w:r>
-        <w:rPr>
-          <w:rFonts w:ascii="time" w:eastAsia="標楷體" w:hAnsi="time"/>
-          <w:color w:val="auto"/>
-        </w:rPr>
-        <w:t>元件圖</w:t>
       </w:r>
       <w:bookmarkEnd w:id="51"/>
       <w:proofErr w:type="spellEnd"/>
@@ -19381,7 +19737,7 @@
           <w:lang w:eastAsia="zh-TW"/>
         </w:rPr>
       </w:pPr>
-      <w:bookmarkStart w:id="52" w:name="_Toc230830422"/>
+      <w:bookmarkStart w:id="52" w:name="_Toc230910128"/>
       <w:r>
         <w:rPr>
           <w:rFonts w:hint="eastAsia"/>
@@ -19432,7 +19788,7 @@
           <w:noProof/>
           <w:color w:val="auto"/>
         </w:rPr>
-        <w:t>7-3</w:t>
+        <w:t>7-2</w:t>
       </w:r>
       <w:r>
         <w:rPr>
@@ -19509,7 +19865,7 @@
           <w:rFonts w:hint="eastAsia"/>
           <w:color w:val="auto"/>
         </w:rPr>
-        <w:t>元件圖</w:t>
+        <w:t>套件圖</w:t>
       </w:r>
       <w:bookmarkEnd w:id="52"/>
     </w:p>
@@ -19517,7 +19873,182 @@
       <w:pPr>
         <w:pStyle w:val="21"/>
         <w:rPr>
+          <w:rFonts w:ascii="time" w:eastAsia="標楷體" w:hAnsi="time" w:hint="eastAsia"/>
+          <w:color w:val="auto"/>
+        </w:rPr>
+      </w:pPr>
+      <w:r>
+        <w:rPr>
           <w:rFonts w:ascii="time" w:eastAsia="標楷體" w:hAnsi="time"/>
+          <w:color w:val="auto"/>
+        </w:rPr>
+        <w:t xml:space="preserve"> </w:t>
+      </w:r>
+      <w:bookmarkStart w:id="53" w:name="_Toc230830397"/>
+      <w:proofErr w:type="spellStart"/>
+      <w:r>
+        <w:rPr>
+          <w:rFonts w:ascii="time" w:eastAsia="標楷體" w:hAnsi="time"/>
+          <w:color w:val="auto"/>
+        </w:rPr>
+        <w:t>元件圖</w:t>
+      </w:r>
+      <w:bookmarkEnd w:id="53"/>
+      <w:proofErr w:type="spellEnd"/>
+    </w:p>
+    <w:p>
+      <w:pPr>
+        <w:keepNext/>
+        <w:jc w:val="center"/>
+      </w:pPr>
+    </w:p>
+    <w:p>
+      <w:pPr>
+        <w:pStyle w:val="af7"/>
+        <w:jc w:val="center"/>
+        <w:rPr>
+          <w:rFonts w:ascii="time" w:hAnsi="time" w:hint="eastAsia"/>
+          <w:color w:val="auto"/>
+          <w:lang w:eastAsia="zh-TW"/>
+        </w:rPr>
+      </w:pPr>
+      <w:bookmarkStart w:id="54" w:name="_Toc230910129"/>
+      <w:r>
+        <w:rPr>
+          <w:rFonts w:hint="eastAsia"/>
+          <w:color w:val="auto"/>
+        </w:rPr>
+        <w:t>圖</w:t>
+      </w:r>
+      <w:r>
+        <w:rPr>
+          <w:rFonts w:hint="eastAsia"/>
+          <w:color w:val="auto"/>
+        </w:rPr>
+        <w:t xml:space="preserve"> </w:t>
+      </w:r>
+      <w:r>
+        <w:rPr>
+          <w:color w:val="auto"/>
+        </w:rPr>
+        <w:fldChar w:fldCharType="begin"/>
+      </w:r>
+      <w:r>
+        <w:rPr>
+          <w:color w:val="auto"/>
+        </w:rPr>
+        <w:instrText xml:space="preserve"> </w:instrText>
+      </w:r>
+      <w:r>
+        <w:rPr>
+          <w:rFonts w:hint="eastAsia"/>
+          <w:color w:val="auto"/>
+        </w:rPr>
+        <w:instrText>STYLEREF 2 \s</w:instrText>
+      </w:r>
+      <w:r>
+        <w:rPr>
+          <w:color w:val="auto"/>
+        </w:rPr>
+        <w:instrText xml:space="preserve"> </w:instrText>
+      </w:r>
+      <w:r>
+        <w:rPr>
+          <w:color w:val="auto"/>
+        </w:rPr>
+        <w:fldChar w:fldCharType="separate"/>
+      </w:r>
+      <w:r>
+        <w:rPr>
+          <w:noProof/>
+          <w:color w:val="auto"/>
+        </w:rPr>
+        <w:t>7-3</w:t>
+      </w:r>
+      <w:r>
+        <w:rPr>
+          <w:color w:val="auto"/>
+        </w:rPr>
+        <w:fldChar w:fldCharType="end"/>
+      </w:r>
+      <w:r>
+        <w:rPr>
+          <w:color w:val="auto"/>
+        </w:rPr>
+        <w:noBreakHyphen/>
+      </w:r>
+      <w:r>
+        <w:rPr>
+          <w:color w:val="auto"/>
+        </w:rPr>
+        <w:fldChar w:fldCharType="begin"/>
+      </w:r>
+      <w:r>
+        <w:rPr>
+          <w:color w:val="auto"/>
+        </w:rPr>
+        <w:instrText xml:space="preserve"> </w:instrText>
+      </w:r>
+      <w:r>
+        <w:rPr>
+          <w:rFonts w:hint="eastAsia"/>
+          <w:color w:val="auto"/>
+        </w:rPr>
+        <w:instrText xml:space="preserve">SEQ </w:instrText>
+      </w:r>
+      <w:r>
+        <w:rPr>
+          <w:rFonts w:hint="eastAsia"/>
+          <w:color w:val="auto"/>
+        </w:rPr>
+        <w:instrText>圖</w:instrText>
+      </w:r>
+      <w:r>
+        <w:rPr>
+          <w:rFonts w:hint="eastAsia"/>
+          <w:color w:val="auto"/>
+        </w:rPr>
+        <w:instrText xml:space="preserve"> \* ARABIC \s 2</w:instrText>
+      </w:r>
+      <w:r>
+        <w:rPr>
+          <w:color w:val="auto"/>
+        </w:rPr>
+        <w:instrText xml:space="preserve"> </w:instrText>
+      </w:r>
+      <w:r>
+        <w:rPr>
+          <w:color w:val="auto"/>
+        </w:rPr>
+        <w:fldChar w:fldCharType="separate"/>
+      </w:r>
+      <w:r>
+        <w:rPr>
+          <w:noProof/>
+          <w:color w:val="auto"/>
+        </w:rPr>
+        <w:t>1</w:t>
+      </w:r>
+      <w:r>
+        <w:rPr>
+          <w:color w:val="auto"/>
+        </w:rPr>
+        <w:fldChar w:fldCharType="end"/>
+      </w:r>
+      <w:r>
+        <w:rPr>
+          <w:rFonts w:hint="eastAsia"/>
+          <w:color w:val="auto"/>
+        </w:rPr>
+        <w:t>元件圖</w:t>
+      </w:r>
+      <w:bookmarkEnd w:id="54"/>
+    </w:p>
+    <w:p>
+      <w:pPr>
+        <w:pStyle w:val="21"/>
+        <w:rPr>
+          <w:rFonts w:ascii="time" w:eastAsia="標楷體" w:hAnsi="time" w:hint="eastAsia"/>
           <w:color w:val="auto"/>
         </w:rPr>
       </w:pPr>
@@ -19529,7 +20060,7 @@
         <w:lastRenderedPageBreak/>
         <w:t xml:space="preserve"> </w:t>
       </w:r>
-      <w:bookmarkStart w:id="53" w:name="_Toc230830398"/>
+      <w:bookmarkStart w:id="55" w:name="_Toc230830398"/>
       <w:proofErr w:type="spellStart"/>
       <w:r>
         <w:rPr>
@@ -19538,7 +20069,7 @@
         </w:rPr>
         <w:t>狀態機</w:t>
       </w:r>
-      <w:bookmarkEnd w:id="53"/>
+      <w:bookmarkEnd w:id="55"/>
       <w:proofErr w:type="spellEnd"/>
     </w:p>
     <w:p>
@@ -19567,7 +20098,7 @@
                     <pic:cNvPicPr/>
                   </pic:nvPicPr>
                   <pic:blipFill>
-                    <a:blip r:embed="rId21"/>
+                    <a:blip r:embed="rId23"/>
                     <a:stretch>
                       <a:fillRect/>
                     </a:stretch>
@@ -19593,12 +20124,12 @@
         <w:pStyle w:val="af7"/>
         <w:jc w:val="center"/>
         <w:rPr>
-          <w:rFonts w:ascii="time" w:hAnsi="time"/>
+          <w:rFonts w:ascii="time" w:hAnsi="time" w:hint="eastAsia"/>
           <w:color w:val="auto"/>
           <w:lang w:eastAsia="zh-TW"/>
         </w:rPr>
       </w:pPr>
-      <w:bookmarkStart w:id="54" w:name="_Toc230830423"/>
+      <w:bookmarkStart w:id="56" w:name="_Toc230910130"/>
       <w:r>
         <w:rPr>
           <w:rFonts w:hint="eastAsia"/>
@@ -19748,12 +20279,12 @@
         </w:rPr>
         <w:t>使用者操作狀態機</w:t>
       </w:r>
-      <w:bookmarkEnd w:id="54"/>
+      <w:bookmarkEnd w:id="56"/>
     </w:p>
     <w:p>
       <w:pPr>
         <w:rPr>
-          <w:rFonts w:ascii="time" w:hAnsi="time"/>
+          <w:rFonts w:ascii="time" w:hAnsi="time" w:hint="eastAsia"/>
           <w:lang w:eastAsia="zh-TW"/>
         </w:rPr>
       </w:pPr>
@@ -19762,44 +20293,44 @@
       <w:pPr>
         <w:pStyle w:val="1"/>
         <w:rPr>
+          <w:rFonts w:ascii="time" w:eastAsia="標楷體" w:hAnsi="time" w:hint="eastAsia"/>
+          <w:color w:val="auto"/>
+          <w:lang w:eastAsia="zh-TW"/>
+        </w:rPr>
+      </w:pPr>
+      <w:bookmarkStart w:id="57" w:name="_Toc230830399"/>
+      <w:r>
+        <w:rPr>
           <w:rFonts w:ascii="time" w:eastAsia="標楷體" w:hAnsi="time"/>
           <w:color w:val="auto"/>
           <w:lang w:eastAsia="zh-TW"/>
         </w:rPr>
-      </w:pPr>
-      <w:bookmarkStart w:id="55" w:name="_Toc230830399"/>
-      <w:r>
-        <w:rPr>
-          <w:rFonts w:ascii="time" w:eastAsia="標楷體" w:hAnsi="time"/>
-          <w:color w:val="auto"/>
-          <w:lang w:eastAsia="zh-TW"/>
-        </w:rPr>
         <w:t>資料庫設計</w:t>
       </w:r>
-      <w:bookmarkEnd w:id="55"/>
+      <w:bookmarkEnd w:id="57"/>
     </w:p>
     <w:p>
       <w:pPr>
         <w:pStyle w:val="21"/>
         <w:rPr>
+          <w:rFonts w:ascii="time" w:eastAsia="標楷體" w:hAnsi="time" w:hint="eastAsia"/>
+          <w:color w:val="auto"/>
+        </w:rPr>
+      </w:pPr>
+      <w:r>
+        <w:rPr>
           <w:rFonts w:ascii="time" w:eastAsia="標楷體" w:hAnsi="time"/>
           <w:color w:val="auto"/>
         </w:rPr>
-      </w:pPr>
+        <w:t xml:space="preserve"> </w:t>
+      </w:r>
+      <w:bookmarkStart w:id="58" w:name="_Toc230830400"/>
+      <w:proofErr w:type="spellStart"/>
       <w:r>
         <w:rPr>
           <w:rFonts w:ascii="time" w:eastAsia="標楷體" w:hAnsi="time"/>
           <w:color w:val="auto"/>
         </w:rPr>
-        <w:t xml:space="preserve"> </w:t>
-      </w:r>
-      <w:bookmarkStart w:id="56" w:name="_Toc230830400"/>
-      <w:proofErr w:type="spellStart"/>
-      <w:r>
-        <w:rPr>
-          <w:rFonts w:ascii="time" w:eastAsia="標楷體" w:hAnsi="time"/>
-          <w:color w:val="auto"/>
-        </w:rPr>
         <w:t>資料庫關聯</w:t>
       </w:r>
       <w:proofErr w:type="spellEnd"/>
@@ -19811,7 +20342,7 @@
         </w:rPr>
         <w:t>圖</w:t>
       </w:r>
-      <w:bookmarkEnd w:id="56"/>
+      <w:bookmarkEnd w:id="58"/>
     </w:p>
     <w:p>
       <w:pPr>
@@ -19839,7 +20370,7 @@
                     <pic:cNvPicPr/>
                   </pic:nvPicPr>
                   <pic:blipFill>
-                    <a:blip r:embed="rId22"/>
+                    <a:blip r:embed="rId24"/>
                     <a:stretch>
                       <a:fillRect/>
                     </a:stretch>
@@ -19865,12 +20396,12 @@
         <w:pStyle w:val="af7"/>
         <w:jc w:val="center"/>
         <w:rPr>
-          <w:rFonts w:ascii="time" w:hAnsi="time"/>
+          <w:rFonts w:ascii="time" w:hAnsi="time" w:hint="eastAsia"/>
           <w:color w:val="auto"/>
           <w:lang w:eastAsia="zh-TW"/>
         </w:rPr>
       </w:pPr>
-      <w:bookmarkStart w:id="57" w:name="_Toc230830424"/>
+      <w:bookmarkStart w:id="59" w:name="_Toc230910131"/>
       <w:r>
         <w:rPr>
           <w:rFonts w:hint="eastAsia"/>
@@ -19890,6 +20421,7 @@
       <w:r>
         <w:rPr>
           <w:color w:val="auto"/>
+          <w:lang w:eastAsia="zh-TW"/>
         </w:rPr>
         <w:fldChar w:fldCharType="begin"/>
       </w:r>
@@ -19918,6 +20450,7 @@
       <w:r>
         <w:rPr>
           <w:color w:val="auto"/>
+          <w:lang w:eastAsia="zh-TW"/>
         </w:rPr>
         <w:fldChar w:fldCharType="separate"/>
       </w:r>
@@ -19932,6 +20465,7 @@
       <w:r>
         <w:rPr>
           <w:color w:val="auto"/>
+          <w:lang w:eastAsia="zh-TW"/>
         </w:rPr>
         <w:fldChar w:fldCharType="end"/>
       </w:r>
@@ -19945,6 +20479,7 @@
       <w:r>
         <w:rPr>
           <w:color w:val="auto"/>
+          <w:lang w:eastAsia="zh-TW"/>
         </w:rPr>
         <w:fldChar w:fldCharType="begin"/>
       </w:r>
@@ -19989,6 +20524,7 @@
       <w:r>
         <w:rPr>
           <w:color w:val="auto"/>
+          <w:lang w:eastAsia="zh-TW"/>
         </w:rPr>
         <w:fldChar w:fldCharType="separate"/>
       </w:r>
@@ -20003,6 +20539,7 @@
       <w:r>
         <w:rPr>
           <w:color w:val="auto"/>
+          <w:lang w:eastAsia="zh-TW"/>
         </w:rPr>
         <w:fldChar w:fldCharType="end"/>
       </w:r>
@@ -20014,12 +20551,12 @@
         </w:rPr>
         <w:t>資料庫實體關聯圖</w:t>
       </w:r>
-      <w:bookmarkEnd w:id="57"/>
+      <w:bookmarkEnd w:id="59"/>
     </w:p>
     <w:p>
       <w:pPr>
         <w:rPr>
-          <w:rFonts w:ascii="time" w:hAnsi="time"/>
+          <w:rFonts w:ascii="time" w:hAnsi="time" w:hint="eastAsia"/>
           <w:lang w:eastAsia="zh-TW"/>
         </w:rPr>
       </w:pPr>
@@ -20028,7 +20565,7 @@
       <w:pPr>
         <w:ind w:firstLine="454"/>
         <w:rPr>
-          <w:rFonts w:ascii="time" w:hAnsi="time"/>
+          <w:rFonts w:ascii="time" w:hAnsi="time" w:hint="eastAsia"/>
           <w:lang w:eastAsia="zh-TW"/>
         </w:rPr>
       </w:pPr>
@@ -20160,49 +20697,49 @@
       <w:pPr>
         <w:pStyle w:val="21"/>
         <w:rPr>
+          <w:rFonts w:ascii="time" w:eastAsia="標楷體" w:hAnsi="time" w:hint="eastAsia"/>
+          <w:color w:val="auto"/>
+          <w:lang w:eastAsia="zh-TW"/>
+        </w:rPr>
+      </w:pPr>
+      <w:r>
+        <w:rPr>
           <w:rFonts w:ascii="time" w:eastAsia="標楷體" w:hAnsi="time"/>
           <w:color w:val="auto"/>
           <w:lang w:eastAsia="zh-TW"/>
         </w:rPr>
-      </w:pPr>
+        <w:t xml:space="preserve"> </w:t>
+      </w:r>
+      <w:bookmarkStart w:id="60" w:name="_Toc230830401"/>
       <w:r>
         <w:rPr>
           <w:rFonts w:ascii="time" w:eastAsia="標楷體" w:hAnsi="time"/>
           <w:color w:val="auto"/>
           <w:lang w:eastAsia="zh-TW"/>
         </w:rPr>
-        <w:t xml:space="preserve"> </w:t>
-      </w:r>
-      <w:bookmarkStart w:id="58" w:name="_Toc230830401"/>
+        <w:t>表格及其</w:t>
+      </w:r>
       <w:r>
         <w:rPr>
           <w:rFonts w:ascii="time" w:eastAsia="標楷體" w:hAnsi="time"/>
           <w:color w:val="auto"/>
           <w:lang w:eastAsia="zh-TW"/>
         </w:rPr>
-        <w:t>表格及其</w:t>
-      </w:r>
-      <w:r>
-        <w:rPr>
-          <w:rFonts w:ascii="time" w:eastAsia="標楷體" w:hAnsi="time"/>
-          <w:color w:val="auto"/>
-          <w:lang w:eastAsia="zh-TW"/>
-        </w:rPr>
         <w:t>Meta data</w:t>
       </w:r>
-      <w:bookmarkEnd w:id="58"/>
+      <w:bookmarkEnd w:id="60"/>
     </w:p>
     <w:p>
       <w:pPr>
         <w:pStyle w:val="af7"/>
         <w:jc w:val="center"/>
         <w:rPr>
-          <w:rFonts w:ascii="time" w:hAnsi="time"/>
+          <w:rFonts w:ascii="time" w:hAnsi="time" w:hint="eastAsia"/>
           <w:color w:val="auto"/>
           <w:lang w:eastAsia="zh-TW"/>
         </w:rPr>
       </w:pPr>
-      <w:bookmarkStart w:id="59" w:name="_Toc230830437"/>
+      <w:bookmarkStart w:id="61" w:name="_Toc230830437"/>
       <w:r>
         <w:rPr>
           <w:rFonts w:hint="eastAsia"/>
@@ -20325,7 +20862,6 @@
         </w:rPr>
         <w:fldChar w:fldCharType="end"/>
       </w:r>
-      <w:proofErr w:type="spellStart"/>
       <w:r>
         <w:rPr>
           <w:rFonts w:hint="eastAsia"/>
@@ -20348,56 +20884,55 @@
         </w:rPr>
         <w:t>Metadata</w:t>
       </w:r>
-      <w:bookmarkEnd w:id="59"/>
-      <w:proofErr w:type="spellEnd"/>
+      <w:bookmarkEnd w:id="61"/>
     </w:p>
     <w:p>
       <w:pPr>
         <w:pStyle w:val="1"/>
         <w:rPr>
+          <w:rFonts w:ascii="time" w:eastAsia="標楷體" w:hAnsi="time" w:hint="eastAsia"/>
+          <w:color w:val="auto"/>
+          <w:lang w:eastAsia="zh-TW"/>
+        </w:rPr>
+      </w:pPr>
+      <w:bookmarkStart w:id="62" w:name="_Toc230830402"/>
+      <w:r>
+        <w:rPr>
           <w:rFonts w:ascii="time" w:eastAsia="標楷體" w:hAnsi="time"/>
           <w:color w:val="auto"/>
           <w:lang w:eastAsia="zh-TW"/>
         </w:rPr>
-      </w:pPr>
-      <w:bookmarkStart w:id="60" w:name="_Toc230830402"/>
-      <w:r>
-        <w:rPr>
-          <w:rFonts w:ascii="time" w:eastAsia="標楷體" w:hAnsi="time"/>
-          <w:color w:val="auto"/>
-          <w:lang w:eastAsia="zh-TW"/>
-        </w:rPr>
         <w:t>程式</w:t>
       </w:r>
-      <w:bookmarkEnd w:id="60"/>
+      <w:bookmarkEnd w:id="62"/>
     </w:p>
     <w:p>
       <w:pPr>
         <w:pStyle w:val="21"/>
         <w:rPr>
+          <w:rFonts w:ascii="time" w:eastAsia="標楷體" w:hAnsi="time" w:hint="eastAsia"/>
+          <w:color w:val="auto"/>
+          <w:lang w:eastAsia="zh-TW"/>
+        </w:rPr>
+      </w:pPr>
+      <w:r>
+        <w:rPr>
           <w:rFonts w:ascii="time" w:eastAsia="標楷體" w:hAnsi="time"/>
           <w:color w:val="auto"/>
           <w:lang w:eastAsia="zh-TW"/>
         </w:rPr>
-      </w:pPr>
+        <w:t xml:space="preserve"> </w:t>
+      </w:r>
+      <w:bookmarkStart w:id="63" w:name="_Toc230830403"/>
       <w:r>
         <w:rPr>
           <w:rFonts w:ascii="time" w:eastAsia="標楷體" w:hAnsi="time"/>
           <w:color w:val="auto"/>
           <w:lang w:eastAsia="zh-TW"/>
         </w:rPr>
-        <w:t xml:space="preserve"> </w:t>
-      </w:r>
-      <w:bookmarkStart w:id="61" w:name="_Toc230830403"/>
-      <w:r>
-        <w:rPr>
-          <w:rFonts w:ascii="time" w:eastAsia="標楷體" w:hAnsi="time"/>
-          <w:color w:val="auto"/>
-          <w:lang w:eastAsia="zh-TW"/>
-        </w:rPr>
         <w:t>元件清單及其規格描述</w:t>
       </w:r>
-      <w:bookmarkEnd w:id="61"/>
+      <w:bookmarkEnd w:id="63"/>
     </w:p>
     <w:p>
       <w:pPr>
@@ -20409,7 +20944,7 @@
           <w:lang w:eastAsia="zh-TW"/>
         </w:rPr>
       </w:pPr>
-      <w:bookmarkStart w:id="62" w:name="_Toc230830438"/>
+      <w:bookmarkStart w:id="64" w:name="_Toc230830438"/>
       <w:r>
         <w:rPr>
           <w:rFonts w:hint="eastAsia"/>
@@ -20553,7 +21088,7 @@
         </w:rPr>
         <w:t>元件清單及規格描述</w:t>
       </w:r>
-      <w:bookmarkEnd w:id="62"/>
+      <w:bookmarkEnd w:id="64"/>
     </w:p>
     <w:tbl>
       <w:tblPr>
@@ -20582,7 +21117,7 @@
             <w:pPr>
               <w:jc w:val="center"/>
               <w:rPr>
-                <w:rFonts w:ascii="time" w:hAnsi="time"/>
+                <w:rFonts w:ascii="time" w:hAnsi="time" w:hint="eastAsia"/>
               </w:rPr>
             </w:pPr>
             <w:proofErr w:type="spellStart"/>
@@ -20607,7 +21142,7 @@
             <w:pPr>
               <w:jc w:val="center"/>
               <w:rPr>
-                <w:rFonts w:ascii="time" w:hAnsi="time"/>
+                <w:rFonts w:ascii="time" w:hAnsi="time" w:hint="eastAsia"/>
               </w:rPr>
             </w:pPr>
             <w:proofErr w:type="spellStart"/>
@@ -20632,7 +21167,7 @@
             <w:pPr>
               <w:jc w:val="center"/>
               <w:rPr>
-                <w:rFonts w:ascii="time" w:hAnsi="time"/>
+                <w:rFonts w:ascii="time" w:hAnsi="time" w:hint="eastAsia"/>
               </w:rPr>
             </w:pPr>
             <w:proofErr w:type="spellStart"/>
@@ -20661,7 +21196,7 @@
             <w:pPr>
               <w:jc w:val="center"/>
               <w:rPr>
-                <w:rFonts w:ascii="time" w:hAnsi="time"/>
+                <w:rFonts w:ascii="time" w:hAnsi="time" w:hint="eastAsia"/>
               </w:rPr>
             </w:pPr>
             <w:proofErr w:type="spellStart"/>
@@ -20683,7 +21218,7 @@
           <w:p>
             <w:pPr>
               <w:rPr>
-                <w:rFonts w:ascii="time" w:hAnsi="time"/>
+                <w:rFonts w:ascii="time" w:hAnsi="time" w:hint="eastAsia"/>
               </w:rPr>
             </w:pPr>
             <w:r>
@@ -20703,7 +21238,7 @@
           <w:p>
             <w:pPr>
               <w:rPr>
-                <w:rFonts w:ascii="time" w:hAnsi="time"/>
+                <w:rFonts w:ascii="time" w:hAnsi="time" w:hint="eastAsia"/>
               </w:rPr>
             </w:pPr>
             <w:proofErr w:type="spellStart"/>
@@ -20780,7 +21315,7 @@
             <w:pPr>
               <w:jc w:val="center"/>
               <w:rPr>
-                <w:rFonts w:ascii="time" w:hAnsi="time"/>
+                <w:rFonts w:ascii="time" w:hAnsi="time" w:hint="eastAsia"/>
               </w:rPr>
             </w:pPr>
             <w:proofErr w:type="spellStart"/>
@@ -20802,7 +21337,7 @@
           <w:p>
             <w:pPr>
               <w:rPr>
-                <w:rFonts w:ascii="time" w:hAnsi="time"/>
+                <w:rFonts w:ascii="time" w:hAnsi="time" w:hint="eastAsia"/>
               </w:rPr>
             </w:pPr>
             <w:r>
@@ -20822,7 +21357,7 @@
           <w:p>
             <w:pPr>
               <w:rPr>
-                <w:rFonts w:ascii="time" w:hAnsi="time"/>
+                <w:rFonts w:ascii="time" w:hAnsi="time" w:hint="eastAsia"/>
                 <w:lang w:eastAsia="zh-TW"/>
               </w:rPr>
             </w:pPr>
@@ -20850,7 +21385,7 @@
             <w:pPr>
               <w:jc w:val="center"/>
               <w:rPr>
-                <w:rFonts w:ascii="time" w:hAnsi="time"/>
+                <w:rFonts w:ascii="time" w:hAnsi="time" w:hint="eastAsia"/>
               </w:rPr>
             </w:pPr>
             <w:proofErr w:type="spellStart"/>
@@ -20872,7 +21407,7 @@
           <w:p>
             <w:pPr>
               <w:rPr>
-                <w:rFonts w:ascii="time" w:hAnsi="time"/>
+                <w:rFonts w:ascii="time" w:hAnsi="time" w:hint="eastAsia"/>
               </w:rPr>
             </w:pPr>
             <w:r>
@@ -20892,7 +21427,7 @@
           <w:p>
             <w:pPr>
               <w:rPr>
-                <w:rFonts w:ascii="time" w:hAnsi="time"/>
+                <w:rFonts w:ascii="time" w:hAnsi="time" w:hint="eastAsia"/>
                 <w:lang w:eastAsia="zh-TW"/>
               </w:rPr>
             </w:pPr>
@@ -20920,7 +21455,7 @@
             <w:pPr>
               <w:jc w:val="center"/>
               <w:rPr>
-                <w:rFonts w:ascii="time" w:hAnsi="time"/>
+                <w:rFonts w:ascii="time" w:hAnsi="time" w:hint="eastAsia"/>
               </w:rPr>
             </w:pPr>
             <w:proofErr w:type="spellStart"/>
@@ -20949,7 +21484,7 @@
           <w:p>
             <w:pPr>
               <w:rPr>
-                <w:rFonts w:ascii="time" w:hAnsi="time"/>
+                <w:rFonts w:ascii="time" w:hAnsi="time" w:hint="eastAsia"/>
               </w:rPr>
             </w:pPr>
             <w:r>
@@ -20969,7 +21504,7 @@
           <w:p>
             <w:pPr>
               <w:rPr>
-                <w:rFonts w:ascii="time" w:hAnsi="time"/>
+                <w:rFonts w:ascii="time" w:hAnsi="time" w:hint="eastAsia"/>
                 <w:lang w:eastAsia="zh-TW"/>
               </w:rPr>
             </w:pPr>
@@ -21013,7 +21548,7 @@
             <w:pPr>
               <w:jc w:val="center"/>
               <w:rPr>
-                <w:rFonts w:ascii="time" w:hAnsi="time"/>
+                <w:rFonts w:ascii="time" w:hAnsi="time" w:hint="eastAsia"/>
               </w:rPr>
             </w:pPr>
             <w:proofErr w:type="spellStart"/>
@@ -21035,7 +21570,7 @@
           <w:p>
             <w:pPr>
               <w:rPr>
-                <w:rFonts w:ascii="time" w:hAnsi="time"/>
+                <w:rFonts w:ascii="time" w:hAnsi="time" w:hint="eastAsia"/>
               </w:rPr>
             </w:pPr>
             <w:r>
@@ -21055,7 +21590,7 @@
           <w:p>
             <w:pPr>
               <w:rPr>
-                <w:rFonts w:ascii="time" w:hAnsi="time"/>
+                <w:rFonts w:ascii="time" w:hAnsi="time" w:hint="eastAsia"/>
                 <w:lang w:eastAsia="zh-TW"/>
               </w:rPr>
             </w:pPr>
@@ -21083,7 +21618,7 @@
             <w:pPr>
               <w:jc w:val="center"/>
               <w:rPr>
-                <w:rFonts w:ascii="time" w:hAnsi="time"/>
+                <w:rFonts w:ascii="time" w:hAnsi="time" w:hint="eastAsia"/>
               </w:rPr>
             </w:pPr>
             <w:proofErr w:type="spellStart"/>
@@ -21105,7 +21640,7 @@
           <w:p>
             <w:pPr>
               <w:rPr>
-                <w:rFonts w:ascii="time" w:hAnsi="time"/>
+                <w:rFonts w:ascii="time" w:hAnsi="time" w:hint="eastAsia"/>
               </w:rPr>
             </w:pPr>
             <w:r>
@@ -21125,7 +21660,7 @@
           <w:p>
             <w:pPr>
               <w:rPr>
-                <w:rFonts w:ascii="time" w:hAnsi="time"/>
+                <w:rFonts w:ascii="time" w:hAnsi="time" w:hint="eastAsia"/>
                 <w:lang w:eastAsia="zh-TW"/>
               </w:rPr>
             </w:pPr>
@@ -21153,7 +21688,7 @@
             <w:pPr>
               <w:jc w:val="center"/>
               <w:rPr>
-                <w:rFonts w:ascii="time" w:hAnsi="time"/>
+                <w:rFonts w:ascii="time" w:hAnsi="time" w:hint="eastAsia"/>
               </w:rPr>
             </w:pPr>
             <w:r>
@@ -21173,7 +21708,7 @@
           <w:p>
             <w:pPr>
               <w:rPr>
-                <w:rFonts w:ascii="time" w:hAnsi="time"/>
+                <w:rFonts w:ascii="time" w:hAnsi="time" w:hint="eastAsia"/>
               </w:rPr>
             </w:pPr>
             <w:proofErr w:type="spellStart"/>
@@ -21195,7 +21730,7 @@
           <w:p>
             <w:pPr>
               <w:rPr>
-                <w:rFonts w:ascii="time" w:hAnsi="time"/>
+                <w:rFonts w:ascii="time" w:hAnsi="time" w:hint="eastAsia"/>
                 <w:lang w:eastAsia="zh-TW"/>
               </w:rPr>
             </w:pPr>
@@ -21231,7 +21766,7 @@
             <w:pPr>
               <w:jc w:val="center"/>
               <w:rPr>
-                <w:rFonts w:ascii="time" w:hAnsi="time"/>
+                <w:rFonts w:ascii="time" w:hAnsi="time" w:hint="eastAsia"/>
               </w:rPr>
             </w:pPr>
             <w:proofErr w:type="spellStart"/>
@@ -21260,7 +21795,7 @@
           <w:p>
             <w:pPr>
               <w:rPr>
-                <w:rFonts w:ascii="time" w:hAnsi="time"/>
+                <w:rFonts w:ascii="time" w:hAnsi="time" w:hint="eastAsia"/>
               </w:rPr>
             </w:pPr>
             <w:proofErr w:type="spellStart"/>
@@ -21289,7 +21824,7 @@
           <w:p>
             <w:pPr>
               <w:rPr>
-                <w:rFonts w:ascii="time" w:hAnsi="time"/>
+                <w:rFonts w:ascii="time" w:hAnsi="time" w:hint="eastAsia"/>
                 <w:lang w:eastAsia="zh-TW"/>
               </w:rPr>
             </w:pPr>
@@ -21324,7 +21859,7 @@
     <w:p>
       <w:pPr>
         <w:rPr>
-          <w:rFonts w:ascii="time" w:hAnsi="time"/>
+          <w:rFonts w:ascii="time" w:hAnsi="time" w:hint="eastAsia"/>
           <w:lang w:eastAsia="zh-TW"/>
         </w:rPr>
       </w:pPr>
@@ -21333,27 +21868,27 @@
       <w:pPr>
         <w:pStyle w:val="21"/>
         <w:rPr>
+          <w:rFonts w:ascii="time" w:eastAsia="標楷體" w:hAnsi="time" w:hint="eastAsia"/>
+          <w:color w:val="auto"/>
+        </w:rPr>
+      </w:pPr>
+      <w:bookmarkStart w:id="65" w:name="_Toc230830404"/>
+      <w:proofErr w:type="spellStart"/>
+      <w:r>
+        <w:rPr>
           <w:rFonts w:ascii="time" w:eastAsia="標楷體" w:hAnsi="time"/>
           <w:color w:val="auto"/>
         </w:rPr>
-      </w:pPr>
-      <w:bookmarkStart w:id="63" w:name="_Toc230830404"/>
-      <w:proofErr w:type="spellStart"/>
-      <w:r>
-        <w:rPr>
-          <w:rFonts w:ascii="time" w:eastAsia="標楷體" w:hAnsi="time"/>
-          <w:color w:val="auto"/>
-        </w:rPr>
         <w:t>其他附屬之各種元件</w:t>
       </w:r>
-      <w:bookmarkEnd w:id="63"/>
+      <w:bookmarkEnd w:id="65"/>
       <w:proofErr w:type="spellEnd"/>
     </w:p>
     <w:p>
       <w:pPr>
         <w:ind w:firstLine="454"/>
         <w:rPr>
-          <w:rFonts w:ascii="time" w:hAnsi="time"/>
+          <w:rFonts w:ascii="time" w:hAnsi="time" w:hint="eastAsia"/>
         </w:rPr>
       </w:pPr>
       <w:proofErr w:type="spellStart"/>
@@ -21515,41 +22050,41 @@
       <w:pPr>
         <w:pStyle w:val="1"/>
         <w:rPr>
+          <w:rFonts w:ascii="time" w:eastAsia="標楷體" w:hAnsi="time" w:hint="eastAsia"/>
+          <w:color w:val="auto"/>
+          <w:lang w:eastAsia="zh-TW"/>
+        </w:rPr>
+      </w:pPr>
+      <w:bookmarkStart w:id="66" w:name="_Toc230830405"/>
+      <w:r>
+        <w:rPr>
           <w:rFonts w:ascii="time" w:eastAsia="標楷體" w:hAnsi="time"/>
           <w:color w:val="auto"/>
           <w:lang w:eastAsia="zh-TW"/>
         </w:rPr>
-      </w:pPr>
-      <w:bookmarkStart w:id="64" w:name="_Toc230830405"/>
-      <w:r>
-        <w:rPr>
-          <w:rFonts w:ascii="time" w:eastAsia="標楷體" w:hAnsi="time"/>
-          <w:color w:val="auto"/>
-          <w:lang w:eastAsia="zh-TW"/>
-        </w:rPr>
         <w:t>測試模型</w:t>
       </w:r>
-      <w:bookmarkEnd w:id="64"/>
+      <w:bookmarkEnd w:id="66"/>
     </w:p>
     <w:p>
       <w:pPr>
         <w:pStyle w:val="21"/>
         <w:rPr>
+          <w:rFonts w:ascii="time" w:eastAsia="標楷體" w:hAnsi="time" w:hint="eastAsia"/>
+          <w:color w:val="auto"/>
+          <w:lang w:eastAsia="zh-TW"/>
+        </w:rPr>
+      </w:pPr>
+      <w:bookmarkStart w:id="67" w:name="_Toc230830406"/>
+      <w:r>
+        <w:rPr>
           <w:rFonts w:ascii="time" w:eastAsia="標楷體" w:hAnsi="time"/>
           <w:color w:val="auto"/>
           <w:lang w:eastAsia="zh-TW"/>
         </w:rPr>
-      </w:pPr>
-      <w:bookmarkStart w:id="65" w:name="_Toc230830406"/>
-      <w:r>
-        <w:rPr>
-          <w:rFonts w:ascii="time" w:eastAsia="標楷體" w:hAnsi="time"/>
-          <w:color w:val="auto"/>
-          <w:lang w:eastAsia="zh-TW"/>
-        </w:rPr>
         <w:t>測試計畫</w:t>
       </w:r>
-      <w:bookmarkEnd w:id="65"/>
+      <w:bookmarkEnd w:id="67"/>
     </w:p>
     <w:p>
       <w:pPr>
@@ -21562,7 +22097,7 @@
           <w:lang w:eastAsia="zh-TW"/>
         </w:rPr>
       </w:pPr>
-      <w:bookmarkStart w:id="66" w:name="_Toc230830439"/>
+      <w:bookmarkStart w:id="68" w:name="_Toc230830439"/>
       <w:r>
         <w:rPr>
           <w:rFonts w:ascii="time" w:hAnsi="time" w:hint="eastAsia"/>
@@ -21693,7 +22228,7 @@
         </w:rPr>
         <w:t>測試計畫表</w:t>
       </w:r>
-      <w:bookmarkEnd w:id="66"/>
+      <w:bookmarkEnd w:id="68"/>
     </w:p>
     <w:tbl>
       <w:tblPr>
@@ -21722,7 +22257,7 @@
             <w:pPr>
               <w:jc w:val="center"/>
               <w:rPr>
-                <w:rFonts w:ascii="time" w:hAnsi="time"/>
+                <w:rFonts w:ascii="time" w:hAnsi="time" w:hint="eastAsia"/>
               </w:rPr>
             </w:pPr>
             <w:proofErr w:type="spellStart"/>
@@ -21747,7 +22282,7 @@
             <w:pPr>
               <w:jc w:val="center"/>
               <w:rPr>
-                <w:rFonts w:ascii="time" w:hAnsi="time"/>
+                <w:rFonts w:ascii="time" w:hAnsi="time" w:hint="eastAsia"/>
               </w:rPr>
             </w:pPr>
             <w:proofErr w:type="spellStart"/>
@@ -21772,7 +22307,7 @@
             <w:pPr>
               <w:jc w:val="center"/>
               <w:rPr>
-                <w:rFonts w:ascii="time" w:hAnsi="time"/>
+                <w:rFonts w:ascii="time" w:hAnsi="time" w:hint="eastAsia"/>
               </w:rPr>
             </w:pPr>
             <w:proofErr w:type="spellStart"/>
@@ -21801,7 +22336,7 @@
             <w:pPr>
               <w:jc w:val="center"/>
               <w:rPr>
-                <w:rFonts w:ascii="time" w:hAnsi="time"/>
+                <w:rFonts w:ascii="time" w:hAnsi="time" w:hint="eastAsia"/>
               </w:rPr>
             </w:pPr>
           </w:p>
@@ -21814,7 +22349,7 @@
           <w:p>
             <w:pPr>
               <w:rPr>
-                <w:rFonts w:ascii="time" w:hAnsi="time"/>
+                <w:rFonts w:ascii="time" w:hAnsi="time" w:hint="eastAsia"/>
               </w:rPr>
             </w:pPr>
           </w:p>
@@ -21847,7 +22382,7 @@
             <w:pPr>
               <w:jc w:val="center"/>
               <w:rPr>
-                <w:rFonts w:ascii="time" w:hAnsi="time"/>
+                <w:rFonts w:ascii="time" w:hAnsi="time" w:hint="eastAsia"/>
                 <w:lang w:eastAsia="zh-TW"/>
               </w:rPr>
             </w:pPr>
@@ -21861,7 +22396,7 @@
           <w:p>
             <w:pPr>
               <w:rPr>
-                <w:rFonts w:ascii="time" w:hAnsi="time"/>
+                <w:rFonts w:ascii="time" w:hAnsi="time" w:hint="eastAsia"/>
               </w:rPr>
             </w:pPr>
           </w:p>
@@ -21894,7 +22429,7 @@
             <w:pPr>
               <w:jc w:val="center"/>
               <w:rPr>
-                <w:rFonts w:ascii="time" w:hAnsi="time"/>
+                <w:rFonts w:ascii="time" w:hAnsi="time" w:hint="eastAsia"/>
                 <w:lang w:eastAsia="zh-TW"/>
               </w:rPr>
             </w:pPr>
@@ -21908,7 +22443,7 @@
           <w:p>
             <w:pPr>
               <w:rPr>
-                <w:rFonts w:ascii="time" w:hAnsi="time"/>
+                <w:rFonts w:ascii="time" w:hAnsi="time" w:hint="eastAsia"/>
               </w:rPr>
             </w:pPr>
           </w:p>
@@ -21933,7 +22468,7 @@
       <w:pPr>
         <w:spacing w:after="200"/>
         <w:rPr>
-          <w:rFonts w:ascii="time" w:hAnsi="time"/>
+          <w:rFonts w:ascii="time" w:hAnsi="time" w:hint="eastAsia"/>
           <w:lang w:eastAsia="zh-TW"/>
         </w:rPr>
       </w:pPr>
@@ -21948,7 +22483,7 @@
     <w:p>
       <w:pPr>
         <w:rPr>
-          <w:rFonts w:ascii="time" w:hAnsi="time"/>
+          <w:rFonts w:ascii="time" w:hAnsi="time" w:hint="eastAsia"/>
           <w:lang w:eastAsia="zh-TW"/>
         </w:rPr>
       </w:pPr>
@@ -21957,21 +22492,21 @@
       <w:pPr>
         <w:pStyle w:val="21"/>
         <w:rPr>
+          <w:rFonts w:ascii="time" w:eastAsia="標楷體" w:hAnsi="time" w:hint="eastAsia"/>
+          <w:color w:val="auto"/>
+          <w:lang w:eastAsia="zh-TW"/>
+        </w:rPr>
+      </w:pPr>
+      <w:bookmarkStart w:id="69" w:name="_Toc230830407"/>
+      <w:r>
+        <w:rPr>
           <w:rFonts w:ascii="time" w:eastAsia="標楷體" w:hAnsi="time"/>
           <w:color w:val="auto"/>
           <w:lang w:eastAsia="zh-TW"/>
         </w:rPr>
-      </w:pPr>
-      <w:bookmarkStart w:id="67" w:name="_Toc230830407"/>
-      <w:r>
-        <w:rPr>
-          <w:rFonts w:ascii="time" w:eastAsia="標楷體" w:hAnsi="time"/>
-          <w:color w:val="auto"/>
-          <w:lang w:eastAsia="zh-TW"/>
-        </w:rPr>
         <w:t>測試個案與測試結果資料</w:t>
       </w:r>
-      <w:bookmarkEnd w:id="67"/>
+      <w:bookmarkEnd w:id="69"/>
     </w:p>
     <w:p>
       <w:pPr>
@@ -21983,7 +22518,7 @@
           <w:lang w:eastAsia="zh-TW"/>
         </w:rPr>
       </w:pPr>
-      <w:bookmarkStart w:id="68" w:name="_Toc230830440"/>
+      <w:bookmarkStart w:id="70" w:name="_Toc230830440"/>
       <w:r>
         <w:rPr>
           <w:rFonts w:ascii="time" w:hAnsi="time" w:hint="eastAsia"/>
@@ -22106,7 +22641,7 @@
         </w:rPr>
         <w:t>測試個案與測試結果表</w:t>
       </w:r>
-      <w:bookmarkEnd w:id="68"/>
+      <w:bookmarkEnd w:id="70"/>
     </w:p>
     <w:tbl>
       <w:tblPr>
@@ -22136,7 +22671,7 @@
             <w:pPr>
               <w:jc w:val="center"/>
               <w:rPr>
-                <w:rFonts w:ascii="time" w:hAnsi="time"/>
+                <w:rFonts w:ascii="time" w:hAnsi="time" w:hint="eastAsia"/>
               </w:rPr>
             </w:pPr>
             <w:proofErr w:type="spellStart"/>
@@ -22161,7 +22696,7 @@
             <w:pPr>
               <w:jc w:val="center"/>
               <w:rPr>
-                <w:rFonts w:ascii="time" w:hAnsi="time"/>
+                <w:rFonts w:ascii="time" w:hAnsi="time" w:hint="eastAsia"/>
               </w:rPr>
             </w:pPr>
             <w:proofErr w:type="spellStart"/>
@@ -22186,7 +22721,7 @@
             <w:pPr>
               <w:jc w:val="center"/>
               <w:rPr>
-                <w:rFonts w:ascii="time" w:hAnsi="time"/>
+                <w:rFonts w:ascii="time" w:hAnsi="time" w:hint="eastAsia"/>
               </w:rPr>
             </w:pPr>
             <w:proofErr w:type="spellStart"/>
@@ -22211,7 +22746,7 @@
             <w:pPr>
               <w:jc w:val="center"/>
               <w:rPr>
-                <w:rFonts w:ascii="time" w:hAnsi="time"/>
+                <w:rFonts w:ascii="time" w:hAnsi="time" w:hint="eastAsia"/>
               </w:rPr>
             </w:pPr>
             <w:proofErr w:type="spellStart"/>
@@ -22239,7 +22774,7 @@
           <w:p>
             <w:pPr>
               <w:rPr>
-                <w:rFonts w:ascii="time" w:hAnsi="time"/>
+                <w:rFonts w:ascii="time" w:hAnsi="time" w:hint="eastAsia"/>
               </w:rPr>
             </w:pPr>
           </w:p>
@@ -22299,7 +22834,7 @@
           <w:p>
             <w:pPr>
               <w:rPr>
-                <w:rFonts w:ascii="time" w:hAnsi="time"/>
+                <w:rFonts w:ascii="time" w:hAnsi="time" w:hint="eastAsia"/>
               </w:rPr>
             </w:pPr>
           </w:p>
@@ -22359,7 +22894,7 @@
           <w:p>
             <w:pPr>
               <w:rPr>
-                <w:rFonts w:ascii="time" w:hAnsi="time"/>
+                <w:rFonts w:ascii="time" w:hAnsi="time" w:hint="eastAsia"/>
               </w:rPr>
             </w:pPr>
           </w:p>
@@ -22419,7 +22954,7 @@
           <w:p>
             <w:pPr>
               <w:rPr>
-                <w:rFonts w:ascii="time" w:hAnsi="time"/>
+                <w:rFonts w:ascii="time" w:hAnsi="time" w:hint="eastAsia"/>
               </w:rPr>
             </w:pPr>
           </w:p>
@@ -22479,7 +23014,7 @@
           <w:p>
             <w:pPr>
               <w:rPr>
-                <w:rFonts w:ascii="time" w:hAnsi="time"/>
+                <w:rFonts w:ascii="time" w:hAnsi="time" w:hint="eastAsia"/>
               </w:rPr>
             </w:pPr>
           </w:p>
@@ -22520,7 +23055,7 @@
           <w:p>
             <w:pPr>
               <w:rPr>
-                <w:rFonts w:ascii="time" w:hAnsi="time"/>
+                <w:rFonts w:ascii="time" w:hAnsi="time" w:hint="eastAsia"/>
                 <w:lang w:eastAsia="zh-TW"/>
               </w:rPr>
             </w:pPr>
@@ -22539,7 +23074,7 @@
     <w:p>
       <w:pPr>
         <w:rPr>
-          <w:rFonts w:ascii="time" w:hAnsi="time"/>
+          <w:rFonts w:ascii="time" w:hAnsi="time" w:hint="eastAsia"/>
           <w:lang w:eastAsia="zh-TW"/>
         </w:rPr>
       </w:pPr>
@@ -22548,121 +23083,27 @@
       <w:pPr>
         <w:pStyle w:val="1"/>
         <w:rPr>
+          <w:rFonts w:ascii="time" w:eastAsia="標楷體" w:hAnsi="time" w:hint="eastAsia"/>
+          <w:color w:val="auto"/>
+          <w:lang w:eastAsia="zh-TW"/>
+        </w:rPr>
+      </w:pPr>
+      <w:r>
+        <w:rPr>
+          <w:rFonts w:ascii="time" w:eastAsia="標楷體" w:hAnsi="time" w:hint="eastAsia"/>
+          <w:color w:val="auto"/>
+          <w:lang w:eastAsia="zh-TW"/>
+        </w:rPr>
+        <w:t xml:space="preserve"> </w:t>
+      </w:r>
+      <w:bookmarkStart w:id="71" w:name="_Toc230830408"/>
+      <w:r>
+        <w:rPr>
           <w:rFonts w:ascii="time" w:eastAsia="標楷體" w:hAnsi="time"/>
           <w:color w:val="auto"/>
           <w:lang w:eastAsia="zh-TW"/>
         </w:rPr>
-      </w:pPr>
-      <w:r>
-        <w:rPr>
-          <w:rFonts w:ascii="time" w:eastAsia="標楷體" w:hAnsi="time" w:hint="eastAsia"/>
-          <w:color w:val="auto"/>
-          <w:lang w:eastAsia="zh-TW"/>
-        </w:rPr>
-        <w:t xml:space="preserve"> </w:t>
-      </w:r>
-      <w:bookmarkStart w:id="69" w:name="_Toc230830408"/>
-      <w:r>
-        <w:rPr>
-          <w:rFonts w:ascii="time" w:eastAsia="標楷體" w:hAnsi="time"/>
-          <w:color w:val="auto"/>
-          <w:lang w:eastAsia="zh-TW"/>
-        </w:rPr>
         <w:t>操作手冊</w:t>
-      </w:r>
-      <w:bookmarkEnd w:id="69"/>
-    </w:p>
-    <w:p>
-      <w:pPr>
-        <w:spacing w:after="200"/>
-        <w:rPr>
-          <w:rFonts w:ascii="time" w:hAnsi="time"/>
-          <w:lang w:eastAsia="zh-TW"/>
-        </w:rPr>
-      </w:pPr>
-      <w:r>
-        <w:rPr>
-          <w:rFonts w:ascii="time" w:hAnsi="time"/>
-          <w:lang w:eastAsia="zh-TW"/>
-        </w:rPr>
-        <w:br w:type="page"/>
-      </w:r>
-    </w:p>
-    <w:p>
-      <w:pPr>
-        <w:pStyle w:val="1"/>
-        <w:rPr>
-          <w:rFonts w:ascii="time" w:eastAsia="標楷體" w:hAnsi="time"/>
-          <w:color w:val="auto"/>
-          <w:lang w:eastAsia="zh-TW"/>
-        </w:rPr>
-      </w:pPr>
-      <w:bookmarkStart w:id="70" w:name="_Toc230830409"/>
-      <w:r>
-        <w:rPr>
-          <w:rFonts w:ascii="time" w:eastAsia="標楷體" w:hAnsi="time"/>
-          <w:color w:val="auto"/>
-          <w:lang w:eastAsia="zh-TW"/>
-        </w:rPr>
-        <w:lastRenderedPageBreak/>
-        <w:t>使用手冊</w:t>
-      </w:r>
-      <w:bookmarkEnd w:id="70"/>
-    </w:p>
-    <w:p>
-      <w:pPr>
-        <w:spacing w:after="200"/>
-        <w:rPr>
-          <w:rFonts w:ascii="time" w:hAnsi="time" w:cstheme="majorBidi"/>
-          <w:b/>
-          <w:bCs/>
-          <w:sz w:val="36"/>
-          <w:szCs w:val="28"/>
-          <w:lang w:eastAsia="zh-TW"/>
-        </w:rPr>
-      </w:pPr>
-      <w:r>
-        <w:rPr>
-          <w:rFonts w:ascii="time" w:hAnsi="time"/>
-          <w:lang w:eastAsia="zh-TW"/>
-        </w:rPr>
-        <w:br w:type="page"/>
-      </w:r>
-    </w:p>
-    <w:p>
-      <w:pPr>
-        <w:pStyle w:val="1"/>
-        <w:rPr>
-          <w:rFonts w:ascii="time" w:eastAsia="標楷體" w:hAnsi="time"/>
-          <w:color w:val="auto"/>
-          <w:lang w:eastAsia="zh-TW"/>
-        </w:rPr>
-      </w:pPr>
-      <w:r>
-        <w:rPr>
-          <w:rFonts w:ascii="time" w:eastAsia="標楷體" w:hAnsi="time" w:hint="eastAsia"/>
-          <w:color w:val="auto"/>
-          <w:lang w:eastAsia="zh-TW"/>
-        </w:rPr>
-        <w:lastRenderedPageBreak/>
-        <w:t xml:space="preserve"> </w:t>
-      </w:r>
-      <w:bookmarkStart w:id="71" w:name="_Toc230830410"/>
-      <w:r>
-        <w:rPr>
-          <w:rFonts w:ascii="time" w:eastAsia="標楷體" w:hAnsi="time" w:hint="eastAsia"/>
-          <w:color w:val="auto"/>
-          <w:lang w:eastAsia="zh-TW"/>
-        </w:rPr>
-        <w:t>感</w:t>
-      </w:r>
-      <w:r>
-        <w:rPr>
-          <w:rFonts w:ascii="time" w:eastAsia="標楷體" w:hAnsi="time"/>
-          <w:color w:val="auto"/>
-          <w:lang w:eastAsia="zh-TW"/>
-        </w:rPr>
-        <w:t>想</w:t>
       </w:r>
       <w:bookmarkEnd w:id="71"/>
     </w:p>
@@ -22670,7 +23111,44 @@
       <w:pPr>
         <w:spacing w:after="200"/>
         <w:rPr>
-          <w:rFonts w:ascii="time" w:hAnsi="time" w:cstheme="majorBidi"/>
+          <w:rFonts w:ascii="time" w:hAnsi="time" w:hint="eastAsia"/>
+          <w:lang w:eastAsia="zh-TW"/>
+        </w:rPr>
+      </w:pPr>
+      <w:r>
+        <w:rPr>
+          <w:rFonts w:ascii="time" w:hAnsi="time"/>
+          <w:lang w:eastAsia="zh-TW"/>
+        </w:rPr>
+        <w:br w:type="page"/>
+      </w:r>
+    </w:p>
+    <w:p>
+      <w:pPr>
+        <w:pStyle w:val="1"/>
+        <w:rPr>
+          <w:rFonts w:ascii="time" w:eastAsia="標楷體" w:hAnsi="time" w:hint="eastAsia"/>
+          <w:color w:val="auto"/>
+          <w:lang w:eastAsia="zh-TW"/>
+        </w:rPr>
+      </w:pPr>
+      <w:bookmarkStart w:id="72" w:name="_Toc230830409"/>
+      <w:r>
+        <w:rPr>
+          <w:rFonts w:ascii="time" w:eastAsia="標楷體" w:hAnsi="time"/>
+          <w:color w:val="auto"/>
+          <w:lang w:eastAsia="zh-TW"/>
+        </w:rPr>
+        <w:lastRenderedPageBreak/>
+        <w:t>使用手冊</w:t>
+      </w:r>
+      <w:bookmarkEnd w:id="72"/>
+    </w:p>
+    <w:p>
+      <w:pPr>
+        <w:spacing w:after="200"/>
+        <w:rPr>
+          <w:rFonts w:ascii="time" w:hAnsi="time" w:cstheme="majorBidi" w:hint="eastAsia"/>
           <w:b/>
           <w:bCs/>
           <w:sz w:val="36"/>
@@ -22690,37 +23168,94 @@
       <w:pPr>
         <w:pStyle w:val="1"/>
         <w:rPr>
-          <w:rFonts w:ascii="time" w:eastAsia="標楷體" w:hAnsi="time"/>
+          <w:rFonts w:ascii="time" w:eastAsia="標楷體" w:hAnsi="time" w:hint="eastAsia"/>
           <w:color w:val="auto"/>
           <w:lang w:eastAsia="zh-TW"/>
         </w:rPr>
       </w:pPr>
       <w:r>
         <w:rPr>
-          <w:rFonts w:ascii="time" w:eastAsia="標楷體" w:hAnsi="time"/>
+          <w:rFonts w:ascii="time" w:eastAsia="標楷體" w:hAnsi="time" w:hint="eastAsia"/>
           <w:color w:val="auto"/>
           <w:lang w:eastAsia="zh-TW"/>
         </w:rPr>
         <w:lastRenderedPageBreak/>
         <w:t xml:space="preserve"> </w:t>
       </w:r>
-      <w:bookmarkStart w:id="72" w:name="_Toc230830411"/>
+      <w:bookmarkStart w:id="73" w:name="_Toc230830410"/>
+      <w:r>
+        <w:rPr>
+          <w:rFonts w:ascii="time" w:eastAsia="標楷體" w:hAnsi="time" w:hint="eastAsia"/>
+          <w:color w:val="auto"/>
+          <w:lang w:eastAsia="zh-TW"/>
+        </w:rPr>
+        <w:t>感</w:t>
+      </w:r>
       <w:r>
         <w:rPr>
           <w:rFonts w:ascii="time" w:eastAsia="標楷體" w:hAnsi="time"/>
           <w:color w:val="auto"/>
           <w:lang w:eastAsia="zh-TW"/>
         </w:rPr>
+        <w:t>想</w:t>
+      </w:r>
+      <w:bookmarkEnd w:id="73"/>
+    </w:p>
+    <w:p>
+      <w:pPr>
+        <w:spacing w:after="200"/>
+        <w:rPr>
+          <w:rFonts w:ascii="time" w:hAnsi="time" w:cstheme="majorBidi" w:hint="eastAsia"/>
+          <w:b/>
+          <w:bCs/>
+          <w:sz w:val="36"/>
+          <w:szCs w:val="28"/>
+          <w:lang w:eastAsia="zh-TW"/>
+        </w:rPr>
+      </w:pPr>
+      <w:r>
+        <w:rPr>
+          <w:rFonts w:ascii="time" w:hAnsi="time"/>
+          <w:lang w:eastAsia="zh-TW"/>
+        </w:rPr>
+        <w:br w:type="page"/>
+      </w:r>
+    </w:p>
+    <w:p>
+      <w:pPr>
+        <w:pStyle w:val="1"/>
+        <w:rPr>
+          <w:rFonts w:ascii="time" w:eastAsia="標楷體" w:hAnsi="time" w:hint="eastAsia"/>
+          <w:color w:val="auto"/>
+          <w:lang w:eastAsia="zh-TW"/>
+        </w:rPr>
+      </w:pPr>
+      <w:r>
+        <w:rPr>
+          <w:rFonts w:ascii="time" w:eastAsia="標楷體" w:hAnsi="time"/>
+          <w:color w:val="auto"/>
+          <w:lang w:eastAsia="zh-TW"/>
+        </w:rPr>
+        <w:lastRenderedPageBreak/>
+        <w:t xml:space="preserve"> </w:t>
+      </w:r>
+      <w:bookmarkStart w:id="74" w:name="_Toc230830411"/>
+      <w:r>
+        <w:rPr>
+          <w:rFonts w:ascii="time" w:eastAsia="標楷體" w:hAnsi="time"/>
+          <w:color w:val="auto"/>
+          <w:lang w:eastAsia="zh-TW"/>
+        </w:rPr>
         <w:t>參考資料</w:t>
       </w:r>
-      <w:bookmarkEnd w:id="72"/>
+      <w:bookmarkEnd w:id="74"/>
     </w:p>
     <w:p>
       <w:pPr>
         <w:pStyle w:val="af7"/>
         <w:jc w:val="center"/>
         <w:rPr>
-          <w:rFonts w:ascii="time" w:hAnsi="time"/>
+          <w:rFonts w:ascii="time" w:hAnsi="time" w:hint="eastAsia"/>
           <w:color w:val="auto"/>
           <w:lang w:eastAsia="zh-TW"/>
         </w:rPr>
@@ -22777,7 +23312,7 @@
             <w:pPr>
               <w:jc w:val="center"/>
               <w:rPr>
-                <w:rFonts w:ascii="time" w:hAnsi="time"/>
+                <w:rFonts w:ascii="time" w:hAnsi="time" w:hint="eastAsia"/>
               </w:rPr>
             </w:pPr>
             <w:proofErr w:type="spellStart"/>
@@ -22802,7 +23337,7 @@
             <w:pPr>
               <w:jc w:val="center"/>
               <w:rPr>
-                <w:rFonts w:ascii="time" w:hAnsi="time"/>
+                <w:rFonts w:ascii="time" w:hAnsi="time" w:hint="eastAsia"/>
               </w:rPr>
             </w:pPr>
             <w:proofErr w:type="spellStart"/>
@@ -22827,7 +23362,7 @@
             <w:pPr>
               <w:jc w:val="center"/>
               <w:rPr>
-                <w:rFonts w:ascii="time" w:hAnsi="time"/>
+                <w:rFonts w:ascii="time" w:hAnsi="time" w:hint="eastAsia"/>
               </w:rPr>
             </w:pPr>
             <w:proofErr w:type="spellStart"/>
@@ -22856,7 +23391,7 @@
             <w:pPr>
               <w:jc w:val="center"/>
               <w:rPr>
-                <w:rFonts w:ascii="time" w:hAnsi="time"/>
+                <w:rFonts w:ascii="time" w:hAnsi="time" w:hint="eastAsia"/>
               </w:rPr>
             </w:pPr>
             <w:r>
@@ -22877,7 +23412,7 @@
             <w:pPr>
               <w:jc w:val="center"/>
               <w:rPr>
-                <w:rFonts w:ascii="time" w:hAnsi="time"/>
+                <w:rFonts w:ascii="time" w:hAnsi="time" w:hint="eastAsia"/>
               </w:rPr>
             </w:pPr>
             <w:proofErr w:type="spellStart"/>
@@ -22916,7 +23451,7 @@
             <w:pPr>
               <w:jc w:val="center"/>
               <w:rPr>
-                <w:rFonts w:ascii="time" w:hAnsi="time"/>
+                <w:rFonts w:ascii="time" w:hAnsi="time" w:hint="eastAsia"/>
               </w:rPr>
             </w:pPr>
             <w:proofErr w:type="spellStart"/>
@@ -22979,7 +23514,7 @@
             <w:pPr>
               <w:jc w:val="center"/>
               <w:rPr>
-                <w:rFonts w:ascii="time" w:hAnsi="time"/>
+                <w:rFonts w:ascii="time" w:hAnsi="time" w:hint="eastAsia"/>
               </w:rPr>
             </w:pPr>
             <w:r>
@@ -23000,7 +23535,7 @@
             <w:pPr>
               <w:jc w:val="center"/>
               <w:rPr>
-                <w:rFonts w:ascii="time" w:hAnsi="time"/>
+                <w:rFonts w:ascii="time" w:hAnsi="time" w:hint="eastAsia"/>
               </w:rPr>
             </w:pPr>
             <w:r>
@@ -23030,7 +23565,7 @@
             <w:pPr>
               <w:jc w:val="center"/>
               <w:rPr>
-                <w:rFonts w:ascii="time" w:hAnsi="time"/>
+                <w:rFonts w:ascii="time" w:hAnsi="time" w:hint="eastAsia"/>
               </w:rPr>
             </w:pPr>
             <w:proofErr w:type="spellStart"/>
@@ -23100,7 +23635,7 @@
             <w:pPr>
               <w:jc w:val="center"/>
               <w:rPr>
-                <w:rFonts w:ascii="time" w:hAnsi="time"/>
+                <w:rFonts w:ascii="time" w:hAnsi="time" w:hint="eastAsia"/>
               </w:rPr>
             </w:pPr>
             <w:r>
@@ -23121,7 +23656,7 @@
             <w:pPr>
               <w:jc w:val="center"/>
               <w:rPr>
-                <w:rFonts w:ascii="time" w:hAnsi="time"/>
+                <w:rFonts w:ascii="time" w:hAnsi="time" w:hint="eastAsia"/>
               </w:rPr>
             </w:pPr>
             <w:r>
@@ -23151,7 +23686,7 @@
             <w:pPr>
               <w:jc w:val="center"/>
               <w:rPr>
-                <w:rFonts w:ascii="time" w:hAnsi="time"/>
+                <w:rFonts w:ascii="time" w:hAnsi="time" w:hint="eastAsia"/>
                 <w:lang w:eastAsia="zh-TW"/>
               </w:rPr>
             </w:pPr>
@@ -23179,7 +23714,7 @@
             <w:pPr>
               <w:jc w:val="center"/>
               <w:rPr>
-                <w:rFonts w:ascii="time" w:hAnsi="time"/>
+                <w:rFonts w:ascii="time" w:hAnsi="time" w:hint="eastAsia"/>
               </w:rPr>
             </w:pPr>
             <w:r>
@@ -23200,7 +23735,7 @@
             <w:pPr>
               <w:jc w:val="center"/>
               <w:rPr>
-                <w:rFonts w:ascii="time" w:hAnsi="time"/>
+                <w:rFonts w:ascii="time" w:hAnsi="time" w:hint="eastAsia"/>
               </w:rPr>
             </w:pPr>
             <w:r>
@@ -23230,7 +23765,7 @@
             <w:pPr>
               <w:jc w:val="center"/>
               <w:rPr>
-                <w:rFonts w:ascii="time" w:hAnsi="time"/>
+                <w:rFonts w:ascii="time" w:hAnsi="time" w:hint="eastAsia"/>
                 <w:lang w:eastAsia="zh-TW"/>
               </w:rPr>
             </w:pPr>
@@ -23258,7 +23793,7 @@
             <w:pPr>
               <w:jc w:val="center"/>
               <w:rPr>
-                <w:rFonts w:ascii="time" w:hAnsi="time"/>
+                <w:rFonts w:ascii="time" w:hAnsi="time" w:hint="eastAsia"/>
               </w:rPr>
             </w:pPr>
             <w:r>
@@ -23279,7 +23814,7 @@
             <w:pPr>
               <w:jc w:val="center"/>
               <w:rPr>
-                <w:rFonts w:ascii="time" w:hAnsi="time"/>
+                <w:rFonts w:ascii="time" w:hAnsi="time" w:hint="eastAsia"/>
               </w:rPr>
             </w:pPr>
             <w:proofErr w:type="spellStart"/>
@@ -23318,7 +23853,7 @@
             <w:pPr>
               <w:jc w:val="center"/>
               <w:rPr>
-                <w:rFonts w:ascii="time" w:hAnsi="time"/>
+                <w:rFonts w:ascii="time" w:hAnsi="time" w:hint="eastAsia"/>
                 <w:lang w:eastAsia="zh-TW"/>
               </w:rPr>
             </w:pPr>
@@ -23354,7 +23889,7 @@
             <w:pPr>
               <w:jc w:val="center"/>
               <w:rPr>
-                <w:rFonts w:ascii="time" w:hAnsi="time"/>
+                <w:rFonts w:ascii="time" w:hAnsi="time" w:hint="eastAsia"/>
               </w:rPr>
             </w:pPr>
             <w:r>
@@ -23375,7 +23910,7 @@
             <w:pPr>
               <w:jc w:val="center"/>
               <w:rPr>
-                <w:rFonts w:ascii="time" w:hAnsi="time"/>
+                <w:rFonts w:ascii="time" w:hAnsi="time" w:hint="eastAsia"/>
                 <w:lang w:eastAsia="zh-TW"/>
               </w:rPr>
             </w:pPr>
@@ -23414,7 +23949,7 @@
             <w:pPr>
               <w:jc w:val="center"/>
               <w:rPr>
-                <w:rFonts w:ascii="time" w:hAnsi="time"/>
+                <w:rFonts w:ascii="time" w:hAnsi="time" w:hint="eastAsia"/>
                 <w:lang w:eastAsia="zh-TW"/>
               </w:rPr>
             </w:pPr>
@@ -23433,7 +23968,7 @@
     <w:p>
       <w:pPr>
         <w:rPr>
-          <w:rFonts w:ascii="time" w:hAnsi="time"/>
+          <w:rFonts w:ascii="time" w:hAnsi="time" w:hint="eastAsia"/>
           <w:lang w:eastAsia="zh-TW"/>
         </w:rPr>
       </w:pPr>
@@ -23443,7 +23978,7 @@
         <w:pStyle w:val="af7"/>
         <w:jc w:val="center"/>
         <w:rPr>
-          <w:rFonts w:ascii="time" w:hAnsi="time"/>
+          <w:rFonts w:ascii="time" w:hAnsi="time" w:hint="eastAsia"/>
           <w:color w:val="auto"/>
           <w:lang w:eastAsia="zh-TW"/>
         </w:rPr>
@@ -23501,7 +24036,7 @@
             <w:pPr>
               <w:jc w:val="center"/>
               <w:rPr>
-                <w:rFonts w:ascii="time" w:hAnsi="time"/>
+                <w:rFonts w:ascii="time" w:hAnsi="time" w:hint="eastAsia"/>
               </w:rPr>
             </w:pPr>
             <w:proofErr w:type="spellStart"/>
@@ -23526,7 +24061,7 @@
             <w:pPr>
               <w:jc w:val="center"/>
               <w:rPr>
-                <w:rFonts w:ascii="time" w:hAnsi="time"/>
+                <w:rFonts w:ascii="time" w:hAnsi="time" w:hint="eastAsia"/>
               </w:rPr>
             </w:pPr>
             <w:proofErr w:type="spellStart"/>
@@ -23551,7 +24086,7 @@
             <w:pPr>
               <w:jc w:val="center"/>
               <w:rPr>
-                <w:rFonts w:ascii="time" w:hAnsi="time"/>
+                <w:rFonts w:ascii="time" w:hAnsi="time" w:hint="eastAsia"/>
               </w:rPr>
             </w:pPr>
             <w:proofErr w:type="spellStart"/>
@@ -23576,7 +24111,7 @@
             <w:pPr>
               <w:jc w:val="center"/>
               <w:rPr>
-                <w:rFonts w:ascii="time" w:hAnsi="time"/>
+                <w:rFonts w:ascii="time" w:hAnsi="time" w:hint="eastAsia"/>
               </w:rPr>
             </w:pPr>
             <w:proofErr w:type="spellStart"/>
@@ -23605,7 +24140,7 @@
             <w:pPr>
               <w:jc w:val="center"/>
               <w:rPr>
-                <w:rFonts w:ascii="time" w:hAnsi="time"/>
+                <w:rFonts w:ascii="time" w:hAnsi="time" w:hint="eastAsia"/>
               </w:rPr>
             </w:pPr>
             <w:r>
@@ -23626,7 +24161,7 @@
             <w:pPr>
               <w:jc w:val="center"/>
               <w:rPr>
-                <w:rFonts w:ascii="time" w:hAnsi="time"/>
+                <w:rFonts w:ascii="time" w:hAnsi="time" w:hint="eastAsia"/>
               </w:rPr>
             </w:pPr>
             <w:r>
@@ -23647,7 +24182,7 @@
             <w:pPr>
               <w:jc w:val="center"/>
               <w:rPr>
-                <w:rFonts w:ascii="time" w:hAnsi="time"/>
+                <w:rFonts w:ascii="time" w:hAnsi="time" w:hint="eastAsia"/>
                 <w:lang w:eastAsia="zh-TW"/>
               </w:rPr>
             </w:pPr>
@@ -23670,7 +24205,7 @@
             <w:pPr>
               <w:jc w:val="center"/>
               <w:rPr>
-                <w:rFonts w:ascii="time" w:hAnsi="time"/>
+                <w:rFonts w:ascii="time" w:hAnsi="time" w:hint="eastAsia"/>
               </w:rPr>
             </w:pPr>
             <w:r>
@@ -23743,7 +24278,7 @@
     <w:p>
       <w:pPr>
         <w:rPr>
-          <w:rFonts w:ascii="time" w:hAnsi="time"/>
+          <w:rFonts w:ascii="time" w:hAnsi="time" w:hint="eastAsia"/>
         </w:rPr>
       </w:pPr>
     </w:p>
@@ -35790,7 +36325,7 @@
     <w:unhideWhenUsed/>
     <w:rsid w:val="00450D4D"/>
     <w:pPr>
-      <w:ind w:leftChars="400" w:hangingChars="200" w:hanging="200"/>
+      <w:ind w:leftChars="400" w:left="400" w:hangingChars="200" w:hanging="200"/>
     </w:pPr>
   </w:style>
 </w:styles>

--- a/documents/系統手冊.docx
+++ b/documents/系統手冊.docx
@@ -1,6 +1,6 @@
 
 <file path=word/document.xml><?xml version="1.0" encoding="utf-8"?>
-<w:document xmlns:wpc="http://schemas.microsoft.com/office/word/2010/wordprocessingCanvas" xmlns:cx="http://schemas.microsoft.com/office/drawing/2014/chartex" xmlns:cx1="http://schemas.microsoft.com/office/drawing/2015/9/8/chartex" xmlns:cx2="http://schemas.microsoft.com/office/drawing/2015/10/21/chartex" xmlns:cx3="http://schemas.microsoft.com/office/drawing/2016/5/9/chartex" xmlns:cx4="http://schemas.microsoft.com/office/drawing/2016/5/10/chartex" xmlns:cx5="http://schemas.microsoft.com/office/drawing/2016/5/11/chartex" xmlns:cx6="http://schemas.microsoft.com/office/drawing/2016/5/12/chartex" xmlns:cx7="http://schemas.microsoft.com/office/drawing/2016/5/13/chartex" xmlns:cx8="http://schemas.microsoft.com/office/drawing/2016/5/14/chartex" xmlns:mc="http://schemas.openxmlformats.org/markup-compatibility/2006" xmlns:aink="http://schemas.microsoft.com/office/drawing/2016/ink" xmlns:am3d="http://schemas.microsoft.com/office/drawing/2017/model3d" xmlns:o="urn:schemas-microsoft-com:office:office" xmlns:oel="http://schemas.microsoft.com/office/2019/extlst" xmlns:r="http://schemas.openxmlformats.org/officeDocument/2006/relationships" xmlns:m="http://schemas.openxmlformats.org/officeDocument/2006/math" xmlns:v="urn:schemas-microsoft-com:vml" xmlns:wp14="http://schemas.microsoft.com/office/word/2010/wordprocessingDrawing" xmlns:wp="http://schemas.openxmlformats.org/drawingml/2006/wordprocessingDrawing" xmlns:w10="urn:schemas-microsoft-com:office:word" xmlns:w="http://schemas.openxmlformats.org/wordprocessingml/2006/main" xmlns:w14="http://schemas.microsoft.com/office/word/2010/wordml" xmlns:w15="http://schemas.microsoft.com/office/word/2012/wordml" xmlns:w16cex="http://schemas.microsoft.com/office/word/2018/wordml/cex" xmlns:w16cid="http://schemas.microsoft.com/office/word/2016/wordml/cid" xmlns:w16="http://schemas.microsoft.com/office/word/2018/wordml" xmlns:w16sdtdh="http://schemas.microsoft.com/office/word/2020/wordml/sdtdatahash" xmlns:w16se="http://schemas.microsoft.com/office/word/2015/wordml/symex" xmlns:wpg="http://schemas.microsoft.com/office/word/2010/wordprocessingGroup" xmlns:wpi="http://schemas.microsoft.com/office/word/2010/wordprocessingInk" xmlns:wne="http://schemas.microsoft.com/office/word/2006/wordml" xmlns:wps="http://schemas.microsoft.com/office/word/2010/wordprocessingShape" mc:Ignorable="w14 w15 w16se w16cid w16 w16cex w16sdtdh wp14">
+<w:document xmlns:wpc="http://schemas.microsoft.com/office/word/2010/wordprocessingCanvas" xmlns:cx="http://schemas.microsoft.com/office/drawing/2014/chartex" xmlns:cx1="http://schemas.microsoft.com/office/drawing/2015/9/8/chartex" xmlns:cx2="http://schemas.microsoft.com/office/drawing/2015/10/21/chartex" xmlns:cx3="http://schemas.microsoft.com/office/drawing/2016/5/9/chartex" xmlns:cx4="http://schemas.microsoft.com/office/drawing/2016/5/10/chartex" xmlns:cx5="http://schemas.microsoft.com/office/drawing/2016/5/11/chartex" xmlns:cx6="http://schemas.microsoft.com/office/drawing/2016/5/12/chartex" xmlns:cx7="http://schemas.microsoft.com/office/drawing/2016/5/13/chartex" xmlns:cx8="http://schemas.microsoft.com/office/drawing/2016/5/14/chartex" xmlns:mc="http://schemas.openxmlformats.org/markup-compatibility/2006" xmlns:aink="http://schemas.microsoft.com/office/drawing/2016/ink" xmlns:am3d="http://schemas.microsoft.com/office/drawing/2017/model3d" xmlns:o="urn:schemas-microsoft-com:office:office" xmlns:oel="http://schemas.microsoft.com/office/2019/extlst" xmlns:r="http://schemas.openxmlformats.org/officeDocument/2006/relationships" xmlns:m="http://schemas.openxmlformats.org/officeDocument/2006/math" xmlns:v="urn:schemas-microsoft-com:vml" xmlns:wp14="http://schemas.microsoft.com/office/word/2010/wordprocessingDrawing" xmlns:wp="http://schemas.openxmlformats.org/drawingml/2006/wordprocessingDrawing" xmlns:w10="urn:schemas-microsoft-com:office:word" xmlns:w="http://schemas.openxmlformats.org/wordprocessingml/2006/main" xmlns:w14="http://schemas.microsoft.com/office/word/2010/wordml" xmlns:w15="http://schemas.microsoft.com/office/word/2012/wordml" xmlns:w16cex="http://schemas.microsoft.com/office/word/2018/wordml/cex" xmlns:w16cid="http://schemas.microsoft.com/office/word/2016/wordml/cid" xmlns:w16="http://schemas.microsoft.com/office/word/2018/wordml" xmlns:w16du="http://schemas.microsoft.com/office/word/2023/wordml/word16du" xmlns:w16sdtdh="http://schemas.microsoft.com/office/word/2020/wordml/sdtdatahash" xmlns:w16sdtfl="http://schemas.microsoft.com/office/word/2024/wordml/sdtformatlock" xmlns:w16se="http://schemas.microsoft.com/office/word/2015/wordml/symex" xmlns:wpg="http://schemas.microsoft.com/office/word/2010/wordprocessingGroup" xmlns:wpi="http://schemas.microsoft.com/office/word/2010/wordprocessingInk" xmlns:wne="http://schemas.microsoft.com/office/word/2006/wordml" xmlns:wps="http://schemas.microsoft.com/office/word/2010/wordprocessingShape" mc:Ignorable="w14 w15 w16se w16cid w16 w16cex w16sdtdh w16sdtfl w16du wp14">
   <w:body>
     <w:p>
       <w:pPr>
@@ -33,27 +33,7 @@
           <w:szCs w:val="72"/>
           <w:lang w:eastAsia="zh-TW"/>
         </w:rPr>
-        <w:t>國立</w:t>
-      </w:r>
-      <w:proofErr w:type="gramStart"/>
-      <w:r>
-        <w:rPr>
-          <w:rFonts w:ascii="time" w:hAnsi="time"/>
-          <w:sz w:val="72"/>
-          <w:szCs w:val="72"/>
-          <w:lang w:eastAsia="zh-TW"/>
-        </w:rPr>
-        <w:t>臺</w:t>
-      </w:r>
-      <w:proofErr w:type="gramEnd"/>
-      <w:r>
-        <w:rPr>
-          <w:rFonts w:ascii="time" w:hAnsi="time"/>
-          <w:sz w:val="72"/>
-          <w:szCs w:val="72"/>
-          <w:lang w:eastAsia="zh-TW"/>
-        </w:rPr>
-        <w:t>北商業大學</w:t>
+        <w:t>國立臺北商業大學</w:t>
       </w:r>
     </w:p>
     <w:p>
@@ -170,18 +150,8 @@
           <w:sz w:val="48"/>
           <w:lang w:eastAsia="zh-TW"/>
         </w:rPr>
-        <w:t>5</w:t>
-      </w:r>
-      <w:proofErr w:type="gramStart"/>
-      <w:r>
-        <w:rPr>
-          <w:rFonts w:ascii="time" w:hAnsi="time" w:cs="Arial"/>
-          <w:sz w:val="48"/>
-          <w:lang w:eastAsia="zh-TW"/>
-        </w:rPr>
-        <w:t>’</w:t>
-      </w:r>
-      <w:proofErr w:type="gramEnd"/>
+        <w:t>5’</w:t>
+      </w:r>
       <w:r>
         <w:rPr>
           <w:rFonts w:ascii="time" w:hAnsi="time" w:hint="eastAsia"/>
@@ -402,21 +372,8 @@
           <w:szCs w:val="40"/>
           <w:lang w:eastAsia="zh-TW"/>
         </w:rPr>
-        <w:t>目：</w:t>
-      </w:r>
-      <w:proofErr w:type="gramStart"/>
-      <w:r>
-        <w:rPr>
-          <w:rFonts w:ascii="time" w:hAnsi="time"/>
-          <w:b/>
-          <w:bCs/>
-          <w:sz w:val="40"/>
-          <w:szCs w:val="40"/>
-          <w:lang w:eastAsia="zh-TW"/>
-        </w:rPr>
-        <w:t>植葉神醫</w:t>
-      </w:r>
-      <w:proofErr w:type="gramEnd"/>
+        <w:t>目：植葉神醫</w:t>
+      </w:r>
       <w:r>
         <w:rPr>
           <w:rFonts w:ascii="time" w:hAnsi="time"/>
@@ -5357,6 +5314,7 @@
         <w:spacing w:after="200"/>
         <w:rPr>
           <w:noProof/>
+          <w:lang w:eastAsia="zh-TW"/>
         </w:rPr>
       </w:pPr>
       <w:r>
@@ -8622,7 +8580,6 @@
         <w:t xml:space="preserve"> </w:t>
       </w:r>
       <w:bookmarkStart w:id="0" w:name="_Toc230830368"/>
-      <w:proofErr w:type="spellStart"/>
       <w:r>
         <w:rPr>
           <w:rFonts w:ascii="time" w:eastAsia="標楷體" w:hAnsi="time"/>
@@ -8631,7 +8588,6 @@
         <w:t>前言</w:t>
       </w:r>
       <w:bookmarkEnd w:id="0"/>
-      <w:proofErr w:type="spellEnd"/>
     </w:p>
     <w:p>
       <w:pPr>
@@ -8649,7 +8605,6 @@
         <w:t xml:space="preserve"> </w:t>
       </w:r>
       <w:bookmarkStart w:id="1" w:name="_Toc230830369"/>
-      <w:proofErr w:type="spellStart"/>
       <w:r>
         <w:rPr>
           <w:rFonts w:ascii="time" w:eastAsia="標楷體" w:hAnsi="time"/>
@@ -8658,7 +8613,6 @@
         <w:t>背景介紹</w:t>
       </w:r>
       <w:bookmarkEnd w:id="1"/>
-      <w:proofErr w:type="spellEnd"/>
     </w:p>
     <w:p>
       <w:pPr>
@@ -8728,25 +8682,7 @@
           <w:szCs w:val="28"/>
           <w:lang w:eastAsia="zh-TW"/>
         </w:rPr>
-        <w:t>我們觀察到，當心愛的盆栽出現問題時，許多使用者會感到焦慮與困惑。錯誤的處理方式，如過度澆水或施用不當肥料，反而會加速植物的死亡。智慧型手機的普及讓我們看到了一個契機：如果能將手機鏡頭變成一個能夠「看懂」植物狀況的智慧之眼，就能極大地降低園藝的門檻。本專案的動機在於，打造一個「植物夥伴」，讓每位使用者都能透過簡單的拍照，快速了解植物的健康狀況，並獲得</w:t>
-      </w:r>
-      <w:proofErr w:type="gramStart"/>
-      <w:r>
-        <w:rPr>
-          <w:rFonts w:ascii="標楷體" w:hAnsi="標楷體" w:cs="標楷體"/>
-          <w:szCs w:val="28"/>
-          <w:lang w:eastAsia="zh-TW"/>
-        </w:rPr>
-        <w:t>清晰、</w:t>
-      </w:r>
-      <w:proofErr w:type="gramEnd"/>
-      <w:r>
-        <w:rPr>
-          <w:rFonts w:ascii="標楷體" w:hAnsi="標楷體" w:cs="標楷體"/>
-          <w:szCs w:val="28"/>
-          <w:lang w:eastAsia="zh-TW"/>
-        </w:rPr>
-        <w:t>易懂的照護建議，享受園藝帶來的樂趣而非挫折。</w:t>
+        <w:t>我們觀察到，當心愛的盆栽出現問題時，許多使用者會感到焦慮與困惑。錯誤的處理方式，如過度澆水或施用不當肥料，反而會加速植物的死亡。智慧型手機的普及讓我們看到了一個契機：如果能將手機鏡頭變成一個能夠「看懂」植物狀況的智慧之眼，就能極大地降低園藝的門檻。本專案的動機在於，打造一個「植物夥伴」，讓每位使用者都能透過簡單的拍照，快速了解植物的健康狀況，並獲得清晰、易懂的照護建議，享受園藝帶來的樂趣而非挫折。</w:t>
       </w:r>
     </w:p>
     <w:p>
@@ -8758,7 +8694,6 @@
         </w:rPr>
       </w:pPr>
       <w:bookmarkStart w:id="3" w:name="_Toc230830371"/>
-      <w:proofErr w:type="spellStart"/>
       <w:r>
         <w:rPr>
           <w:rFonts w:ascii="time" w:eastAsia="標楷體" w:hAnsi="time"/>
@@ -8767,7 +8702,6 @@
         <w:t>系統目的與目標</w:t>
       </w:r>
       <w:bookmarkEnd w:id="3"/>
-      <w:proofErr w:type="spellEnd"/>
     </w:p>
     <w:p>
       <w:pPr>
@@ -8824,21 +8758,12 @@
         </w:rPr>
         <w:t xml:space="preserve">2.建構高效能的後端服務:使用 </w:t>
       </w:r>
-      <w:proofErr w:type="spellStart"/>
       <w:r>
         <w:rPr>
           <w:szCs w:val="28"/>
           <w:lang w:eastAsia="zh-TW"/>
         </w:rPr>
-        <w:t>FastAPI</w:t>
-      </w:r>
-      <w:proofErr w:type="spellEnd"/>
-      <w:r>
-        <w:rPr>
-          <w:szCs w:val="28"/>
-          <w:lang w:eastAsia="zh-TW"/>
-        </w:rPr>
-        <w:t xml:space="preserve"> </w:t>
+        <w:t xml:space="preserve">FastAPI </w:t>
       </w:r>
       <w:r>
         <w:rPr>
@@ -8983,7 +8908,6 @@
         <w:t xml:space="preserve"> </w:t>
       </w:r>
       <w:bookmarkStart w:id="4" w:name="_Toc230830372"/>
-      <w:proofErr w:type="spellStart"/>
       <w:r>
         <w:rPr>
           <w:rFonts w:ascii="time" w:eastAsia="標楷體" w:hAnsi="time"/>
@@ -8992,7 +8916,6 @@
         <w:t>預期成果</w:t>
       </w:r>
       <w:bookmarkEnd w:id="4"/>
-      <w:proofErr w:type="spellEnd"/>
     </w:p>
     <w:p>
       <w:pPr>
@@ -9001,21 +8924,18 @@
           <w:rFonts w:ascii="time" w:hAnsi="time" w:hint="eastAsia"/>
         </w:rPr>
       </w:pPr>
-      <w:proofErr w:type="spellStart"/>
       <w:r>
         <w:rPr>
           <w:rFonts w:ascii="time" w:hAnsi="time"/>
         </w:rPr>
         <w:t>可安裝執行的</w:t>
       </w:r>
-      <w:proofErr w:type="spellEnd"/>
       <w:r>
         <w:rPr>
           <w:rFonts w:ascii="time" w:hAnsi="time"/>
         </w:rPr>
         <w:t xml:space="preserve"> Android </w:t>
       </w:r>
-      <w:proofErr w:type="spellStart"/>
       <w:r>
         <w:rPr>
           <w:rFonts w:ascii="標楷體" w:hAnsi="標楷體" w:cs="標楷體"/>
@@ -9029,7 +8949,6 @@
         </w:rPr>
         <w:t>APK</w:t>
       </w:r>
-      <w:proofErr w:type="spellEnd"/>
       <w:r>
         <w:rPr>
           <w:rFonts w:ascii="標楷體" w:hAnsi="標楷體" w:cs="標楷體"/>
@@ -9051,61 +8970,35 @@
           <w:rFonts w:ascii="time" w:hAnsi="time" w:hint="eastAsia"/>
         </w:rPr>
       </w:pPr>
-      <w:proofErr w:type="spellStart"/>
       <w:r>
         <w:rPr>
           <w:rFonts w:ascii="time" w:hAnsi="time"/>
         </w:rPr>
         <w:t>可由本機或</w:t>
       </w:r>
-      <w:proofErr w:type="spellEnd"/>
       <w:r>
         <w:rPr>
           <w:rFonts w:ascii="time" w:hAnsi="time"/>
         </w:rPr>
         <w:t xml:space="preserve"> Docker </w:t>
       </w:r>
-      <w:proofErr w:type="spellStart"/>
       <w:r>
         <w:rPr>
           <w:rFonts w:ascii="time" w:hAnsi="time"/>
         </w:rPr>
         <w:t>啟動的</w:t>
       </w:r>
-      <w:proofErr w:type="spellEnd"/>
       <w:r>
         <w:rPr>
           <w:rFonts w:ascii="time" w:hAnsi="time"/>
         </w:rPr>
-        <w:t xml:space="preserve"> </w:t>
-      </w:r>
-      <w:proofErr w:type="spellStart"/>
+        <w:t xml:space="preserve"> FastAPI </w:t>
+      </w:r>
       <w:r>
         <w:rPr>
           <w:rFonts w:ascii="time" w:hAnsi="time"/>
         </w:rPr>
-        <w:t>FastAPI</w:t>
-      </w:r>
-      <w:proofErr w:type="spellEnd"/>
-      <w:r>
-        <w:rPr>
-          <w:rFonts w:ascii="time" w:hAnsi="time"/>
-        </w:rPr>
-        <w:t xml:space="preserve"> </w:t>
-      </w:r>
-      <w:proofErr w:type="spellStart"/>
-      <w:r>
-        <w:rPr>
-          <w:rFonts w:ascii="time" w:hAnsi="time"/>
-        </w:rPr>
-        <w:t>後端服務</w:t>
-      </w:r>
-      <w:proofErr w:type="spellEnd"/>
-      <w:r>
-        <w:rPr>
-          <w:rFonts w:ascii="time" w:hAnsi="time"/>
-        </w:rPr>
-        <w:t>。</w:t>
+        <w:t>後端服務。</w:t>
       </w:r>
     </w:p>
     <w:p>
@@ -9115,33 +9008,23 @@
           <w:rFonts w:ascii="time" w:hAnsi="time" w:hint="eastAsia"/>
         </w:rPr>
       </w:pPr>
-      <w:proofErr w:type="spellStart"/>
       <w:r>
         <w:rPr>
           <w:rFonts w:ascii="time" w:hAnsi="time"/>
         </w:rPr>
         <w:t>可串接</w:t>
       </w:r>
-      <w:proofErr w:type="spellEnd"/>
       <w:r>
         <w:rPr>
           <w:rFonts w:ascii="time" w:hAnsi="time"/>
         </w:rPr>
         <w:t xml:space="preserve"> Google Gemini </w:t>
       </w:r>
-      <w:proofErr w:type="spellStart"/>
       <w:r>
         <w:rPr>
           <w:rFonts w:ascii="time" w:hAnsi="time"/>
         </w:rPr>
-        <w:t>的植物影像診斷流程</w:t>
-      </w:r>
-      <w:proofErr w:type="spellEnd"/>
-      <w:r>
-        <w:rPr>
-          <w:rFonts w:ascii="time" w:hAnsi="time"/>
-        </w:rPr>
-        <w:t>。</w:t>
+        <w:t>的植物影像診斷流程。</w:t>
       </w:r>
     </w:p>
     <w:p>
@@ -9402,7 +9285,6 @@
                 <w:rFonts w:ascii="time" w:hAnsi="time" w:hint="eastAsia"/>
               </w:rPr>
             </w:pPr>
-            <w:proofErr w:type="spellStart"/>
             <w:r>
               <w:rPr>
                 <w:rFonts w:ascii="time" w:hAnsi="time"/>
@@ -9411,7 +9293,6 @@
               </w:rPr>
               <w:t>面向</w:t>
             </w:r>
-            <w:proofErr w:type="spellEnd"/>
           </w:p>
         </w:tc>
         <w:tc>
@@ -9427,7 +9308,6 @@
                 <w:rFonts w:ascii="time" w:hAnsi="time" w:hint="eastAsia"/>
               </w:rPr>
             </w:pPr>
-            <w:proofErr w:type="spellStart"/>
             <w:r>
               <w:rPr>
                 <w:rFonts w:ascii="time" w:hAnsi="time"/>
@@ -9436,7 +9316,6 @@
               </w:rPr>
               <w:t>分析內容</w:t>
             </w:r>
-            <w:proofErr w:type="spellEnd"/>
           </w:p>
         </w:tc>
       </w:tr>
@@ -9456,7 +9335,6 @@
                 <w:rFonts w:ascii="time" w:hAnsi="time" w:hint="eastAsia"/>
               </w:rPr>
             </w:pPr>
-            <w:proofErr w:type="spellStart"/>
             <w:r>
               <w:rPr>
                 <w:rFonts w:ascii="time" w:hAnsi="time"/>
@@ -9464,7 +9342,6 @@
               </w:rPr>
               <w:t>技術可行性</w:t>
             </w:r>
-            <w:proofErr w:type="spellEnd"/>
           </w:p>
         </w:tc>
         <w:tc>
@@ -9478,7 +9355,6 @@
                 <w:rFonts w:ascii="time" w:hAnsi="time" w:hint="eastAsia"/>
               </w:rPr>
             </w:pPr>
-            <w:proofErr w:type="spellStart"/>
             <w:r>
               <w:rPr>
                 <w:rFonts w:ascii="time" w:hAnsi="time"/>
@@ -9526,15 +9402,7 @@
                 <w:rFonts w:ascii="time" w:hAnsi="time"/>
                 <w:sz w:val="20"/>
               </w:rPr>
-              <w:t>Docker</w:t>
-            </w:r>
-            <w:proofErr w:type="spellEnd"/>
-            <w:r>
-              <w:rPr>
-                <w:rFonts w:ascii="time" w:hAnsi="time"/>
-                <w:sz w:val="20"/>
-              </w:rPr>
-              <w:t xml:space="preserve"> </w:t>
+              <w:t xml:space="preserve">Docker </w:t>
             </w:r>
             <w:r>
               <w:rPr>
@@ -9550,21 +9418,12 @@
               </w:rPr>
               <w:t xml:space="preserve"> Gemini API </w:t>
             </w:r>
-            <w:proofErr w:type="spellStart"/>
-            <w:r>
-              <w:rPr>
-                <w:rFonts w:ascii="time" w:hAnsi="time"/>
-                <w:sz w:val="20"/>
-              </w:rPr>
-              <w:t>皆為成熟技術，專案程式碼已具備可執行骨架</w:t>
-            </w:r>
-            <w:proofErr w:type="spellEnd"/>
-            <w:r>
-              <w:rPr>
-                <w:rFonts w:ascii="time" w:hAnsi="time"/>
-                <w:sz w:val="20"/>
-              </w:rPr>
-              <w:t>。</w:t>
+            <w:r>
+              <w:rPr>
+                <w:rFonts w:ascii="time" w:hAnsi="time"/>
+                <w:sz w:val="20"/>
+              </w:rPr>
+              <w:t>皆為成熟技術，專案程式碼已具備可執行骨架。</w:t>
             </w:r>
           </w:p>
         </w:tc>
@@ -9585,7 +9444,6 @@
                 <w:rFonts w:ascii="time" w:hAnsi="time" w:hint="eastAsia"/>
               </w:rPr>
             </w:pPr>
-            <w:proofErr w:type="spellStart"/>
             <w:r>
               <w:rPr>
                 <w:rFonts w:ascii="time" w:hAnsi="time"/>
@@ -9593,7 +9451,6 @@
               </w:rPr>
               <w:t>經濟可行性</w:t>
             </w:r>
-            <w:proofErr w:type="spellEnd"/>
           </w:p>
         </w:tc>
         <w:tc>
@@ -9630,25 +9487,7 @@
                 <w:sz w:val="20"/>
                 <w:lang w:eastAsia="zh-TW"/>
               </w:rPr>
-              <w:t>使用量；初期可</w:t>
-            </w:r>
-            <w:proofErr w:type="gramStart"/>
-            <w:r>
-              <w:rPr>
-                <w:rFonts w:ascii="time" w:hAnsi="time"/>
-                <w:sz w:val="20"/>
-                <w:lang w:eastAsia="zh-TW"/>
-              </w:rPr>
-              <w:t>採</w:t>
-            </w:r>
-            <w:proofErr w:type="gramEnd"/>
-            <w:r>
-              <w:rPr>
-                <w:rFonts w:ascii="time" w:hAnsi="time"/>
-                <w:sz w:val="20"/>
-                <w:lang w:eastAsia="zh-TW"/>
-              </w:rPr>
-              <w:t>免費展示或校內專題展示模式。</w:t>
+              <w:t>使用量；初期可採免費展示或校內專題展示模式。</w:t>
             </w:r>
           </w:p>
         </w:tc>
@@ -9669,7 +9508,6 @@
                 <w:rFonts w:ascii="time" w:hAnsi="time" w:hint="eastAsia"/>
               </w:rPr>
             </w:pPr>
-            <w:proofErr w:type="spellStart"/>
             <w:r>
               <w:rPr>
                 <w:rFonts w:ascii="time" w:hAnsi="time"/>
@@ -9677,7 +9515,6 @@
               </w:rPr>
               <w:t>操作可行性</w:t>
             </w:r>
-            <w:proofErr w:type="spellEnd"/>
           </w:p>
         </w:tc>
         <w:tc>
@@ -9719,7 +9556,6 @@
                 <w:rFonts w:ascii="time" w:hAnsi="time" w:hint="eastAsia"/>
               </w:rPr>
             </w:pPr>
-            <w:proofErr w:type="spellStart"/>
             <w:r>
               <w:rPr>
                 <w:rFonts w:ascii="time" w:hAnsi="time"/>
@@ -9727,7 +9563,6 @@
               </w:rPr>
               <w:t>時程可行性</w:t>
             </w:r>
-            <w:proofErr w:type="spellEnd"/>
           </w:p>
         </w:tc>
         <w:tc>
@@ -9748,25 +9583,7 @@
                 <w:sz w:val="20"/>
                 <w:lang w:eastAsia="zh-TW"/>
               </w:rPr>
-              <w:t>核心功能已完成雛形，後續重點為前端缺口、</w:t>
-            </w:r>
-            <w:proofErr w:type="gramStart"/>
-            <w:r>
-              <w:rPr>
-                <w:rFonts w:ascii="time" w:hAnsi="time"/>
-                <w:sz w:val="20"/>
-                <w:lang w:eastAsia="zh-TW"/>
-              </w:rPr>
-              <w:t>資安設定</w:t>
-            </w:r>
-            <w:proofErr w:type="gramEnd"/>
-            <w:r>
-              <w:rPr>
-                <w:rFonts w:ascii="time" w:hAnsi="time"/>
-                <w:sz w:val="20"/>
-                <w:lang w:eastAsia="zh-TW"/>
-              </w:rPr>
-              <w:t>、測試與交付包裝。</w:t>
+              <w:t>核心功能已完成雛形，後續重點為前端缺口、資安設定、測試與交付包裝。</w:t>
             </w:r>
           </w:p>
         </w:tc>
@@ -9821,23 +9638,7 @@
           <w:rFonts w:ascii="time" w:hAnsi="time"/>
           <w:lang w:eastAsia="zh-TW"/>
         </w:rPr>
-        <w:t>本系統可定位為植物照護輔助工具，初期以免費使用與教學展示為主，未來可擴充為</w:t>
-      </w:r>
-      <w:proofErr w:type="gramStart"/>
-      <w:r>
-        <w:rPr>
-          <w:rFonts w:ascii="time" w:hAnsi="time"/>
-          <w:lang w:eastAsia="zh-TW"/>
-        </w:rPr>
-        <w:t>會員制照護</w:t>
-      </w:r>
-      <w:proofErr w:type="gramEnd"/>
-      <w:r>
-        <w:rPr>
-          <w:rFonts w:ascii="time" w:hAnsi="time"/>
-          <w:lang w:eastAsia="zh-TW"/>
-        </w:rPr>
-        <w:t>日誌、進階報告、園藝店家導流與病蟲害資料庫服務。</w:t>
+        <w:t>本系統可定位為植物照護輔助工具，初期以免費使用與教學展示為主，未來可擴充為會員制照護日誌、進階報告、園藝店家導流與病蟲害資料庫服務。</w:t>
       </w:r>
     </w:p>
     <w:p>
@@ -10240,7 +10041,6 @@
                 <w:rFonts w:ascii="time" w:hAnsi="time" w:hint="eastAsia"/>
               </w:rPr>
             </w:pPr>
-            <w:proofErr w:type="spellStart"/>
             <w:r>
               <w:rPr>
                 <w:rFonts w:ascii="time" w:hAnsi="time"/>
@@ -10249,7 +10049,6 @@
               </w:rPr>
               <w:t>構面</w:t>
             </w:r>
-            <w:proofErr w:type="spellEnd"/>
           </w:p>
         </w:tc>
         <w:tc>
@@ -10265,7 +10064,6 @@
                 <w:rFonts w:ascii="time" w:hAnsi="time" w:hint="eastAsia"/>
               </w:rPr>
             </w:pPr>
-            <w:proofErr w:type="spellStart"/>
             <w:r>
               <w:rPr>
                 <w:rFonts w:ascii="time" w:hAnsi="time"/>
@@ -10274,7 +10072,6 @@
               </w:rPr>
               <w:t>內容</w:t>
             </w:r>
-            <w:proofErr w:type="spellEnd"/>
           </w:p>
         </w:tc>
       </w:tr>
@@ -10294,7 +10091,6 @@
                 <w:rFonts w:ascii="time" w:hAnsi="time" w:hint="eastAsia"/>
               </w:rPr>
             </w:pPr>
-            <w:proofErr w:type="spellStart"/>
             <w:r>
               <w:rPr>
                 <w:rFonts w:ascii="time" w:hAnsi="time"/>
@@ -10302,7 +10098,6 @@
               </w:rPr>
               <w:t>價值主張</w:t>
             </w:r>
-            <w:proofErr w:type="spellEnd"/>
           </w:p>
         </w:tc>
         <w:tc>
@@ -10344,7 +10139,6 @@
                 <w:rFonts w:ascii="time" w:hAnsi="time" w:hint="eastAsia"/>
               </w:rPr>
             </w:pPr>
-            <w:proofErr w:type="spellStart"/>
             <w:r>
               <w:rPr>
                 <w:rFonts w:ascii="time" w:hAnsi="time"/>
@@ -10352,7 +10146,6 @@
               </w:rPr>
               <w:t>目標客群</w:t>
             </w:r>
-            <w:proofErr w:type="spellEnd"/>
           </w:p>
         </w:tc>
         <w:tc>
@@ -10394,7 +10187,6 @@
                 <w:rFonts w:ascii="time" w:hAnsi="time" w:hint="eastAsia"/>
               </w:rPr>
             </w:pPr>
-            <w:proofErr w:type="spellStart"/>
             <w:r>
               <w:rPr>
                 <w:rFonts w:ascii="time" w:hAnsi="time"/>
@@ -10402,7 +10194,6 @@
               </w:rPr>
               <w:t>核心資源</w:t>
             </w:r>
-            <w:proofErr w:type="spellEnd"/>
           </w:p>
         </w:tc>
         <w:tc>
@@ -10421,15 +10212,7 @@
                 <w:rFonts w:ascii="time" w:hAnsi="time"/>
                 <w:sz w:val="20"/>
               </w:rPr>
-              <w:t xml:space="preserve">Android </w:t>
-            </w:r>
-            <w:proofErr w:type="spellStart"/>
-            <w:r>
-              <w:rPr>
-                <w:rFonts w:ascii="time" w:hAnsi="time"/>
-                <w:sz w:val="20"/>
-              </w:rPr>
-              <w:t>App</w:t>
+              <w:t>Android App</w:t>
             </w:r>
             <w:r>
               <w:rPr>
@@ -10471,38 +10254,14 @@
                 <w:rFonts w:ascii="time" w:hAnsi="time"/>
                 <w:sz w:val="20"/>
               </w:rPr>
-              <w:t>Gemini</w:t>
-            </w:r>
-            <w:proofErr w:type="spellEnd"/>
-            <w:r>
-              <w:rPr>
-                <w:rFonts w:ascii="time" w:hAnsi="time"/>
-                <w:sz w:val="20"/>
-              </w:rPr>
-              <w:t xml:space="preserve"> </w:t>
-            </w:r>
-            <w:proofErr w:type="spellStart"/>
-            <w:r>
-              <w:rPr>
-                <w:rFonts w:ascii="time" w:hAnsi="time"/>
-                <w:sz w:val="20"/>
-              </w:rPr>
-              <w:t>AI</w:t>
-            </w:r>
-            <w:r>
-              <w:rPr>
-                <w:rFonts w:ascii="time" w:hAnsi="time"/>
-                <w:sz w:val="20"/>
-              </w:rPr>
-              <w:t>模型與病蟲害知識資料</w:t>
-            </w:r>
-            <w:proofErr w:type="spellEnd"/>
-            <w:r>
-              <w:rPr>
-                <w:rFonts w:ascii="time" w:hAnsi="time"/>
-                <w:sz w:val="20"/>
-              </w:rPr>
-              <w:t>。</w:t>
+              <w:t>Gemini AI</w:t>
+            </w:r>
+            <w:r>
+              <w:rPr>
+                <w:rFonts w:ascii="time" w:hAnsi="time"/>
+                <w:sz w:val="20"/>
+              </w:rPr>
+              <w:t>模型與病蟲害知識資料。</w:t>
             </w:r>
           </w:p>
         </w:tc>
@@ -10523,7 +10282,6 @@
                 <w:rFonts w:ascii="time" w:hAnsi="time" w:hint="eastAsia"/>
               </w:rPr>
             </w:pPr>
-            <w:proofErr w:type="spellStart"/>
             <w:r>
               <w:rPr>
                 <w:rFonts w:ascii="time" w:hAnsi="time"/>
@@ -10531,7 +10289,6 @@
               </w:rPr>
               <w:t>收益模式</w:t>
             </w:r>
-            <w:proofErr w:type="spellEnd"/>
           </w:p>
         </w:tc>
         <w:tc>
@@ -10552,25 +10309,7 @@
                 <w:sz w:val="20"/>
                 <w:lang w:eastAsia="zh-TW"/>
               </w:rPr>
-              <w:t>展示版以專題成果為主；未來可</w:t>
-            </w:r>
-            <w:proofErr w:type="gramStart"/>
-            <w:r>
-              <w:rPr>
-                <w:rFonts w:ascii="time" w:hAnsi="time"/>
-                <w:sz w:val="20"/>
-                <w:lang w:eastAsia="zh-TW"/>
-              </w:rPr>
-              <w:t>採</w:t>
-            </w:r>
-            <w:proofErr w:type="gramEnd"/>
-            <w:r>
-              <w:rPr>
-                <w:rFonts w:ascii="time" w:hAnsi="time"/>
-                <w:sz w:val="20"/>
-                <w:lang w:eastAsia="zh-TW"/>
-              </w:rPr>
-              <w:t>進階報告、雲端歷史容量或商家合作。</w:t>
+              <w:t>展示版以專題成果為主；未來可採進階報告、雲端歷史容量或商家合作。</w:t>
             </w:r>
           </w:p>
         </w:tc>
@@ -10593,7 +10332,6 @@
         <w:t xml:space="preserve"> </w:t>
       </w:r>
       <w:bookmarkStart w:id="11" w:name="_Toc230830376"/>
-      <w:proofErr w:type="spellStart"/>
       <w:r>
         <w:rPr>
           <w:rFonts w:ascii="time" w:eastAsia="標楷體" w:hAnsi="time"/>
@@ -10601,7 +10339,6 @@
         </w:rPr>
         <w:t>場分析</w:t>
       </w:r>
-      <w:proofErr w:type="spellEnd"/>
       <w:r>
         <w:rPr>
           <w:rFonts w:ascii="time" w:eastAsia="標楷體" w:hAnsi="time"/>
@@ -10749,7 +10486,6 @@
         </w:rPr>
         <w:t xml:space="preserve"> </w:t>
       </w:r>
-      <w:proofErr w:type="spellStart"/>
       <w:r>
         <w:rPr>
           <w:rFonts w:hint="eastAsia"/>
@@ -10773,7 +10509,6 @@
         <w:t>市場分析表</w:t>
       </w:r>
       <w:bookmarkEnd w:id="12"/>
-      <w:proofErr w:type="spellEnd"/>
     </w:p>
     <w:tbl>
       <w:tblPr>
@@ -10804,7 +10539,6 @@
                 <w:rFonts w:ascii="time" w:hAnsi="time" w:hint="eastAsia"/>
               </w:rPr>
             </w:pPr>
-            <w:proofErr w:type="spellStart"/>
             <w:r>
               <w:rPr>
                 <w:rFonts w:ascii="time" w:hAnsi="time"/>
@@ -10813,7 +10547,6 @@
               </w:rPr>
               <w:t>項目</w:t>
             </w:r>
-            <w:proofErr w:type="spellEnd"/>
           </w:p>
         </w:tc>
         <w:tc>
@@ -10829,7 +10562,6 @@
                 <w:rFonts w:ascii="time" w:hAnsi="time" w:hint="eastAsia"/>
               </w:rPr>
             </w:pPr>
-            <w:proofErr w:type="spellStart"/>
             <w:r>
               <w:rPr>
                 <w:rFonts w:ascii="time" w:hAnsi="time"/>
@@ -10838,7 +10570,6 @@
               </w:rPr>
               <w:t>內容</w:t>
             </w:r>
-            <w:proofErr w:type="spellEnd"/>
           </w:p>
         </w:tc>
       </w:tr>
@@ -10865,7 +10596,6 @@
               </w:rPr>
               <w:t xml:space="preserve">Segmentation </w:t>
             </w:r>
-            <w:proofErr w:type="spellStart"/>
             <w:r>
               <w:rPr>
                 <w:rFonts w:ascii="time" w:hAnsi="time"/>
@@ -10873,7 +10603,6 @@
               </w:rPr>
               <w:t>市場區隔</w:t>
             </w:r>
-            <w:proofErr w:type="spellEnd"/>
           </w:p>
         </w:tc>
         <w:tc>
@@ -10922,7 +10651,6 @@
               </w:rPr>
               <w:t xml:space="preserve">Targeting </w:t>
             </w:r>
-            <w:proofErr w:type="spellStart"/>
             <w:r>
               <w:rPr>
                 <w:rFonts w:ascii="time" w:hAnsi="time"/>
@@ -10930,7 +10658,6 @@
               </w:rPr>
               <w:t>目標市場</w:t>
             </w:r>
-            <w:proofErr w:type="spellEnd"/>
           </w:p>
         </w:tc>
         <w:tc>
@@ -10979,7 +10706,6 @@
               </w:rPr>
               <w:t xml:space="preserve">Positioning </w:t>
             </w:r>
-            <w:proofErr w:type="spellStart"/>
             <w:r>
               <w:rPr>
                 <w:rFonts w:ascii="time" w:hAnsi="time"/>
@@ -10987,7 +10713,6 @@
               </w:rPr>
               <w:t>市場定位</w:t>
             </w:r>
-            <w:proofErr w:type="spellEnd"/>
           </w:p>
         </w:tc>
         <w:tc>
@@ -11039,7 +10764,6 @@
         <w:t xml:space="preserve"> </w:t>
       </w:r>
       <w:bookmarkStart w:id="13" w:name="_Toc230830377"/>
-      <w:proofErr w:type="spellStart"/>
       <w:r>
         <w:rPr>
           <w:rFonts w:ascii="time" w:eastAsia="標楷體" w:hAnsi="time"/>
@@ -11052,15 +10776,7 @@
           <w:rFonts w:ascii="time" w:eastAsia="標楷體" w:hAnsi="time"/>
           <w:color w:val="auto"/>
         </w:rPr>
-        <w:t>SWOT</w:t>
-      </w:r>
-      <w:proofErr w:type="spellEnd"/>
-      <w:r>
-        <w:rPr>
-          <w:rFonts w:ascii="time" w:eastAsia="標楷體" w:hAnsi="time"/>
-          <w:color w:val="auto"/>
-        </w:rPr>
-        <w:t>-TOWS</w:t>
+        <w:t>SWOT-TOWS</w:t>
       </w:r>
       <w:bookmarkEnd w:id="13"/>
     </w:p>
@@ -11201,25 +10917,16 @@
           <w:rFonts w:hint="eastAsia"/>
           <w:color w:val="auto"/>
         </w:rPr>
-        <w:t xml:space="preserve"> </w:t>
-      </w:r>
-      <w:proofErr w:type="spellStart"/>
+        <w:t xml:space="preserve"> SWOT</w:t>
+      </w:r>
       <w:r>
         <w:rPr>
           <w:rFonts w:hint="eastAsia"/>
           <w:color w:val="auto"/>
         </w:rPr>
-        <w:t>SWOT</w:t>
-      </w:r>
-      <w:r>
-        <w:rPr>
-          <w:rFonts w:hint="eastAsia"/>
-          <w:color w:val="auto"/>
-        </w:rPr>
         <w:t>分析表</w:t>
       </w:r>
       <w:bookmarkEnd w:id="14"/>
-      <w:proofErr w:type="spellEnd"/>
     </w:p>
     <w:tbl>
       <w:tblPr>
@@ -11250,7 +10957,6 @@
                 <w:rFonts w:ascii="time" w:hAnsi="time" w:hint="eastAsia"/>
               </w:rPr>
             </w:pPr>
-            <w:proofErr w:type="spellStart"/>
             <w:r>
               <w:rPr>
                 <w:rFonts w:ascii="time" w:hAnsi="time"/>
@@ -11259,7 +10965,6 @@
               </w:rPr>
               <w:t>類別</w:t>
             </w:r>
-            <w:proofErr w:type="spellEnd"/>
           </w:p>
         </w:tc>
         <w:tc>
@@ -11275,7 +10980,6 @@
                 <w:rFonts w:ascii="time" w:hAnsi="time" w:hint="eastAsia"/>
               </w:rPr>
             </w:pPr>
-            <w:proofErr w:type="spellStart"/>
             <w:r>
               <w:rPr>
                 <w:rFonts w:ascii="time" w:hAnsi="time"/>
@@ -11284,7 +10988,6 @@
               </w:rPr>
               <w:t>內容</w:t>
             </w:r>
-            <w:proofErr w:type="spellEnd"/>
           </w:p>
         </w:tc>
       </w:tr>
@@ -11311,7 +11014,6 @@
               </w:rPr>
               <w:t xml:space="preserve">Strengths </w:t>
             </w:r>
-            <w:proofErr w:type="spellStart"/>
             <w:r>
               <w:rPr>
                 <w:rFonts w:ascii="time" w:hAnsi="time"/>
@@ -11319,7 +11021,6 @@
               </w:rPr>
               <w:t>優勢</w:t>
             </w:r>
-            <w:proofErr w:type="spellEnd"/>
           </w:p>
         </w:tc>
         <w:tc>
@@ -11384,7 +11085,6 @@
               </w:rPr>
               <w:t xml:space="preserve">Weaknesses </w:t>
             </w:r>
-            <w:proofErr w:type="spellStart"/>
             <w:r>
               <w:rPr>
                 <w:rFonts w:ascii="time" w:hAnsi="time"/>
@@ -11392,7 +11092,6 @@
               </w:rPr>
               <w:t>劣勢</w:t>
             </w:r>
-            <w:proofErr w:type="spellEnd"/>
           </w:p>
         </w:tc>
         <w:tc>
@@ -11449,7 +11148,6 @@
               </w:rPr>
               <w:t xml:space="preserve">Opportunities </w:t>
             </w:r>
-            <w:proofErr w:type="spellStart"/>
             <w:r>
               <w:rPr>
                 <w:rFonts w:ascii="time" w:hAnsi="time"/>
@@ -11457,7 +11155,6 @@
               </w:rPr>
               <w:t>機會</w:t>
             </w:r>
-            <w:proofErr w:type="spellEnd"/>
           </w:p>
         </w:tc>
         <w:tc>
@@ -11522,7 +11219,6 @@
               </w:rPr>
               <w:t xml:space="preserve">Threats </w:t>
             </w:r>
-            <w:proofErr w:type="spellStart"/>
             <w:r>
               <w:rPr>
                 <w:rFonts w:ascii="time" w:hAnsi="time"/>
@@ -11530,7 +11226,6 @@
               </w:rPr>
               <w:t>威脅</w:t>
             </w:r>
-            <w:proofErr w:type="spellEnd"/>
           </w:p>
         </w:tc>
         <w:tc>
@@ -11615,7 +11310,6 @@
         <w:t xml:space="preserve"> </w:t>
       </w:r>
       <w:bookmarkStart w:id="15" w:name="_Toc230830378"/>
-      <w:proofErr w:type="spellStart"/>
       <w:r>
         <w:rPr>
           <w:rFonts w:ascii="time" w:eastAsia="標楷體" w:hAnsi="time"/>
@@ -11624,7 +11318,6 @@
         <w:t>系統規格</w:t>
       </w:r>
       <w:bookmarkEnd w:id="15"/>
-      <w:proofErr w:type="spellEnd"/>
     </w:p>
     <w:p>
       <w:pPr>
@@ -11642,7 +11335,6 @@
         <w:t xml:space="preserve"> </w:t>
       </w:r>
       <w:bookmarkStart w:id="16" w:name="_Toc230830379"/>
-      <w:proofErr w:type="spellStart"/>
       <w:r>
         <w:rPr>
           <w:rFonts w:ascii="time" w:eastAsia="標楷體" w:hAnsi="time"/>
@@ -11651,7 +11343,6 @@
         <w:t>系統架構</w:t>
       </w:r>
       <w:bookmarkEnd w:id="16"/>
-      <w:proofErr w:type="spellEnd"/>
     </w:p>
     <w:p>
       <w:pPr>
@@ -11894,74 +11585,42 @@
           <w:lang w:eastAsia="zh-TW"/>
         </w:rPr>
         <w:lastRenderedPageBreak/>
-        <w:t>系統</w:t>
-      </w:r>
-      <w:proofErr w:type="gramStart"/>
+        <w:t>系統採前後端分離架構。</w:t>
+      </w:r>
       <w:r>
         <w:rPr>
           <w:rFonts w:ascii="time" w:hAnsi="time"/>
           <w:lang w:eastAsia="zh-TW"/>
         </w:rPr>
-        <w:t>採</w:t>
-      </w:r>
-      <w:proofErr w:type="gramEnd"/>
+        <w:t xml:space="preserve">Android App </w:t>
+      </w:r>
       <w:r>
         <w:rPr>
           <w:rFonts w:ascii="time" w:hAnsi="time"/>
           <w:lang w:eastAsia="zh-TW"/>
         </w:rPr>
-        <w:t>前後端分離架構。</w:t>
+        <w:t>透過</w:t>
       </w:r>
       <w:r>
         <w:rPr>
           <w:rFonts w:ascii="time" w:hAnsi="time"/>
           <w:lang w:eastAsia="zh-TW"/>
         </w:rPr>
-        <w:t xml:space="preserve">Android App </w:t>
+        <w:t xml:space="preserve"> Retrofit </w:t>
       </w:r>
       <w:r>
         <w:rPr>
           <w:rFonts w:ascii="time" w:hAnsi="time"/>
           <w:lang w:eastAsia="zh-TW"/>
         </w:rPr>
-        <w:t>透過</w:t>
+        <w:t>呼叫</w:t>
       </w:r>
       <w:r>
         <w:rPr>
           <w:rFonts w:ascii="time" w:hAnsi="time"/>
           <w:lang w:eastAsia="zh-TW"/>
         </w:rPr>
-        <w:t xml:space="preserve"> Retrofit </w:t>
-      </w:r>
-      <w:r>
-        <w:rPr>
-          <w:rFonts w:ascii="time" w:hAnsi="time"/>
-          <w:lang w:eastAsia="zh-TW"/>
-        </w:rPr>
-        <w:t>呼叫</w:t>
-      </w:r>
-      <w:r>
-        <w:rPr>
-          <w:rFonts w:ascii="time" w:hAnsi="time"/>
-          <w:lang w:eastAsia="zh-TW"/>
-        </w:rPr>
-        <w:t xml:space="preserve"> </w:t>
-      </w:r>
-      <w:proofErr w:type="spellStart"/>
-      <w:r>
-        <w:rPr>
-          <w:rFonts w:ascii="time" w:hAnsi="time"/>
-          <w:lang w:eastAsia="zh-TW"/>
-        </w:rPr>
-        <w:t>FastAPI</w:t>
-      </w:r>
-      <w:proofErr w:type="spellEnd"/>
-      <w:r>
-        <w:rPr>
-          <w:rFonts w:ascii="time" w:hAnsi="time"/>
-          <w:lang w:eastAsia="zh-TW"/>
-        </w:rPr>
-        <w:t xml:space="preserve"> API</w:t>
+        <w:t xml:space="preserve"> FastAPI API</w:t>
       </w:r>
       <w:r>
         <w:rPr>
@@ -12236,7 +11895,6 @@
                 <w:rFonts w:ascii="time" w:hAnsi="time" w:hint="eastAsia"/>
               </w:rPr>
             </w:pPr>
-            <w:proofErr w:type="spellStart"/>
             <w:r>
               <w:rPr>
                 <w:rFonts w:ascii="time" w:hAnsi="time"/>
@@ -12245,7 +11903,6 @@
               </w:rPr>
               <w:t>類別</w:t>
             </w:r>
-            <w:proofErr w:type="spellEnd"/>
           </w:p>
         </w:tc>
         <w:tc>
@@ -12261,7 +11918,6 @@
                 <w:rFonts w:ascii="time" w:hAnsi="time" w:hint="eastAsia"/>
               </w:rPr>
             </w:pPr>
-            <w:proofErr w:type="spellStart"/>
             <w:r>
               <w:rPr>
                 <w:rFonts w:ascii="time" w:hAnsi="time"/>
@@ -12270,7 +11926,6 @@
               </w:rPr>
               <w:t>需求</w:t>
             </w:r>
-            <w:proofErr w:type="spellEnd"/>
           </w:p>
         </w:tc>
       </w:tr>
@@ -12290,7 +11945,6 @@
                 <w:rFonts w:ascii="time" w:hAnsi="time" w:hint="eastAsia"/>
               </w:rPr>
             </w:pPr>
-            <w:proofErr w:type="spellStart"/>
             <w:r>
               <w:rPr>
                 <w:rFonts w:ascii="time" w:hAnsi="time"/>
@@ -12298,7 +11952,6 @@
               </w:rPr>
               <w:t>使用者端</w:t>
             </w:r>
-            <w:proofErr w:type="spellEnd"/>
           </w:p>
         </w:tc>
         <w:tc>
@@ -12348,7 +12001,6 @@
                 <w:rFonts w:ascii="time" w:hAnsi="time" w:hint="eastAsia"/>
               </w:rPr>
             </w:pPr>
-            <w:proofErr w:type="spellStart"/>
             <w:r>
               <w:rPr>
                 <w:rFonts w:ascii="time" w:hAnsi="time"/>
@@ -12356,7 +12008,6 @@
               </w:rPr>
               <w:t>伺服器端</w:t>
             </w:r>
-            <w:proofErr w:type="spellEnd"/>
           </w:p>
         </w:tc>
         <w:tc>
@@ -12487,7 +12138,6 @@
                 <w:rFonts w:ascii="time" w:hAnsi="time" w:hint="eastAsia"/>
               </w:rPr>
             </w:pPr>
-            <w:proofErr w:type="spellStart"/>
             <w:r>
               <w:rPr>
                 <w:rFonts w:ascii="time" w:hAnsi="time"/>
@@ -12495,7 +12145,6 @@
               </w:rPr>
               <w:t>資料庫</w:t>
             </w:r>
-            <w:proofErr w:type="spellEnd"/>
           </w:p>
         </w:tc>
         <w:tc>
@@ -12509,7 +12158,6 @@
                 <w:rFonts w:ascii="time" w:hAnsi="time" w:hint="eastAsia"/>
               </w:rPr>
             </w:pPr>
-            <w:proofErr w:type="spellStart"/>
             <w:r>
               <w:rPr>
                 <w:rFonts w:ascii="time" w:hAnsi="time"/>
@@ -12524,21 +12172,12 @@
               </w:rPr>
               <w:t>資料庫，包含</w:t>
             </w:r>
-            <w:proofErr w:type="spellEnd"/>
-            <w:r>
-              <w:rPr>
-                <w:rFonts w:ascii="time" w:hAnsi="time"/>
-                <w:sz w:val="20"/>
-              </w:rPr>
-              <w:t xml:space="preserve"> </w:t>
-            </w:r>
-            <w:proofErr w:type="spellStart"/>
-            <w:r>
-              <w:rPr>
-                <w:rFonts w:ascii="time" w:hAnsi="time"/>
-                <w:sz w:val="20"/>
-              </w:rPr>
-              <w:t>crop</w:t>
+            <w:r>
+              <w:rPr>
+                <w:rFonts w:ascii="time" w:hAnsi="time"/>
+                <w:sz w:val="20"/>
+              </w:rPr>
+              <w:t xml:space="preserve"> crop</w:t>
             </w:r>
             <w:r>
               <w:rPr>
@@ -12610,7 +12249,6 @@
               </w:rPr>
               <w:t>user_one_time_tokens</w:t>
             </w:r>
-            <w:proofErr w:type="spellEnd"/>
             <w:r>
               <w:rPr>
                 <w:rFonts w:ascii="time" w:hAnsi="time"/>
@@ -12637,7 +12275,6 @@
                 <w:rFonts w:ascii="time" w:hAnsi="time" w:hint="eastAsia"/>
               </w:rPr>
             </w:pPr>
-            <w:proofErr w:type="spellStart"/>
             <w:r>
               <w:rPr>
                 <w:rFonts w:ascii="time" w:hAnsi="time"/>
@@ -12645,7 +12282,6 @@
               </w:rPr>
               <w:t>部署</w:t>
             </w:r>
-            <w:proofErr w:type="spellEnd"/>
           </w:p>
         </w:tc>
         <w:tc>
@@ -12659,7 +12295,6 @@
                 <w:rFonts w:ascii="time" w:hAnsi="time" w:hint="eastAsia"/>
               </w:rPr>
             </w:pPr>
-            <w:proofErr w:type="spellStart"/>
             <w:r>
               <w:rPr>
                 <w:rFonts w:ascii="time" w:hAnsi="time"/>
@@ -12667,31 +12302,13 @@
               </w:rPr>
               <w:t>可使用</w:t>
             </w:r>
-            <w:proofErr w:type="spellEnd"/>
-            <w:r>
-              <w:rPr>
-                <w:rFonts w:ascii="time" w:hAnsi="time"/>
-                <w:sz w:val="20"/>
-              </w:rPr>
-              <w:t xml:space="preserve"> </w:t>
-            </w:r>
-            <w:proofErr w:type="spellStart"/>
-            <w:r>
-              <w:rPr>
-                <w:rFonts w:ascii="time" w:hAnsi="time"/>
-                <w:sz w:val="20"/>
-              </w:rPr>
-              <w:t>Dockerfile</w:t>
-            </w:r>
-            <w:proofErr w:type="spellEnd"/>
-            <w:r>
-              <w:rPr>
-                <w:rFonts w:ascii="time" w:hAnsi="time"/>
-                <w:sz w:val="20"/>
-              </w:rPr>
-              <w:t xml:space="preserve"> </w:t>
-            </w:r>
-            <w:proofErr w:type="spellStart"/>
+            <w:r>
+              <w:rPr>
+                <w:rFonts w:ascii="time" w:hAnsi="time"/>
+                <w:sz w:val="20"/>
+              </w:rPr>
+              <w:t xml:space="preserve"> Dockerfile </w:t>
+            </w:r>
             <w:r>
               <w:rPr>
                 <w:rFonts w:ascii="time" w:hAnsi="time"/>
@@ -12699,7 +12316,6 @@
               </w:rPr>
               <w:t>建置</w:t>
             </w:r>
-            <w:proofErr w:type="spellEnd"/>
             <w:r>
               <w:rPr>
                 <w:rFonts w:ascii="time" w:hAnsi="time"/>
@@ -12707,7 +12323,6 @@
               </w:rPr>
               <w:t xml:space="preserve"> plant-backend </w:t>
             </w:r>
-            <w:proofErr w:type="spellStart"/>
             <w:r>
               <w:rPr>
                 <w:rFonts w:ascii="time" w:hAnsi="time"/>
@@ -12720,17 +12335,8 @@
                 <w:rFonts w:ascii="time" w:hAnsi="time"/>
                 <w:sz w:val="20"/>
               </w:rPr>
-              <w:t>docker-compose</w:t>
-            </w:r>
-            <w:proofErr w:type="spellEnd"/>
-            <w:r>
-              <w:rPr>
-                <w:rFonts w:ascii="time" w:hAnsi="time"/>
-                <w:sz w:val="20"/>
-              </w:rPr>
-              <w:t xml:space="preserve"> </w:t>
-            </w:r>
-            <w:proofErr w:type="spellStart"/>
+              <w:t xml:space="preserve">docker-compose </w:t>
+            </w:r>
             <w:r>
               <w:rPr>
                 <w:rFonts w:ascii="time" w:hAnsi="time"/>
@@ -12738,7 +12344,6 @@
               </w:rPr>
               <w:t>掛載</w:t>
             </w:r>
-            <w:proofErr w:type="spellEnd"/>
             <w:r>
               <w:rPr>
                 <w:rFonts w:ascii="time" w:hAnsi="time"/>
@@ -12772,7 +12377,6 @@
                 <w:rFonts w:ascii="time" w:hAnsi="time" w:hint="eastAsia"/>
               </w:rPr>
             </w:pPr>
-            <w:proofErr w:type="spellStart"/>
             <w:r>
               <w:rPr>
                 <w:rFonts w:ascii="time" w:hAnsi="time"/>
@@ -12780,7 +12384,6 @@
               </w:rPr>
               <w:t>外部服務</w:t>
             </w:r>
-            <w:proofErr w:type="spellEnd"/>
           </w:p>
         </w:tc>
         <w:tc>
@@ -12799,15 +12402,7 @@
                 <w:rFonts w:ascii="time" w:hAnsi="time"/>
                 <w:sz w:val="20"/>
               </w:rPr>
-              <w:t xml:space="preserve">Google Gemini </w:t>
-            </w:r>
-            <w:proofErr w:type="spellStart"/>
-            <w:r>
-              <w:rPr>
-                <w:rFonts w:ascii="time" w:hAnsi="time"/>
-                <w:sz w:val="20"/>
-              </w:rPr>
-              <w:t>API</w:t>
+              <w:t>Google Gemini API</w:t>
             </w:r>
             <w:r>
               <w:rPr>
@@ -12828,15 +12423,7 @@
                 <w:rFonts w:ascii="time" w:hAnsi="time"/>
                 <w:sz w:val="20"/>
               </w:rPr>
-              <w:t>寄信服務</w:t>
-            </w:r>
-            <w:proofErr w:type="spellEnd"/>
-            <w:r>
-              <w:rPr>
-                <w:rFonts w:ascii="time" w:hAnsi="time"/>
-                <w:sz w:val="20"/>
-              </w:rPr>
-              <w:t>。</w:t>
+              <w:t>寄信服務。</w:t>
             </w:r>
           </w:p>
         </w:tc>
@@ -12865,7 +12452,6 @@
         <w:t xml:space="preserve"> </w:t>
       </w:r>
       <w:bookmarkStart w:id="20" w:name="_Toc230830381"/>
-      <w:proofErr w:type="spellStart"/>
       <w:r>
         <w:rPr>
           <w:rFonts w:ascii="time" w:eastAsia="標楷體" w:hAnsi="time"/>
@@ -12874,7 +12460,6 @@
         <w:t>使用標準與工具</w:t>
       </w:r>
       <w:bookmarkEnd w:id="20"/>
-      <w:proofErr w:type="spellEnd"/>
     </w:p>
     <w:p>
       <w:pPr>
@@ -13057,7 +12642,6 @@
                 <w:rFonts w:ascii="time" w:hAnsi="time" w:hint="eastAsia"/>
               </w:rPr>
             </w:pPr>
-            <w:proofErr w:type="spellStart"/>
             <w:r>
               <w:rPr>
                 <w:rFonts w:ascii="time" w:hAnsi="time"/>
@@ -13066,7 +12650,6 @@
               </w:rPr>
               <w:t>工具</w:t>
             </w:r>
-            <w:proofErr w:type="spellEnd"/>
             <w:r>
               <w:rPr>
                 <w:rFonts w:ascii="time" w:hAnsi="time"/>
@@ -13075,7 +12658,6 @@
               </w:rPr>
               <w:t>/</w:t>
             </w:r>
-            <w:proofErr w:type="spellStart"/>
             <w:r>
               <w:rPr>
                 <w:rFonts w:ascii="time" w:hAnsi="time"/>
@@ -13084,7 +12666,6 @@
               </w:rPr>
               <w:t>標準</w:t>
             </w:r>
-            <w:proofErr w:type="spellEnd"/>
           </w:p>
         </w:tc>
         <w:tc>
@@ -13100,7 +12681,6 @@
                 <w:rFonts w:ascii="time" w:hAnsi="time" w:hint="eastAsia"/>
               </w:rPr>
             </w:pPr>
-            <w:proofErr w:type="spellStart"/>
             <w:r>
               <w:rPr>
                 <w:rFonts w:ascii="time" w:hAnsi="time"/>
@@ -13109,7 +12689,6 @@
               </w:rPr>
               <w:t>用途</w:t>
             </w:r>
-            <w:proofErr w:type="spellEnd"/>
           </w:p>
         </w:tc>
       </w:tr>
@@ -13177,31 +12756,13 @@
                 <w:rFonts w:ascii="time" w:hAnsi="time" w:hint="eastAsia"/>
               </w:rPr>
             </w:pPr>
-            <w:proofErr w:type="spellStart"/>
-            <w:r>
-              <w:rPr>
-                <w:rFonts w:ascii="time" w:hAnsi="time"/>
-                <w:sz w:val="20"/>
-              </w:rPr>
-              <w:t>FastAPI</w:t>
-            </w:r>
-            <w:proofErr w:type="spellEnd"/>
-            <w:r>
-              <w:rPr>
-                <w:rFonts w:ascii="time" w:hAnsi="time"/>
-                <w:sz w:val="20"/>
-              </w:rPr>
-              <w:t xml:space="preserve"> / </w:t>
-            </w:r>
-            <w:proofErr w:type="spellStart"/>
-            <w:r>
-              <w:rPr>
-                <w:rFonts w:ascii="time" w:hAnsi="time"/>
-                <w:sz w:val="20"/>
-              </w:rPr>
-              <w:t>OpenAPI</w:t>
-            </w:r>
-            <w:proofErr w:type="spellEnd"/>
+            <w:r>
+              <w:rPr>
+                <w:rFonts w:ascii="time" w:hAnsi="time"/>
+                <w:sz w:val="20"/>
+              </w:rPr>
+              <w:t>FastAPI / OpenAPI</w:t>
+            </w:r>
           </w:p>
         </w:tc>
         <w:tc>
@@ -13215,7 +12776,6 @@
                 <w:rFonts w:ascii="time" w:hAnsi="time" w:hint="eastAsia"/>
               </w:rPr>
             </w:pPr>
-            <w:proofErr w:type="spellStart"/>
             <w:r>
               <w:rPr>
                 <w:rFonts w:ascii="time" w:hAnsi="time"/>
@@ -13223,7 +12783,6 @@
               </w:rPr>
               <w:t>建立</w:t>
             </w:r>
-            <w:proofErr w:type="spellEnd"/>
             <w:r>
               <w:rPr>
                 <w:rFonts w:ascii="time" w:hAnsi="time"/>
@@ -13231,7 +12790,6 @@
               </w:rPr>
               <w:t xml:space="preserve"> RESTful API </w:t>
             </w:r>
-            <w:proofErr w:type="spellStart"/>
             <w:r>
               <w:rPr>
                 <w:rFonts w:ascii="time" w:hAnsi="time"/>
@@ -13239,7 +12797,6 @@
               </w:rPr>
               <w:t>並提供</w:t>
             </w:r>
-            <w:proofErr w:type="spellEnd"/>
             <w:r>
               <w:rPr>
                 <w:rFonts w:ascii="time" w:hAnsi="time"/>
@@ -13247,21 +12804,12 @@
               </w:rPr>
               <w:t xml:space="preserve"> /docs </w:t>
             </w:r>
-            <w:proofErr w:type="spellStart"/>
-            <w:r>
-              <w:rPr>
-                <w:rFonts w:ascii="time" w:hAnsi="time"/>
-                <w:sz w:val="20"/>
-              </w:rPr>
-              <w:t>文件</w:t>
-            </w:r>
-            <w:proofErr w:type="spellEnd"/>
-            <w:r>
-              <w:rPr>
-                <w:rFonts w:ascii="time" w:hAnsi="time"/>
-                <w:sz w:val="20"/>
-              </w:rPr>
-              <w:t>。</w:t>
+            <w:r>
+              <w:rPr>
+                <w:rFonts w:ascii="time" w:hAnsi="time"/>
+                <w:sz w:val="20"/>
+              </w:rPr>
+              <w:t>文件。</w:t>
             </w:r>
           </w:p>
         </w:tc>
@@ -13334,23 +12882,7 @@
                 <w:rFonts w:ascii="time" w:hAnsi="time"/>
                 <w:sz w:val="20"/>
               </w:rPr>
-              <w:t xml:space="preserve">MySQL / </w:t>
-            </w:r>
-            <w:proofErr w:type="spellStart"/>
-            <w:r>
-              <w:rPr>
-                <w:rFonts w:ascii="time" w:hAnsi="time"/>
-                <w:sz w:val="20"/>
-              </w:rPr>
-              <w:t>SQLAlchemy</w:t>
-            </w:r>
-            <w:proofErr w:type="spellEnd"/>
-            <w:r>
-              <w:rPr>
-                <w:rFonts w:ascii="time" w:hAnsi="time"/>
-                <w:sz w:val="20"/>
-              </w:rPr>
-              <w:t xml:space="preserve"> / Alembic</w:t>
+              <w:t>MySQL / SQLAlchemy / Alembic</w:t>
             </w:r>
           </w:p>
         </w:tc>
@@ -13538,7 +13070,6 @@
         <w:t xml:space="preserve"> </w:t>
       </w:r>
       <w:bookmarkStart w:id="23" w:name="_Toc230830383"/>
-      <w:proofErr w:type="spellStart"/>
       <w:r>
         <w:rPr>
           <w:rFonts w:ascii="time" w:eastAsia="標楷體" w:hAnsi="time"/>
@@ -13547,7 +13078,6 @@
         <w:t>專案時程</w:t>
       </w:r>
       <w:bookmarkEnd w:id="23"/>
-      <w:proofErr w:type="spellEnd"/>
     </w:p>
     <w:p>
       <w:pPr>
@@ -13960,7 +13490,6 @@
                 <w:rFonts w:ascii="time" w:hAnsi="time" w:hint="eastAsia"/>
               </w:rPr>
             </w:pPr>
-            <w:proofErr w:type="spellStart"/>
             <w:r>
               <w:rPr>
                 <w:rFonts w:ascii="time" w:hAnsi="time"/>
@@ -13969,7 +13498,6 @@
               </w:rPr>
               <w:t>階段</w:t>
             </w:r>
-            <w:proofErr w:type="spellEnd"/>
           </w:p>
         </w:tc>
         <w:tc>
@@ -13985,7 +13513,6 @@
                 <w:rFonts w:ascii="time" w:hAnsi="time" w:hint="eastAsia"/>
               </w:rPr>
             </w:pPr>
-            <w:proofErr w:type="spellStart"/>
             <w:r>
               <w:rPr>
                 <w:rFonts w:ascii="time" w:hAnsi="time"/>
@@ -13994,7 +13521,6 @@
               </w:rPr>
               <w:t>工作項目</w:t>
             </w:r>
-            <w:proofErr w:type="spellEnd"/>
           </w:p>
         </w:tc>
         <w:tc>
@@ -14010,7 +13536,6 @@
                 <w:rFonts w:ascii="time" w:hAnsi="time" w:hint="eastAsia"/>
               </w:rPr>
             </w:pPr>
-            <w:proofErr w:type="spellStart"/>
             <w:r>
               <w:rPr>
                 <w:rFonts w:ascii="time" w:hAnsi="time"/>
@@ -14019,7 +13544,6 @@
               </w:rPr>
               <w:t>產出</w:t>
             </w:r>
-            <w:proofErr w:type="spellEnd"/>
           </w:p>
         </w:tc>
       </w:tr>
@@ -14039,7 +13563,6 @@
                 <w:rFonts w:ascii="time" w:hAnsi="time" w:hint="eastAsia"/>
               </w:rPr>
             </w:pPr>
-            <w:proofErr w:type="spellStart"/>
             <w:r>
               <w:rPr>
                 <w:rFonts w:ascii="time" w:hAnsi="time"/>
@@ -14047,7 +13570,6 @@
               </w:rPr>
               <w:t>需求分析</w:t>
             </w:r>
-            <w:proofErr w:type="spellEnd"/>
           </w:p>
         </w:tc>
         <w:tc>
@@ -14128,7 +13650,6 @@
                 <w:rFonts w:ascii="time" w:hAnsi="time" w:hint="eastAsia"/>
               </w:rPr>
             </w:pPr>
-            <w:proofErr w:type="spellStart"/>
             <w:r>
               <w:rPr>
                 <w:rFonts w:ascii="time" w:hAnsi="time"/>
@@ -14136,7 +13657,6 @@
               </w:rPr>
               <w:t>資料庫建置</w:t>
             </w:r>
-            <w:proofErr w:type="spellEnd"/>
           </w:p>
         </w:tc>
         <w:tc>
@@ -14150,7 +13670,6 @@
                 <w:rFonts w:ascii="time" w:hAnsi="time" w:hint="eastAsia"/>
               </w:rPr>
             </w:pPr>
-            <w:proofErr w:type="spellStart"/>
             <w:r>
               <w:rPr>
                 <w:rFonts w:ascii="time" w:hAnsi="time"/>
@@ -14158,7 +13677,6 @@
               </w:rPr>
               <w:t>整理作物、病害與蟲害資料，建立</w:t>
             </w:r>
-            <w:proofErr w:type="spellEnd"/>
             <w:r>
               <w:rPr>
                 <w:rFonts w:ascii="time" w:hAnsi="time"/>
@@ -14186,7 +13704,6 @@
                 <w:rFonts w:ascii="time" w:hAnsi="time" w:hint="eastAsia"/>
               </w:rPr>
             </w:pPr>
-            <w:proofErr w:type="spellStart"/>
             <w:r>
               <w:rPr>
                 <w:rFonts w:ascii="time" w:hAnsi="time"/>
@@ -14206,15 +13723,7 @@
                 <w:rFonts w:ascii="time" w:hAnsi="time"/>
                 <w:sz w:val="20"/>
               </w:rPr>
-              <w:t>Alembic</w:t>
-            </w:r>
-            <w:proofErr w:type="spellEnd"/>
-            <w:r>
-              <w:rPr>
-                <w:rFonts w:ascii="time" w:hAnsi="time"/>
-                <w:sz w:val="20"/>
-              </w:rPr>
-              <w:t xml:space="preserve"> migration</w:t>
+              <w:t>Alembic migration</w:t>
             </w:r>
             <w:r>
               <w:rPr>
@@ -14242,7 +13751,6 @@
                 <w:rFonts w:ascii="time" w:hAnsi="time" w:hint="eastAsia"/>
               </w:rPr>
             </w:pPr>
-            <w:proofErr w:type="spellStart"/>
             <w:r>
               <w:rPr>
                 <w:rFonts w:ascii="time" w:hAnsi="time"/>
@@ -14250,7 +13758,6 @@
               </w:rPr>
               <w:t>後端開發</w:t>
             </w:r>
-            <w:proofErr w:type="spellEnd"/>
           </w:p>
         </w:tc>
         <w:tc>
@@ -14286,23 +13793,13 @@
                 <w:rFonts w:ascii="time" w:hAnsi="time" w:hint="eastAsia"/>
               </w:rPr>
             </w:pPr>
-            <w:proofErr w:type="spellStart"/>
-            <w:r>
-              <w:rPr>
-                <w:rFonts w:ascii="time" w:hAnsi="time"/>
-                <w:sz w:val="20"/>
-              </w:rPr>
-              <w:t>FastAPI</w:t>
-            </w:r>
-            <w:proofErr w:type="spellEnd"/>
-            <w:r>
-              <w:rPr>
-                <w:rFonts w:ascii="time" w:hAnsi="time"/>
-                <w:sz w:val="20"/>
-              </w:rPr>
-              <w:t xml:space="preserve"> </w:t>
-            </w:r>
-            <w:proofErr w:type="spellStart"/>
+            <w:r>
+              <w:rPr>
+                <w:rFonts w:ascii="time" w:hAnsi="time"/>
+                <w:sz w:val="20"/>
+              </w:rPr>
+              <w:t xml:space="preserve">FastAPI </w:t>
+            </w:r>
             <w:r>
               <w:rPr>
                 <w:rFonts w:ascii="time" w:hAnsi="time"/>
@@ -14310,7 +13807,6 @@
               </w:rPr>
               <w:t>服務與</w:t>
             </w:r>
-            <w:proofErr w:type="spellEnd"/>
             <w:r>
               <w:rPr>
                 <w:rFonts w:ascii="time" w:hAnsi="time"/>
@@ -14318,21 +13814,12 @@
               </w:rPr>
               <w:t xml:space="preserve"> API </w:t>
             </w:r>
-            <w:proofErr w:type="spellStart"/>
-            <w:r>
-              <w:rPr>
-                <w:rFonts w:ascii="time" w:hAnsi="time"/>
-                <w:sz w:val="20"/>
-              </w:rPr>
-              <w:t>文件</w:t>
-            </w:r>
-            <w:proofErr w:type="spellEnd"/>
-            <w:r>
-              <w:rPr>
-                <w:rFonts w:ascii="time" w:hAnsi="time"/>
-                <w:sz w:val="20"/>
-              </w:rPr>
-              <w:t>。</w:t>
+            <w:r>
+              <w:rPr>
+                <w:rFonts w:ascii="time" w:hAnsi="time"/>
+                <w:sz w:val="20"/>
+              </w:rPr>
+              <w:t>文件。</w:t>
             </w:r>
           </w:p>
         </w:tc>
@@ -14353,7 +13840,6 @@
                 <w:rFonts w:ascii="time" w:hAnsi="time" w:hint="eastAsia"/>
               </w:rPr>
             </w:pPr>
-            <w:proofErr w:type="spellStart"/>
             <w:r>
               <w:rPr>
                 <w:rFonts w:ascii="time" w:hAnsi="time"/>
@@ -14361,7 +13847,6 @@
               </w:rPr>
               <w:t>前端開發</w:t>
             </w:r>
-            <w:proofErr w:type="spellEnd"/>
           </w:p>
         </w:tc>
         <w:tc>
@@ -14431,7 +13916,6 @@
                 <w:rFonts w:ascii="time" w:hAnsi="time" w:hint="eastAsia"/>
               </w:rPr>
             </w:pPr>
-            <w:proofErr w:type="spellStart"/>
             <w:r>
               <w:rPr>
                 <w:rFonts w:ascii="time" w:hAnsi="time"/>
@@ -14439,7 +13923,6 @@
               </w:rPr>
               <w:t>整合測試</w:t>
             </w:r>
-            <w:proofErr w:type="spellEnd"/>
           </w:p>
         </w:tc>
         <w:tc>
@@ -14536,7 +14019,6 @@
                 <w:rFonts w:ascii="time" w:hAnsi="time" w:hint="eastAsia"/>
               </w:rPr>
             </w:pPr>
-            <w:proofErr w:type="spellStart"/>
             <w:r>
               <w:rPr>
                 <w:rFonts w:ascii="time" w:hAnsi="time"/>
@@ -14544,7 +14026,6 @@
               </w:rPr>
               <w:t>文件與交付</w:t>
             </w:r>
-            <w:proofErr w:type="spellEnd"/>
           </w:p>
         </w:tc>
         <w:tc>
@@ -14581,21 +14062,12 @@
                 <w:rFonts w:ascii="time" w:hAnsi="time" w:hint="eastAsia"/>
               </w:rPr>
             </w:pPr>
-            <w:proofErr w:type="spellStart"/>
-            <w:r>
-              <w:rPr>
-                <w:rFonts w:ascii="time" w:hAnsi="time"/>
-                <w:sz w:val="20"/>
-              </w:rPr>
-              <w:t>交付文件與安裝包</w:t>
-            </w:r>
-            <w:proofErr w:type="spellEnd"/>
-            <w:r>
-              <w:rPr>
-                <w:rFonts w:ascii="time" w:hAnsi="time"/>
-                <w:sz w:val="20"/>
-              </w:rPr>
-              <w:t>。</w:t>
+            <w:r>
+              <w:rPr>
+                <w:rFonts w:ascii="time" w:hAnsi="time"/>
+                <w:sz w:val="20"/>
+              </w:rPr>
+              <w:t>交付文件與安裝包。</w:t>
             </w:r>
           </w:p>
         </w:tc>
@@ -14639,7 +14111,6 @@
         <w:t xml:space="preserve"> </w:t>
       </w:r>
       <w:bookmarkStart w:id="26" w:name="_Toc230830384"/>
-      <w:proofErr w:type="spellStart"/>
       <w:r>
         <w:rPr>
           <w:rFonts w:ascii="time" w:eastAsia="標楷體" w:hAnsi="time"/>
@@ -14648,14 +14119,12 @@
         <w:t>專案組織與分工</w:t>
       </w:r>
       <w:bookmarkEnd w:id="26"/>
-      <w:proofErr w:type="spellEnd"/>
     </w:p>
     <w:p>
       <w:pPr>
         <w:pStyle w:val="af7"/>
         <w:jc w:val="center"/>
         <w:rPr>
-          <w:rFonts w:ascii="time" w:hAnsi="time" w:hint="eastAsia"/>
           <w:color w:val="auto"/>
           <w:lang w:eastAsia="zh-TW"/>
         </w:rPr>
@@ -14812,6 +14281,4752 @@
       </w:r>
       <w:bookmarkEnd w:id="27"/>
     </w:p>
+    <w:p>
+      <w:pPr>
+        <w:pStyle w:val="ae"/>
+        <w:ind w:left="0"/>
+        <w:jc w:val="right"/>
+        <w:rPr>
+          <w:rFonts w:ascii="標楷體-繁" w:eastAsia="標楷體-繁" w:hAnsi="標楷體-繁"/>
+          <w:szCs w:val="28"/>
+          <w:lang w:eastAsia="zh-TW"/>
+        </w:rPr>
+      </w:pPr>
+      <w:r>
+        <w:rPr>
+          <w:rFonts w:ascii="標楷體" w:hAnsi="標楷體" w:hint="eastAsia"/>
+          <w:lang w:eastAsia="zh-TW"/>
+        </w:rPr>
+        <w:t>●</w:t>
+      </w:r>
+      <w:r>
+        <w:rPr>
+          <w:rFonts w:ascii="標楷體-繁" w:eastAsia="標楷體-繁" w:hAnsi="標楷體-繁" w:hint="eastAsia"/>
+          <w:szCs w:val="28"/>
+          <w:lang w:eastAsia="zh-TW"/>
+        </w:rPr>
+        <w:t xml:space="preserve">主要負責人 </w:t>
+      </w:r>
+      <w:r>
+        <w:rPr>
+          <w:rFonts w:ascii="標楷體-繁" w:eastAsia="標楷體-繁" w:hAnsi="標楷體-繁"/>
+          <w:szCs w:val="28"/>
+          <w:lang w:eastAsia="zh-TW"/>
+        </w:rPr>
+        <w:t>○</w:t>
+      </w:r>
+      <w:r>
+        <w:rPr>
+          <w:rFonts w:ascii="標楷體-繁" w:eastAsia="標楷體-繁" w:hAnsi="標楷體-繁" w:hint="eastAsia"/>
+          <w:szCs w:val="28"/>
+          <w:lang w:eastAsia="zh-TW"/>
+        </w:rPr>
+        <w:t>次要負責人</w:t>
+      </w:r>
+    </w:p>
+    <w:p>
+      <w:pPr>
+        <w:rPr>
+          <w:rFonts w:hint="eastAsia"/>
+          <w:lang w:eastAsia="zh-TW"/>
+        </w:rPr>
+      </w:pPr>
+    </w:p>
+    <w:tbl>
+      <w:tblPr>
+        <w:tblW w:w="5301" w:type="pct"/>
+        <w:tblInd w:w="-292" w:type="dxa"/>
+        <w:tblBorders>
+          <w:top w:val="single" w:sz="6" w:space="0" w:color="auto"/>
+          <w:left w:val="single" w:sz="6" w:space="0" w:color="auto"/>
+          <w:bottom w:val="single" w:sz="6" w:space="0" w:color="auto"/>
+          <w:right w:val="single" w:sz="6" w:space="0" w:color="auto"/>
+          <w:insideH w:val="single" w:sz="6" w:space="0" w:color="auto"/>
+          <w:insideV w:val="single" w:sz="6" w:space="0" w:color="auto"/>
+        </w:tblBorders>
+        <w:tblLook w:val="04A0" w:firstRow="1" w:lastRow="0" w:firstColumn="1" w:lastColumn="0" w:noHBand="0" w:noVBand="1"/>
+      </w:tblPr>
+      <w:tblGrid>
+        <w:gridCol w:w="828"/>
+        <w:gridCol w:w="3239"/>
+        <w:gridCol w:w="1377"/>
+        <w:gridCol w:w="1377"/>
+        <w:gridCol w:w="1377"/>
+        <w:gridCol w:w="1377"/>
+        <w:gridCol w:w="1474"/>
+      </w:tblGrid>
+      <w:tr>
+        <w:tc>
+          <w:tcPr>
+            <w:tcW w:w="1840" w:type="pct"/>
+            <w:gridSpan w:val="2"/>
+            <w:shd w:val="clear" w:color="auto" w:fill="D9D9D9" w:themeFill="background1" w:themeFillShade="D9"/>
+            <w:vAlign w:val="center"/>
+          </w:tcPr>
+          <w:p>
+            <w:pPr>
+              <w:jc w:val="center"/>
+              <w:rPr>
+                <w:rFonts w:ascii="標楷體-繁" w:eastAsia="標楷體-繁" w:hAnsi="標楷體-繁"/>
+                <w:szCs w:val="28"/>
+              </w:rPr>
+            </w:pPr>
+            <w:r>
+              <w:rPr>
+                <w:rFonts w:ascii="標楷體-繁" w:eastAsia="標楷體-繁" w:hAnsi="標楷體-繁"/>
+                <w:szCs w:val="28"/>
+              </w:rPr>
+              <w:t>項目/組員</w:t>
+            </w:r>
+          </w:p>
+        </w:tc>
+        <w:tc>
+          <w:tcPr>
+            <w:tcW w:w="623" w:type="pct"/>
+            <w:shd w:val="clear" w:color="auto" w:fill="D9D9D9" w:themeFill="background1" w:themeFillShade="D9"/>
+          </w:tcPr>
+          <w:p>
+            <w:pPr>
+              <w:jc w:val="center"/>
+              <w:rPr>
+                <w:rFonts w:ascii="標楷體-繁" w:eastAsia="標楷體-繁" w:hAnsi="標楷體-繁"/>
+                <w:szCs w:val="28"/>
+              </w:rPr>
+            </w:pPr>
+            <w:r>
+              <w:rPr>
+                <w:rFonts w:ascii="標楷體-繁" w:eastAsia="標楷體-繁" w:hAnsi="標楷體-繁"/>
+                <w:szCs w:val="28"/>
+              </w:rPr>
+              <w:t>1</w:t>
+            </w:r>
+            <w:r>
+              <w:rPr>
+                <w:rFonts w:ascii="標楷體-繁" w:eastAsia="標楷體-繁" w:hAnsi="標楷體-繁" w:hint="eastAsia"/>
+                <w:szCs w:val="28"/>
+                <w:lang w:eastAsia="zh-TW"/>
+              </w:rPr>
+              <w:t>1436014</w:t>
+            </w:r>
+            <w:r>
+              <w:rPr>
+                <w:rFonts w:ascii="標楷體-繁" w:eastAsia="標楷體-繁" w:hAnsi="標楷體-繁"/>
+                <w:szCs w:val="28"/>
+              </w:rPr>
+              <w:t>/</w:t>
+            </w:r>
+          </w:p>
+          <w:p>
+            <w:pPr>
+              <w:jc w:val="center"/>
+              <w:rPr>
+                <w:rFonts w:ascii="標楷體-繁" w:eastAsia="標楷體-繁" w:hAnsi="標楷體-繁"/>
+                <w:szCs w:val="28"/>
+              </w:rPr>
+            </w:pPr>
+            <w:r>
+              <w:rPr>
+                <w:rFonts w:ascii="標楷體-繁" w:eastAsia="標楷體-繁" w:hAnsi="標楷體-繁"/>
+                <w:szCs w:val="28"/>
+              </w:rPr>
+              <w:t>林東建</w:t>
+            </w:r>
+          </w:p>
+        </w:tc>
+        <w:tc>
+          <w:tcPr>
+            <w:tcW w:w="623" w:type="pct"/>
+            <w:shd w:val="clear" w:color="auto" w:fill="D9D9D9" w:themeFill="background1" w:themeFillShade="D9"/>
+            <w:vAlign w:val="center"/>
+          </w:tcPr>
+          <w:p>
+            <w:pPr>
+              <w:jc w:val="center"/>
+              <w:rPr>
+                <w:rFonts w:ascii="標楷體-繁" w:hAnsi="標楷體-繁"/>
+                <w:szCs w:val="28"/>
+                <w:lang w:eastAsia="zh-TW"/>
+              </w:rPr>
+            </w:pPr>
+            <w:r>
+              <w:rPr>
+                <w:rFonts w:ascii="標楷體-繁" w:hAnsi="標楷體-繁"/>
+                <w:szCs w:val="28"/>
+                <w:lang w:eastAsia="zh-TW"/>
+              </w:rPr>
+              <w:t>1</w:t>
+            </w:r>
+            <w:r>
+              <w:rPr>
+                <w:rFonts w:ascii="標楷體-繁" w:hAnsi="標楷體-繁" w:hint="eastAsia"/>
+                <w:szCs w:val="28"/>
+                <w:lang w:eastAsia="zh-TW"/>
+              </w:rPr>
+              <w:t>143601</w:t>
+            </w:r>
+            <w:r>
+              <w:rPr>
+                <w:rFonts w:ascii="標楷體-繁" w:hAnsi="標楷體-繁" w:hint="eastAsia"/>
+                <w:szCs w:val="28"/>
+                <w:lang w:eastAsia="zh-TW"/>
+              </w:rPr>
+              <w:t>5</w:t>
+            </w:r>
+            <w:r>
+              <w:rPr>
+                <w:rFonts w:ascii="標楷體-繁" w:hAnsi="標楷體-繁"/>
+                <w:szCs w:val="28"/>
+                <w:lang w:eastAsia="zh-TW"/>
+              </w:rPr>
+              <w:t>/</w:t>
+            </w:r>
+          </w:p>
+          <w:p>
+            <w:pPr>
+              <w:jc w:val="center"/>
+              <w:rPr>
+                <w:rFonts w:ascii="標楷體-繁" w:hAnsi="標楷體-繁"/>
+                <w:szCs w:val="28"/>
+                <w:lang w:eastAsia="zh-TW"/>
+              </w:rPr>
+            </w:pPr>
+            <w:r>
+              <w:rPr>
+                <w:rFonts w:ascii="標楷體-繁" w:hAnsi="標楷體-繁" w:hint="eastAsia"/>
+                <w:szCs w:val="28"/>
+                <w:lang w:eastAsia="zh-TW"/>
+              </w:rPr>
+              <w:t>陳浩民</w:t>
+            </w:r>
+          </w:p>
+        </w:tc>
+        <w:tc>
+          <w:tcPr>
+            <w:tcW w:w="623" w:type="pct"/>
+            <w:shd w:val="clear" w:color="auto" w:fill="D9D9D9" w:themeFill="background1" w:themeFillShade="D9"/>
+            <w:vAlign w:val="center"/>
+          </w:tcPr>
+          <w:p>
+            <w:pPr>
+              <w:jc w:val="center"/>
+              <w:rPr>
+                <w:rFonts w:ascii="標楷體-繁" w:hAnsi="標楷體-繁"/>
+                <w:szCs w:val="28"/>
+                <w:lang w:eastAsia="zh-TW"/>
+              </w:rPr>
+            </w:pPr>
+            <w:r>
+              <w:rPr>
+                <w:rFonts w:ascii="標楷體-繁" w:hAnsi="標楷體-繁"/>
+                <w:szCs w:val="28"/>
+                <w:lang w:eastAsia="zh-TW"/>
+              </w:rPr>
+              <w:t>1</w:t>
+            </w:r>
+            <w:r>
+              <w:rPr>
+                <w:rFonts w:ascii="標楷體-繁" w:hAnsi="標楷體-繁" w:hint="eastAsia"/>
+                <w:szCs w:val="28"/>
+                <w:lang w:eastAsia="zh-TW"/>
+              </w:rPr>
+              <w:t>143601</w:t>
+            </w:r>
+            <w:r>
+              <w:rPr>
+                <w:rFonts w:ascii="標楷體-繁" w:hAnsi="標楷體-繁" w:hint="eastAsia"/>
+                <w:szCs w:val="28"/>
+                <w:lang w:eastAsia="zh-TW"/>
+              </w:rPr>
+              <w:t>6</w:t>
+            </w:r>
+            <w:r>
+              <w:rPr>
+                <w:rFonts w:ascii="標楷體-繁" w:hAnsi="標楷體-繁"/>
+                <w:szCs w:val="28"/>
+                <w:lang w:eastAsia="zh-TW"/>
+              </w:rPr>
+              <w:t>/</w:t>
+            </w:r>
+          </w:p>
+          <w:p>
+            <w:pPr>
+              <w:jc w:val="center"/>
+              <w:rPr>
+                <w:rFonts w:ascii="標楷體-繁" w:hAnsi="標楷體-繁"/>
+                <w:szCs w:val="28"/>
+                <w:lang w:eastAsia="zh-TW"/>
+              </w:rPr>
+            </w:pPr>
+            <w:r>
+              <w:rPr>
+                <w:rFonts w:ascii="標楷體-繁" w:hAnsi="標楷體-繁" w:hint="eastAsia"/>
+                <w:szCs w:val="28"/>
+                <w:lang w:eastAsia="zh-TW"/>
+              </w:rPr>
+              <w:t>龔正源</w:t>
+            </w:r>
+          </w:p>
+        </w:tc>
+        <w:tc>
+          <w:tcPr>
+            <w:tcW w:w="623" w:type="pct"/>
+            <w:shd w:val="clear" w:color="auto" w:fill="D9D9D9" w:themeFill="background1" w:themeFillShade="D9"/>
+            <w:vAlign w:val="center"/>
+          </w:tcPr>
+          <w:p>
+            <w:pPr>
+              <w:jc w:val="center"/>
+              <w:rPr>
+                <w:rFonts w:ascii="標楷體-繁" w:hAnsi="標楷體-繁"/>
+                <w:szCs w:val="28"/>
+                <w:lang w:eastAsia="zh-TW"/>
+              </w:rPr>
+            </w:pPr>
+            <w:r>
+              <w:rPr>
+                <w:rFonts w:ascii="標楷體-繁" w:hAnsi="標楷體-繁"/>
+                <w:szCs w:val="28"/>
+                <w:lang w:eastAsia="zh-TW"/>
+              </w:rPr>
+              <w:t>1</w:t>
+            </w:r>
+            <w:r>
+              <w:rPr>
+                <w:rFonts w:ascii="標楷體-繁" w:hAnsi="標楷體-繁" w:hint="eastAsia"/>
+                <w:szCs w:val="28"/>
+                <w:lang w:eastAsia="zh-TW"/>
+              </w:rPr>
+              <w:t>14360</w:t>
+            </w:r>
+            <w:r>
+              <w:rPr>
+                <w:rFonts w:ascii="標楷體-繁" w:hAnsi="標楷體-繁" w:hint="eastAsia"/>
+                <w:szCs w:val="28"/>
+                <w:lang w:eastAsia="zh-TW"/>
+              </w:rPr>
+              <w:t>22</w:t>
+            </w:r>
+            <w:r>
+              <w:rPr>
+                <w:rFonts w:ascii="標楷體-繁" w:hAnsi="標楷體-繁"/>
+                <w:szCs w:val="28"/>
+                <w:lang w:eastAsia="zh-TW"/>
+              </w:rPr>
+              <w:t>/</w:t>
+            </w:r>
+          </w:p>
+          <w:p>
+            <w:pPr>
+              <w:jc w:val="center"/>
+              <w:rPr>
+                <w:rFonts w:ascii="標楷體-繁" w:hAnsi="標楷體-繁"/>
+                <w:szCs w:val="28"/>
+                <w:lang w:eastAsia="zh-TW"/>
+              </w:rPr>
+            </w:pPr>
+            <w:r>
+              <w:rPr>
+                <w:rFonts w:ascii="標楷體-繁" w:hAnsi="標楷體-繁" w:hint="eastAsia"/>
+                <w:szCs w:val="28"/>
+                <w:lang w:eastAsia="zh-TW"/>
+              </w:rPr>
+              <w:t>周昱潤</w:t>
+            </w:r>
+          </w:p>
+        </w:tc>
+        <w:tc>
+          <w:tcPr>
+            <w:tcW w:w="667" w:type="pct"/>
+            <w:shd w:val="clear" w:color="auto" w:fill="D9D9D9" w:themeFill="background1" w:themeFillShade="D9"/>
+          </w:tcPr>
+          <w:p>
+            <w:pPr>
+              <w:jc w:val="center"/>
+              <w:rPr>
+                <w:rFonts w:ascii="標楷體-繁" w:eastAsia="標楷體-繁" w:hAnsi="標楷體-繁"/>
+                <w:szCs w:val="28"/>
+              </w:rPr>
+            </w:pPr>
+            <w:r>
+              <w:rPr>
+                <w:rFonts w:ascii="標楷體-繁" w:eastAsia="標楷體-繁" w:hAnsi="標楷體-繁"/>
+                <w:szCs w:val="28"/>
+              </w:rPr>
+              <w:t>1</w:t>
+            </w:r>
+            <w:r>
+              <w:rPr>
+                <w:rFonts w:ascii="標楷體-繁" w:eastAsia="標楷體-繁" w:hAnsi="標楷體-繁" w:hint="eastAsia"/>
+                <w:szCs w:val="28"/>
+                <w:lang w:eastAsia="zh-TW"/>
+              </w:rPr>
+              <w:t>14360</w:t>
+            </w:r>
+            <w:r>
+              <w:rPr>
+                <w:rFonts w:ascii="標楷體-繁" w:eastAsia="標楷體-繁" w:hAnsi="標楷體-繁" w:hint="eastAsia"/>
+                <w:szCs w:val="28"/>
+                <w:lang w:eastAsia="zh-TW"/>
+              </w:rPr>
+              <w:t>23</w:t>
+            </w:r>
+            <w:r>
+              <w:rPr>
+                <w:rFonts w:ascii="標楷體-繁" w:eastAsia="標楷體-繁" w:hAnsi="標楷體-繁"/>
+                <w:szCs w:val="28"/>
+              </w:rPr>
+              <w:t>/</w:t>
+            </w:r>
+          </w:p>
+          <w:p>
+            <w:pPr>
+              <w:jc w:val="center"/>
+              <w:rPr>
+                <w:rFonts w:ascii="標楷體-繁" w:eastAsia="標楷體-繁" w:hAnsi="標楷體-繁"/>
+                <w:szCs w:val="28"/>
+              </w:rPr>
+            </w:pPr>
+            <w:r>
+              <w:rPr>
+                <w:rFonts w:ascii="標楷體-繁" w:eastAsia="標楷體-繁" w:hAnsi="標楷體-繁" w:hint="eastAsia"/>
+                <w:szCs w:val="28"/>
+                <w:lang w:eastAsia="zh-TW"/>
+              </w:rPr>
+              <w:t>施奕安</w:t>
+            </w:r>
+          </w:p>
+        </w:tc>
+      </w:tr>
+      <w:tr>
+        <w:tc>
+          <w:tcPr>
+            <w:tcW w:w="375" w:type="pct"/>
+            <w:vMerge w:val="restart"/>
+            <w:shd w:val="clear" w:color="auto" w:fill="D9D9D9" w:themeFill="background1" w:themeFillShade="D9"/>
+            <w:vAlign w:val="center"/>
+          </w:tcPr>
+          <w:p>
+            <w:pPr>
+              <w:jc w:val="center"/>
+              <w:rPr>
+                <w:rFonts w:ascii="標楷體-繁" w:eastAsia="標楷體-繁" w:hAnsi="標楷體-繁"/>
+                <w:szCs w:val="28"/>
+              </w:rPr>
+            </w:pPr>
+            <w:r>
+              <w:rPr>
+                <w:rFonts w:ascii="標楷體-繁" w:eastAsia="標楷體-繁" w:hAnsi="標楷體-繁" w:hint="eastAsia"/>
+                <w:szCs w:val="28"/>
+              </w:rPr>
+              <w:t>後端開發</w:t>
+            </w:r>
+          </w:p>
+        </w:tc>
+        <w:tc>
+          <w:tcPr>
+            <w:tcW w:w="1466" w:type="pct"/>
+          </w:tcPr>
+          <w:p>
+            <w:pPr>
+              <w:rPr>
+                <w:rFonts w:ascii="標楷體-繁" w:eastAsia="標楷體-繁" w:hAnsi="標楷體-繁"/>
+                <w:szCs w:val="28"/>
+              </w:rPr>
+            </w:pPr>
+            <w:r>
+              <w:rPr>
+                <w:rFonts w:ascii="標楷體-繁" w:eastAsia="標楷體-繁" w:hAnsi="標楷體-繁" w:hint="eastAsia"/>
+                <w:szCs w:val="28"/>
+              </w:rPr>
+              <w:t>資料庫建置</w:t>
+            </w:r>
+          </w:p>
+        </w:tc>
+        <w:tc>
+          <w:tcPr>
+            <w:tcW w:w="623" w:type="pct"/>
+          </w:tcPr>
+          <w:p>
+            <w:pPr>
+              <w:jc w:val="center"/>
+              <w:rPr>
+                <w:rFonts w:ascii="標楷體-繁" w:eastAsia="標楷體-繁" w:hAnsi="標楷體-繁"/>
+                <w:szCs w:val="28"/>
+              </w:rPr>
+            </w:pPr>
+          </w:p>
+        </w:tc>
+        <w:tc>
+          <w:tcPr>
+            <w:tcW w:w="623" w:type="pct"/>
+          </w:tcPr>
+          <w:p>
+            <w:pPr>
+              <w:jc w:val="center"/>
+              <w:rPr>
+                <w:rFonts w:ascii="標楷體-繁" w:eastAsia="標楷體-繁" w:hAnsi="標楷體-繁"/>
+                <w:szCs w:val="28"/>
+              </w:rPr>
+            </w:pPr>
+          </w:p>
+        </w:tc>
+        <w:tc>
+          <w:tcPr>
+            <w:tcW w:w="623" w:type="pct"/>
+          </w:tcPr>
+          <w:p>
+            <w:pPr>
+              <w:jc w:val="center"/>
+              <w:rPr>
+                <w:rFonts w:ascii="標楷體-繁" w:eastAsia="標楷體-繁" w:hAnsi="標楷體-繁"/>
+                <w:szCs w:val="28"/>
+                <w:lang w:eastAsia="zh-TW"/>
+              </w:rPr>
+            </w:pPr>
+          </w:p>
+        </w:tc>
+        <w:tc>
+          <w:tcPr>
+            <w:tcW w:w="623" w:type="pct"/>
+          </w:tcPr>
+          <w:p>
+            <w:pPr>
+              <w:jc w:val="center"/>
+              <w:rPr>
+                <w:rFonts w:ascii="標楷體-繁" w:eastAsia="標楷體-繁" w:hAnsi="標楷體-繁"/>
+                <w:szCs w:val="28"/>
+              </w:rPr>
+            </w:pPr>
+          </w:p>
+        </w:tc>
+        <w:tc>
+          <w:tcPr>
+            <w:tcW w:w="667" w:type="pct"/>
+          </w:tcPr>
+          <w:p>
+            <w:pPr>
+              <w:jc w:val="center"/>
+              <w:rPr>
+                <w:rFonts w:ascii="標楷體-繁" w:eastAsia="標楷體-繁" w:hAnsi="標楷體-繁"/>
+                <w:szCs w:val="28"/>
+              </w:rPr>
+            </w:pPr>
+          </w:p>
+        </w:tc>
+      </w:tr>
+      <w:tr>
+        <w:tc>
+          <w:tcPr>
+            <w:tcW w:w="375" w:type="pct"/>
+            <w:vMerge/>
+            <w:shd w:val="clear" w:color="auto" w:fill="D9D9D9" w:themeFill="background1" w:themeFillShade="D9"/>
+            <w:vAlign w:val="center"/>
+          </w:tcPr>
+          <w:p>
+            <w:pPr>
+              <w:jc w:val="center"/>
+              <w:rPr>
+                <w:rFonts w:ascii="標楷體-繁" w:eastAsia="標楷體-繁" w:hAnsi="標楷體-繁"/>
+                <w:szCs w:val="28"/>
+              </w:rPr>
+            </w:pPr>
+          </w:p>
+        </w:tc>
+        <w:tc>
+          <w:tcPr>
+            <w:tcW w:w="1466" w:type="pct"/>
+          </w:tcPr>
+          <w:p>
+            <w:pPr>
+              <w:rPr>
+                <w:rFonts w:ascii="標楷體-繁" w:eastAsia="標楷體-繁" w:hAnsi="標楷體-繁"/>
+                <w:szCs w:val="28"/>
+              </w:rPr>
+            </w:pPr>
+            <w:r>
+              <w:rPr>
+                <w:rFonts w:ascii="標楷體-繁" w:eastAsia="標楷體-繁" w:hAnsi="標楷體-繁" w:hint="eastAsia"/>
+                <w:szCs w:val="28"/>
+              </w:rPr>
+              <w:t>伺服器架設</w:t>
+            </w:r>
+          </w:p>
+        </w:tc>
+        <w:tc>
+          <w:tcPr>
+            <w:tcW w:w="623" w:type="pct"/>
+          </w:tcPr>
+          <w:p>
+            <w:pPr>
+              <w:jc w:val="center"/>
+              <w:rPr>
+                <w:rFonts w:ascii="標楷體-繁" w:eastAsia="標楷體-繁" w:hAnsi="標楷體-繁"/>
+                <w:szCs w:val="28"/>
+              </w:rPr>
+            </w:pPr>
+          </w:p>
+        </w:tc>
+        <w:tc>
+          <w:tcPr>
+            <w:tcW w:w="623" w:type="pct"/>
+          </w:tcPr>
+          <w:p>
+            <w:pPr>
+              <w:jc w:val="center"/>
+              <w:rPr>
+                <w:rFonts w:ascii="標楷體-繁" w:eastAsia="標楷體-繁" w:hAnsi="標楷體-繁"/>
+                <w:szCs w:val="28"/>
+                <w:lang w:eastAsia="zh-TW"/>
+              </w:rPr>
+            </w:pPr>
+          </w:p>
+        </w:tc>
+        <w:tc>
+          <w:tcPr>
+            <w:tcW w:w="623" w:type="pct"/>
+          </w:tcPr>
+          <w:p>
+            <w:pPr>
+              <w:jc w:val="center"/>
+              <w:rPr>
+                <w:rFonts w:ascii="標楷體-繁" w:eastAsia="標楷體-繁" w:hAnsi="標楷體-繁"/>
+                <w:szCs w:val="28"/>
+              </w:rPr>
+            </w:pPr>
+          </w:p>
+        </w:tc>
+        <w:tc>
+          <w:tcPr>
+            <w:tcW w:w="623" w:type="pct"/>
+          </w:tcPr>
+          <w:p>
+            <w:pPr>
+              <w:jc w:val="center"/>
+              <w:rPr>
+                <w:rFonts w:ascii="標楷體-繁" w:eastAsia="標楷體-繁" w:hAnsi="標楷體-繁"/>
+                <w:szCs w:val="28"/>
+              </w:rPr>
+            </w:pPr>
+          </w:p>
+        </w:tc>
+        <w:tc>
+          <w:tcPr>
+            <w:tcW w:w="667" w:type="pct"/>
+          </w:tcPr>
+          <w:p>
+            <w:pPr>
+              <w:jc w:val="center"/>
+              <w:rPr>
+                <w:rFonts w:ascii="標楷體-繁" w:eastAsia="標楷體-繁" w:hAnsi="標楷體-繁"/>
+                <w:szCs w:val="28"/>
+              </w:rPr>
+            </w:pPr>
+          </w:p>
+        </w:tc>
+      </w:tr>
+      <w:tr>
+        <w:tc>
+          <w:tcPr>
+            <w:tcW w:w="375" w:type="pct"/>
+            <w:vMerge/>
+            <w:shd w:val="clear" w:color="auto" w:fill="D9D9D9" w:themeFill="background1" w:themeFillShade="D9"/>
+            <w:vAlign w:val="center"/>
+          </w:tcPr>
+          <w:p>
+            <w:pPr>
+              <w:jc w:val="center"/>
+              <w:rPr>
+                <w:rFonts w:ascii="標楷體-繁" w:eastAsia="標楷體-繁" w:hAnsi="標楷體-繁"/>
+                <w:szCs w:val="28"/>
+              </w:rPr>
+            </w:pPr>
+          </w:p>
+        </w:tc>
+        <w:tc>
+          <w:tcPr>
+            <w:tcW w:w="1466" w:type="pct"/>
+          </w:tcPr>
+          <w:p>
+            <w:pPr>
+              <w:rPr>
+                <w:rFonts w:ascii="標楷體-繁" w:eastAsia="標楷體-繁" w:hAnsi="標楷體-繁"/>
+                <w:szCs w:val="28"/>
+              </w:rPr>
+            </w:pPr>
+            <w:r>
+              <w:rPr>
+                <w:rFonts w:ascii="標楷體-繁" w:eastAsia="標楷體-繁" w:hAnsi="標楷體-繁" w:hint="eastAsia"/>
+                <w:szCs w:val="28"/>
+              </w:rPr>
+              <w:t>帳號管理</w:t>
+            </w:r>
+          </w:p>
+        </w:tc>
+        <w:tc>
+          <w:tcPr>
+            <w:tcW w:w="623" w:type="pct"/>
+          </w:tcPr>
+          <w:p>
+            <w:pPr>
+              <w:jc w:val="center"/>
+              <w:rPr>
+                <w:rFonts w:ascii="標楷體-繁" w:eastAsia="標楷體-繁" w:hAnsi="標楷體-繁"/>
+                <w:szCs w:val="28"/>
+              </w:rPr>
+            </w:pPr>
+          </w:p>
+        </w:tc>
+        <w:tc>
+          <w:tcPr>
+            <w:tcW w:w="623" w:type="pct"/>
+          </w:tcPr>
+          <w:p>
+            <w:pPr>
+              <w:jc w:val="center"/>
+              <w:rPr>
+                <w:rFonts w:ascii="標楷體-繁" w:eastAsia="標楷體-繁" w:hAnsi="標楷體-繁"/>
+                <w:szCs w:val="28"/>
+              </w:rPr>
+            </w:pPr>
+          </w:p>
+        </w:tc>
+        <w:tc>
+          <w:tcPr>
+            <w:tcW w:w="623" w:type="pct"/>
+          </w:tcPr>
+          <w:p>
+            <w:pPr>
+              <w:jc w:val="center"/>
+              <w:rPr>
+                <w:rFonts w:ascii="標楷體-繁" w:eastAsia="標楷體-繁" w:hAnsi="標楷體-繁"/>
+                <w:szCs w:val="28"/>
+                <w:lang w:eastAsia="zh-TW"/>
+              </w:rPr>
+            </w:pPr>
+          </w:p>
+        </w:tc>
+        <w:tc>
+          <w:tcPr>
+            <w:tcW w:w="623" w:type="pct"/>
+          </w:tcPr>
+          <w:p>
+            <w:pPr>
+              <w:jc w:val="center"/>
+              <w:rPr>
+                <w:rFonts w:ascii="標楷體-繁" w:eastAsia="標楷體-繁" w:hAnsi="標楷體-繁"/>
+                <w:szCs w:val="28"/>
+              </w:rPr>
+            </w:pPr>
+          </w:p>
+        </w:tc>
+        <w:tc>
+          <w:tcPr>
+            <w:tcW w:w="667" w:type="pct"/>
+          </w:tcPr>
+          <w:p>
+            <w:pPr>
+              <w:jc w:val="center"/>
+              <w:rPr>
+                <w:rFonts w:ascii="標楷體-繁" w:eastAsia="標楷體-繁" w:hAnsi="標楷體-繁"/>
+                <w:szCs w:val="28"/>
+              </w:rPr>
+            </w:pPr>
+          </w:p>
+        </w:tc>
+      </w:tr>
+      <w:tr>
+        <w:tc>
+          <w:tcPr>
+            <w:tcW w:w="375" w:type="pct"/>
+            <w:vMerge/>
+            <w:shd w:val="clear" w:color="auto" w:fill="D9D9D9" w:themeFill="background1" w:themeFillShade="D9"/>
+            <w:vAlign w:val="center"/>
+          </w:tcPr>
+          <w:p>
+            <w:pPr>
+              <w:jc w:val="center"/>
+              <w:rPr>
+                <w:rFonts w:ascii="標楷體-繁" w:eastAsia="標楷體-繁" w:hAnsi="標楷體-繁"/>
+                <w:szCs w:val="28"/>
+              </w:rPr>
+            </w:pPr>
+          </w:p>
+        </w:tc>
+        <w:tc>
+          <w:tcPr>
+            <w:tcW w:w="1466" w:type="pct"/>
+          </w:tcPr>
+          <w:p>
+            <w:pPr>
+              <w:rPr>
+                <w:rFonts w:ascii="標楷體-繁" w:eastAsia="標楷體-繁" w:hAnsi="標楷體-繁"/>
+                <w:szCs w:val="28"/>
+              </w:rPr>
+            </w:pPr>
+            <w:r>
+              <w:rPr>
+                <w:rFonts w:ascii="標楷體-繁" w:eastAsia="標楷體-繁" w:hAnsi="標楷體-繁" w:hint="eastAsia"/>
+                <w:szCs w:val="28"/>
+              </w:rPr>
+              <w:t>專案管理</w:t>
+            </w:r>
+          </w:p>
+        </w:tc>
+        <w:tc>
+          <w:tcPr>
+            <w:tcW w:w="623" w:type="pct"/>
+          </w:tcPr>
+          <w:p>
+            <w:pPr>
+              <w:jc w:val="center"/>
+              <w:rPr>
+                <w:rFonts w:ascii="標楷體-繁" w:eastAsia="標楷體-繁" w:hAnsi="標楷體-繁"/>
+                <w:szCs w:val="28"/>
+              </w:rPr>
+            </w:pPr>
+          </w:p>
+        </w:tc>
+        <w:tc>
+          <w:tcPr>
+            <w:tcW w:w="623" w:type="pct"/>
+          </w:tcPr>
+          <w:p>
+            <w:pPr>
+              <w:jc w:val="center"/>
+              <w:rPr>
+                <w:rFonts w:ascii="標楷體-繁" w:eastAsia="標楷體-繁" w:hAnsi="標楷體-繁"/>
+                <w:szCs w:val="28"/>
+              </w:rPr>
+            </w:pPr>
+          </w:p>
+        </w:tc>
+        <w:tc>
+          <w:tcPr>
+            <w:tcW w:w="623" w:type="pct"/>
+          </w:tcPr>
+          <w:p>
+            <w:pPr>
+              <w:jc w:val="center"/>
+              <w:rPr>
+                <w:rFonts w:ascii="標楷體-繁" w:eastAsia="標楷體-繁" w:hAnsi="標楷體-繁"/>
+                <w:szCs w:val="28"/>
+              </w:rPr>
+            </w:pPr>
+          </w:p>
+        </w:tc>
+        <w:tc>
+          <w:tcPr>
+            <w:tcW w:w="623" w:type="pct"/>
+          </w:tcPr>
+          <w:p>
+            <w:pPr>
+              <w:jc w:val="center"/>
+              <w:rPr>
+                <w:rFonts w:ascii="標楷體-繁" w:eastAsia="標楷體-繁" w:hAnsi="標楷體-繁"/>
+                <w:szCs w:val="28"/>
+              </w:rPr>
+            </w:pPr>
+          </w:p>
+        </w:tc>
+        <w:tc>
+          <w:tcPr>
+            <w:tcW w:w="667" w:type="pct"/>
+          </w:tcPr>
+          <w:p>
+            <w:pPr>
+              <w:jc w:val="center"/>
+              <w:rPr>
+                <w:rFonts w:ascii="標楷體-繁" w:eastAsia="標楷體-繁" w:hAnsi="標楷體-繁"/>
+                <w:szCs w:val="28"/>
+                <w:lang w:eastAsia="zh-TW"/>
+              </w:rPr>
+            </w:pPr>
+          </w:p>
+        </w:tc>
+      </w:tr>
+      <w:tr>
+        <w:tc>
+          <w:tcPr>
+            <w:tcW w:w="375" w:type="pct"/>
+            <w:vMerge/>
+            <w:shd w:val="clear" w:color="auto" w:fill="D9D9D9" w:themeFill="background1" w:themeFillShade="D9"/>
+            <w:vAlign w:val="center"/>
+          </w:tcPr>
+          <w:p>
+            <w:pPr>
+              <w:jc w:val="center"/>
+              <w:rPr>
+                <w:rFonts w:ascii="標楷體-繁" w:eastAsia="標楷體-繁" w:hAnsi="標楷體-繁"/>
+                <w:szCs w:val="28"/>
+              </w:rPr>
+            </w:pPr>
+          </w:p>
+        </w:tc>
+        <w:tc>
+          <w:tcPr>
+            <w:tcW w:w="1466" w:type="pct"/>
+          </w:tcPr>
+          <w:p>
+            <w:pPr>
+              <w:rPr>
+                <w:rFonts w:ascii="標楷體-繁" w:eastAsia="標楷體-繁" w:hAnsi="標楷體-繁"/>
+                <w:szCs w:val="28"/>
+              </w:rPr>
+            </w:pPr>
+            <w:r>
+              <w:rPr>
+                <w:rFonts w:ascii="標楷體-繁" w:eastAsia="標楷體-繁" w:hAnsi="標楷體-繁" w:hint="eastAsia"/>
+                <w:szCs w:val="28"/>
+              </w:rPr>
+              <w:t>分享專案</w:t>
+            </w:r>
+          </w:p>
+        </w:tc>
+        <w:tc>
+          <w:tcPr>
+            <w:tcW w:w="623" w:type="pct"/>
+          </w:tcPr>
+          <w:p>
+            <w:pPr>
+              <w:jc w:val="center"/>
+              <w:rPr>
+                <w:rFonts w:ascii="標楷體-繁" w:eastAsia="標楷體-繁" w:hAnsi="標楷體-繁"/>
+                <w:szCs w:val="28"/>
+              </w:rPr>
+            </w:pPr>
+          </w:p>
+        </w:tc>
+        <w:tc>
+          <w:tcPr>
+            <w:tcW w:w="623" w:type="pct"/>
+          </w:tcPr>
+          <w:p>
+            <w:pPr>
+              <w:jc w:val="center"/>
+              <w:rPr>
+                <w:rFonts w:ascii="標楷體-繁" w:eastAsia="標楷體-繁" w:hAnsi="標楷體-繁"/>
+                <w:szCs w:val="28"/>
+              </w:rPr>
+            </w:pPr>
+          </w:p>
+        </w:tc>
+        <w:tc>
+          <w:tcPr>
+            <w:tcW w:w="623" w:type="pct"/>
+          </w:tcPr>
+          <w:p>
+            <w:pPr>
+              <w:jc w:val="center"/>
+              <w:rPr>
+                <w:rFonts w:ascii="標楷體-繁" w:eastAsia="標楷體-繁" w:hAnsi="標楷體-繁"/>
+                <w:szCs w:val="28"/>
+              </w:rPr>
+            </w:pPr>
+          </w:p>
+        </w:tc>
+        <w:tc>
+          <w:tcPr>
+            <w:tcW w:w="623" w:type="pct"/>
+          </w:tcPr>
+          <w:p>
+            <w:pPr>
+              <w:jc w:val="center"/>
+              <w:rPr>
+                <w:rFonts w:ascii="標楷體-繁" w:eastAsia="標楷體-繁" w:hAnsi="標楷體-繁"/>
+                <w:szCs w:val="28"/>
+              </w:rPr>
+            </w:pPr>
+          </w:p>
+        </w:tc>
+        <w:tc>
+          <w:tcPr>
+            <w:tcW w:w="667" w:type="pct"/>
+          </w:tcPr>
+          <w:p>
+            <w:pPr>
+              <w:jc w:val="center"/>
+              <w:rPr>
+                <w:rFonts w:ascii="標楷體-繁" w:eastAsia="標楷體-繁" w:hAnsi="標楷體-繁"/>
+                <w:szCs w:val="28"/>
+                <w:lang w:eastAsia="zh-TW"/>
+              </w:rPr>
+            </w:pPr>
+          </w:p>
+        </w:tc>
+      </w:tr>
+      <w:tr>
+        <w:tc>
+          <w:tcPr>
+            <w:tcW w:w="375" w:type="pct"/>
+            <w:vMerge/>
+            <w:shd w:val="clear" w:color="auto" w:fill="D9D9D9" w:themeFill="background1" w:themeFillShade="D9"/>
+            <w:vAlign w:val="center"/>
+          </w:tcPr>
+          <w:p>
+            <w:pPr>
+              <w:jc w:val="center"/>
+              <w:rPr>
+                <w:rFonts w:ascii="標楷體-繁" w:eastAsia="標楷體-繁" w:hAnsi="標楷體-繁"/>
+                <w:szCs w:val="28"/>
+              </w:rPr>
+            </w:pPr>
+          </w:p>
+        </w:tc>
+        <w:tc>
+          <w:tcPr>
+            <w:tcW w:w="1466" w:type="pct"/>
+          </w:tcPr>
+          <w:p>
+            <w:pPr>
+              <w:rPr>
+                <w:rFonts w:ascii="標楷體-繁" w:eastAsia="標楷體-繁" w:hAnsi="標楷體-繁"/>
+                <w:szCs w:val="28"/>
+              </w:rPr>
+            </w:pPr>
+            <w:r>
+              <w:rPr>
+                <w:rFonts w:ascii="標楷體-繁" w:eastAsia="標楷體-繁" w:hAnsi="標楷體-繁" w:hint="eastAsia"/>
+                <w:szCs w:val="28"/>
+              </w:rPr>
+              <w:t>查詢歷年排序</w:t>
+            </w:r>
+          </w:p>
+        </w:tc>
+        <w:tc>
+          <w:tcPr>
+            <w:tcW w:w="623" w:type="pct"/>
+          </w:tcPr>
+          <w:p>
+            <w:pPr>
+              <w:jc w:val="center"/>
+              <w:rPr>
+                <w:rFonts w:ascii="標楷體-繁" w:eastAsia="標楷體-繁" w:hAnsi="標楷體-繁"/>
+                <w:szCs w:val="28"/>
+              </w:rPr>
+            </w:pPr>
+          </w:p>
+        </w:tc>
+        <w:tc>
+          <w:tcPr>
+            <w:tcW w:w="623" w:type="pct"/>
+          </w:tcPr>
+          <w:p>
+            <w:pPr>
+              <w:jc w:val="center"/>
+              <w:rPr>
+                <w:rFonts w:ascii="標楷體-繁" w:eastAsia="標楷體-繁" w:hAnsi="標楷體-繁"/>
+                <w:szCs w:val="28"/>
+              </w:rPr>
+            </w:pPr>
+          </w:p>
+        </w:tc>
+        <w:tc>
+          <w:tcPr>
+            <w:tcW w:w="623" w:type="pct"/>
+          </w:tcPr>
+          <w:p>
+            <w:pPr>
+              <w:jc w:val="center"/>
+              <w:rPr>
+                <w:rFonts w:ascii="標楷體-繁" w:eastAsia="標楷體-繁" w:hAnsi="標楷體-繁"/>
+                <w:szCs w:val="28"/>
+              </w:rPr>
+            </w:pPr>
+          </w:p>
+        </w:tc>
+        <w:tc>
+          <w:tcPr>
+            <w:tcW w:w="623" w:type="pct"/>
+          </w:tcPr>
+          <w:p>
+            <w:pPr>
+              <w:jc w:val="center"/>
+              <w:rPr>
+                <w:rFonts w:ascii="標楷體-繁" w:eastAsia="標楷體-繁" w:hAnsi="標楷體-繁"/>
+                <w:szCs w:val="28"/>
+              </w:rPr>
+            </w:pPr>
+          </w:p>
+        </w:tc>
+        <w:tc>
+          <w:tcPr>
+            <w:tcW w:w="667" w:type="pct"/>
+          </w:tcPr>
+          <w:p>
+            <w:pPr>
+              <w:jc w:val="center"/>
+              <w:rPr>
+                <w:rFonts w:ascii="標楷體-繁" w:eastAsia="標楷體-繁" w:hAnsi="標楷體-繁"/>
+                <w:szCs w:val="28"/>
+                <w:lang w:eastAsia="zh-TW"/>
+              </w:rPr>
+            </w:pPr>
+          </w:p>
+        </w:tc>
+      </w:tr>
+      <w:tr>
+        <w:tc>
+          <w:tcPr>
+            <w:tcW w:w="375" w:type="pct"/>
+            <w:vMerge/>
+            <w:shd w:val="clear" w:color="auto" w:fill="D9D9D9" w:themeFill="background1" w:themeFillShade="D9"/>
+            <w:vAlign w:val="center"/>
+          </w:tcPr>
+          <w:p>
+            <w:pPr>
+              <w:jc w:val="center"/>
+              <w:rPr>
+                <w:rFonts w:ascii="標楷體-繁" w:eastAsia="標楷體-繁" w:hAnsi="標楷體-繁"/>
+                <w:szCs w:val="28"/>
+              </w:rPr>
+            </w:pPr>
+          </w:p>
+        </w:tc>
+        <w:tc>
+          <w:tcPr>
+            <w:tcW w:w="1466" w:type="pct"/>
+          </w:tcPr>
+          <w:p>
+            <w:pPr>
+              <w:rPr>
+                <w:rFonts w:ascii="標楷體-繁" w:eastAsia="標楷體-繁" w:hAnsi="標楷體-繁"/>
+                <w:szCs w:val="28"/>
+              </w:rPr>
+            </w:pPr>
+            <w:r>
+              <w:rPr>
+                <w:rFonts w:ascii="標楷體-繁" w:eastAsia="標楷體-繁" w:hAnsi="標楷體-繁" w:hint="eastAsia"/>
+                <w:szCs w:val="28"/>
+              </w:rPr>
+              <w:t>權限</w:t>
+            </w:r>
+            <w:r>
+              <w:rPr>
+                <w:rFonts w:ascii="標楷體-繁" w:eastAsia="標楷體-繁" w:hAnsi="標楷體-繁" w:hint="eastAsia"/>
+                <w:szCs w:val="28"/>
+              </w:rPr>
+              <w:t>管理</w:t>
+            </w:r>
+          </w:p>
+        </w:tc>
+        <w:tc>
+          <w:tcPr>
+            <w:tcW w:w="623" w:type="pct"/>
+          </w:tcPr>
+          <w:p>
+            <w:pPr>
+              <w:jc w:val="center"/>
+              <w:rPr>
+                <w:rFonts w:ascii="標楷體-繁" w:eastAsia="標楷體-繁" w:hAnsi="標楷體-繁"/>
+                <w:szCs w:val="28"/>
+              </w:rPr>
+            </w:pPr>
+          </w:p>
+        </w:tc>
+        <w:tc>
+          <w:tcPr>
+            <w:tcW w:w="623" w:type="pct"/>
+          </w:tcPr>
+          <w:p>
+            <w:pPr>
+              <w:jc w:val="center"/>
+              <w:rPr>
+                <w:rFonts w:ascii="標楷體-繁" w:eastAsia="標楷體-繁" w:hAnsi="標楷體-繁"/>
+                <w:szCs w:val="28"/>
+              </w:rPr>
+            </w:pPr>
+          </w:p>
+        </w:tc>
+        <w:tc>
+          <w:tcPr>
+            <w:tcW w:w="623" w:type="pct"/>
+          </w:tcPr>
+          <w:p>
+            <w:pPr>
+              <w:jc w:val="center"/>
+              <w:rPr>
+                <w:rFonts w:ascii="標楷體-繁" w:eastAsia="標楷體-繁" w:hAnsi="標楷體-繁"/>
+                <w:szCs w:val="28"/>
+                <w:lang w:eastAsia="zh-TW"/>
+              </w:rPr>
+            </w:pPr>
+          </w:p>
+        </w:tc>
+        <w:tc>
+          <w:tcPr>
+            <w:tcW w:w="623" w:type="pct"/>
+          </w:tcPr>
+          <w:p>
+            <w:pPr>
+              <w:jc w:val="center"/>
+              <w:rPr>
+                <w:rFonts w:ascii="標楷體-繁" w:eastAsia="標楷體-繁" w:hAnsi="標楷體-繁"/>
+                <w:szCs w:val="28"/>
+              </w:rPr>
+            </w:pPr>
+          </w:p>
+        </w:tc>
+        <w:tc>
+          <w:tcPr>
+            <w:tcW w:w="667" w:type="pct"/>
+          </w:tcPr>
+          <w:p>
+            <w:pPr>
+              <w:jc w:val="center"/>
+              <w:rPr>
+                <w:rFonts w:ascii="標楷體-繁" w:eastAsia="標楷體-繁" w:hAnsi="標楷體-繁"/>
+                <w:szCs w:val="28"/>
+              </w:rPr>
+            </w:pPr>
+          </w:p>
+        </w:tc>
+      </w:tr>
+      <w:tr>
+        <w:tc>
+          <w:tcPr>
+            <w:tcW w:w="375" w:type="pct"/>
+            <w:vMerge/>
+            <w:shd w:val="clear" w:color="auto" w:fill="D9D9D9" w:themeFill="background1" w:themeFillShade="D9"/>
+            <w:vAlign w:val="center"/>
+          </w:tcPr>
+          <w:p>
+            <w:pPr>
+              <w:jc w:val="center"/>
+              <w:rPr>
+                <w:rFonts w:ascii="標楷體-繁" w:eastAsia="標楷體-繁" w:hAnsi="標楷體-繁"/>
+                <w:szCs w:val="28"/>
+              </w:rPr>
+            </w:pPr>
+          </w:p>
+        </w:tc>
+        <w:tc>
+          <w:tcPr>
+            <w:tcW w:w="1466" w:type="pct"/>
+          </w:tcPr>
+          <w:p>
+            <w:pPr>
+              <w:rPr>
+                <w:rFonts w:ascii="標楷體-繁" w:eastAsia="標楷體-繁" w:hAnsi="標楷體-繁"/>
+                <w:szCs w:val="28"/>
+              </w:rPr>
+            </w:pPr>
+            <w:r>
+              <w:rPr>
+                <w:rFonts w:ascii="標楷體-繁" w:eastAsia="標楷體-繁" w:hAnsi="標楷體-繁" w:hint="eastAsia"/>
+                <w:szCs w:val="28"/>
+              </w:rPr>
+              <w:t>文件備註</w:t>
+            </w:r>
+          </w:p>
+        </w:tc>
+        <w:tc>
+          <w:tcPr>
+            <w:tcW w:w="623" w:type="pct"/>
+          </w:tcPr>
+          <w:p>
+            <w:pPr>
+              <w:jc w:val="center"/>
+              <w:rPr>
+                <w:rFonts w:ascii="標楷體-繁" w:eastAsia="標楷體-繁" w:hAnsi="標楷體-繁"/>
+                <w:szCs w:val="28"/>
+              </w:rPr>
+            </w:pPr>
+          </w:p>
+        </w:tc>
+        <w:tc>
+          <w:tcPr>
+            <w:tcW w:w="623" w:type="pct"/>
+          </w:tcPr>
+          <w:p>
+            <w:pPr>
+              <w:jc w:val="center"/>
+              <w:rPr>
+                <w:rFonts w:ascii="標楷體-繁" w:eastAsia="標楷體-繁" w:hAnsi="標楷體-繁"/>
+                <w:szCs w:val="28"/>
+                <w:lang w:eastAsia="zh-TW"/>
+              </w:rPr>
+            </w:pPr>
+          </w:p>
+        </w:tc>
+        <w:tc>
+          <w:tcPr>
+            <w:tcW w:w="623" w:type="pct"/>
+          </w:tcPr>
+          <w:p>
+            <w:pPr>
+              <w:jc w:val="center"/>
+              <w:rPr>
+                <w:rFonts w:ascii="標楷體-繁" w:eastAsia="標楷體-繁" w:hAnsi="標楷體-繁"/>
+                <w:szCs w:val="28"/>
+              </w:rPr>
+            </w:pPr>
+          </w:p>
+        </w:tc>
+        <w:tc>
+          <w:tcPr>
+            <w:tcW w:w="623" w:type="pct"/>
+          </w:tcPr>
+          <w:p>
+            <w:pPr>
+              <w:jc w:val="center"/>
+              <w:rPr>
+                <w:rFonts w:ascii="標楷體-繁" w:eastAsia="標楷體-繁" w:hAnsi="標楷體-繁"/>
+                <w:szCs w:val="28"/>
+              </w:rPr>
+            </w:pPr>
+          </w:p>
+        </w:tc>
+        <w:tc>
+          <w:tcPr>
+            <w:tcW w:w="667" w:type="pct"/>
+          </w:tcPr>
+          <w:p>
+            <w:pPr>
+              <w:jc w:val="center"/>
+              <w:rPr>
+                <w:rFonts w:ascii="標楷體-繁" w:eastAsia="標楷體-繁" w:hAnsi="標楷體-繁"/>
+                <w:szCs w:val="28"/>
+              </w:rPr>
+            </w:pPr>
+          </w:p>
+        </w:tc>
+      </w:tr>
+      <w:tr>
+        <w:tc>
+          <w:tcPr>
+            <w:tcW w:w="375" w:type="pct"/>
+            <w:vMerge/>
+            <w:shd w:val="clear" w:color="auto" w:fill="D9D9D9" w:themeFill="background1" w:themeFillShade="D9"/>
+            <w:vAlign w:val="center"/>
+          </w:tcPr>
+          <w:p>
+            <w:pPr>
+              <w:jc w:val="center"/>
+              <w:rPr>
+                <w:rFonts w:ascii="標楷體-繁" w:eastAsia="標楷體-繁" w:hAnsi="標楷體-繁"/>
+                <w:szCs w:val="28"/>
+              </w:rPr>
+            </w:pPr>
+          </w:p>
+        </w:tc>
+        <w:tc>
+          <w:tcPr>
+            <w:tcW w:w="1466" w:type="pct"/>
+          </w:tcPr>
+          <w:p>
+            <w:pPr>
+              <w:rPr>
+                <w:rFonts w:ascii="標楷體-繁" w:eastAsia="標楷體-繁" w:hAnsi="標楷體-繁"/>
+                <w:szCs w:val="28"/>
+              </w:rPr>
+            </w:pPr>
+            <w:r>
+              <w:rPr>
+                <w:rFonts w:ascii="標楷體-繁" w:eastAsia="標楷體-繁" w:hAnsi="標楷體-繁" w:hint="eastAsia"/>
+                <w:szCs w:val="28"/>
+              </w:rPr>
+              <w:t>文件整理</w:t>
+            </w:r>
+          </w:p>
+        </w:tc>
+        <w:tc>
+          <w:tcPr>
+            <w:tcW w:w="623" w:type="pct"/>
+          </w:tcPr>
+          <w:p>
+            <w:pPr>
+              <w:jc w:val="center"/>
+              <w:rPr>
+                <w:rFonts w:ascii="標楷體-繁" w:eastAsia="標楷體-繁" w:hAnsi="標楷體-繁"/>
+                <w:szCs w:val="28"/>
+              </w:rPr>
+            </w:pPr>
+          </w:p>
+        </w:tc>
+        <w:tc>
+          <w:tcPr>
+            <w:tcW w:w="623" w:type="pct"/>
+          </w:tcPr>
+          <w:p>
+            <w:pPr>
+              <w:rPr>
+                <w:rFonts w:ascii="標楷體-繁" w:eastAsia="標楷體-繁" w:hAnsi="標楷體-繁" w:hint="eastAsia"/>
+                <w:szCs w:val="28"/>
+                <w:lang w:eastAsia="zh-TW"/>
+              </w:rPr>
+            </w:pPr>
+          </w:p>
+        </w:tc>
+        <w:tc>
+          <w:tcPr>
+            <w:tcW w:w="623" w:type="pct"/>
+          </w:tcPr>
+          <w:p>
+            <w:pPr>
+              <w:jc w:val="center"/>
+              <w:rPr>
+                <w:rFonts w:ascii="標楷體-繁" w:eastAsia="標楷體-繁" w:hAnsi="標楷體-繁"/>
+                <w:szCs w:val="28"/>
+              </w:rPr>
+            </w:pPr>
+          </w:p>
+        </w:tc>
+        <w:tc>
+          <w:tcPr>
+            <w:tcW w:w="623" w:type="pct"/>
+          </w:tcPr>
+          <w:p>
+            <w:pPr>
+              <w:jc w:val="center"/>
+              <w:rPr>
+                <w:rFonts w:ascii="標楷體-繁" w:eastAsia="標楷體-繁" w:hAnsi="標楷體-繁"/>
+                <w:szCs w:val="28"/>
+              </w:rPr>
+            </w:pPr>
+          </w:p>
+        </w:tc>
+        <w:tc>
+          <w:tcPr>
+            <w:tcW w:w="667" w:type="pct"/>
+          </w:tcPr>
+          <w:p>
+            <w:pPr>
+              <w:jc w:val="center"/>
+              <w:rPr>
+                <w:rFonts w:ascii="標楷體-繁" w:eastAsia="標楷體-繁" w:hAnsi="標楷體-繁"/>
+                <w:szCs w:val="28"/>
+              </w:rPr>
+            </w:pPr>
+          </w:p>
+        </w:tc>
+      </w:tr>
+      <w:tr>
+        <w:tc>
+          <w:tcPr>
+            <w:tcW w:w="375" w:type="pct"/>
+            <w:vMerge/>
+            <w:shd w:val="clear" w:color="auto" w:fill="D9D9D9" w:themeFill="background1" w:themeFillShade="D9"/>
+            <w:vAlign w:val="center"/>
+          </w:tcPr>
+          <w:p>
+            <w:pPr>
+              <w:jc w:val="center"/>
+              <w:rPr>
+                <w:rFonts w:ascii="標楷體-繁" w:eastAsia="標楷體-繁" w:hAnsi="標楷體-繁"/>
+                <w:szCs w:val="28"/>
+              </w:rPr>
+            </w:pPr>
+          </w:p>
+        </w:tc>
+        <w:tc>
+          <w:tcPr>
+            <w:tcW w:w="1466" w:type="pct"/>
+          </w:tcPr>
+          <w:p>
+            <w:pPr>
+              <w:rPr>
+                <w:rFonts w:ascii="標楷體-繁" w:eastAsia="標楷體-繁" w:hAnsi="標楷體-繁"/>
+                <w:szCs w:val="28"/>
+              </w:rPr>
+            </w:pPr>
+            <w:r>
+              <w:rPr>
+                <w:rFonts w:ascii="標楷體-繁" w:eastAsia="標楷體-繁" w:hAnsi="標楷體-繁"/>
+                <w:szCs w:val="28"/>
+              </w:rPr>
+              <w:t>AI</w:t>
+            </w:r>
+            <w:r>
+              <w:rPr>
+                <w:rFonts w:ascii="標楷體-繁" w:eastAsia="標楷體-繁" w:hAnsi="標楷體-繁" w:hint="eastAsia"/>
+                <w:szCs w:val="28"/>
+              </w:rPr>
+              <w:t>文件建置</w:t>
+            </w:r>
+          </w:p>
+        </w:tc>
+        <w:tc>
+          <w:tcPr>
+            <w:tcW w:w="623" w:type="pct"/>
+          </w:tcPr>
+          <w:p>
+            <w:pPr>
+              <w:jc w:val="center"/>
+              <w:rPr>
+                <w:rFonts w:ascii="標楷體-繁" w:eastAsia="標楷體-繁" w:hAnsi="標楷體-繁"/>
+                <w:szCs w:val="28"/>
+              </w:rPr>
+            </w:pPr>
+          </w:p>
+        </w:tc>
+        <w:tc>
+          <w:tcPr>
+            <w:tcW w:w="623" w:type="pct"/>
+          </w:tcPr>
+          <w:p>
+            <w:pPr>
+              <w:jc w:val="center"/>
+              <w:rPr>
+                <w:rFonts w:ascii="標楷體-繁" w:eastAsia="標楷體-繁" w:hAnsi="標楷體-繁"/>
+                <w:szCs w:val="28"/>
+                <w:lang w:eastAsia="zh-TW"/>
+              </w:rPr>
+            </w:pPr>
+          </w:p>
+        </w:tc>
+        <w:tc>
+          <w:tcPr>
+            <w:tcW w:w="623" w:type="pct"/>
+          </w:tcPr>
+          <w:p>
+            <w:pPr>
+              <w:jc w:val="center"/>
+              <w:rPr>
+                <w:rFonts w:ascii="標楷體-繁" w:eastAsia="標楷體-繁" w:hAnsi="標楷體-繁"/>
+                <w:szCs w:val="28"/>
+              </w:rPr>
+            </w:pPr>
+          </w:p>
+        </w:tc>
+        <w:tc>
+          <w:tcPr>
+            <w:tcW w:w="623" w:type="pct"/>
+          </w:tcPr>
+          <w:p>
+            <w:pPr>
+              <w:jc w:val="center"/>
+              <w:rPr>
+                <w:rFonts w:ascii="標楷體-繁" w:eastAsia="標楷體-繁" w:hAnsi="標楷體-繁"/>
+                <w:szCs w:val="28"/>
+              </w:rPr>
+            </w:pPr>
+          </w:p>
+        </w:tc>
+        <w:tc>
+          <w:tcPr>
+            <w:tcW w:w="667" w:type="pct"/>
+          </w:tcPr>
+          <w:p>
+            <w:pPr>
+              <w:jc w:val="center"/>
+              <w:rPr>
+                <w:rFonts w:ascii="標楷體-繁" w:eastAsia="標楷體-繁" w:hAnsi="標楷體-繁"/>
+                <w:szCs w:val="28"/>
+              </w:rPr>
+            </w:pPr>
+          </w:p>
+        </w:tc>
+      </w:tr>
+      <w:tr>
+        <w:tc>
+          <w:tcPr>
+            <w:tcW w:w="375" w:type="pct"/>
+            <w:vMerge w:val="restart"/>
+            <w:shd w:val="clear" w:color="auto" w:fill="D9D9D9" w:themeFill="background1" w:themeFillShade="D9"/>
+            <w:vAlign w:val="center"/>
+          </w:tcPr>
+          <w:p>
+            <w:pPr>
+              <w:jc w:val="center"/>
+              <w:rPr>
+                <w:rFonts w:ascii="標楷體-繁" w:eastAsia="標楷體-繁" w:hAnsi="標楷體-繁"/>
+                <w:szCs w:val="28"/>
+              </w:rPr>
+            </w:pPr>
+            <w:r>
+              <w:rPr>
+                <w:rFonts w:ascii="標楷體-繁" w:eastAsia="標楷體-繁" w:hAnsi="標楷體-繁" w:hint="eastAsia"/>
+                <w:szCs w:val="28"/>
+              </w:rPr>
+              <w:t>前端開發</w:t>
+            </w:r>
+          </w:p>
+        </w:tc>
+        <w:tc>
+          <w:tcPr>
+            <w:tcW w:w="1466" w:type="pct"/>
+          </w:tcPr>
+          <w:p>
+            <w:pPr>
+              <w:rPr>
+                <w:rFonts w:ascii="標楷體-繁" w:eastAsia="標楷體-繁" w:hAnsi="標楷體-繁"/>
+                <w:szCs w:val="28"/>
+              </w:rPr>
+            </w:pPr>
+            <w:r>
+              <w:rPr>
+                <w:rFonts w:ascii="標楷體-繁" w:eastAsia="標楷體-繁" w:hAnsi="標楷體-繁" w:hint="eastAsia"/>
+                <w:szCs w:val="28"/>
+              </w:rPr>
+              <w:t>登入</w:t>
+            </w:r>
+          </w:p>
+        </w:tc>
+        <w:tc>
+          <w:tcPr>
+            <w:tcW w:w="623" w:type="pct"/>
+          </w:tcPr>
+          <w:p>
+            <w:pPr>
+              <w:jc w:val="center"/>
+              <w:rPr>
+                <w:rFonts w:ascii="標楷體-繁" w:eastAsia="標楷體-繁" w:hAnsi="標楷體-繁"/>
+                <w:szCs w:val="28"/>
+                <w:lang w:eastAsia="zh-TW"/>
+              </w:rPr>
+            </w:pPr>
+          </w:p>
+        </w:tc>
+        <w:tc>
+          <w:tcPr>
+            <w:tcW w:w="623" w:type="pct"/>
+          </w:tcPr>
+          <w:p>
+            <w:pPr>
+              <w:jc w:val="center"/>
+              <w:rPr>
+                <w:rFonts w:ascii="標楷體-繁" w:eastAsia="標楷體-繁" w:hAnsi="標楷體-繁"/>
+                <w:szCs w:val="28"/>
+              </w:rPr>
+            </w:pPr>
+          </w:p>
+        </w:tc>
+        <w:tc>
+          <w:tcPr>
+            <w:tcW w:w="623" w:type="pct"/>
+          </w:tcPr>
+          <w:p>
+            <w:pPr>
+              <w:jc w:val="center"/>
+              <w:rPr>
+                <w:rFonts w:ascii="標楷體-繁" w:eastAsia="標楷體-繁" w:hAnsi="標楷體-繁"/>
+                <w:szCs w:val="28"/>
+              </w:rPr>
+            </w:pPr>
+          </w:p>
+        </w:tc>
+        <w:tc>
+          <w:tcPr>
+            <w:tcW w:w="623" w:type="pct"/>
+          </w:tcPr>
+          <w:p>
+            <w:pPr>
+              <w:jc w:val="center"/>
+              <w:rPr>
+                <w:rFonts w:ascii="標楷體-繁" w:eastAsia="標楷體-繁" w:hAnsi="標楷體-繁"/>
+                <w:szCs w:val="28"/>
+              </w:rPr>
+            </w:pPr>
+          </w:p>
+        </w:tc>
+        <w:tc>
+          <w:tcPr>
+            <w:tcW w:w="667" w:type="pct"/>
+          </w:tcPr>
+          <w:p>
+            <w:pPr>
+              <w:jc w:val="center"/>
+              <w:rPr>
+                <w:rFonts w:ascii="標楷體-繁" w:eastAsia="標楷體-繁" w:hAnsi="標楷體-繁"/>
+                <w:szCs w:val="28"/>
+              </w:rPr>
+            </w:pPr>
+          </w:p>
+        </w:tc>
+      </w:tr>
+      <w:tr>
+        <w:tc>
+          <w:tcPr>
+            <w:tcW w:w="375" w:type="pct"/>
+            <w:vMerge/>
+            <w:shd w:val="clear" w:color="auto" w:fill="D9D9D9" w:themeFill="background1" w:themeFillShade="D9"/>
+            <w:vAlign w:val="center"/>
+          </w:tcPr>
+          <w:p>
+            <w:pPr>
+              <w:jc w:val="center"/>
+              <w:rPr>
+                <w:rFonts w:ascii="標楷體-繁" w:eastAsia="標楷體-繁" w:hAnsi="標楷體-繁"/>
+                <w:szCs w:val="28"/>
+              </w:rPr>
+            </w:pPr>
+          </w:p>
+        </w:tc>
+        <w:tc>
+          <w:tcPr>
+            <w:tcW w:w="1466" w:type="pct"/>
+          </w:tcPr>
+          <w:p>
+            <w:pPr>
+              <w:rPr>
+                <w:rFonts w:ascii="標楷體-繁" w:eastAsia="標楷體-繁" w:hAnsi="標楷體-繁"/>
+                <w:szCs w:val="28"/>
+              </w:rPr>
+            </w:pPr>
+            <w:r>
+              <w:rPr>
+                <w:rFonts w:ascii="標楷體-繁" w:eastAsia="標楷體-繁" w:hAnsi="標楷體-繁" w:hint="eastAsia"/>
+                <w:szCs w:val="28"/>
+              </w:rPr>
+              <w:t>專案管理</w:t>
+            </w:r>
+          </w:p>
+        </w:tc>
+        <w:tc>
+          <w:tcPr>
+            <w:tcW w:w="623" w:type="pct"/>
+          </w:tcPr>
+          <w:p>
+            <w:pPr>
+              <w:jc w:val="center"/>
+              <w:rPr>
+                <w:rFonts w:ascii="標楷體-繁" w:eastAsia="標楷體-繁" w:hAnsi="標楷體-繁" w:hint="eastAsia"/>
+                <w:szCs w:val="28"/>
+                <w:lang w:eastAsia="zh-TW"/>
+              </w:rPr>
+            </w:pPr>
+          </w:p>
+        </w:tc>
+        <w:tc>
+          <w:tcPr>
+            <w:tcW w:w="623" w:type="pct"/>
+          </w:tcPr>
+          <w:p>
+            <w:pPr>
+              <w:jc w:val="center"/>
+              <w:rPr>
+                <w:rFonts w:ascii="標楷體-繁" w:eastAsia="標楷體-繁" w:hAnsi="標楷體-繁"/>
+                <w:szCs w:val="28"/>
+              </w:rPr>
+            </w:pPr>
+          </w:p>
+        </w:tc>
+        <w:tc>
+          <w:tcPr>
+            <w:tcW w:w="623" w:type="pct"/>
+          </w:tcPr>
+          <w:p>
+            <w:pPr>
+              <w:jc w:val="center"/>
+              <w:rPr>
+                <w:rFonts w:ascii="標楷體-繁" w:eastAsia="標楷體-繁" w:hAnsi="標楷體-繁"/>
+                <w:szCs w:val="28"/>
+              </w:rPr>
+            </w:pPr>
+          </w:p>
+        </w:tc>
+        <w:tc>
+          <w:tcPr>
+            <w:tcW w:w="623" w:type="pct"/>
+          </w:tcPr>
+          <w:p>
+            <w:pPr>
+              <w:jc w:val="center"/>
+              <w:rPr>
+                <w:rFonts w:ascii="標楷體-繁" w:eastAsia="標楷體-繁" w:hAnsi="標楷體-繁"/>
+                <w:szCs w:val="28"/>
+              </w:rPr>
+            </w:pPr>
+          </w:p>
+        </w:tc>
+        <w:tc>
+          <w:tcPr>
+            <w:tcW w:w="667" w:type="pct"/>
+          </w:tcPr>
+          <w:p>
+            <w:pPr>
+              <w:jc w:val="center"/>
+              <w:rPr>
+                <w:rFonts w:ascii="標楷體-繁" w:eastAsia="標楷體-繁" w:hAnsi="標楷體-繁"/>
+                <w:szCs w:val="28"/>
+              </w:rPr>
+            </w:pPr>
+          </w:p>
+        </w:tc>
+      </w:tr>
+      <w:tr>
+        <w:tc>
+          <w:tcPr>
+            <w:tcW w:w="375" w:type="pct"/>
+            <w:vMerge/>
+            <w:shd w:val="clear" w:color="auto" w:fill="D9D9D9" w:themeFill="background1" w:themeFillShade="D9"/>
+            <w:vAlign w:val="center"/>
+          </w:tcPr>
+          <w:p>
+            <w:pPr>
+              <w:jc w:val="center"/>
+              <w:rPr>
+                <w:rFonts w:ascii="標楷體-繁" w:eastAsia="標楷體-繁" w:hAnsi="標楷體-繁"/>
+                <w:szCs w:val="28"/>
+              </w:rPr>
+            </w:pPr>
+          </w:p>
+        </w:tc>
+        <w:tc>
+          <w:tcPr>
+            <w:tcW w:w="1466" w:type="pct"/>
+          </w:tcPr>
+          <w:p>
+            <w:pPr>
+              <w:rPr>
+                <w:rFonts w:ascii="標楷體-繁" w:eastAsia="標楷體-繁" w:hAnsi="標楷體-繁"/>
+                <w:szCs w:val="28"/>
+              </w:rPr>
+            </w:pPr>
+            <w:r>
+              <w:rPr>
+                <w:rFonts w:ascii="標楷體-繁" w:eastAsia="標楷體-繁" w:hAnsi="標楷體-繁" w:hint="eastAsia"/>
+                <w:szCs w:val="28"/>
+              </w:rPr>
+              <w:t>分享專案</w:t>
+            </w:r>
+          </w:p>
+        </w:tc>
+        <w:tc>
+          <w:tcPr>
+            <w:tcW w:w="623" w:type="pct"/>
+          </w:tcPr>
+          <w:p>
+            <w:pPr>
+              <w:jc w:val="center"/>
+              <w:rPr>
+                <w:rFonts w:ascii="標楷體-繁" w:eastAsia="標楷體-繁" w:hAnsi="標楷體-繁"/>
+                <w:szCs w:val="28"/>
+                <w:lang w:eastAsia="zh-TW"/>
+              </w:rPr>
+            </w:pPr>
+          </w:p>
+        </w:tc>
+        <w:tc>
+          <w:tcPr>
+            <w:tcW w:w="623" w:type="pct"/>
+          </w:tcPr>
+          <w:p>
+            <w:pPr>
+              <w:jc w:val="center"/>
+              <w:rPr>
+                <w:rFonts w:ascii="標楷體-繁" w:eastAsia="標楷體-繁" w:hAnsi="標楷體-繁"/>
+                <w:szCs w:val="28"/>
+              </w:rPr>
+            </w:pPr>
+          </w:p>
+        </w:tc>
+        <w:tc>
+          <w:tcPr>
+            <w:tcW w:w="623" w:type="pct"/>
+          </w:tcPr>
+          <w:p>
+            <w:pPr>
+              <w:jc w:val="center"/>
+              <w:rPr>
+                <w:rFonts w:ascii="標楷體-繁" w:eastAsia="標楷體-繁" w:hAnsi="標楷體-繁"/>
+                <w:szCs w:val="28"/>
+              </w:rPr>
+            </w:pPr>
+          </w:p>
+        </w:tc>
+        <w:tc>
+          <w:tcPr>
+            <w:tcW w:w="623" w:type="pct"/>
+          </w:tcPr>
+          <w:p>
+            <w:pPr>
+              <w:jc w:val="center"/>
+              <w:rPr>
+                <w:rFonts w:ascii="標楷體-繁" w:eastAsia="標楷體-繁" w:hAnsi="標楷體-繁"/>
+                <w:szCs w:val="28"/>
+              </w:rPr>
+            </w:pPr>
+          </w:p>
+        </w:tc>
+        <w:tc>
+          <w:tcPr>
+            <w:tcW w:w="667" w:type="pct"/>
+          </w:tcPr>
+          <w:p>
+            <w:pPr>
+              <w:jc w:val="center"/>
+              <w:rPr>
+                <w:rFonts w:ascii="標楷體-繁" w:eastAsia="標楷體-繁" w:hAnsi="標楷體-繁"/>
+                <w:szCs w:val="28"/>
+              </w:rPr>
+            </w:pPr>
+          </w:p>
+        </w:tc>
+      </w:tr>
+      <w:tr>
+        <w:tc>
+          <w:tcPr>
+            <w:tcW w:w="375" w:type="pct"/>
+            <w:vMerge/>
+            <w:shd w:val="clear" w:color="auto" w:fill="D9D9D9" w:themeFill="background1" w:themeFillShade="D9"/>
+            <w:vAlign w:val="center"/>
+          </w:tcPr>
+          <w:p>
+            <w:pPr>
+              <w:jc w:val="center"/>
+              <w:rPr>
+                <w:rFonts w:ascii="標楷體-繁" w:eastAsia="標楷體-繁" w:hAnsi="標楷體-繁"/>
+                <w:szCs w:val="28"/>
+              </w:rPr>
+            </w:pPr>
+          </w:p>
+        </w:tc>
+        <w:tc>
+          <w:tcPr>
+            <w:tcW w:w="1466" w:type="pct"/>
+          </w:tcPr>
+          <w:p>
+            <w:pPr>
+              <w:rPr>
+                <w:rFonts w:ascii="標楷體-繁" w:eastAsia="標楷體-繁" w:hAnsi="標楷體-繁"/>
+                <w:szCs w:val="28"/>
+              </w:rPr>
+            </w:pPr>
+            <w:r>
+              <w:rPr>
+                <w:rFonts w:ascii="標楷體-繁" w:eastAsia="標楷體-繁" w:hAnsi="標楷體-繁" w:hint="eastAsia"/>
+                <w:szCs w:val="28"/>
+              </w:rPr>
+              <w:t>查詢歷年排序</w:t>
+            </w:r>
+          </w:p>
+        </w:tc>
+        <w:tc>
+          <w:tcPr>
+            <w:tcW w:w="623" w:type="pct"/>
+          </w:tcPr>
+          <w:p>
+            <w:pPr>
+              <w:jc w:val="center"/>
+              <w:rPr>
+                <w:rFonts w:ascii="標楷體-繁" w:eastAsia="標楷體-繁" w:hAnsi="標楷體-繁"/>
+                <w:szCs w:val="28"/>
+              </w:rPr>
+            </w:pPr>
+          </w:p>
+        </w:tc>
+        <w:tc>
+          <w:tcPr>
+            <w:tcW w:w="623" w:type="pct"/>
+          </w:tcPr>
+          <w:p>
+            <w:pPr>
+              <w:jc w:val="center"/>
+              <w:rPr>
+                <w:rFonts w:ascii="標楷體-繁" w:eastAsia="標楷體-繁" w:hAnsi="標楷體-繁"/>
+                <w:szCs w:val="28"/>
+              </w:rPr>
+            </w:pPr>
+          </w:p>
+        </w:tc>
+        <w:tc>
+          <w:tcPr>
+            <w:tcW w:w="623" w:type="pct"/>
+          </w:tcPr>
+          <w:p>
+            <w:pPr>
+              <w:jc w:val="center"/>
+              <w:rPr>
+                <w:rFonts w:ascii="標楷體-繁" w:eastAsia="標楷體-繁" w:hAnsi="標楷體-繁"/>
+                <w:szCs w:val="28"/>
+              </w:rPr>
+            </w:pPr>
+          </w:p>
+        </w:tc>
+        <w:tc>
+          <w:tcPr>
+            <w:tcW w:w="623" w:type="pct"/>
+          </w:tcPr>
+          <w:p>
+            <w:pPr>
+              <w:jc w:val="center"/>
+              <w:rPr>
+                <w:rFonts w:ascii="標楷體-繁" w:eastAsia="標楷體-繁" w:hAnsi="標楷體-繁" w:hint="eastAsia"/>
+                <w:szCs w:val="28"/>
+                <w:lang w:eastAsia="zh-TW"/>
+              </w:rPr>
+            </w:pPr>
+          </w:p>
+        </w:tc>
+        <w:tc>
+          <w:tcPr>
+            <w:tcW w:w="667" w:type="pct"/>
+          </w:tcPr>
+          <w:p>
+            <w:pPr>
+              <w:jc w:val="center"/>
+              <w:rPr>
+                <w:rFonts w:ascii="標楷體-繁" w:eastAsia="標楷體-繁" w:hAnsi="標楷體-繁"/>
+                <w:szCs w:val="28"/>
+              </w:rPr>
+            </w:pPr>
+          </w:p>
+        </w:tc>
+      </w:tr>
+      <w:tr>
+        <w:tc>
+          <w:tcPr>
+            <w:tcW w:w="375" w:type="pct"/>
+            <w:vMerge/>
+            <w:shd w:val="clear" w:color="auto" w:fill="D9D9D9" w:themeFill="background1" w:themeFillShade="D9"/>
+            <w:vAlign w:val="center"/>
+          </w:tcPr>
+          <w:p>
+            <w:pPr>
+              <w:jc w:val="center"/>
+              <w:rPr>
+                <w:rFonts w:ascii="標楷體-繁" w:eastAsia="標楷體-繁" w:hAnsi="標楷體-繁"/>
+                <w:szCs w:val="28"/>
+              </w:rPr>
+            </w:pPr>
+          </w:p>
+        </w:tc>
+        <w:tc>
+          <w:tcPr>
+            <w:tcW w:w="1466" w:type="pct"/>
+          </w:tcPr>
+          <w:p>
+            <w:pPr>
+              <w:rPr>
+                <w:rFonts w:ascii="標楷體-繁" w:eastAsia="標楷體-繁" w:hAnsi="標楷體-繁"/>
+                <w:szCs w:val="28"/>
+              </w:rPr>
+            </w:pPr>
+            <w:r>
+              <w:rPr>
+                <w:rFonts w:ascii="標楷體-繁" w:eastAsia="標楷體-繁" w:hAnsi="標楷體-繁" w:hint="eastAsia"/>
+                <w:szCs w:val="28"/>
+              </w:rPr>
+              <w:t>用戶管理</w:t>
+            </w:r>
+          </w:p>
+        </w:tc>
+        <w:tc>
+          <w:tcPr>
+            <w:tcW w:w="623" w:type="pct"/>
+          </w:tcPr>
+          <w:p>
+            <w:pPr>
+              <w:jc w:val="center"/>
+              <w:rPr>
+                <w:rFonts w:ascii="標楷體-繁" w:eastAsia="標楷體-繁" w:hAnsi="標楷體-繁"/>
+                <w:szCs w:val="28"/>
+              </w:rPr>
+            </w:pPr>
+          </w:p>
+        </w:tc>
+        <w:tc>
+          <w:tcPr>
+            <w:tcW w:w="623" w:type="pct"/>
+          </w:tcPr>
+          <w:p>
+            <w:pPr>
+              <w:jc w:val="center"/>
+              <w:rPr>
+                <w:rFonts w:ascii="標楷體-繁" w:eastAsia="標楷體-繁" w:hAnsi="標楷體-繁"/>
+                <w:szCs w:val="28"/>
+              </w:rPr>
+            </w:pPr>
+          </w:p>
+        </w:tc>
+        <w:tc>
+          <w:tcPr>
+            <w:tcW w:w="623" w:type="pct"/>
+          </w:tcPr>
+          <w:p>
+            <w:pPr>
+              <w:jc w:val="center"/>
+              <w:rPr>
+                <w:rFonts w:ascii="標楷體-繁" w:eastAsia="標楷體-繁" w:hAnsi="標楷體-繁"/>
+                <w:szCs w:val="28"/>
+              </w:rPr>
+            </w:pPr>
+          </w:p>
+        </w:tc>
+        <w:tc>
+          <w:tcPr>
+            <w:tcW w:w="623" w:type="pct"/>
+          </w:tcPr>
+          <w:p>
+            <w:pPr>
+              <w:jc w:val="center"/>
+              <w:rPr>
+                <w:rFonts w:ascii="標楷體-繁" w:eastAsia="標楷體-繁" w:hAnsi="標楷體-繁"/>
+                <w:szCs w:val="28"/>
+                <w:lang w:eastAsia="zh-TW"/>
+              </w:rPr>
+            </w:pPr>
+          </w:p>
+        </w:tc>
+        <w:tc>
+          <w:tcPr>
+            <w:tcW w:w="667" w:type="pct"/>
+          </w:tcPr>
+          <w:p>
+            <w:pPr>
+              <w:jc w:val="center"/>
+              <w:rPr>
+                <w:rFonts w:ascii="標楷體-繁" w:eastAsia="標楷體-繁" w:hAnsi="標楷體-繁"/>
+                <w:szCs w:val="28"/>
+              </w:rPr>
+            </w:pPr>
+          </w:p>
+        </w:tc>
+      </w:tr>
+      <w:tr>
+        <w:tc>
+          <w:tcPr>
+            <w:tcW w:w="375" w:type="pct"/>
+            <w:vMerge/>
+            <w:shd w:val="clear" w:color="auto" w:fill="D9D9D9" w:themeFill="background1" w:themeFillShade="D9"/>
+            <w:vAlign w:val="center"/>
+          </w:tcPr>
+          <w:p>
+            <w:pPr>
+              <w:jc w:val="center"/>
+              <w:rPr>
+                <w:rFonts w:ascii="標楷體-繁" w:eastAsia="標楷體-繁" w:hAnsi="標楷體-繁"/>
+                <w:szCs w:val="28"/>
+              </w:rPr>
+            </w:pPr>
+          </w:p>
+        </w:tc>
+        <w:tc>
+          <w:tcPr>
+            <w:tcW w:w="1466" w:type="pct"/>
+          </w:tcPr>
+          <w:p>
+            <w:pPr>
+              <w:rPr>
+                <w:rFonts w:ascii="標楷體-繁" w:eastAsia="標楷體-繁" w:hAnsi="標楷體-繁"/>
+                <w:szCs w:val="28"/>
+              </w:rPr>
+            </w:pPr>
+            <w:r>
+              <w:rPr>
+                <w:rFonts w:ascii="標楷體-繁" w:eastAsia="標楷體-繁" w:hAnsi="標楷體-繁" w:hint="eastAsia"/>
+                <w:szCs w:val="28"/>
+              </w:rPr>
+              <w:t>文件備註</w:t>
+            </w:r>
+          </w:p>
+        </w:tc>
+        <w:tc>
+          <w:tcPr>
+            <w:tcW w:w="623" w:type="pct"/>
+          </w:tcPr>
+          <w:p>
+            <w:pPr>
+              <w:jc w:val="center"/>
+              <w:rPr>
+                <w:rFonts w:ascii="標楷體-繁" w:eastAsia="標楷體-繁" w:hAnsi="標楷體-繁"/>
+                <w:szCs w:val="28"/>
+                <w:lang w:eastAsia="zh-TW"/>
+              </w:rPr>
+            </w:pPr>
+          </w:p>
+        </w:tc>
+        <w:tc>
+          <w:tcPr>
+            <w:tcW w:w="623" w:type="pct"/>
+          </w:tcPr>
+          <w:p>
+            <w:pPr>
+              <w:jc w:val="center"/>
+              <w:rPr>
+                <w:rFonts w:ascii="標楷體-繁" w:eastAsia="標楷體-繁" w:hAnsi="標楷體-繁"/>
+                <w:szCs w:val="28"/>
+              </w:rPr>
+            </w:pPr>
+          </w:p>
+        </w:tc>
+        <w:tc>
+          <w:tcPr>
+            <w:tcW w:w="623" w:type="pct"/>
+          </w:tcPr>
+          <w:p>
+            <w:pPr>
+              <w:jc w:val="center"/>
+              <w:rPr>
+                <w:rFonts w:ascii="標楷體-繁" w:eastAsia="標楷體-繁" w:hAnsi="標楷體-繁"/>
+                <w:szCs w:val="28"/>
+              </w:rPr>
+            </w:pPr>
+          </w:p>
+        </w:tc>
+        <w:tc>
+          <w:tcPr>
+            <w:tcW w:w="623" w:type="pct"/>
+          </w:tcPr>
+          <w:p>
+            <w:pPr>
+              <w:jc w:val="center"/>
+              <w:rPr>
+                <w:rFonts w:ascii="標楷體-繁" w:eastAsia="標楷體-繁" w:hAnsi="標楷體-繁"/>
+                <w:szCs w:val="28"/>
+              </w:rPr>
+            </w:pPr>
+          </w:p>
+        </w:tc>
+        <w:tc>
+          <w:tcPr>
+            <w:tcW w:w="667" w:type="pct"/>
+          </w:tcPr>
+          <w:p>
+            <w:pPr>
+              <w:jc w:val="center"/>
+              <w:rPr>
+                <w:rFonts w:ascii="標楷體-繁" w:eastAsia="標楷體-繁" w:hAnsi="標楷體-繁"/>
+                <w:szCs w:val="28"/>
+              </w:rPr>
+            </w:pPr>
+          </w:p>
+        </w:tc>
+      </w:tr>
+      <w:tr>
+        <w:tc>
+          <w:tcPr>
+            <w:tcW w:w="375" w:type="pct"/>
+            <w:vMerge/>
+            <w:shd w:val="clear" w:color="auto" w:fill="D9D9D9" w:themeFill="background1" w:themeFillShade="D9"/>
+            <w:vAlign w:val="center"/>
+          </w:tcPr>
+          <w:p>
+            <w:pPr>
+              <w:jc w:val="center"/>
+              <w:rPr>
+                <w:rFonts w:ascii="標楷體-繁" w:eastAsia="標楷體-繁" w:hAnsi="標楷體-繁"/>
+                <w:szCs w:val="28"/>
+              </w:rPr>
+            </w:pPr>
+          </w:p>
+        </w:tc>
+        <w:tc>
+          <w:tcPr>
+            <w:tcW w:w="1466" w:type="pct"/>
+          </w:tcPr>
+          <w:p>
+            <w:pPr>
+              <w:rPr>
+                <w:rFonts w:ascii="標楷體-繁" w:eastAsia="標楷體-繁" w:hAnsi="標楷體-繁"/>
+                <w:szCs w:val="28"/>
+              </w:rPr>
+            </w:pPr>
+            <w:r>
+              <w:rPr>
+                <w:rFonts w:ascii="標楷體-繁" w:eastAsia="標楷體-繁" w:hAnsi="標楷體-繁" w:hint="eastAsia"/>
+                <w:szCs w:val="28"/>
+              </w:rPr>
+              <w:t>排序名單</w:t>
+            </w:r>
+          </w:p>
+        </w:tc>
+        <w:tc>
+          <w:tcPr>
+            <w:tcW w:w="623" w:type="pct"/>
+          </w:tcPr>
+          <w:p>
+            <w:pPr>
+              <w:jc w:val="center"/>
+              <w:rPr>
+                <w:rFonts w:ascii="標楷體-繁" w:eastAsia="標楷體-繁" w:hAnsi="標楷體-繁"/>
+                <w:szCs w:val="28"/>
+                <w:lang w:eastAsia="zh-TW"/>
+              </w:rPr>
+            </w:pPr>
+          </w:p>
+        </w:tc>
+        <w:tc>
+          <w:tcPr>
+            <w:tcW w:w="623" w:type="pct"/>
+          </w:tcPr>
+          <w:p>
+            <w:pPr>
+              <w:jc w:val="center"/>
+              <w:rPr>
+                <w:rFonts w:ascii="標楷體-繁" w:eastAsia="標楷體-繁" w:hAnsi="標楷體-繁"/>
+                <w:szCs w:val="28"/>
+              </w:rPr>
+            </w:pPr>
+          </w:p>
+        </w:tc>
+        <w:tc>
+          <w:tcPr>
+            <w:tcW w:w="623" w:type="pct"/>
+          </w:tcPr>
+          <w:p>
+            <w:pPr>
+              <w:jc w:val="center"/>
+              <w:rPr>
+                <w:rFonts w:ascii="標楷體-繁" w:eastAsia="標楷體-繁" w:hAnsi="標楷體-繁"/>
+                <w:szCs w:val="28"/>
+              </w:rPr>
+            </w:pPr>
+          </w:p>
+        </w:tc>
+        <w:tc>
+          <w:tcPr>
+            <w:tcW w:w="623" w:type="pct"/>
+          </w:tcPr>
+          <w:p>
+            <w:pPr>
+              <w:jc w:val="center"/>
+              <w:rPr>
+                <w:rFonts w:ascii="標楷體-繁" w:eastAsia="標楷體-繁" w:hAnsi="標楷體-繁"/>
+                <w:szCs w:val="28"/>
+              </w:rPr>
+            </w:pPr>
+          </w:p>
+        </w:tc>
+        <w:tc>
+          <w:tcPr>
+            <w:tcW w:w="667" w:type="pct"/>
+          </w:tcPr>
+          <w:p>
+            <w:pPr>
+              <w:jc w:val="center"/>
+              <w:rPr>
+                <w:rFonts w:ascii="標楷體-繁" w:eastAsia="標楷體-繁" w:hAnsi="標楷體-繁"/>
+                <w:szCs w:val="28"/>
+              </w:rPr>
+            </w:pPr>
+          </w:p>
+        </w:tc>
+      </w:tr>
+      <w:tr>
+        <w:tc>
+          <w:tcPr>
+            <w:tcW w:w="375" w:type="pct"/>
+            <w:vMerge/>
+            <w:shd w:val="clear" w:color="auto" w:fill="D9D9D9" w:themeFill="background1" w:themeFillShade="D9"/>
+            <w:vAlign w:val="center"/>
+          </w:tcPr>
+          <w:p>
+            <w:pPr>
+              <w:jc w:val="center"/>
+              <w:rPr>
+                <w:rFonts w:ascii="標楷體-繁" w:eastAsia="標楷體-繁" w:hAnsi="標楷體-繁"/>
+                <w:szCs w:val="28"/>
+              </w:rPr>
+            </w:pPr>
+          </w:p>
+        </w:tc>
+        <w:tc>
+          <w:tcPr>
+            <w:tcW w:w="1466" w:type="pct"/>
+          </w:tcPr>
+          <w:p>
+            <w:pPr>
+              <w:rPr>
+                <w:rFonts w:ascii="標楷體-繁" w:eastAsia="標楷體-繁" w:hAnsi="標楷體-繁"/>
+                <w:szCs w:val="28"/>
+              </w:rPr>
+            </w:pPr>
+            <w:r>
+              <w:rPr>
+                <w:rFonts w:ascii="標楷體-繁" w:eastAsia="標楷體-繁" w:hAnsi="標楷體-繁" w:hint="eastAsia"/>
+                <w:szCs w:val="28"/>
+              </w:rPr>
+              <w:t>文件整理</w:t>
+            </w:r>
+          </w:p>
+        </w:tc>
+        <w:tc>
+          <w:tcPr>
+            <w:tcW w:w="623" w:type="pct"/>
+          </w:tcPr>
+          <w:p>
+            <w:pPr>
+              <w:jc w:val="center"/>
+              <w:rPr>
+                <w:rFonts w:ascii="標楷體-繁" w:eastAsia="標楷體-繁" w:hAnsi="標楷體-繁"/>
+                <w:szCs w:val="28"/>
+                <w:lang w:eastAsia="zh-TW"/>
+              </w:rPr>
+            </w:pPr>
+          </w:p>
+        </w:tc>
+        <w:tc>
+          <w:tcPr>
+            <w:tcW w:w="623" w:type="pct"/>
+          </w:tcPr>
+          <w:p>
+            <w:pPr>
+              <w:jc w:val="center"/>
+              <w:rPr>
+                <w:rFonts w:ascii="標楷體-繁" w:eastAsia="標楷體-繁" w:hAnsi="標楷體-繁"/>
+                <w:szCs w:val="28"/>
+              </w:rPr>
+            </w:pPr>
+          </w:p>
+        </w:tc>
+        <w:tc>
+          <w:tcPr>
+            <w:tcW w:w="623" w:type="pct"/>
+          </w:tcPr>
+          <w:p>
+            <w:pPr>
+              <w:jc w:val="center"/>
+              <w:rPr>
+                <w:rFonts w:ascii="標楷體-繁" w:eastAsia="標楷體-繁" w:hAnsi="標楷體-繁"/>
+                <w:szCs w:val="28"/>
+              </w:rPr>
+            </w:pPr>
+          </w:p>
+        </w:tc>
+        <w:tc>
+          <w:tcPr>
+            <w:tcW w:w="623" w:type="pct"/>
+          </w:tcPr>
+          <w:p>
+            <w:pPr>
+              <w:jc w:val="center"/>
+              <w:rPr>
+                <w:rFonts w:ascii="標楷體-繁" w:eastAsia="標楷體-繁" w:hAnsi="標楷體-繁"/>
+                <w:szCs w:val="28"/>
+              </w:rPr>
+            </w:pPr>
+          </w:p>
+        </w:tc>
+        <w:tc>
+          <w:tcPr>
+            <w:tcW w:w="667" w:type="pct"/>
+          </w:tcPr>
+          <w:p>
+            <w:pPr>
+              <w:jc w:val="center"/>
+              <w:rPr>
+                <w:rFonts w:ascii="標楷體-繁" w:eastAsia="標楷體-繁" w:hAnsi="標楷體-繁"/>
+                <w:szCs w:val="28"/>
+              </w:rPr>
+            </w:pPr>
+          </w:p>
+        </w:tc>
+      </w:tr>
+      <w:tr>
+        <w:tc>
+          <w:tcPr>
+            <w:tcW w:w="375" w:type="pct"/>
+            <w:vMerge w:val="restart"/>
+            <w:shd w:val="clear" w:color="auto" w:fill="D9D9D9" w:themeFill="background1" w:themeFillShade="D9"/>
+            <w:vAlign w:val="center"/>
+          </w:tcPr>
+          <w:p>
+            <w:pPr>
+              <w:jc w:val="center"/>
+              <w:rPr>
+                <w:rFonts w:ascii="標楷體-繁" w:eastAsia="標楷體-繁" w:hAnsi="標楷體-繁"/>
+                <w:szCs w:val="28"/>
+              </w:rPr>
+            </w:pPr>
+            <w:r>
+              <w:rPr>
+                <w:rFonts w:ascii="標楷體-繁" w:eastAsia="標楷體-繁" w:hAnsi="標楷體-繁" w:hint="eastAsia"/>
+                <w:szCs w:val="28"/>
+              </w:rPr>
+              <w:t>美術設計</w:t>
+            </w:r>
+          </w:p>
+        </w:tc>
+        <w:tc>
+          <w:tcPr>
+            <w:tcW w:w="1466" w:type="pct"/>
+          </w:tcPr>
+          <w:p>
+            <w:pPr>
+              <w:rPr>
+                <w:rFonts w:ascii="標楷體-繁" w:eastAsia="標楷體-繁" w:hAnsi="標楷體-繁"/>
+                <w:szCs w:val="28"/>
+              </w:rPr>
+            </w:pPr>
+            <w:r>
+              <w:rPr>
+                <w:rFonts w:ascii="標楷體-繁" w:eastAsia="標楷體-繁" w:hAnsi="標楷體-繁" w:hint="eastAsia"/>
+                <w:szCs w:val="28"/>
+              </w:rPr>
+              <w:t>UI/</w:t>
+            </w:r>
+            <w:r>
+              <w:rPr>
+                <w:rFonts w:ascii="標楷體-繁" w:eastAsia="標楷體-繁" w:hAnsi="標楷體-繁"/>
+                <w:szCs w:val="28"/>
+              </w:rPr>
+              <w:t xml:space="preserve"> UX</w:t>
+            </w:r>
+          </w:p>
+        </w:tc>
+        <w:tc>
+          <w:tcPr>
+            <w:tcW w:w="623" w:type="pct"/>
+          </w:tcPr>
+          <w:p>
+            <w:pPr>
+              <w:jc w:val="center"/>
+              <w:rPr>
+                <w:rFonts w:ascii="標楷體-繁" w:eastAsia="標楷體-繁" w:hAnsi="標楷體-繁"/>
+                <w:szCs w:val="28"/>
+              </w:rPr>
+            </w:pPr>
+          </w:p>
+        </w:tc>
+        <w:tc>
+          <w:tcPr>
+            <w:tcW w:w="623" w:type="pct"/>
+          </w:tcPr>
+          <w:p>
+            <w:pPr>
+              <w:jc w:val="center"/>
+              <w:rPr>
+                <w:rFonts w:ascii="標楷體-繁" w:eastAsia="標楷體-繁" w:hAnsi="標楷體-繁"/>
+                <w:szCs w:val="28"/>
+              </w:rPr>
+            </w:pPr>
+          </w:p>
+        </w:tc>
+        <w:tc>
+          <w:tcPr>
+            <w:tcW w:w="623" w:type="pct"/>
+          </w:tcPr>
+          <w:p>
+            <w:pPr>
+              <w:jc w:val="center"/>
+              <w:rPr>
+                <w:rFonts w:ascii="標楷體-繁" w:eastAsia="標楷體-繁" w:hAnsi="標楷體-繁"/>
+                <w:szCs w:val="28"/>
+              </w:rPr>
+            </w:pPr>
+          </w:p>
+        </w:tc>
+        <w:tc>
+          <w:tcPr>
+            <w:tcW w:w="623" w:type="pct"/>
+          </w:tcPr>
+          <w:p>
+            <w:pPr>
+              <w:jc w:val="center"/>
+              <w:rPr>
+                <w:rFonts w:ascii="標楷體-繁" w:eastAsia="標楷體-繁" w:hAnsi="標楷體-繁"/>
+                <w:szCs w:val="28"/>
+                <w:lang w:eastAsia="zh-TW"/>
+              </w:rPr>
+            </w:pPr>
+          </w:p>
+        </w:tc>
+        <w:tc>
+          <w:tcPr>
+            <w:tcW w:w="667" w:type="pct"/>
+          </w:tcPr>
+          <w:p>
+            <w:pPr>
+              <w:jc w:val="center"/>
+              <w:rPr>
+                <w:rFonts w:ascii="標楷體-繁" w:eastAsia="標楷體-繁" w:hAnsi="標楷體-繁"/>
+                <w:szCs w:val="28"/>
+              </w:rPr>
+            </w:pPr>
+          </w:p>
+        </w:tc>
+      </w:tr>
+      <w:tr>
+        <w:tc>
+          <w:tcPr>
+            <w:tcW w:w="375" w:type="pct"/>
+            <w:vMerge/>
+            <w:shd w:val="clear" w:color="auto" w:fill="D9D9D9" w:themeFill="background1" w:themeFillShade="D9"/>
+            <w:vAlign w:val="center"/>
+          </w:tcPr>
+          <w:p>
+            <w:pPr>
+              <w:jc w:val="center"/>
+              <w:rPr>
+                <w:rFonts w:ascii="標楷體-繁" w:eastAsia="標楷體-繁" w:hAnsi="標楷體-繁"/>
+                <w:szCs w:val="28"/>
+              </w:rPr>
+            </w:pPr>
+          </w:p>
+        </w:tc>
+        <w:tc>
+          <w:tcPr>
+            <w:tcW w:w="1466" w:type="pct"/>
+          </w:tcPr>
+          <w:p>
+            <w:pPr>
+              <w:rPr>
+                <w:rFonts w:ascii="標楷體-繁" w:eastAsia="標楷體-繁" w:hAnsi="標楷體-繁"/>
+                <w:szCs w:val="28"/>
+              </w:rPr>
+            </w:pPr>
+            <w:r>
+              <w:rPr>
+                <w:rFonts w:ascii="標楷體-繁" w:eastAsia="標楷體-繁" w:hAnsi="標楷體-繁" w:hint="eastAsia"/>
+                <w:szCs w:val="28"/>
+              </w:rPr>
+              <w:t>W</w:t>
+            </w:r>
+            <w:r>
+              <w:rPr>
+                <w:rFonts w:ascii="標楷體-繁" w:eastAsia="標楷體-繁" w:hAnsi="標楷體-繁"/>
+                <w:szCs w:val="28"/>
+              </w:rPr>
+              <w:t>eb</w:t>
+            </w:r>
+            <w:r>
+              <w:rPr>
+                <w:rFonts w:ascii="標楷體-繁" w:eastAsia="標楷體-繁" w:hAnsi="標楷體-繁" w:hint="eastAsia"/>
+                <w:szCs w:val="28"/>
+              </w:rPr>
+              <w:t>介面設計</w:t>
+            </w:r>
+          </w:p>
+        </w:tc>
+        <w:tc>
+          <w:tcPr>
+            <w:tcW w:w="623" w:type="pct"/>
+          </w:tcPr>
+          <w:p>
+            <w:pPr>
+              <w:jc w:val="center"/>
+              <w:rPr>
+                <w:rFonts w:ascii="標楷體-繁" w:eastAsia="標楷體-繁" w:hAnsi="標楷體-繁"/>
+                <w:szCs w:val="28"/>
+              </w:rPr>
+            </w:pPr>
+          </w:p>
+        </w:tc>
+        <w:tc>
+          <w:tcPr>
+            <w:tcW w:w="623" w:type="pct"/>
+          </w:tcPr>
+          <w:p>
+            <w:pPr>
+              <w:jc w:val="center"/>
+              <w:rPr>
+                <w:rFonts w:ascii="標楷體-繁" w:eastAsia="標楷體-繁" w:hAnsi="標楷體-繁"/>
+                <w:szCs w:val="28"/>
+              </w:rPr>
+            </w:pPr>
+          </w:p>
+        </w:tc>
+        <w:tc>
+          <w:tcPr>
+            <w:tcW w:w="623" w:type="pct"/>
+          </w:tcPr>
+          <w:p>
+            <w:pPr>
+              <w:jc w:val="center"/>
+              <w:rPr>
+                <w:rFonts w:ascii="標楷體-繁" w:eastAsia="標楷體-繁" w:hAnsi="標楷體-繁"/>
+                <w:szCs w:val="28"/>
+              </w:rPr>
+            </w:pPr>
+          </w:p>
+        </w:tc>
+        <w:tc>
+          <w:tcPr>
+            <w:tcW w:w="623" w:type="pct"/>
+          </w:tcPr>
+          <w:p>
+            <w:pPr>
+              <w:jc w:val="center"/>
+              <w:rPr>
+                <w:rFonts w:ascii="標楷體-繁" w:eastAsia="標楷體-繁" w:hAnsi="標楷體-繁"/>
+                <w:szCs w:val="28"/>
+                <w:lang w:eastAsia="zh-TW"/>
+              </w:rPr>
+            </w:pPr>
+          </w:p>
+        </w:tc>
+        <w:tc>
+          <w:tcPr>
+            <w:tcW w:w="667" w:type="pct"/>
+          </w:tcPr>
+          <w:p>
+            <w:pPr>
+              <w:jc w:val="center"/>
+              <w:rPr>
+                <w:rFonts w:ascii="標楷體-繁" w:eastAsia="標楷體-繁" w:hAnsi="標楷體-繁"/>
+                <w:szCs w:val="28"/>
+              </w:rPr>
+            </w:pPr>
+          </w:p>
+        </w:tc>
+      </w:tr>
+      <w:tr>
+        <w:tc>
+          <w:tcPr>
+            <w:tcW w:w="375" w:type="pct"/>
+            <w:vMerge/>
+            <w:shd w:val="clear" w:color="auto" w:fill="D9D9D9" w:themeFill="background1" w:themeFillShade="D9"/>
+            <w:vAlign w:val="center"/>
+          </w:tcPr>
+          <w:p>
+            <w:pPr>
+              <w:jc w:val="center"/>
+              <w:rPr>
+                <w:rFonts w:ascii="標楷體-繁" w:eastAsia="標楷體-繁" w:hAnsi="標楷體-繁"/>
+                <w:szCs w:val="28"/>
+              </w:rPr>
+            </w:pPr>
+          </w:p>
+        </w:tc>
+        <w:tc>
+          <w:tcPr>
+            <w:tcW w:w="1466" w:type="pct"/>
+          </w:tcPr>
+          <w:p>
+            <w:pPr>
+              <w:rPr>
+                <w:rFonts w:ascii="標楷體-繁" w:eastAsia="標楷體-繁" w:hAnsi="標楷體-繁"/>
+                <w:szCs w:val="28"/>
+              </w:rPr>
+            </w:pPr>
+            <w:r>
+              <w:rPr>
+                <w:rFonts w:ascii="標楷體-繁" w:eastAsia="標楷體-繁" w:hAnsi="標楷體-繁" w:hint="eastAsia"/>
+                <w:szCs w:val="28"/>
+              </w:rPr>
+              <w:t>色彩設計</w:t>
+            </w:r>
+          </w:p>
+        </w:tc>
+        <w:tc>
+          <w:tcPr>
+            <w:tcW w:w="623" w:type="pct"/>
+          </w:tcPr>
+          <w:p>
+            <w:pPr>
+              <w:jc w:val="center"/>
+              <w:rPr>
+                <w:rFonts w:ascii="標楷體-繁" w:eastAsia="標楷體-繁" w:hAnsi="標楷體-繁"/>
+                <w:szCs w:val="28"/>
+              </w:rPr>
+            </w:pPr>
+          </w:p>
+        </w:tc>
+        <w:tc>
+          <w:tcPr>
+            <w:tcW w:w="623" w:type="pct"/>
+          </w:tcPr>
+          <w:p>
+            <w:pPr>
+              <w:jc w:val="center"/>
+              <w:rPr>
+                <w:rFonts w:ascii="標楷體-繁" w:eastAsia="標楷體-繁" w:hAnsi="標楷體-繁"/>
+                <w:szCs w:val="28"/>
+              </w:rPr>
+            </w:pPr>
+          </w:p>
+        </w:tc>
+        <w:tc>
+          <w:tcPr>
+            <w:tcW w:w="623" w:type="pct"/>
+          </w:tcPr>
+          <w:p>
+            <w:pPr>
+              <w:jc w:val="center"/>
+              <w:rPr>
+                <w:rFonts w:ascii="標楷體-繁" w:eastAsia="標楷體-繁" w:hAnsi="標楷體-繁"/>
+                <w:szCs w:val="28"/>
+              </w:rPr>
+            </w:pPr>
+          </w:p>
+        </w:tc>
+        <w:tc>
+          <w:tcPr>
+            <w:tcW w:w="623" w:type="pct"/>
+          </w:tcPr>
+          <w:p>
+            <w:pPr>
+              <w:jc w:val="center"/>
+              <w:rPr>
+                <w:rFonts w:ascii="標楷體-繁" w:eastAsia="標楷體-繁" w:hAnsi="標楷體-繁"/>
+                <w:szCs w:val="28"/>
+                <w:lang w:eastAsia="zh-TW"/>
+              </w:rPr>
+            </w:pPr>
+          </w:p>
+        </w:tc>
+        <w:tc>
+          <w:tcPr>
+            <w:tcW w:w="667" w:type="pct"/>
+          </w:tcPr>
+          <w:p>
+            <w:pPr>
+              <w:jc w:val="center"/>
+              <w:rPr>
+                <w:rFonts w:ascii="標楷體-繁" w:eastAsia="標楷體-繁" w:hAnsi="標楷體-繁"/>
+                <w:szCs w:val="28"/>
+              </w:rPr>
+            </w:pPr>
+          </w:p>
+        </w:tc>
+      </w:tr>
+      <w:tr>
+        <w:tc>
+          <w:tcPr>
+            <w:tcW w:w="375" w:type="pct"/>
+            <w:vMerge/>
+            <w:shd w:val="clear" w:color="auto" w:fill="D9D9D9" w:themeFill="background1" w:themeFillShade="D9"/>
+            <w:vAlign w:val="center"/>
+          </w:tcPr>
+          <w:p>
+            <w:pPr>
+              <w:jc w:val="center"/>
+              <w:rPr>
+                <w:rFonts w:ascii="標楷體-繁" w:eastAsia="標楷體-繁" w:hAnsi="標楷體-繁"/>
+                <w:szCs w:val="28"/>
+              </w:rPr>
+            </w:pPr>
+          </w:p>
+        </w:tc>
+        <w:tc>
+          <w:tcPr>
+            <w:tcW w:w="1466" w:type="pct"/>
+          </w:tcPr>
+          <w:p>
+            <w:pPr>
+              <w:rPr>
+                <w:rFonts w:ascii="標楷體-繁" w:eastAsia="標楷體-繁" w:hAnsi="標楷體-繁"/>
+                <w:szCs w:val="28"/>
+              </w:rPr>
+            </w:pPr>
+            <w:r>
+              <w:rPr>
+                <w:rFonts w:ascii="標楷體-繁" w:eastAsia="標楷體-繁" w:hAnsi="標楷體-繁" w:hint="eastAsia"/>
+                <w:szCs w:val="28"/>
+              </w:rPr>
+              <w:t>L</w:t>
+            </w:r>
+            <w:r>
+              <w:rPr>
+                <w:rFonts w:ascii="標楷體-繁" w:eastAsia="標楷體-繁" w:hAnsi="標楷體-繁"/>
+                <w:szCs w:val="28"/>
+              </w:rPr>
+              <w:t>ogo</w:t>
+            </w:r>
+            <w:r>
+              <w:rPr>
+                <w:rFonts w:ascii="標楷體-繁" w:eastAsia="標楷體-繁" w:hAnsi="標楷體-繁" w:hint="eastAsia"/>
+                <w:szCs w:val="28"/>
+              </w:rPr>
+              <w:t>設計</w:t>
+            </w:r>
+          </w:p>
+        </w:tc>
+        <w:tc>
+          <w:tcPr>
+            <w:tcW w:w="623" w:type="pct"/>
+          </w:tcPr>
+          <w:p>
+            <w:pPr>
+              <w:jc w:val="center"/>
+              <w:rPr>
+                <w:rFonts w:ascii="標楷體-繁" w:eastAsia="標楷體-繁" w:hAnsi="標楷體-繁"/>
+                <w:szCs w:val="28"/>
+              </w:rPr>
+            </w:pPr>
+          </w:p>
+        </w:tc>
+        <w:tc>
+          <w:tcPr>
+            <w:tcW w:w="623" w:type="pct"/>
+          </w:tcPr>
+          <w:p>
+            <w:pPr>
+              <w:jc w:val="center"/>
+              <w:rPr>
+                <w:rFonts w:ascii="標楷體-繁" w:eastAsia="標楷體-繁" w:hAnsi="標楷體-繁"/>
+                <w:szCs w:val="28"/>
+              </w:rPr>
+            </w:pPr>
+          </w:p>
+        </w:tc>
+        <w:tc>
+          <w:tcPr>
+            <w:tcW w:w="623" w:type="pct"/>
+          </w:tcPr>
+          <w:p>
+            <w:pPr>
+              <w:jc w:val="center"/>
+              <w:rPr>
+                <w:rFonts w:ascii="標楷體-繁" w:eastAsia="標楷體-繁" w:hAnsi="標楷體-繁"/>
+                <w:szCs w:val="28"/>
+              </w:rPr>
+            </w:pPr>
+          </w:p>
+        </w:tc>
+        <w:tc>
+          <w:tcPr>
+            <w:tcW w:w="623" w:type="pct"/>
+          </w:tcPr>
+          <w:p>
+            <w:pPr>
+              <w:jc w:val="center"/>
+              <w:rPr>
+                <w:rFonts w:ascii="標楷體-繁" w:eastAsia="標楷體-繁" w:hAnsi="標楷體-繁"/>
+                <w:szCs w:val="28"/>
+                <w:lang w:eastAsia="zh-TW"/>
+              </w:rPr>
+            </w:pPr>
+          </w:p>
+        </w:tc>
+        <w:tc>
+          <w:tcPr>
+            <w:tcW w:w="667" w:type="pct"/>
+          </w:tcPr>
+          <w:p>
+            <w:pPr>
+              <w:jc w:val="center"/>
+              <w:rPr>
+                <w:rFonts w:ascii="標楷體-繁" w:eastAsia="標楷體-繁" w:hAnsi="標楷體-繁"/>
+                <w:szCs w:val="28"/>
+              </w:rPr>
+            </w:pPr>
+          </w:p>
+        </w:tc>
+      </w:tr>
+      <w:tr>
+        <w:tc>
+          <w:tcPr>
+            <w:tcW w:w="375" w:type="pct"/>
+            <w:vMerge/>
+            <w:shd w:val="clear" w:color="auto" w:fill="D9D9D9" w:themeFill="background1" w:themeFillShade="D9"/>
+            <w:vAlign w:val="center"/>
+          </w:tcPr>
+          <w:p>
+            <w:pPr>
+              <w:jc w:val="center"/>
+              <w:rPr>
+                <w:rFonts w:ascii="標楷體-繁" w:eastAsia="標楷體-繁" w:hAnsi="標楷體-繁"/>
+                <w:szCs w:val="28"/>
+              </w:rPr>
+            </w:pPr>
+          </w:p>
+        </w:tc>
+        <w:tc>
+          <w:tcPr>
+            <w:tcW w:w="1466" w:type="pct"/>
+          </w:tcPr>
+          <w:p>
+            <w:pPr>
+              <w:rPr>
+                <w:rFonts w:ascii="標楷體-繁" w:eastAsia="標楷體-繁" w:hAnsi="標楷體-繁"/>
+                <w:szCs w:val="28"/>
+              </w:rPr>
+            </w:pPr>
+            <w:r>
+              <w:rPr>
+                <w:rFonts w:ascii="標楷體-繁" w:eastAsia="標楷體-繁" w:hAnsi="標楷體-繁" w:hint="eastAsia"/>
+                <w:szCs w:val="28"/>
+              </w:rPr>
+              <w:t>素材設計</w:t>
+            </w:r>
+          </w:p>
+        </w:tc>
+        <w:tc>
+          <w:tcPr>
+            <w:tcW w:w="623" w:type="pct"/>
+          </w:tcPr>
+          <w:p>
+            <w:pPr>
+              <w:jc w:val="center"/>
+              <w:rPr>
+                <w:rFonts w:ascii="標楷體-繁" w:eastAsia="標楷體-繁" w:hAnsi="標楷體-繁"/>
+                <w:szCs w:val="28"/>
+              </w:rPr>
+            </w:pPr>
+          </w:p>
+        </w:tc>
+        <w:tc>
+          <w:tcPr>
+            <w:tcW w:w="623" w:type="pct"/>
+          </w:tcPr>
+          <w:p>
+            <w:pPr>
+              <w:jc w:val="center"/>
+              <w:rPr>
+                <w:rFonts w:ascii="標楷體-繁" w:eastAsia="標楷體-繁" w:hAnsi="標楷體-繁"/>
+                <w:szCs w:val="28"/>
+              </w:rPr>
+            </w:pPr>
+          </w:p>
+        </w:tc>
+        <w:tc>
+          <w:tcPr>
+            <w:tcW w:w="623" w:type="pct"/>
+          </w:tcPr>
+          <w:p>
+            <w:pPr>
+              <w:jc w:val="center"/>
+              <w:rPr>
+                <w:rFonts w:ascii="標楷體-繁" w:eastAsia="標楷體-繁" w:hAnsi="標楷體-繁"/>
+                <w:szCs w:val="28"/>
+              </w:rPr>
+            </w:pPr>
+          </w:p>
+        </w:tc>
+        <w:tc>
+          <w:tcPr>
+            <w:tcW w:w="623" w:type="pct"/>
+          </w:tcPr>
+          <w:p>
+            <w:pPr>
+              <w:jc w:val="center"/>
+              <w:rPr>
+                <w:rFonts w:ascii="標楷體-繁" w:eastAsia="標楷體-繁" w:hAnsi="標楷體-繁"/>
+                <w:b/>
+                <w:bCs/>
+                <w:szCs w:val="28"/>
+                <w:lang w:eastAsia="zh-TW"/>
+              </w:rPr>
+            </w:pPr>
+          </w:p>
+        </w:tc>
+        <w:tc>
+          <w:tcPr>
+            <w:tcW w:w="667" w:type="pct"/>
+          </w:tcPr>
+          <w:p>
+            <w:pPr>
+              <w:jc w:val="center"/>
+              <w:rPr>
+                <w:rFonts w:ascii="標楷體-繁" w:eastAsia="標楷體-繁" w:hAnsi="標楷體-繁"/>
+                <w:szCs w:val="28"/>
+              </w:rPr>
+            </w:pPr>
+          </w:p>
+        </w:tc>
+      </w:tr>
+      <w:tr>
+        <w:tc>
+          <w:tcPr>
+            <w:tcW w:w="375" w:type="pct"/>
+            <w:vMerge w:val="restart"/>
+            <w:shd w:val="clear" w:color="auto" w:fill="D9D9D9" w:themeFill="background1" w:themeFillShade="D9"/>
+            <w:vAlign w:val="center"/>
+          </w:tcPr>
+          <w:p>
+            <w:pPr>
+              <w:jc w:val="center"/>
+              <w:rPr>
+                <w:rFonts w:ascii="標楷體-繁" w:eastAsia="標楷體-繁" w:hAnsi="標楷體-繁"/>
+                <w:szCs w:val="28"/>
+              </w:rPr>
+            </w:pPr>
+            <w:r>
+              <w:rPr>
+                <w:rFonts w:ascii="標楷體-繁" w:eastAsia="標楷體-繁" w:hAnsi="標楷體-繁" w:hint="eastAsia"/>
+                <w:szCs w:val="28"/>
+              </w:rPr>
+              <w:t>文件撰寫</w:t>
+            </w:r>
+          </w:p>
+        </w:tc>
+        <w:tc>
+          <w:tcPr>
+            <w:tcW w:w="1466" w:type="pct"/>
+          </w:tcPr>
+          <w:p>
+            <w:pPr>
+              <w:rPr>
+                <w:rFonts w:ascii="標楷體-繁" w:eastAsia="標楷體-繁" w:hAnsi="標楷體-繁"/>
+                <w:szCs w:val="28"/>
+              </w:rPr>
+            </w:pPr>
+            <w:r>
+              <w:rPr>
+                <w:rFonts w:ascii="標楷體-繁" w:eastAsia="標楷體-繁" w:hAnsi="標楷體-繁" w:hint="eastAsia"/>
+                <w:szCs w:val="28"/>
+              </w:rPr>
+              <w:t>統整</w:t>
+            </w:r>
+          </w:p>
+        </w:tc>
+        <w:tc>
+          <w:tcPr>
+            <w:tcW w:w="623" w:type="pct"/>
+          </w:tcPr>
+          <w:p>
+            <w:pPr>
+              <w:jc w:val="center"/>
+              <w:rPr>
+                <w:rFonts w:ascii="標楷體-繁" w:eastAsia="標楷體-繁" w:hAnsi="標楷體-繁"/>
+                <w:szCs w:val="28"/>
+              </w:rPr>
+            </w:pPr>
+          </w:p>
+        </w:tc>
+        <w:tc>
+          <w:tcPr>
+            <w:tcW w:w="623" w:type="pct"/>
+          </w:tcPr>
+          <w:p>
+            <w:pPr>
+              <w:jc w:val="center"/>
+              <w:rPr>
+                <w:rFonts w:ascii="標楷體-繁" w:eastAsia="標楷體-繁" w:hAnsi="標楷體-繁"/>
+                <w:szCs w:val="28"/>
+              </w:rPr>
+            </w:pPr>
+          </w:p>
+        </w:tc>
+        <w:tc>
+          <w:tcPr>
+            <w:tcW w:w="623" w:type="pct"/>
+          </w:tcPr>
+          <w:p>
+            <w:pPr>
+              <w:jc w:val="center"/>
+              <w:rPr>
+                <w:rFonts w:ascii="標楷體-繁" w:eastAsia="標楷體-繁" w:hAnsi="標楷體-繁"/>
+                <w:szCs w:val="28"/>
+              </w:rPr>
+            </w:pPr>
+          </w:p>
+        </w:tc>
+        <w:tc>
+          <w:tcPr>
+            <w:tcW w:w="623" w:type="pct"/>
+          </w:tcPr>
+          <w:p>
+            <w:pPr>
+              <w:jc w:val="center"/>
+              <w:rPr>
+                <w:rFonts w:ascii="標楷體-繁" w:eastAsia="標楷體-繁" w:hAnsi="標楷體-繁"/>
+                <w:szCs w:val="28"/>
+              </w:rPr>
+            </w:pPr>
+          </w:p>
+        </w:tc>
+        <w:tc>
+          <w:tcPr>
+            <w:tcW w:w="667" w:type="pct"/>
+          </w:tcPr>
+          <w:p>
+            <w:pPr>
+              <w:jc w:val="center"/>
+              <w:rPr>
+                <w:rFonts w:ascii="標楷體-繁" w:eastAsia="標楷體-繁" w:hAnsi="標楷體-繁"/>
+                <w:szCs w:val="28"/>
+                <w:lang w:eastAsia="zh-TW"/>
+              </w:rPr>
+            </w:pPr>
+          </w:p>
+        </w:tc>
+      </w:tr>
+      <w:tr>
+        <w:tc>
+          <w:tcPr>
+            <w:tcW w:w="375" w:type="pct"/>
+            <w:vMerge/>
+            <w:shd w:val="clear" w:color="auto" w:fill="D9D9D9" w:themeFill="background1" w:themeFillShade="D9"/>
+            <w:textDirection w:val="tbRlV"/>
+            <w:vAlign w:val="center"/>
+          </w:tcPr>
+          <w:p>
+            <w:pPr>
+              <w:ind w:left="113" w:right="113"/>
+              <w:jc w:val="center"/>
+              <w:rPr>
+                <w:rFonts w:ascii="標楷體-繁" w:eastAsia="標楷體-繁" w:hAnsi="標楷體-繁"/>
+                <w:szCs w:val="28"/>
+              </w:rPr>
+            </w:pPr>
+          </w:p>
+        </w:tc>
+        <w:tc>
+          <w:tcPr>
+            <w:tcW w:w="1466" w:type="pct"/>
+          </w:tcPr>
+          <w:p>
+            <w:pPr>
+              <w:rPr>
+                <w:rFonts w:ascii="標楷體-繁" w:eastAsia="標楷體-繁" w:hAnsi="標楷體-繁"/>
+                <w:szCs w:val="28"/>
+              </w:rPr>
+            </w:pPr>
+            <w:r>
+              <w:rPr>
+                <w:rFonts w:ascii="標楷體-繁" w:eastAsia="標楷體-繁" w:hAnsi="標楷體-繁" w:hint="eastAsia"/>
+                <w:szCs w:val="28"/>
+              </w:rPr>
+              <w:t>第1</w:t>
+            </w:r>
+            <w:r>
+              <w:rPr>
+                <w:rFonts w:ascii="標楷體-繁" w:eastAsia="標楷體-繁" w:hAnsi="標楷體-繁"/>
+                <w:szCs w:val="28"/>
+              </w:rPr>
+              <w:t>章</w:t>
+            </w:r>
+            <w:r>
+              <w:rPr>
+                <w:rFonts w:ascii="標楷體-繁" w:eastAsia="標楷體-繁" w:hAnsi="標楷體-繁" w:hint="eastAsia"/>
+                <w:szCs w:val="28"/>
+              </w:rPr>
+              <w:t xml:space="preserve"> 前言</w:t>
+            </w:r>
+          </w:p>
+        </w:tc>
+        <w:tc>
+          <w:tcPr>
+            <w:tcW w:w="623" w:type="pct"/>
+          </w:tcPr>
+          <w:p>
+            <w:pPr>
+              <w:jc w:val="center"/>
+              <w:rPr>
+                <w:rFonts w:ascii="標楷體-繁" w:eastAsia="標楷體-繁" w:hAnsi="標楷體-繁"/>
+                <w:szCs w:val="28"/>
+              </w:rPr>
+            </w:pPr>
+          </w:p>
+        </w:tc>
+        <w:tc>
+          <w:tcPr>
+            <w:tcW w:w="623" w:type="pct"/>
+          </w:tcPr>
+          <w:p>
+            <w:pPr>
+              <w:jc w:val="center"/>
+              <w:rPr>
+                <w:rFonts w:ascii="標楷體-繁" w:eastAsia="標楷體-繁" w:hAnsi="標楷體-繁"/>
+                <w:szCs w:val="28"/>
+              </w:rPr>
+            </w:pPr>
+          </w:p>
+        </w:tc>
+        <w:tc>
+          <w:tcPr>
+            <w:tcW w:w="623" w:type="pct"/>
+          </w:tcPr>
+          <w:p>
+            <w:pPr>
+              <w:jc w:val="center"/>
+              <w:rPr>
+                <w:rFonts w:ascii="標楷體-繁" w:eastAsia="標楷體-繁" w:hAnsi="標楷體-繁"/>
+                <w:szCs w:val="28"/>
+              </w:rPr>
+            </w:pPr>
+          </w:p>
+        </w:tc>
+        <w:tc>
+          <w:tcPr>
+            <w:tcW w:w="623" w:type="pct"/>
+          </w:tcPr>
+          <w:p>
+            <w:pPr>
+              <w:jc w:val="center"/>
+              <w:rPr>
+                <w:rFonts w:ascii="標楷體-繁" w:eastAsia="標楷體-繁" w:hAnsi="標楷體-繁"/>
+                <w:szCs w:val="28"/>
+                <w:lang w:eastAsia="zh-TW"/>
+              </w:rPr>
+            </w:pPr>
+          </w:p>
+        </w:tc>
+        <w:tc>
+          <w:tcPr>
+            <w:tcW w:w="667" w:type="pct"/>
+          </w:tcPr>
+          <w:p>
+            <w:pPr>
+              <w:jc w:val="center"/>
+              <w:rPr>
+                <w:rFonts w:ascii="標楷體-繁" w:eastAsia="標楷體-繁" w:hAnsi="標楷體-繁"/>
+                <w:szCs w:val="28"/>
+              </w:rPr>
+            </w:pPr>
+          </w:p>
+        </w:tc>
+      </w:tr>
+      <w:tr>
+        <w:tc>
+          <w:tcPr>
+            <w:tcW w:w="375" w:type="pct"/>
+            <w:vMerge/>
+            <w:shd w:val="clear" w:color="auto" w:fill="D9D9D9" w:themeFill="background1" w:themeFillShade="D9"/>
+            <w:textDirection w:val="tbRlV"/>
+            <w:vAlign w:val="center"/>
+          </w:tcPr>
+          <w:p>
+            <w:pPr>
+              <w:ind w:left="113" w:right="113"/>
+              <w:jc w:val="center"/>
+              <w:rPr>
+                <w:rFonts w:ascii="標楷體-繁" w:eastAsia="標楷體-繁" w:hAnsi="標楷體-繁"/>
+                <w:szCs w:val="28"/>
+              </w:rPr>
+            </w:pPr>
+          </w:p>
+        </w:tc>
+        <w:tc>
+          <w:tcPr>
+            <w:tcW w:w="1466" w:type="pct"/>
+          </w:tcPr>
+          <w:p>
+            <w:pPr>
+              <w:rPr>
+                <w:rFonts w:ascii="標楷體-繁" w:eastAsia="標楷體-繁" w:hAnsi="標楷體-繁"/>
+                <w:szCs w:val="28"/>
+              </w:rPr>
+            </w:pPr>
+            <w:r>
+              <w:rPr>
+                <w:rFonts w:ascii="標楷體-繁" w:eastAsia="標楷體-繁" w:hAnsi="標楷體-繁" w:hint="eastAsia"/>
+                <w:szCs w:val="28"/>
+              </w:rPr>
+              <w:t>第2章 營運</w:t>
+            </w:r>
+            <w:r>
+              <w:rPr>
+                <w:rFonts w:ascii="標楷體-繁" w:eastAsia="標楷體-繁" w:hAnsi="標楷體-繁"/>
+                <w:szCs w:val="28"/>
+              </w:rPr>
+              <w:t>計畫</w:t>
+            </w:r>
+          </w:p>
+        </w:tc>
+        <w:tc>
+          <w:tcPr>
+            <w:tcW w:w="623" w:type="pct"/>
+          </w:tcPr>
+          <w:p>
+            <w:pPr>
+              <w:jc w:val="center"/>
+              <w:rPr>
+                <w:rFonts w:ascii="標楷體-繁" w:eastAsia="標楷體-繁" w:hAnsi="標楷體-繁"/>
+                <w:szCs w:val="28"/>
+              </w:rPr>
+            </w:pPr>
+          </w:p>
+        </w:tc>
+        <w:tc>
+          <w:tcPr>
+            <w:tcW w:w="623" w:type="pct"/>
+          </w:tcPr>
+          <w:p>
+            <w:pPr>
+              <w:jc w:val="center"/>
+              <w:rPr>
+                <w:rFonts w:ascii="標楷體-繁" w:eastAsia="標楷體-繁" w:hAnsi="標楷體-繁"/>
+                <w:szCs w:val="28"/>
+              </w:rPr>
+            </w:pPr>
+          </w:p>
+        </w:tc>
+        <w:tc>
+          <w:tcPr>
+            <w:tcW w:w="623" w:type="pct"/>
+          </w:tcPr>
+          <w:p>
+            <w:pPr>
+              <w:jc w:val="center"/>
+              <w:rPr>
+                <w:rFonts w:ascii="標楷體-繁" w:eastAsia="標楷體-繁" w:hAnsi="標楷體-繁"/>
+                <w:szCs w:val="28"/>
+              </w:rPr>
+            </w:pPr>
+          </w:p>
+        </w:tc>
+        <w:tc>
+          <w:tcPr>
+            <w:tcW w:w="623" w:type="pct"/>
+          </w:tcPr>
+          <w:p>
+            <w:pPr>
+              <w:jc w:val="center"/>
+              <w:rPr>
+                <w:rFonts w:ascii="標楷體-繁" w:eastAsia="標楷體-繁" w:hAnsi="標楷體-繁"/>
+                <w:szCs w:val="28"/>
+              </w:rPr>
+            </w:pPr>
+          </w:p>
+        </w:tc>
+        <w:tc>
+          <w:tcPr>
+            <w:tcW w:w="667" w:type="pct"/>
+          </w:tcPr>
+          <w:p>
+            <w:pPr>
+              <w:jc w:val="center"/>
+              <w:rPr>
+                <w:rFonts w:ascii="標楷體-繁" w:eastAsia="標楷體-繁" w:hAnsi="標楷體-繁"/>
+                <w:szCs w:val="28"/>
+                <w:lang w:eastAsia="zh-TW"/>
+              </w:rPr>
+            </w:pPr>
+          </w:p>
+        </w:tc>
+      </w:tr>
+      <w:tr>
+        <w:tc>
+          <w:tcPr>
+            <w:tcW w:w="375" w:type="pct"/>
+            <w:vMerge/>
+            <w:shd w:val="clear" w:color="auto" w:fill="D9D9D9" w:themeFill="background1" w:themeFillShade="D9"/>
+            <w:textDirection w:val="tbRlV"/>
+            <w:vAlign w:val="center"/>
+          </w:tcPr>
+          <w:p>
+            <w:pPr>
+              <w:ind w:left="113" w:right="113"/>
+              <w:jc w:val="center"/>
+              <w:rPr>
+                <w:rFonts w:ascii="標楷體-繁" w:eastAsia="標楷體-繁" w:hAnsi="標楷體-繁"/>
+                <w:szCs w:val="28"/>
+              </w:rPr>
+            </w:pPr>
+          </w:p>
+        </w:tc>
+        <w:tc>
+          <w:tcPr>
+            <w:tcW w:w="1466" w:type="pct"/>
+          </w:tcPr>
+          <w:p>
+            <w:pPr>
+              <w:rPr>
+                <w:rFonts w:ascii="標楷體-繁" w:eastAsia="標楷體-繁" w:hAnsi="標楷體-繁"/>
+                <w:szCs w:val="28"/>
+              </w:rPr>
+            </w:pPr>
+            <w:r>
+              <w:rPr>
+                <w:rFonts w:ascii="標楷體-繁" w:eastAsia="標楷體-繁" w:hAnsi="標楷體-繁" w:hint="eastAsia"/>
+                <w:szCs w:val="28"/>
+              </w:rPr>
+              <w:t>第3章 系統規格</w:t>
+            </w:r>
+          </w:p>
+        </w:tc>
+        <w:tc>
+          <w:tcPr>
+            <w:tcW w:w="623" w:type="pct"/>
+          </w:tcPr>
+          <w:p>
+            <w:pPr>
+              <w:jc w:val="center"/>
+              <w:rPr>
+                <w:rFonts w:ascii="標楷體-繁" w:eastAsia="標楷體-繁" w:hAnsi="標楷體-繁"/>
+                <w:szCs w:val="28"/>
+              </w:rPr>
+            </w:pPr>
+          </w:p>
+        </w:tc>
+        <w:tc>
+          <w:tcPr>
+            <w:tcW w:w="623" w:type="pct"/>
+          </w:tcPr>
+          <w:p>
+            <w:pPr>
+              <w:jc w:val="center"/>
+              <w:rPr>
+                <w:rFonts w:ascii="標楷體-繁" w:eastAsia="標楷體-繁" w:hAnsi="標楷體-繁"/>
+                <w:szCs w:val="28"/>
+                <w:lang w:eastAsia="zh-TW"/>
+              </w:rPr>
+            </w:pPr>
+          </w:p>
+        </w:tc>
+        <w:tc>
+          <w:tcPr>
+            <w:tcW w:w="623" w:type="pct"/>
+          </w:tcPr>
+          <w:p>
+            <w:pPr>
+              <w:jc w:val="center"/>
+              <w:rPr>
+                <w:rFonts w:ascii="標楷體-繁" w:eastAsia="標楷體-繁" w:hAnsi="標楷體-繁"/>
+                <w:szCs w:val="28"/>
+              </w:rPr>
+            </w:pPr>
+          </w:p>
+        </w:tc>
+        <w:tc>
+          <w:tcPr>
+            <w:tcW w:w="623" w:type="pct"/>
+          </w:tcPr>
+          <w:p>
+            <w:pPr>
+              <w:jc w:val="center"/>
+              <w:rPr>
+                <w:rFonts w:ascii="標楷體-繁" w:eastAsia="標楷體-繁" w:hAnsi="標楷體-繁"/>
+                <w:szCs w:val="28"/>
+              </w:rPr>
+            </w:pPr>
+          </w:p>
+        </w:tc>
+        <w:tc>
+          <w:tcPr>
+            <w:tcW w:w="667" w:type="pct"/>
+          </w:tcPr>
+          <w:p>
+            <w:pPr>
+              <w:jc w:val="center"/>
+              <w:rPr>
+                <w:rFonts w:ascii="標楷體-繁" w:eastAsia="標楷體-繁" w:hAnsi="標楷體-繁"/>
+                <w:szCs w:val="28"/>
+              </w:rPr>
+            </w:pPr>
+          </w:p>
+        </w:tc>
+      </w:tr>
+      <w:tr>
+        <w:tc>
+          <w:tcPr>
+            <w:tcW w:w="375" w:type="pct"/>
+            <w:vMerge/>
+            <w:shd w:val="clear" w:color="auto" w:fill="D9D9D9" w:themeFill="background1" w:themeFillShade="D9"/>
+            <w:textDirection w:val="tbRlV"/>
+            <w:vAlign w:val="center"/>
+          </w:tcPr>
+          <w:p>
+            <w:pPr>
+              <w:ind w:left="113" w:right="113"/>
+              <w:jc w:val="center"/>
+              <w:rPr>
+                <w:rFonts w:ascii="標楷體-繁" w:eastAsia="標楷體-繁" w:hAnsi="標楷體-繁"/>
+                <w:szCs w:val="28"/>
+              </w:rPr>
+            </w:pPr>
+          </w:p>
+        </w:tc>
+        <w:tc>
+          <w:tcPr>
+            <w:tcW w:w="1466" w:type="pct"/>
+          </w:tcPr>
+          <w:p>
+            <w:pPr>
+              <w:rPr>
+                <w:rFonts w:ascii="標楷體-繁" w:eastAsia="標楷體-繁" w:hAnsi="標楷體-繁"/>
+                <w:szCs w:val="28"/>
+                <w:lang w:eastAsia="zh-TW"/>
+              </w:rPr>
+            </w:pPr>
+            <w:r>
+              <w:rPr>
+                <w:rFonts w:ascii="標楷體-繁" w:eastAsia="標楷體-繁" w:hAnsi="標楷體-繁" w:hint="eastAsia"/>
+                <w:szCs w:val="28"/>
+                <w:lang w:eastAsia="zh-TW"/>
+              </w:rPr>
+              <w:t>第4章 專題時程與組織分工</w:t>
+            </w:r>
+          </w:p>
+        </w:tc>
+        <w:tc>
+          <w:tcPr>
+            <w:tcW w:w="623" w:type="pct"/>
+          </w:tcPr>
+          <w:p>
+            <w:pPr>
+              <w:jc w:val="center"/>
+              <w:rPr>
+                <w:rFonts w:ascii="標楷體-繁" w:eastAsia="標楷體-繁" w:hAnsi="標楷體-繁"/>
+                <w:szCs w:val="28"/>
+                <w:lang w:eastAsia="zh-TW"/>
+              </w:rPr>
+            </w:pPr>
+          </w:p>
+        </w:tc>
+        <w:tc>
+          <w:tcPr>
+            <w:tcW w:w="623" w:type="pct"/>
+          </w:tcPr>
+          <w:p>
+            <w:pPr>
+              <w:jc w:val="center"/>
+              <w:rPr>
+                <w:rFonts w:ascii="標楷體-繁" w:eastAsia="標楷體-繁" w:hAnsi="標楷體-繁"/>
+                <w:szCs w:val="28"/>
+              </w:rPr>
+            </w:pPr>
+          </w:p>
+        </w:tc>
+        <w:tc>
+          <w:tcPr>
+            <w:tcW w:w="623" w:type="pct"/>
+          </w:tcPr>
+          <w:p>
+            <w:pPr>
+              <w:jc w:val="center"/>
+              <w:rPr>
+                <w:rFonts w:ascii="標楷體-繁" w:eastAsia="標楷體-繁" w:hAnsi="標楷體-繁"/>
+                <w:szCs w:val="28"/>
+              </w:rPr>
+            </w:pPr>
+          </w:p>
+        </w:tc>
+        <w:tc>
+          <w:tcPr>
+            <w:tcW w:w="623" w:type="pct"/>
+          </w:tcPr>
+          <w:p>
+            <w:pPr>
+              <w:jc w:val="center"/>
+              <w:rPr>
+                <w:rFonts w:ascii="標楷體-繁" w:eastAsia="標楷體-繁" w:hAnsi="標楷體-繁"/>
+                <w:szCs w:val="28"/>
+              </w:rPr>
+            </w:pPr>
+          </w:p>
+        </w:tc>
+        <w:tc>
+          <w:tcPr>
+            <w:tcW w:w="667" w:type="pct"/>
+          </w:tcPr>
+          <w:p>
+            <w:pPr>
+              <w:jc w:val="center"/>
+              <w:rPr>
+                <w:rFonts w:ascii="標楷體-繁" w:eastAsia="標楷體-繁" w:hAnsi="標楷體-繁"/>
+                <w:szCs w:val="28"/>
+              </w:rPr>
+            </w:pPr>
+          </w:p>
+        </w:tc>
+      </w:tr>
+      <w:tr>
+        <w:tc>
+          <w:tcPr>
+            <w:tcW w:w="375" w:type="pct"/>
+            <w:vMerge/>
+            <w:shd w:val="clear" w:color="auto" w:fill="D9D9D9" w:themeFill="background1" w:themeFillShade="D9"/>
+            <w:textDirection w:val="tbRlV"/>
+            <w:vAlign w:val="center"/>
+          </w:tcPr>
+          <w:p>
+            <w:pPr>
+              <w:ind w:left="113" w:right="113"/>
+              <w:jc w:val="center"/>
+              <w:rPr>
+                <w:rFonts w:ascii="標楷體-繁" w:eastAsia="標楷體-繁" w:hAnsi="標楷體-繁"/>
+                <w:szCs w:val="28"/>
+              </w:rPr>
+            </w:pPr>
+          </w:p>
+        </w:tc>
+        <w:tc>
+          <w:tcPr>
+            <w:tcW w:w="1466" w:type="pct"/>
+          </w:tcPr>
+          <w:p>
+            <w:pPr>
+              <w:rPr>
+                <w:rFonts w:ascii="標楷體-繁" w:eastAsia="標楷體-繁" w:hAnsi="標楷體-繁"/>
+                <w:szCs w:val="28"/>
+              </w:rPr>
+            </w:pPr>
+            <w:r>
+              <w:rPr>
+                <w:rFonts w:ascii="標楷體-繁" w:eastAsia="標楷體-繁" w:hAnsi="標楷體-繁" w:hint="eastAsia"/>
+                <w:szCs w:val="28"/>
+              </w:rPr>
+              <w:t>第5章 需求模型</w:t>
+            </w:r>
+          </w:p>
+        </w:tc>
+        <w:tc>
+          <w:tcPr>
+            <w:tcW w:w="623" w:type="pct"/>
+          </w:tcPr>
+          <w:p>
+            <w:pPr>
+              <w:jc w:val="center"/>
+              <w:rPr>
+                <w:rFonts w:ascii="標楷體-繁" w:eastAsia="標楷體-繁" w:hAnsi="標楷體-繁"/>
+                <w:szCs w:val="28"/>
+                <w:lang w:eastAsia="zh-TW"/>
+              </w:rPr>
+            </w:pPr>
+          </w:p>
+        </w:tc>
+        <w:tc>
+          <w:tcPr>
+            <w:tcW w:w="623" w:type="pct"/>
+          </w:tcPr>
+          <w:p>
+            <w:pPr>
+              <w:jc w:val="center"/>
+              <w:rPr>
+                <w:rFonts w:ascii="標楷體-繁" w:eastAsia="標楷體-繁" w:hAnsi="標楷體-繁"/>
+                <w:szCs w:val="28"/>
+              </w:rPr>
+            </w:pPr>
+          </w:p>
+        </w:tc>
+        <w:tc>
+          <w:tcPr>
+            <w:tcW w:w="623" w:type="pct"/>
+          </w:tcPr>
+          <w:p>
+            <w:pPr>
+              <w:jc w:val="center"/>
+              <w:rPr>
+                <w:rFonts w:ascii="標楷體-繁" w:eastAsia="標楷體-繁" w:hAnsi="標楷體-繁"/>
+                <w:szCs w:val="28"/>
+              </w:rPr>
+            </w:pPr>
+          </w:p>
+        </w:tc>
+        <w:tc>
+          <w:tcPr>
+            <w:tcW w:w="623" w:type="pct"/>
+          </w:tcPr>
+          <w:p>
+            <w:pPr>
+              <w:jc w:val="center"/>
+              <w:rPr>
+                <w:rFonts w:ascii="標楷體-繁" w:eastAsia="標楷體-繁" w:hAnsi="標楷體-繁"/>
+                <w:szCs w:val="28"/>
+              </w:rPr>
+            </w:pPr>
+          </w:p>
+        </w:tc>
+        <w:tc>
+          <w:tcPr>
+            <w:tcW w:w="667" w:type="pct"/>
+          </w:tcPr>
+          <w:p>
+            <w:pPr>
+              <w:jc w:val="center"/>
+              <w:rPr>
+                <w:rFonts w:ascii="標楷體-繁" w:eastAsia="標楷體-繁" w:hAnsi="標楷體-繁"/>
+                <w:szCs w:val="28"/>
+              </w:rPr>
+            </w:pPr>
+          </w:p>
+        </w:tc>
+      </w:tr>
+      <w:tr>
+        <w:tc>
+          <w:tcPr>
+            <w:tcW w:w="375" w:type="pct"/>
+            <w:vMerge/>
+            <w:shd w:val="clear" w:color="auto" w:fill="D9D9D9" w:themeFill="background1" w:themeFillShade="D9"/>
+            <w:textDirection w:val="tbRlV"/>
+            <w:vAlign w:val="center"/>
+          </w:tcPr>
+          <w:p>
+            <w:pPr>
+              <w:ind w:left="113" w:right="113"/>
+              <w:jc w:val="center"/>
+              <w:rPr>
+                <w:rFonts w:ascii="標楷體-繁" w:eastAsia="標楷體-繁" w:hAnsi="標楷體-繁"/>
+                <w:szCs w:val="28"/>
+              </w:rPr>
+            </w:pPr>
+          </w:p>
+        </w:tc>
+        <w:tc>
+          <w:tcPr>
+            <w:tcW w:w="1466" w:type="pct"/>
+          </w:tcPr>
+          <w:p>
+            <w:pPr>
+              <w:rPr>
+                <w:rFonts w:ascii="標楷體-繁" w:eastAsia="標楷體-繁" w:hAnsi="標楷體-繁"/>
+                <w:szCs w:val="28"/>
+              </w:rPr>
+            </w:pPr>
+            <w:r>
+              <w:rPr>
+                <w:rFonts w:ascii="標楷體-繁" w:eastAsia="標楷體-繁" w:hAnsi="標楷體-繁" w:hint="eastAsia"/>
+                <w:szCs w:val="28"/>
+              </w:rPr>
+              <w:t>第6章 程序模型</w:t>
+            </w:r>
+          </w:p>
+        </w:tc>
+        <w:tc>
+          <w:tcPr>
+            <w:tcW w:w="623" w:type="pct"/>
+          </w:tcPr>
+          <w:p>
+            <w:pPr>
+              <w:jc w:val="center"/>
+              <w:rPr>
+                <w:rFonts w:ascii="標楷體-繁" w:eastAsia="標楷體-繁" w:hAnsi="標楷體-繁"/>
+                <w:szCs w:val="28"/>
+              </w:rPr>
+            </w:pPr>
+          </w:p>
+        </w:tc>
+        <w:tc>
+          <w:tcPr>
+            <w:tcW w:w="623" w:type="pct"/>
+          </w:tcPr>
+          <w:p>
+            <w:pPr>
+              <w:jc w:val="center"/>
+              <w:rPr>
+                <w:rFonts w:ascii="標楷體-繁" w:eastAsia="標楷體-繁" w:hAnsi="標楷體-繁"/>
+                <w:szCs w:val="28"/>
+              </w:rPr>
+            </w:pPr>
+          </w:p>
+        </w:tc>
+        <w:tc>
+          <w:tcPr>
+            <w:tcW w:w="623" w:type="pct"/>
+          </w:tcPr>
+          <w:p>
+            <w:pPr>
+              <w:jc w:val="center"/>
+              <w:rPr>
+                <w:rFonts w:ascii="標楷體-繁" w:eastAsia="標楷體-繁" w:hAnsi="標楷體-繁"/>
+                <w:szCs w:val="28"/>
+              </w:rPr>
+            </w:pPr>
+          </w:p>
+        </w:tc>
+        <w:tc>
+          <w:tcPr>
+            <w:tcW w:w="623" w:type="pct"/>
+          </w:tcPr>
+          <w:p>
+            <w:pPr>
+              <w:jc w:val="center"/>
+              <w:rPr>
+                <w:rFonts w:ascii="標楷體-繁" w:eastAsia="標楷體-繁" w:hAnsi="標楷體-繁"/>
+                <w:szCs w:val="28"/>
+              </w:rPr>
+            </w:pPr>
+          </w:p>
+        </w:tc>
+        <w:tc>
+          <w:tcPr>
+            <w:tcW w:w="667" w:type="pct"/>
+          </w:tcPr>
+          <w:p>
+            <w:pPr>
+              <w:jc w:val="center"/>
+              <w:rPr>
+                <w:rFonts w:ascii="標楷體-繁" w:eastAsia="標楷體-繁" w:hAnsi="標楷體-繁"/>
+                <w:szCs w:val="28"/>
+                <w:lang w:eastAsia="zh-TW"/>
+              </w:rPr>
+            </w:pPr>
+          </w:p>
+        </w:tc>
+      </w:tr>
+      <w:tr>
+        <w:tc>
+          <w:tcPr>
+            <w:tcW w:w="375" w:type="pct"/>
+            <w:vMerge/>
+            <w:shd w:val="clear" w:color="auto" w:fill="D9D9D9" w:themeFill="background1" w:themeFillShade="D9"/>
+            <w:textDirection w:val="tbRlV"/>
+            <w:vAlign w:val="center"/>
+          </w:tcPr>
+          <w:p>
+            <w:pPr>
+              <w:ind w:left="113" w:right="113"/>
+              <w:jc w:val="center"/>
+              <w:rPr>
+                <w:rFonts w:ascii="標楷體-繁" w:eastAsia="標楷體-繁" w:hAnsi="標楷體-繁"/>
+                <w:szCs w:val="28"/>
+              </w:rPr>
+            </w:pPr>
+          </w:p>
+        </w:tc>
+        <w:tc>
+          <w:tcPr>
+            <w:tcW w:w="1466" w:type="pct"/>
+          </w:tcPr>
+          <w:p>
+            <w:pPr>
+              <w:rPr>
+                <w:rFonts w:ascii="標楷體-繁" w:eastAsia="標楷體-繁" w:hAnsi="標楷體-繁"/>
+                <w:szCs w:val="28"/>
+              </w:rPr>
+            </w:pPr>
+            <w:r>
+              <w:rPr>
+                <w:rFonts w:ascii="標楷體-繁" w:eastAsia="標楷體-繁" w:hAnsi="標楷體-繁" w:hint="eastAsia"/>
+                <w:szCs w:val="28"/>
+              </w:rPr>
+              <w:t>第7章 資料模型</w:t>
+            </w:r>
+          </w:p>
+        </w:tc>
+        <w:tc>
+          <w:tcPr>
+            <w:tcW w:w="623" w:type="pct"/>
+          </w:tcPr>
+          <w:p>
+            <w:pPr>
+              <w:jc w:val="center"/>
+              <w:rPr>
+                <w:rFonts w:ascii="標楷體-繁" w:eastAsia="標楷體-繁" w:hAnsi="標楷體-繁"/>
+                <w:szCs w:val="28"/>
+              </w:rPr>
+            </w:pPr>
+          </w:p>
+        </w:tc>
+        <w:tc>
+          <w:tcPr>
+            <w:tcW w:w="623" w:type="pct"/>
+          </w:tcPr>
+          <w:p>
+            <w:pPr>
+              <w:jc w:val="center"/>
+              <w:rPr>
+                <w:rFonts w:ascii="標楷體-繁" w:eastAsia="標楷體-繁" w:hAnsi="標楷體-繁"/>
+                <w:szCs w:val="28"/>
+              </w:rPr>
+            </w:pPr>
+          </w:p>
+        </w:tc>
+        <w:tc>
+          <w:tcPr>
+            <w:tcW w:w="623" w:type="pct"/>
+          </w:tcPr>
+          <w:p>
+            <w:pPr>
+              <w:jc w:val="center"/>
+              <w:rPr>
+                <w:rFonts w:ascii="標楷體-繁" w:eastAsia="標楷體-繁" w:hAnsi="標楷體-繁"/>
+                <w:szCs w:val="28"/>
+                <w:lang w:eastAsia="zh-TW"/>
+              </w:rPr>
+            </w:pPr>
+          </w:p>
+        </w:tc>
+        <w:tc>
+          <w:tcPr>
+            <w:tcW w:w="623" w:type="pct"/>
+          </w:tcPr>
+          <w:p>
+            <w:pPr>
+              <w:jc w:val="center"/>
+              <w:rPr>
+                <w:rFonts w:ascii="標楷體-繁" w:eastAsia="標楷體-繁" w:hAnsi="標楷體-繁"/>
+                <w:szCs w:val="28"/>
+              </w:rPr>
+            </w:pPr>
+          </w:p>
+        </w:tc>
+        <w:tc>
+          <w:tcPr>
+            <w:tcW w:w="667" w:type="pct"/>
+          </w:tcPr>
+          <w:p>
+            <w:pPr>
+              <w:jc w:val="center"/>
+              <w:rPr>
+                <w:rFonts w:ascii="標楷體-繁" w:eastAsia="標楷體-繁" w:hAnsi="標楷體-繁"/>
+                <w:szCs w:val="28"/>
+              </w:rPr>
+            </w:pPr>
+          </w:p>
+        </w:tc>
+      </w:tr>
+      <w:tr>
+        <w:tc>
+          <w:tcPr>
+            <w:tcW w:w="375" w:type="pct"/>
+            <w:vMerge/>
+            <w:shd w:val="clear" w:color="auto" w:fill="D9D9D9" w:themeFill="background1" w:themeFillShade="D9"/>
+            <w:textDirection w:val="tbRlV"/>
+            <w:vAlign w:val="center"/>
+          </w:tcPr>
+          <w:p>
+            <w:pPr>
+              <w:ind w:left="113" w:right="113"/>
+              <w:jc w:val="center"/>
+              <w:rPr>
+                <w:rFonts w:ascii="標楷體-繁" w:eastAsia="標楷體-繁" w:hAnsi="標楷體-繁"/>
+                <w:szCs w:val="28"/>
+              </w:rPr>
+            </w:pPr>
+          </w:p>
+        </w:tc>
+        <w:tc>
+          <w:tcPr>
+            <w:tcW w:w="1466" w:type="pct"/>
+          </w:tcPr>
+          <w:p>
+            <w:pPr>
+              <w:rPr>
+                <w:rFonts w:ascii="標楷體-繁" w:eastAsia="標楷體-繁" w:hAnsi="標楷體-繁"/>
+                <w:szCs w:val="28"/>
+              </w:rPr>
+            </w:pPr>
+            <w:r>
+              <w:rPr>
+                <w:rFonts w:ascii="標楷體-繁" w:eastAsia="標楷體-繁" w:hAnsi="標楷體-繁" w:hint="eastAsia"/>
+                <w:szCs w:val="28"/>
+              </w:rPr>
+              <w:t>第8章 資料庫設計</w:t>
+            </w:r>
+          </w:p>
+        </w:tc>
+        <w:tc>
+          <w:tcPr>
+            <w:tcW w:w="623" w:type="pct"/>
+          </w:tcPr>
+          <w:p>
+            <w:pPr>
+              <w:jc w:val="center"/>
+              <w:rPr>
+                <w:rFonts w:ascii="標楷體-繁" w:eastAsia="標楷體-繁" w:hAnsi="標楷體-繁"/>
+                <w:szCs w:val="28"/>
+              </w:rPr>
+            </w:pPr>
+          </w:p>
+        </w:tc>
+        <w:tc>
+          <w:tcPr>
+            <w:tcW w:w="623" w:type="pct"/>
+          </w:tcPr>
+          <w:p>
+            <w:pPr>
+              <w:jc w:val="center"/>
+              <w:rPr>
+                <w:rFonts w:ascii="標楷體-繁" w:eastAsia="標楷體-繁" w:hAnsi="標楷體-繁"/>
+                <w:szCs w:val="28"/>
+              </w:rPr>
+            </w:pPr>
+          </w:p>
+        </w:tc>
+        <w:tc>
+          <w:tcPr>
+            <w:tcW w:w="623" w:type="pct"/>
+          </w:tcPr>
+          <w:p>
+            <w:pPr>
+              <w:jc w:val="center"/>
+              <w:rPr>
+                <w:rFonts w:ascii="標楷體-繁" w:eastAsia="標楷體-繁" w:hAnsi="標楷體-繁"/>
+                <w:szCs w:val="28"/>
+                <w:lang w:eastAsia="zh-TW"/>
+              </w:rPr>
+            </w:pPr>
+          </w:p>
+        </w:tc>
+        <w:tc>
+          <w:tcPr>
+            <w:tcW w:w="623" w:type="pct"/>
+          </w:tcPr>
+          <w:p>
+            <w:pPr>
+              <w:jc w:val="center"/>
+              <w:rPr>
+                <w:rFonts w:ascii="標楷體-繁" w:eastAsia="標楷體-繁" w:hAnsi="標楷體-繁"/>
+                <w:szCs w:val="28"/>
+              </w:rPr>
+            </w:pPr>
+          </w:p>
+        </w:tc>
+        <w:tc>
+          <w:tcPr>
+            <w:tcW w:w="667" w:type="pct"/>
+          </w:tcPr>
+          <w:p>
+            <w:pPr>
+              <w:jc w:val="center"/>
+              <w:rPr>
+                <w:rFonts w:ascii="標楷體-繁" w:eastAsia="標楷體-繁" w:hAnsi="標楷體-繁"/>
+                <w:szCs w:val="28"/>
+              </w:rPr>
+            </w:pPr>
+          </w:p>
+        </w:tc>
+      </w:tr>
+      <w:tr>
+        <w:tc>
+          <w:tcPr>
+            <w:tcW w:w="375" w:type="pct"/>
+            <w:vMerge/>
+            <w:shd w:val="clear" w:color="auto" w:fill="D9D9D9" w:themeFill="background1" w:themeFillShade="D9"/>
+            <w:textDirection w:val="tbRlV"/>
+            <w:vAlign w:val="center"/>
+          </w:tcPr>
+          <w:p>
+            <w:pPr>
+              <w:ind w:left="113" w:right="113"/>
+              <w:jc w:val="center"/>
+              <w:rPr>
+                <w:rFonts w:ascii="標楷體-繁" w:eastAsia="標楷體-繁" w:hAnsi="標楷體-繁"/>
+                <w:szCs w:val="28"/>
+              </w:rPr>
+            </w:pPr>
+          </w:p>
+        </w:tc>
+        <w:tc>
+          <w:tcPr>
+            <w:tcW w:w="1466" w:type="pct"/>
+          </w:tcPr>
+          <w:p>
+            <w:pPr>
+              <w:rPr>
+                <w:rFonts w:ascii="標楷體-繁" w:eastAsia="標楷體-繁" w:hAnsi="標楷體-繁"/>
+                <w:szCs w:val="28"/>
+              </w:rPr>
+            </w:pPr>
+            <w:r>
+              <w:rPr>
+                <w:rFonts w:ascii="標楷體-繁" w:eastAsia="標楷體-繁" w:hAnsi="標楷體-繁" w:hint="eastAsia"/>
+                <w:szCs w:val="28"/>
+              </w:rPr>
+              <w:t>第9章 程式</w:t>
+            </w:r>
+          </w:p>
+        </w:tc>
+        <w:tc>
+          <w:tcPr>
+            <w:tcW w:w="623" w:type="pct"/>
+          </w:tcPr>
+          <w:p>
+            <w:pPr>
+              <w:jc w:val="center"/>
+              <w:rPr>
+                <w:rFonts w:ascii="標楷體-繁" w:eastAsia="標楷體-繁" w:hAnsi="標楷體-繁"/>
+                <w:szCs w:val="28"/>
+              </w:rPr>
+            </w:pPr>
+          </w:p>
+        </w:tc>
+        <w:tc>
+          <w:tcPr>
+            <w:tcW w:w="623" w:type="pct"/>
+          </w:tcPr>
+          <w:p>
+            <w:pPr>
+              <w:jc w:val="center"/>
+              <w:rPr>
+                <w:rFonts w:ascii="標楷體-繁" w:eastAsia="標楷體-繁" w:hAnsi="標楷體-繁"/>
+                <w:szCs w:val="28"/>
+              </w:rPr>
+            </w:pPr>
+          </w:p>
+        </w:tc>
+        <w:tc>
+          <w:tcPr>
+            <w:tcW w:w="623" w:type="pct"/>
+          </w:tcPr>
+          <w:p>
+            <w:pPr>
+              <w:jc w:val="center"/>
+              <w:rPr>
+                <w:rFonts w:ascii="標楷體-繁" w:eastAsia="標楷體-繁" w:hAnsi="標楷體-繁"/>
+                <w:szCs w:val="28"/>
+              </w:rPr>
+            </w:pPr>
+          </w:p>
+        </w:tc>
+        <w:tc>
+          <w:tcPr>
+            <w:tcW w:w="623" w:type="pct"/>
+          </w:tcPr>
+          <w:p>
+            <w:pPr>
+              <w:jc w:val="center"/>
+              <w:rPr>
+                <w:rFonts w:ascii="標楷體-繁" w:eastAsia="標楷體-繁" w:hAnsi="標楷體-繁"/>
+                <w:szCs w:val="28"/>
+              </w:rPr>
+            </w:pPr>
+          </w:p>
+        </w:tc>
+        <w:tc>
+          <w:tcPr>
+            <w:tcW w:w="667" w:type="pct"/>
+          </w:tcPr>
+          <w:p>
+            <w:pPr>
+              <w:jc w:val="center"/>
+              <w:rPr>
+                <w:rFonts w:ascii="標楷體-繁" w:eastAsia="標楷體-繁" w:hAnsi="標楷體-繁"/>
+                <w:szCs w:val="28"/>
+                <w:lang w:eastAsia="zh-TW"/>
+              </w:rPr>
+            </w:pPr>
+          </w:p>
+        </w:tc>
+      </w:tr>
+      <w:tr>
+        <w:tc>
+          <w:tcPr>
+            <w:tcW w:w="375" w:type="pct"/>
+            <w:vMerge/>
+            <w:shd w:val="clear" w:color="auto" w:fill="D9D9D9" w:themeFill="background1" w:themeFillShade="D9"/>
+            <w:textDirection w:val="tbRlV"/>
+            <w:vAlign w:val="center"/>
+          </w:tcPr>
+          <w:p>
+            <w:pPr>
+              <w:ind w:left="113" w:right="113"/>
+              <w:jc w:val="center"/>
+              <w:rPr>
+                <w:rFonts w:ascii="標楷體-繁" w:eastAsia="標楷體-繁" w:hAnsi="標楷體-繁"/>
+                <w:szCs w:val="28"/>
+              </w:rPr>
+            </w:pPr>
+          </w:p>
+        </w:tc>
+        <w:tc>
+          <w:tcPr>
+            <w:tcW w:w="1466" w:type="pct"/>
+          </w:tcPr>
+          <w:p>
+            <w:pPr>
+              <w:rPr>
+                <w:rFonts w:ascii="標楷體-繁" w:eastAsia="標楷體-繁" w:hAnsi="標楷體-繁"/>
+                <w:szCs w:val="28"/>
+              </w:rPr>
+            </w:pPr>
+            <w:r>
+              <w:rPr>
+                <w:rFonts w:ascii="標楷體-繁" w:eastAsia="標楷體-繁" w:hAnsi="標楷體-繁" w:hint="eastAsia"/>
+                <w:szCs w:val="28"/>
+              </w:rPr>
+              <w:t>第10章 測試模型</w:t>
+            </w:r>
+          </w:p>
+        </w:tc>
+        <w:tc>
+          <w:tcPr>
+            <w:tcW w:w="623" w:type="pct"/>
+          </w:tcPr>
+          <w:p>
+            <w:pPr>
+              <w:jc w:val="center"/>
+              <w:rPr>
+                <w:rFonts w:ascii="標楷體-繁" w:eastAsia="標楷體-繁" w:hAnsi="標楷體-繁"/>
+                <w:szCs w:val="28"/>
+              </w:rPr>
+            </w:pPr>
+          </w:p>
+        </w:tc>
+        <w:tc>
+          <w:tcPr>
+            <w:tcW w:w="623" w:type="pct"/>
+          </w:tcPr>
+          <w:p>
+            <w:pPr>
+              <w:jc w:val="center"/>
+              <w:rPr>
+                <w:rFonts w:ascii="標楷體-繁" w:eastAsia="標楷體-繁" w:hAnsi="標楷體-繁"/>
+                <w:szCs w:val="28"/>
+              </w:rPr>
+            </w:pPr>
+          </w:p>
+        </w:tc>
+        <w:tc>
+          <w:tcPr>
+            <w:tcW w:w="623" w:type="pct"/>
+          </w:tcPr>
+          <w:p>
+            <w:pPr>
+              <w:jc w:val="center"/>
+              <w:rPr>
+                <w:rFonts w:ascii="標楷體-繁" w:eastAsia="標楷體-繁" w:hAnsi="標楷體-繁"/>
+                <w:szCs w:val="28"/>
+              </w:rPr>
+            </w:pPr>
+          </w:p>
+        </w:tc>
+        <w:tc>
+          <w:tcPr>
+            <w:tcW w:w="623" w:type="pct"/>
+          </w:tcPr>
+          <w:p>
+            <w:pPr>
+              <w:jc w:val="center"/>
+              <w:rPr>
+                <w:rFonts w:ascii="標楷體-繁" w:eastAsia="標楷體-繁" w:hAnsi="標楷體-繁"/>
+                <w:szCs w:val="28"/>
+              </w:rPr>
+            </w:pPr>
+          </w:p>
+        </w:tc>
+        <w:tc>
+          <w:tcPr>
+            <w:tcW w:w="667" w:type="pct"/>
+          </w:tcPr>
+          <w:p>
+            <w:pPr>
+              <w:jc w:val="center"/>
+              <w:rPr>
+                <w:rFonts w:ascii="標楷體-繁" w:eastAsia="標楷體-繁" w:hAnsi="標楷體-繁"/>
+                <w:szCs w:val="28"/>
+                <w:lang w:eastAsia="zh-TW"/>
+              </w:rPr>
+            </w:pPr>
+          </w:p>
+        </w:tc>
+      </w:tr>
+      <w:tr>
+        <w:tc>
+          <w:tcPr>
+            <w:tcW w:w="375" w:type="pct"/>
+            <w:vMerge/>
+            <w:shd w:val="clear" w:color="auto" w:fill="D9D9D9" w:themeFill="background1" w:themeFillShade="D9"/>
+            <w:textDirection w:val="tbRlV"/>
+            <w:vAlign w:val="center"/>
+          </w:tcPr>
+          <w:p>
+            <w:pPr>
+              <w:ind w:left="113" w:right="113"/>
+              <w:jc w:val="center"/>
+              <w:rPr>
+                <w:rFonts w:ascii="標楷體-繁" w:eastAsia="標楷體-繁" w:hAnsi="標楷體-繁"/>
+                <w:szCs w:val="28"/>
+              </w:rPr>
+            </w:pPr>
+          </w:p>
+        </w:tc>
+        <w:tc>
+          <w:tcPr>
+            <w:tcW w:w="1466" w:type="pct"/>
+          </w:tcPr>
+          <w:p>
+            <w:pPr>
+              <w:rPr>
+                <w:rFonts w:ascii="標楷體-繁" w:eastAsia="標楷體-繁" w:hAnsi="標楷體-繁"/>
+                <w:szCs w:val="28"/>
+              </w:rPr>
+            </w:pPr>
+            <w:r>
+              <w:rPr>
+                <w:rFonts w:ascii="標楷體-繁" w:eastAsia="標楷體-繁" w:hAnsi="標楷體-繁" w:hint="eastAsia"/>
+                <w:szCs w:val="28"/>
+              </w:rPr>
+              <w:t>第11章 操作手冊</w:t>
+            </w:r>
+          </w:p>
+        </w:tc>
+        <w:tc>
+          <w:tcPr>
+            <w:tcW w:w="623" w:type="pct"/>
+          </w:tcPr>
+          <w:p>
+            <w:pPr>
+              <w:jc w:val="center"/>
+              <w:rPr>
+                <w:rFonts w:ascii="標楷體-繁" w:eastAsia="標楷體-繁" w:hAnsi="標楷體-繁"/>
+                <w:szCs w:val="28"/>
+              </w:rPr>
+            </w:pPr>
+          </w:p>
+        </w:tc>
+        <w:tc>
+          <w:tcPr>
+            <w:tcW w:w="623" w:type="pct"/>
+          </w:tcPr>
+          <w:p>
+            <w:pPr>
+              <w:jc w:val="center"/>
+              <w:rPr>
+                <w:rFonts w:ascii="標楷體-繁" w:eastAsia="標楷體-繁" w:hAnsi="標楷體-繁"/>
+                <w:szCs w:val="28"/>
+              </w:rPr>
+            </w:pPr>
+          </w:p>
+        </w:tc>
+        <w:tc>
+          <w:tcPr>
+            <w:tcW w:w="623" w:type="pct"/>
+          </w:tcPr>
+          <w:p>
+            <w:pPr>
+              <w:jc w:val="center"/>
+              <w:rPr>
+                <w:rFonts w:ascii="標楷體-繁" w:eastAsia="標楷體-繁" w:hAnsi="標楷體-繁"/>
+                <w:szCs w:val="28"/>
+              </w:rPr>
+            </w:pPr>
+          </w:p>
+        </w:tc>
+        <w:tc>
+          <w:tcPr>
+            <w:tcW w:w="623" w:type="pct"/>
+          </w:tcPr>
+          <w:p>
+            <w:pPr>
+              <w:jc w:val="center"/>
+              <w:rPr>
+                <w:rFonts w:ascii="標楷體-繁" w:eastAsia="標楷體-繁" w:hAnsi="標楷體-繁"/>
+                <w:szCs w:val="28"/>
+              </w:rPr>
+            </w:pPr>
+          </w:p>
+        </w:tc>
+        <w:tc>
+          <w:tcPr>
+            <w:tcW w:w="667" w:type="pct"/>
+          </w:tcPr>
+          <w:p>
+            <w:pPr>
+              <w:jc w:val="center"/>
+              <w:rPr>
+                <w:rFonts w:ascii="標楷體-繁" w:eastAsia="標楷體-繁" w:hAnsi="標楷體-繁"/>
+                <w:szCs w:val="28"/>
+                <w:lang w:eastAsia="zh-TW"/>
+              </w:rPr>
+            </w:pPr>
+          </w:p>
+        </w:tc>
+      </w:tr>
+      <w:tr>
+        <w:tc>
+          <w:tcPr>
+            <w:tcW w:w="375" w:type="pct"/>
+            <w:vMerge/>
+            <w:shd w:val="clear" w:color="auto" w:fill="D9D9D9" w:themeFill="background1" w:themeFillShade="D9"/>
+            <w:textDirection w:val="tbRlV"/>
+            <w:vAlign w:val="center"/>
+          </w:tcPr>
+          <w:p>
+            <w:pPr>
+              <w:ind w:left="113" w:right="113"/>
+              <w:jc w:val="center"/>
+              <w:rPr>
+                <w:rFonts w:ascii="標楷體-繁" w:eastAsia="標楷體-繁" w:hAnsi="標楷體-繁"/>
+                <w:szCs w:val="28"/>
+              </w:rPr>
+            </w:pPr>
+          </w:p>
+        </w:tc>
+        <w:tc>
+          <w:tcPr>
+            <w:tcW w:w="1466" w:type="pct"/>
+          </w:tcPr>
+          <w:p>
+            <w:pPr>
+              <w:rPr>
+                <w:rFonts w:ascii="標楷體-繁" w:eastAsia="標楷體-繁" w:hAnsi="標楷體-繁"/>
+                <w:szCs w:val="28"/>
+              </w:rPr>
+            </w:pPr>
+            <w:r>
+              <w:rPr>
+                <w:rFonts w:ascii="標楷體-繁" w:eastAsia="標楷體-繁" w:hAnsi="標楷體-繁" w:hint="eastAsia"/>
+                <w:szCs w:val="28"/>
+              </w:rPr>
+              <w:t>第12章 使用手冊</w:t>
+            </w:r>
+          </w:p>
+        </w:tc>
+        <w:tc>
+          <w:tcPr>
+            <w:tcW w:w="623" w:type="pct"/>
+          </w:tcPr>
+          <w:p>
+            <w:pPr>
+              <w:jc w:val="center"/>
+              <w:rPr>
+                <w:rFonts w:ascii="標楷體-繁" w:eastAsia="標楷體-繁" w:hAnsi="標楷體-繁"/>
+                <w:szCs w:val="28"/>
+              </w:rPr>
+            </w:pPr>
+          </w:p>
+        </w:tc>
+        <w:tc>
+          <w:tcPr>
+            <w:tcW w:w="623" w:type="pct"/>
+          </w:tcPr>
+          <w:p>
+            <w:pPr>
+              <w:jc w:val="center"/>
+              <w:rPr>
+                <w:rFonts w:ascii="標楷體-繁" w:eastAsia="標楷體-繁" w:hAnsi="標楷體-繁"/>
+                <w:szCs w:val="28"/>
+              </w:rPr>
+            </w:pPr>
+          </w:p>
+        </w:tc>
+        <w:tc>
+          <w:tcPr>
+            <w:tcW w:w="623" w:type="pct"/>
+          </w:tcPr>
+          <w:p>
+            <w:pPr>
+              <w:jc w:val="center"/>
+              <w:rPr>
+                <w:rFonts w:ascii="標楷體-繁" w:eastAsia="標楷體-繁" w:hAnsi="標楷體-繁"/>
+                <w:szCs w:val="28"/>
+              </w:rPr>
+            </w:pPr>
+          </w:p>
+        </w:tc>
+        <w:tc>
+          <w:tcPr>
+            <w:tcW w:w="623" w:type="pct"/>
+          </w:tcPr>
+          <w:p>
+            <w:pPr>
+              <w:jc w:val="center"/>
+              <w:rPr>
+                <w:rFonts w:ascii="標楷體-繁" w:eastAsia="標楷體-繁" w:hAnsi="標楷體-繁"/>
+                <w:szCs w:val="28"/>
+              </w:rPr>
+            </w:pPr>
+          </w:p>
+        </w:tc>
+        <w:tc>
+          <w:tcPr>
+            <w:tcW w:w="667" w:type="pct"/>
+          </w:tcPr>
+          <w:p>
+            <w:pPr>
+              <w:jc w:val="center"/>
+              <w:rPr>
+                <w:rFonts w:ascii="標楷體-繁" w:eastAsia="標楷體-繁" w:hAnsi="標楷體-繁"/>
+                <w:szCs w:val="28"/>
+                <w:lang w:eastAsia="zh-TW"/>
+              </w:rPr>
+            </w:pPr>
+          </w:p>
+        </w:tc>
+      </w:tr>
+      <w:tr>
+        <w:trPr>
+          <w:trHeight w:val="356"/>
+        </w:trPr>
+        <w:tc>
+          <w:tcPr>
+            <w:tcW w:w="375" w:type="pct"/>
+            <w:vMerge w:val="restart"/>
+            <w:shd w:val="clear" w:color="auto" w:fill="D9D9D9" w:themeFill="background1" w:themeFillShade="D9"/>
+            <w:vAlign w:val="center"/>
+          </w:tcPr>
+          <w:p>
+            <w:pPr>
+              <w:jc w:val="center"/>
+              <w:rPr>
+                <w:rFonts w:ascii="標楷體-繁" w:eastAsia="標楷體-繁" w:hAnsi="標楷體-繁"/>
+                <w:szCs w:val="28"/>
+              </w:rPr>
+            </w:pPr>
+            <w:r>
+              <w:rPr>
+                <w:rFonts w:ascii="標楷體-繁" w:eastAsia="標楷體-繁" w:hAnsi="標楷體-繁" w:hint="eastAsia"/>
+                <w:szCs w:val="28"/>
+              </w:rPr>
+              <w:t>報告</w:t>
+            </w:r>
+          </w:p>
+        </w:tc>
+        <w:tc>
+          <w:tcPr>
+            <w:tcW w:w="1466" w:type="pct"/>
+            <w:vAlign w:val="center"/>
+          </w:tcPr>
+          <w:p>
+            <w:pPr>
+              <w:jc w:val="both"/>
+              <w:rPr>
+                <w:rFonts w:ascii="標楷體-繁" w:eastAsia="標楷體-繁" w:hAnsi="標楷體-繁"/>
+                <w:szCs w:val="28"/>
+              </w:rPr>
+            </w:pPr>
+            <w:r>
+              <w:rPr>
+                <w:rFonts w:ascii="標楷體-繁" w:eastAsia="標楷體-繁" w:hAnsi="標楷體-繁" w:hint="eastAsia"/>
+                <w:szCs w:val="28"/>
+              </w:rPr>
+              <w:t>初評</w:t>
+            </w:r>
+            <w:r>
+              <w:rPr>
+                <w:rFonts w:ascii="標楷體-繁" w:eastAsia="標楷體-繁" w:hAnsi="標楷體-繁" w:hint="eastAsia"/>
+                <w:szCs w:val="28"/>
+              </w:rPr>
+              <w:t>簡報製作</w:t>
+            </w:r>
+          </w:p>
+        </w:tc>
+        <w:tc>
+          <w:tcPr>
+            <w:tcW w:w="623" w:type="pct"/>
+          </w:tcPr>
+          <w:p>
+            <w:pPr>
+              <w:jc w:val="center"/>
+              <w:rPr>
+                <w:rFonts w:ascii="標楷體-繁" w:eastAsia="標楷體-繁" w:hAnsi="標楷體-繁"/>
+                <w:szCs w:val="28"/>
+              </w:rPr>
+            </w:pPr>
+          </w:p>
+        </w:tc>
+        <w:tc>
+          <w:tcPr>
+            <w:tcW w:w="623" w:type="pct"/>
+          </w:tcPr>
+          <w:p>
+            <w:pPr>
+              <w:jc w:val="center"/>
+              <w:rPr>
+                <w:rFonts w:ascii="標楷體-繁" w:eastAsia="標楷體-繁" w:hAnsi="標楷體-繁"/>
+                <w:szCs w:val="28"/>
+              </w:rPr>
+            </w:pPr>
+          </w:p>
+        </w:tc>
+        <w:tc>
+          <w:tcPr>
+            <w:tcW w:w="623" w:type="pct"/>
+          </w:tcPr>
+          <w:p>
+            <w:pPr>
+              <w:jc w:val="center"/>
+              <w:rPr>
+                <w:rFonts w:ascii="標楷體-繁" w:eastAsia="標楷體-繁" w:hAnsi="標楷體-繁"/>
+                <w:szCs w:val="28"/>
+              </w:rPr>
+            </w:pPr>
+          </w:p>
+        </w:tc>
+        <w:tc>
+          <w:tcPr>
+            <w:tcW w:w="623" w:type="pct"/>
+          </w:tcPr>
+          <w:p>
+            <w:pPr>
+              <w:jc w:val="center"/>
+              <w:rPr>
+                <w:rFonts w:ascii="標楷體-繁" w:eastAsia="標楷體-繁" w:hAnsi="標楷體-繁"/>
+                <w:szCs w:val="28"/>
+              </w:rPr>
+            </w:pPr>
+          </w:p>
+        </w:tc>
+        <w:tc>
+          <w:tcPr>
+            <w:tcW w:w="667" w:type="pct"/>
+          </w:tcPr>
+          <w:p>
+            <w:pPr>
+              <w:jc w:val="center"/>
+              <w:rPr>
+                <w:rFonts w:ascii="標楷體-繁" w:eastAsia="標楷體-繁" w:hAnsi="標楷體-繁"/>
+                <w:szCs w:val="28"/>
+                <w:lang w:eastAsia="zh-TW"/>
+              </w:rPr>
+            </w:pPr>
+          </w:p>
+        </w:tc>
+      </w:tr>
+      <w:tr>
+        <w:trPr>
+          <w:trHeight w:val="356"/>
+        </w:trPr>
+        <w:tc>
+          <w:tcPr>
+            <w:tcW w:w="375" w:type="pct"/>
+            <w:vMerge/>
+            <w:shd w:val="clear" w:color="auto" w:fill="D9D9D9" w:themeFill="background1" w:themeFillShade="D9"/>
+            <w:vAlign w:val="center"/>
+          </w:tcPr>
+          <w:p>
+            <w:pPr>
+              <w:jc w:val="center"/>
+              <w:rPr>
+                <w:rFonts w:ascii="標楷體-繁" w:eastAsia="標楷體-繁" w:hAnsi="標楷體-繁"/>
+                <w:szCs w:val="28"/>
+              </w:rPr>
+            </w:pPr>
+          </w:p>
+        </w:tc>
+        <w:tc>
+          <w:tcPr>
+            <w:tcW w:w="1466" w:type="pct"/>
+            <w:vAlign w:val="center"/>
+          </w:tcPr>
+          <w:p>
+            <w:pPr>
+              <w:jc w:val="both"/>
+              <w:rPr>
+                <w:rFonts w:ascii="標楷體-繁" w:eastAsia="標楷體-繁" w:hAnsi="標楷體-繁"/>
+                <w:szCs w:val="28"/>
+              </w:rPr>
+            </w:pPr>
+            <w:r>
+              <w:rPr>
+                <w:rFonts w:ascii="標楷體-繁" w:eastAsia="標楷體-繁" w:hAnsi="標楷體-繁" w:hint="eastAsia"/>
+                <w:szCs w:val="28"/>
+              </w:rPr>
+              <w:t>二評簡報製作</w:t>
+            </w:r>
+          </w:p>
+        </w:tc>
+        <w:tc>
+          <w:tcPr>
+            <w:tcW w:w="623" w:type="pct"/>
+          </w:tcPr>
+          <w:p>
+            <w:pPr>
+              <w:jc w:val="center"/>
+              <w:rPr>
+                <w:rFonts w:ascii="標楷體-繁" w:eastAsia="標楷體-繁" w:hAnsi="標楷體-繁"/>
+                <w:szCs w:val="28"/>
+                <w:lang w:eastAsia="zh-TW"/>
+              </w:rPr>
+            </w:pPr>
+          </w:p>
+        </w:tc>
+        <w:tc>
+          <w:tcPr>
+            <w:tcW w:w="623" w:type="pct"/>
+          </w:tcPr>
+          <w:p>
+            <w:pPr>
+              <w:jc w:val="center"/>
+              <w:rPr>
+                <w:rFonts w:ascii="標楷體-繁" w:eastAsia="標楷體-繁" w:hAnsi="標楷體-繁"/>
+                <w:szCs w:val="28"/>
+              </w:rPr>
+            </w:pPr>
+          </w:p>
+        </w:tc>
+        <w:tc>
+          <w:tcPr>
+            <w:tcW w:w="623" w:type="pct"/>
+          </w:tcPr>
+          <w:p>
+            <w:pPr>
+              <w:jc w:val="center"/>
+              <w:rPr>
+                <w:rFonts w:ascii="標楷體-繁" w:eastAsia="標楷體-繁" w:hAnsi="標楷體-繁"/>
+                <w:szCs w:val="28"/>
+              </w:rPr>
+            </w:pPr>
+          </w:p>
+        </w:tc>
+        <w:tc>
+          <w:tcPr>
+            <w:tcW w:w="623" w:type="pct"/>
+          </w:tcPr>
+          <w:p>
+            <w:pPr>
+              <w:jc w:val="center"/>
+              <w:rPr>
+                <w:rFonts w:ascii="標楷體-繁" w:eastAsia="標楷體-繁" w:hAnsi="標楷體-繁"/>
+                <w:szCs w:val="28"/>
+              </w:rPr>
+            </w:pPr>
+          </w:p>
+        </w:tc>
+        <w:tc>
+          <w:tcPr>
+            <w:tcW w:w="667" w:type="pct"/>
+          </w:tcPr>
+          <w:p>
+            <w:pPr>
+              <w:jc w:val="center"/>
+              <w:rPr>
+                <w:rFonts w:ascii="標楷體-繁" w:eastAsia="標楷體-繁" w:hAnsi="標楷體-繁"/>
+                <w:szCs w:val="28"/>
+              </w:rPr>
+            </w:pPr>
+          </w:p>
+        </w:tc>
+      </w:tr>
+    </w:tbl>
     <w:p>
       <w:pPr>
         <w:rPr>
@@ -14877,6 +19092,61 @@
       <w:bookmarkStart w:id="29" w:name="_Toc230830433"/>
       <w:r>
         <w:rPr>
+          <w:rFonts w:ascii="time" w:hAnsi="time"/>
+          <w:lang w:eastAsia="zh-TW"/>
+        </w:rPr>
+        <w:drawing>
+          <wp:anchor distT="0" distB="0" distL="114300" distR="114300" simplePos="0" relativeHeight="251659264" behindDoc="0" locked="0" layoutInCell="1" allowOverlap="1" wp14:anchorId="36FA29B2" wp14:editId="35E44B94">
+            <wp:simplePos x="0" y="0"/>
+            <wp:positionH relativeFrom="column">
+              <wp:posOffset>-105410</wp:posOffset>
+            </wp:positionH>
+            <wp:positionV relativeFrom="paragraph">
+              <wp:posOffset>386715</wp:posOffset>
+            </wp:positionV>
+            <wp:extent cx="6480810" cy="2453640"/>
+            <wp:effectExtent l="0" t="0" r="0" b="3810"/>
+            <wp:wrapSquare wrapText="bothSides"/>
+            <wp:docPr id="1689717062" name="圖片 1"/>
+            <wp:cNvGraphicFramePr>
+              <a:graphicFrameLocks xmlns:a="http://schemas.openxmlformats.org/drawingml/2006/main" noChangeAspect="1"/>
+            </wp:cNvGraphicFramePr>
+            <a:graphic xmlns:a="http://schemas.openxmlformats.org/drawingml/2006/main">
+              <a:graphicData uri="http://schemas.openxmlformats.org/drawingml/2006/picture">
+                <pic:pic xmlns:pic="http://schemas.openxmlformats.org/drawingml/2006/picture">
+                  <pic:nvPicPr>
+                    <pic:cNvPr id="1689717062" name=""/>
+                    <pic:cNvPicPr/>
+                  </pic:nvPicPr>
+                  <pic:blipFill>
+                    <a:blip r:embed="rId15"/>
+                    <a:stretch>
+                      <a:fillRect/>
+                    </a:stretch>
+                  </pic:blipFill>
+                  <pic:spPr>
+                    <a:xfrm>
+                      <a:off x="0" y="0"/>
+                      <a:ext cx="6480810" cy="2453640"/>
+                    </a:xfrm>
+                    <a:prstGeom prst="rect">
+                      <a:avLst/>
+                    </a:prstGeom>
+                  </pic:spPr>
+                </pic:pic>
+              </a:graphicData>
+            </a:graphic>
+            <wp14:sizeRelH relativeFrom="page">
+              <wp14:pctWidth>0</wp14:pctWidth>
+            </wp14:sizeRelH>
+            <wp14:sizeRelV relativeFrom="page">
+              <wp14:pctHeight>0</wp14:pctHeight>
+            </wp14:sizeRelV>
+          </wp:anchor>
+        </w:drawing>
+      </w:r>
+      <w:r>
+        <w:rPr>
           <w:rFonts w:hint="eastAsia"/>
           <w:color w:val="auto"/>
         </w:rPr>
@@ -15032,6 +19302,48 @@
         </w:rPr>
         <w:br w:type="page"/>
       </w:r>
+      <w:r>
+        <w:rPr>
+          <w:rFonts w:ascii="time" w:hAnsi="time"/>
+          <w:lang w:eastAsia="zh-TW"/>
+        </w:rPr>
+        <w:lastRenderedPageBreak/>
+        <w:drawing>
+          <wp:inline distT="0" distB="0" distL="0" distR="0" wp14:anchorId="630A8CE8" wp14:editId="4DC67B02">
+            <wp:extent cx="6480810" cy="4865370"/>
+            <wp:effectExtent l="0" t="0" r="0" b="0"/>
+            <wp:docPr id="1238886200" name="圖片 1"/>
+            <wp:cNvGraphicFramePr>
+              <a:graphicFrameLocks xmlns:a="http://schemas.openxmlformats.org/drawingml/2006/main" noChangeAspect="1"/>
+            </wp:cNvGraphicFramePr>
+            <a:graphic xmlns:a="http://schemas.openxmlformats.org/drawingml/2006/main">
+              <a:graphicData uri="http://schemas.openxmlformats.org/drawingml/2006/picture">
+                <pic:pic xmlns:pic="http://schemas.openxmlformats.org/drawingml/2006/picture">
+                  <pic:nvPicPr>
+                    <pic:cNvPr id="1238886200" name=""/>
+                    <pic:cNvPicPr/>
+                  </pic:nvPicPr>
+                  <pic:blipFill>
+                    <a:blip r:embed="rId16"/>
+                    <a:stretch>
+                      <a:fillRect/>
+                    </a:stretch>
+                  </pic:blipFill>
+                  <pic:spPr>
+                    <a:xfrm>
+                      <a:off x="0" y="0"/>
+                      <a:ext cx="6480810" cy="4865370"/>
+                    </a:xfrm>
+                    <a:prstGeom prst="rect">
+                      <a:avLst/>
+                    </a:prstGeom>
+                  </pic:spPr>
+                </pic:pic>
+              </a:graphicData>
+            </a:graphic>
+          </wp:inline>
+        </w:drawing>
+      </w:r>
     </w:p>
     <w:p>
       <w:pPr>
@@ -15046,11 +19358,9 @@
           <w:rFonts w:ascii="time" w:eastAsia="標楷體" w:hAnsi="time"/>
           <w:color w:val="auto"/>
         </w:rPr>
-        <w:lastRenderedPageBreak/>
         <w:t xml:space="preserve"> </w:t>
       </w:r>
       <w:bookmarkStart w:id="30" w:name="_Toc230830386"/>
-      <w:proofErr w:type="spellStart"/>
       <w:r>
         <w:rPr>
           <w:rFonts w:ascii="time" w:eastAsia="標楷體" w:hAnsi="time"/>
@@ -15059,7 +19369,6 @@
         <w:t>需求模型</w:t>
       </w:r>
       <w:bookmarkEnd w:id="30"/>
-      <w:proofErr w:type="spellEnd"/>
     </w:p>
     <w:p>
       <w:pPr>
@@ -15077,7 +19386,6 @@
         <w:t xml:space="preserve"> </w:t>
       </w:r>
       <w:bookmarkStart w:id="31" w:name="_Toc230830387"/>
-      <w:proofErr w:type="spellStart"/>
       <w:r>
         <w:rPr>
           <w:rFonts w:ascii="time" w:eastAsia="標楷體" w:hAnsi="time"/>
@@ -15086,7 +19394,6 @@
         <w:t>使用者需求</w:t>
       </w:r>
       <w:bookmarkEnd w:id="31"/>
-      <w:proofErr w:type="spellEnd"/>
     </w:p>
     <w:p>
       <w:pPr>
@@ -15259,7 +19566,6 @@
                 <w:rFonts w:ascii="time" w:hAnsi="time" w:hint="eastAsia"/>
               </w:rPr>
             </w:pPr>
-            <w:proofErr w:type="spellStart"/>
             <w:r>
               <w:rPr>
                 <w:rFonts w:ascii="time" w:hAnsi="time"/>
@@ -15268,7 +19574,6 @@
               </w:rPr>
               <w:t>編號</w:t>
             </w:r>
-            <w:proofErr w:type="spellEnd"/>
           </w:p>
         </w:tc>
         <w:tc>
@@ -15284,7 +19589,6 @@
                 <w:rFonts w:ascii="time" w:hAnsi="time" w:hint="eastAsia"/>
               </w:rPr>
             </w:pPr>
-            <w:proofErr w:type="spellStart"/>
             <w:r>
               <w:rPr>
                 <w:rFonts w:ascii="time" w:hAnsi="time"/>
@@ -15293,7 +19597,6 @@
               </w:rPr>
               <w:t>需求</w:t>
             </w:r>
-            <w:proofErr w:type="spellEnd"/>
           </w:p>
         </w:tc>
         <w:tc>
@@ -15309,7 +19612,6 @@
                 <w:rFonts w:ascii="time" w:hAnsi="time" w:hint="eastAsia"/>
               </w:rPr>
             </w:pPr>
-            <w:proofErr w:type="spellStart"/>
             <w:r>
               <w:rPr>
                 <w:rFonts w:ascii="time" w:hAnsi="time"/>
@@ -15318,7 +19620,6 @@
               </w:rPr>
               <w:t>對應程式</w:t>
             </w:r>
-            <w:proofErr w:type="spellEnd"/>
           </w:p>
         </w:tc>
       </w:tr>
@@ -15381,7 +19682,6 @@
                 <w:rFonts w:ascii="time" w:hAnsi="time" w:hint="eastAsia"/>
               </w:rPr>
             </w:pPr>
-            <w:proofErr w:type="spellStart"/>
             <w:r>
               <w:rPr>
                 <w:rFonts w:ascii="time" w:hAnsi="time"/>
@@ -15417,7 +19717,6 @@
               </w:rPr>
               <w:t>RegisterActivity</w:t>
             </w:r>
-            <w:proofErr w:type="spellEnd"/>
           </w:p>
         </w:tc>
       </w:tr>
@@ -15495,7 +19794,6 @@
                 <w:rFonts w:ascii="time" w:hAnsi="time" w:hint="eastAsia"/>
               </w:rPr>
             </w:pPr>
-            <w:proofErr w:type="spellStart"/>
             <w:r>
               <w:rPr>
                 <w:rFonts w:ascii="time" w:hAnsi="time"/>
@@ -15545,7 +19843,6 @@
               </w:rPr>
               <w:t>DiagnoseProgressActivity</w:t>
             </w:r>
-            <w:proofErr w:type="spellEnd"/>
           </w:p>
         </w:tc>
       </w:tr>
@@ -15608,7 +19905,6 @@
                 <w:rFonts w:ascii="time" w:hAnsi="time" w:hint="eastAsia"/>
               </w:rPr>
             </w:pPr>
-            <w:proofErr w:type="spellStart"/>
             <w:r>
               <w:rPr>
                 <w:rFonts w:ascii="time" w:hAnsi="time"/>
@@ -15630,7 +19926,6 @@
               </w:rPr>
               <w:t>save_to_db</w:t>
             </w:r>
-            <w:proofErr w:type="spellEnd"/>
           </w:p>
         </w:tc>
       </w:tr>
@@ -15698,15 +19993,7 @@
                 <w:rFonts w:ascii="time" w:hAnsi="time"/>
                 <w:sz w:val="20"/>
               </w:rPr>
-              <w:t>GET /</w:t>
-            </w:r>
-            <w:proofErr w:type="spellStart"/>
-            <w:r>
-              <w:rPr>
-                <w:rFonts w:ascii="time" w:hAnsi="time"/>
-                <w:sz w:val="20"/>
-              </w:rPr>
-              <w:t>diaries</w:t>
+              <w:t>GET /diaries</w:t>
             </w:r>
             <w:r>
               <w:rPr>
@@ -15720,15 +20007,7 @@
                 <w:rFonts w:ascii="time" w:hAnsi="time"/>
                 <w:sz w:val="20"/>
               </w:rPr>
-              <w:t>GET</w:t>
-            </w:r>
-            <w:proofErr w:type="spellEnd"/>
-            <w:r>
-              <w:rPr>
-                <w:rFonts w:ascii="time" w:hAnsi="time"/>
-                <w:sz w:val="20"/>
-              </w:rPr>
-              <w:t xml:space="preserve"> /diaries/{id}</w:t>
+              <w:t>GET /diaries/{id}</w:t>
             </w:r>
             <w:r>
               <w:rPr>
@@ -15737,7 +20016,6 @@
               </w:rPr>
               <w:t>、</w:t>
             </w:r>
-            <w:proofErr w:type="spellStart"/>
             <w:r>
               <w:rPr>
                 <w:rFonts w:ascii="time" w:hAnsi="time"/>
@@ -15745,7 +20023,6 @@
               </w:rPr>
               <w:t>HistoryListActivity</w:t>
             </w:r>
-            <w:proofErr w:type="spellEnd"/>
           </w:p>
         </w:tc>
       </w:tr>
@@ -16110,16 +20387,15 @@
                 <w:rFonts w:ascii="time" w:hAnsi="time" w:hint="eastAsia"/>
               </w:rPr>
             </w:pPr>
-            <w:proofErr w:type="spellStart"/>
             <w:r>
               <w:rPr>
                 <w:rFonts w:ascii="time" w:hAnsi="time"/>
                 <w:b/>
                 <w:sz w:val="20"/>
               </w:rPr>
+              <w:lastRenderedPageBreak/>
               <w:t>編號</w:t>
             </w:r>
-            <w:proofErr w:type="spellEnd"/>
           </w:p>
         </w:tc>
         <w:tc>
@@ -16135,7 +20411,6 @@
                 <w:rFonts w:ascii="time" w:hAnsi="time" w:hint="eastAsia"/>
               </w:rPr>
             </w:pPr>
-            <w:proofErr w:type="spellStart"/>
             <w:r>
               <w:rPr>
                 <w:rFonts w:ascii="time" w:hAnsi="time"/>
@@ -16144,7 +20419,6 @@
               </w:rPr>
               <w:t>需求</w:t>
             </w:r>
-            <w:proofErr w:type="spellEnd"/>
           </w:p>
         </w:tc>
         <w:tc>
@@ -16160,7 +20434,6 @@
                 <w:rFonts w:ascii="time" w:hAnsi="time" w:hint="eastAsia"/>
               </w:rPr>
             </w:pPr>
-            <w:proofErr w:type="spellStart"/>
             <w:r>
               <w:rPr>
                 <w:rFonts w:ascii="time" w:hAnsi="time"/>
@@ -16169,7 +20442,6 @@
               </w:rPr>
               <w:t>說明</w:t>
             </w:r>
-            <w:proofErr w:type="spellEnd"/>
           </w:p>
         </w:tc>
       </w:tr>
@@ -16210,7 +20482,6 @@
                 <w:rFonts w:ascii="time" w:hAnsi="time" w:hint="eastAsia"/>
               </w:rPr>
             </w:pPr>
-            <w:proofErr w:type="spellStart"/>
             <w:r>
               <w:rPr>
                 <w:rFonts w:ascii="time" w:hAnsi="time"/>
@@ -16218,7 +20489,6 @@
               </w:rPr>
               <w:t>安全性</w:t>
             </w:r>
-            <w:proofErr w:type="spellEnd"/>
           </w:p>
         </w:tc>
         <w:tc>
@@ -16321,7 +20591,6 @@
                 <w:rFonts w:ascii="time" w:hAnsi="time" w:hint="eastAsia"/>
               </w:rPr>
             </w:pPr>
-            <w:proofErr w:type="spellStart"/>
             <w:r>
               <w:rPr>
                 <w:rFonts w:ascii="time" w:hAnsi="time"/>
@@ -16329,7 +20598,6 @@
               </w:rPr>
               <w:t>可維護性</w:t>
             </w:r>
-            <w:proofErr w:type="spellEnd"/>
           </w:p>
         </w:tc>
         <w:tc>
@@ -16343,7 +20611,6 @@
                 <w:rFonts w:ascii="time" w:hAnsi="time" w:hint="eastAsia"/>
               </w:rPr>
             </w:pPr>
-            <w:proofErr w:type="spellStart"/>
             <w:r>
               <w:rPr>
                 <w:rFonts w:ascii="time" w:hAnsi="time"/>
@@ -16351,21 +20618,12 @@
               </w:rPr>
               <w:t>後端分</w:t>
             </w:r>
-            <w:proofErr w:type="spellEnd"/>
-            <w:r>
-              <w:rPr>
-                <w:rFonts w:ascii="time" w:hAnsi="time"/>
-                <w:sz w:val="20"/>
-              </w:rPr>
-              <w:t xml:space="preserve"> </w:t>
-            </w:r>
-            <w:proofErr w:type="spellStart"/>
-            <w:r>
-              <w:rPr>
-                <w:rFonts w:ascii="time" w:hAnsi="time"/>
-                <w:sz w:val="20"/>
-              </w:rPr>
-              <w:t>routers</w:t>
+            <w:r>
+              <w:rPr>
+                <w:rFonts w:ascii="time" w:hAnsi="time"/>
+                <w:sz w:val="20"/>
+              </w:rPr>
+              <w:t xml:space="preserve"> routers</w:t>
             </w:r>
             <w:r>
               <w:rPr>
@@ -16421,15 +20679,7 @@
                 <w:rFonts w:ascii="time" w:hAnsi="time"/>
                 <w:sz w:val="20"/>
               </w:rPr>
-              <w:t>Android</w:t>
-            </w:r>
-            <w:proofErr w:type="spellEnd"/>
-            <w:r>
-              <w:rPr>
-                <w:rFonts w:ascii="time" w:hAnsi="time"/>
-                <w:sz w:val="20"/>
-              </w:rPr>
-              <w:t xml:space="preserve"> </w:t>
+              <w:t xml:space="preserve">Android </w:t>
             </w:r>
             <w:r>
               <w:rPr>
@@ -16445,21 +20695,12 @@
               </w:rPr>
               <w:t xml:space="preserve"> Activity </w:t>
             </w:r>
-            <w:proofErr w:type="spellStart"/>
-            <w:r>
-              <w:rPr>
-                <w:rFonts w:ascii="time" w:hAnsi="time"/>
-                <w:sz w:val="20"/>
-              </w:rPr>
-              <w:t>分頁</w:t>
-            </w:r>
-            <w:proofErr w:type="spellEnd"/>
-            <w:r>
-              <w:rPr>
-                <w:rFonts w:ascii="time" w:hAnsi="time"/>
-                <w:sz w:val="20"/>
-              </w:rPr>
-              <w:t>。</w:t>
+            <w:r>
+              <w:rPr>
+                <w:rFonts w:ascii="time" w:hAnsi="time"/>
+                <w:sz w:val="20"/>
+              </w:rPr>
+              <w:t>分頁。</w:t>
             </w:r>
           </w:p>
         </w:tc>
@@ -16501,7 +20742,6 @@
                 <w:rFonts w:ascii="time" w:hAnsi="time" w:hint="eastAsia"/>
               </w:rPr>
             </w:pPr>
-            <w:proofErr w:type="spellStart"/>
             <w:r>
               <w:rPr>
                 <w:rFonts w:ascii="time" w:hAnsi="time"/>
@@ -16509,7 +20749,6 @@
               </w:rPr>
               <w:t>可部署性</w:t>
             </w:r>
-            <w:proofErr w:type="spellEnd"/>
           </w:p>
         </w:tc>
         <w:tc>
@@ -16523,7 +20762,6 @@
                 <w:rFonts w:ascii="time" w:hAnsi="time" w:hint="eastAsia"/>
               </w:rPr>
             </w:pPr>
-            <w:proofErr w:type="spellStart"/>
             <w:r>
               <w:rPr>
                 <w:rFonts w:ascii="time" w:hAnsi="time"/>
@@ -16531,21 +20769,12 @@
               </w:rPr>
               <w:t>提供</w:t>
             </w:r>
-            <w:proofErr w:type="spellEnd"/>
-            <w:r>
-              <w:rPr>
-                <w:rFonts w:ascii="time" w:hAnsi="time"/>
-                <w:sz w:val="20"/>
-              </w:rPr>
-              <w:t xml:space="preserve"> </w:t>
-            </w:r>
-            <w:proofErr w:type="spellStart"/>
-            <w:r>
-              <w:rPr>
-                <w:rFonts w:ascii="time" w:hAnsi="time"/>
-                <w:sz w:val="20"/>
-              </w:rPr>
-              <w:t>Dockerfile</w:t>
+            <w:r>
+              <w:rPr>
+                <w:rFonts w:ascii="time" w:hAnsi="time"/>
+                <w:sz w:val="20"/>
+              </w:rPr>
+              <w:t xml:space="preserve"> Dockerfile</w:t>
             </w:r>
             <w:r>
               <w:rPr>
@@ -16559,17 +20788,8 @@
                 <w:rFonts w:ascii="time" w:hAnsi="time"/>
                 <w:sz w:val="20"/>
               </w:rPr>
-              <w:t>docker-compose</w:t>
-            </w:r>
-            <w:proofErr w:type="spellEnd"/>
-            <w:r>
-              <w:rPr>
-                <w:rFonts w:ascii="time" w:hAnsi="time"/>
-                <w:sz w:val="20"/>
-              </w:rPr>
-              <w:t xml:space="preserve"> </w:t>
-            </w:r>
-            <w:proofErr w:type="gramStart"/>
+              <w:t xml:space="preserve">docker-compose </w:t>
+            </w:r>
             <w:r>
               <w:rPr>
                 <w:rFonts w:ascii="time" w:hAnsi="time"/>
@@ -16582,25 +20802,8 @@
                 <w:rFonts w:ascii="time" w:hAnsi="time"/>
                 <w:sz w:val="20"/>
               </w:rPr>
-              <w:t xml:space="preserve"> .</w:t>
-            </w:r>
-            <w:proofErr w:type="spellStart"/>
-            <w:r>
-              <w:rPr>
-                <w:rFonts w:ascii="time" w:hAnsi="time"/>
-                <w:sz w:val="20"/>
-              </w:rPr>
-              <w:t>env</w:t>
-            </w:r>
-            <w:proofErr w:type="gramEnd"/>
-            <w:r>
-              <w:rPr>
-                <w:rFonts w:ascii="time" w:hAnsi="time"/>
-                <w:sz w:val="20"/>
-              </w:rPr>
-              <w:t>.example</w:t>
-            </w:r>
-            <w:proofErr w:type="spellEnd"/>
+              <w:t xml:space="preserve"> .env.example</w:t>
+            </w:r>
             <w:r>
               <w:rPr>
                 <w:rFonts w:ascii="time" w:hAnsi="time"/>
@@ -16648,7 +20851,6 @@
                 <w:rFonts w:ascii="time" w:hAnsi="time" w:hint="eastAsia"/>
               </w:rPr>
             </w:pPr>
-            <w:proofErr w:type="spellStart"/>
             <w:r>
               <w:rPr>
                 <w:rFonts w:ascii="time" w:hAnsi="time"/>
@@ -16656,7 +20858,6 @@
               </w:rPr>
               <w:t>可用性</w:t>
             </w:r>
-            <w:proofErr w:type="spellEnd"/>
           </w:p>
         </w:tc>
         <w:tc>
@@ -16727,7 +20928,6 @@
                 <w:rFonts w:ascii="time" w:hAnsi="time" w:hint="eastAsia"/>
               </w:rPr>
             </w:pPr>
-            <w:proofErr w:type="spellStart"/>
             <w:r>
               <w:rPr>
                 <w:rFonts w:ascii="time" w:hAnsi="time"/>
@@ -16735,7 +20935,6 @@
               </w:rPr>
               <w:t>可靠性</w:t>
             </w:r>
-            <w:proofErr w:type="spellEnd"/>
           </w:p>
         </w:tc>
         <w:tc>
@@ -16806,7 +21005,6 @@
           <w:rFonts w:ascii="time" w:hAnsi="time"/>
           <w:noProof/>
         </w:rPr>
-        <w:lastRenderedPageBreak/>
         <w:drawing>
           <wp:inline distT="0" distB="0" distL="0" distR="0" wp14:anchorId="61BD3DC8" wp14:editId="33F7FDD2">
             <wp:extent cx="5220000" cy="3510680"/>
@@ -16823,7 +21021,7 @@
                     <pic:cNvPicPr/>
                   </pic:nvPicPr>
                   <pic:blipFill>
-                    <a:blip r:embed="rId15"/>
+                    <a:blip r:embed="rId17"/>
                     <a:stretch>
                       <a:fillRect/>
                     </a:stretch>
@@ -17009,6 +21207,7 @@
           <w:color w:val="auto"/>
           <w:lang w:eastAsia="zh-TW"/>
         </w:rPr>
+        <w:lastRenderedPageBreak/>
         <w:t xml:space="preserve"> </w:t>
       </w:r>
       <w:bookmarkStart w:id="35" w:name="_Toc230830388"/>
@@ -17051,7 +21250,7 @@
                     <pic:cNvPicPr/>
                   </pic:nvPicPr>
                   <pic:blipFill>
-                    <a:blip r:embed="rId16"/>
+                    <a:blip r:embed="rId18"/>
                     <a:stretch>
                       <a:fillRect/>
                     </a:stretch>
@@ -17451,7 +21650,6 @@
                 <w:rFonts w:ascii="time" w:hAnsi="time" w:hint="eastAsia"/>
               </w:rPr>
             </w:pPr>
-            <w:proofErr w:type="spellStart"/>
             <w:r>
               <w:rPr>
                 <w:rFonts w:ascii="time" w:hAnsi="time"/>
@@ -17460,7 +21658,6 @@
               </w:rPr>
               <w:t>使用個案</w:t>
             </w:r>
-            <w:proofErr w:type="spellEnd"/>
           </w:p>
         </w:tc>
         <w:tc>
@@ -17476,7 +21673,6 @@
                 <w:rFonts w:ascii="time" w:hAnsi="time" w:hint="eastAsia"/>
               </w:rPr>
             </w:pPr>
-            <w:proofErr w:type="spellStart"/>
             <w:r>
               <w:rPr>
                 <w:rFonts w:ascii="time" w:hAnsi="time"/>
@@ -17485,7 +21681,6 @@
               </w:rPr>
               <w:t>主要參與者</w:t>
             </w:r>
-            <w:proofErr w:type="spellEnd"/>
           </w:p>
         </w:tc>
         <w:tc>
@@ -17501,7 +21696,6 @@
                 <w:rFonts w:ascii="time" w:hAnsi="time" w:hint="eastAsia"/>
               </w:rPr>
             </w:pPr>
-            <w:proofErr w:type="spellStart"/>
             <w:r>
               <w:rPr>
                 <w:rFonts w:ascii="time" w:hAnsi="time"/>
@@ -17510,7 +21704,6 @@
               </w:rPr>
               <w:t>前置條件</w:t>
             </w:r>
-            <w:proofErr w:type="spellEnd"/>
           </w:p>
         </w:tc>
         <w:tc>
@@ -17526,7 +21719,6 @@
                 <w:rFonts w:ascii="time" w:hAnsi="time" w:hint="eastAsia"/>
               </w:rPr>
             </w:pPr>
-            <w:proofErr w:type="spellStart"/>
             <w:r>
               <w:rPr>
                 <w:rFonts w:ascii="time" w:hAnsi="time"/>
@@ -17535,7 +21727,6 @@
               </w:rPr>
               <w:t>主要流程</w:t>
             </w:r>
-            <w:proofErr w:type="spellEnd"/>
           </w:p>
         </w:tc>
         <w:tc>
@@ -17551,7 +21742,6 @@
                 <w:rFonts w:ascii="time" w:hAnsi="time" w:hint="eastAsia"/>
               </w:rPr>
             </w:pPr>
-            <w:proofErr w:type="spellStart"/>
             <w:r>
               <w:rPr>
                 <w:rFonts w:ascii="time" w:hAnsi="time"/>
@@ -17560,7 +21750,6 @@
               </w:rPr>
               <w:t>例外</w:t>
             </w:r>
-            <w:proofErr w:type="spellEnd"/>
           </w:p>
         </w:tc>
       </w:tr>
@@ -17580,7 +21769,6 @@
                 <w:rFonts w:ascii="time" w:hAnsi="time" w:hint="eastAsia"/>
               </w:rPr>
             </w:pPr>
-            <w:proofErr w:type="spellStart"/>
             <w:r>
               <w:rPr>
                 <w:rFonts w:ascii="time" w:hAnsi="time"/>
@@ -17588,7 +21776,6 @@
               </w:rPr>
               <w:t>登入</w:t>
             </w:r>
-            <w:proofErr w:type="spellEnd"/>
           </w:p>
         </w:tc>
         <w:tc>
@@ -17603,7 +21790,6 @@
                 <w:rFonts w:ascii="time" w:hAnsi="time" w:hint="eastAsia"/>
               </w:rPr>
             </w:pPr>
-            <w:proofErr w:type="spellStart"/>
             <w:r>
               <w:rPr>
                 <w:rFonts w:ascii="time" w:hAnsi="time"/>
@@ -17611,7 +21797,6 @@
               </w:rPr>
               <w:t>一般使用者</w:t>
             </w:r>
-            <w:proofErr w:type="spellEnd"/>
           </w:p>
         </w:tc>
         <w:tc>
@@ -17626,7 +21811,6 @@
                 <w:rFonts w:ascii="time" w:hAnsi="time" w:hint="eastAsia"/>
               </w:rPr>
             </w:pPr>
-            <w:proofErr w:type="spellStart"/>
             <w:r>
               <w:rPr>
                 <w:rFonts w:ascii="time" w:hAnsi="time"/>
@@ -17634,7 +21818,6 @@
               </w:rPr>
               <w:t>已註冊且信箱已驗證</w:t>
             </w:r>
-            <w:proofErr w:type="spellEnd"/>
           </w:p>
         </w:tc>
         <w:tc>
@@ -17655,25 +21838,7 @@
                 <w:sz w:val="20"/>
                 <w:lang w:eastAsia="zh-TW"/>
               </w:rPr>
-              <w:t>輸</w:t>
-            </w:r>
-            <w:proofErr w:type="gramStart"/>
-            <w:r>
-              <w:rPr>
-                <w:rFonts w:ascii="time" w:hAnsi="time"/>
-                <w:sz w:val="20"/>
-                <w:lang w:eastAsia="zh-TW"/>
-              </w:rPr>
-              <w:t>入帳</w:t>
-            </w:r>
-            <w:proofErr w:type="gramEnd"/>
-            <w:r>
-              <w:rPr>
-                <w:rFonts w:ascii="time" w:hAnsi="time"/>
-                <w:sz w:val="20"/>
-                <w:lang w:eastAsia="zh-TW"/>
-              </w:rPr>
-              <w:t>密，後端驗證後回傳</w:t>
+              <w:t>輸入帳密，後端驗證後回傳</w:t>
             </w:r>
             <w:r>
               <w:rPr>
@@ -17722,23 +21887,13 @@
                 <w:lang w:eastAsia="zh-TW"/>
               </w:rPr>
             </w:pPr>
-            <w:proofErr w:type="gramStart"/>
             <w:r>
               <w:rPr>
                 <w:rFonts w:ascii="time" w:hAnsi="time"/>
                 <w:sz w:val="20"/>
                 <w:lang w:eastAsia="zh-TW"/>
               </w:rPr>
-              <w:t>帳密錯誤</w:t>
-            </w:r>
-            <w:proofErr w:type="gramEnd"/>
-            <w:r>
-              <w:rPr>
-                <w:rFonts w:ascii="time" w:hAnsi="time"/>
-                <w:sz w:val="20"/>
-                <w:lang w:eastAsia="zh-TW"/>
-              </w:rPr>
-              <w:t>或未驗證信箱時拒絕登入。</w:t>
+              <w:t>帳密錯誤或未驗證信箱時拒絕登入。</w:t>
             </w:r>
           </w:p>
         </w:tc>
@@ -17759,7 +21914,6 @@
                 <w:rFonts w:ascii="time" w:hAnsi="time" w:hint="eastAsia"/>
               </w:rPr>
             </w:pPr>
-            <w:proofErr w:type="spellStart"/>
             <w:r>
               <w:rPr>
                 <w:rFonts w:ascii="time" w:hAnsi="time"/>
@@ -17767,7 +21921,6 @@
               </w:rPr>
               <w:t>植物診斷</w:t>
             </w:r>
-            <w:proofErr w:type="spellEnd"/>
           </w:p>
         </w:tc>
         <w:tc>
@@ -17782,7 +21935,6 @@
                 <w:rFonts w:ascii="time" w:hAnsi="time" w:hint="eastAsia"/>
               </w:rPr>
             </w:pPr>
-            <w:proofErr w:type="spellStart"/>
             <w:r>
               <w:rPr>
                 <w:rFonts w:ascii="time" w:hAnsi="time"/>
@@ -17790,7 +21942,6 @@
               </w:rPr>
               <w:t>一般使用者</w:t>
             </w:r>
-            <w:proofErr w:type="spellEnd"/>
           </w:p>
         </w:tc>
         <w:tc>
@@ -17805,7 +21956,6 @@
                 <w:rFonts w:ascii="time" w:hAnsi="time" w:hint="eastAsia"/>
               </w:rPr>
             </w:pPr>
-            <w:proofErr w:type="spellStart"/>
             <w:r>
               <w:rPr>
                 <w:rFonts w:ascii="time" w:hAnsi="time"/>
@@ -17813,7 +21963,6 @@
               </w:rPr>
               <w:t>已登入並選取照片</w:t>
             </w:r>
-            <w:proofErr w:type="spellEnd"/>
           </w:p>
         </w:tc>
         <w:tc>
@@ -17933,7 +22082,6 @@
                 <w:rFonts w:ascii="time" w:hAnsi="time" w:hint="eastAsia"/>
               </w:rPr>
             </w:pPr>
-            <w:proofErr w:type="spellStart"/>
             <w:r>
               <w:rPr>
                 <w:rFonts w:ascii="time" w:hAnsi="time"/>
@@ -17941,7 +22089,6 @@
               </w:rPr>
               <w:t>查詢歷史</w:t>
             </w:r>
-            <w:proofErr w:type="spellEnd"/>
           </w:p>
         </w:tc>
         <w:tc>
@@ -17956,7 +22103,6 @@
                 <w:rFonts w:ascii="time" w:hAnsi="time" w:hint="eastAsia"/>
               </w:rPr>
             </w:pPr>
-            <w:proofErr w:type="spellStart"/>
             <w:r>
               <w:rPr>
                 <w:rFonts w:ascii="time" w:hAnsi="time"/>
@@ -17964,7 +22110,6 @@
               </w:rPr>
               <w:t>一般使用者</w:t>
             </w:r>
-            <w:proofErr w:type="spellEnd"/>
           </w:p>
         </w:tc>
         <w:tc>
@@ -17979,7 +22124,6 @@
                 <w:rFonts w:ascii="time" w:hAnsi="time" w:hint="eastAsia"/>
               </w:rPr>
             </w:pPr>
-            <w:proofErr w:type="spellStart"/>
             <w:r>
               <w:rPr>
                 <w:rFonts w:ascii="time" w:hAnsi="time"/>
@@ -17987,7 +22131,6 @@
               </w:rPr>
               <w:t>已登入且有診斷資料</w:t>
             </w:r>
-            <w:proofErr w:type="spellEnd"/>
           </w:p>
         </w:tc>
         <w:tc>
@@ -18001,7 +22144,6 @@
                 <w:rFonts w:ascii="time" w:hAnsi="time" w:hint="eastAsia"/>
               </w:rPr>
             </w:pPr>
-            <w:proofErr w:type="spellStart"/>
             <w:r>
               <w:rPr>
                 <w:rFonts w:ascii="time" w:hAnsi="time"/>
@@ -18009,7 +22151,6 @@
               </w:rPr>
               <w:t>呼叫</w:t>
             </w:r>
-            <w:proofErr w:type="spellEnd"/>
             <w:r>
               <w:rPr>
                 <w:rFonts w:ascii="time" w:hAnsi="time"/>
@@ -18017,21 +22158,12 @@
               </w:rPr>
               <w:t xml:space="preserve"> GET /diaries </w:t>
             </w:r>
-            <w:proofErr w:type="spellStart"/>
-            <w:r>
-              <w:rPr>
-                <w:rFonts w:ascii="time" w:hAnsi="time"/>
-                <w:sz w:val="20"/>
-              </w:rPr>
-              <w:t>顯示清單，點擊後取得單筆詳情</w:t>
-            </w:r>
-            <w:proofErr w:type="spellEnd"/>
-            <w:r>
-              <w:rPr>
-                <w:rFonts w:ascii="time" w:hAnsi="time"/>
-                <w:sz w:val="20"/>
-              </w:rPr>
-              <w:t>。</w:t>
+            <w:r>
+              <w:rPr>
+                <w:rFonts w:ascii="time" w:hAnsi="time"/>
+                <w:sz w:val="20"/>
+              </w:rPr>
+              <w:t>顯示清單，點擊後取得單筆詳情。</w:t>
             </w:r>
           </w:p>
         </w:tc>
@@ -18091,7 +22223,6 @@
                 <w:rFonts w:ascii="time" w:hAnsi="time" w:hint="eastAsia"/>
               </w:rPr>
             </w:pPr>
-            <w:proofErr w:type="spellStart"/>
             <w:r>
               <w:rPr>
                 <w:rFonts w:ascii="time" w:hAnsi="time"/>
@@ -18099,7 +22230,6 @@
               </w:rPr>
               <w:t>管理紀錄</w:t>
             </w:r>
-            <w:proofErr w:type="spellEnd"/>
           </w:p>
         </w:tc>
         <w:tc>
@@ -18114,7 +22244,6 @@
                 <w:rFonts w:ascii="time" w:hAnsi="time" w:hint="eastAsia"/>
               </w:rPr>
             </w:pPr>
-            <w:proofErr w:type="spellStart"/>
             <w:r>
               <w:rPr>
                 <w:rFonts w:ascii="time" w:hAnsi="time"/>
@@ -18122,7 +22251,6 @@
               </w:rPr>
               <w:t>管理者</w:t>
             </w:r>
-            <w:proofErr w:type="spellEnd"/>
           </w:p>
         </w:tc>
         <w:tc>
@@ -18137,7 +22265,6 @@
                 <w:rFonts w:ascii="time" w:hAnsi="time" w:hint="eastAsia"/>
               </w:rPr>
             </w:pPr>
-            <w:proofErr w:type="spellStart"/>
             <w:r>
               <w:rPr>
                 <w:rFonts w:ascii="time" w:hAnsi="time"/>
@@ -18145,7 +22272,6 @@
               </w:rPr>
               <w:t>管理員登入</w:t>
             </w:r>
-            <w:proofErr w:type="spellEnd"/>
           </w:p>
         </w:tc>
         <w:tc>
@@ -18183,21 +22309,12 @@
                 <w:rFonts w:ascii="time" w:hAnsi="time" w:hint="eastAsia"/>
               </w:rPr>
             </w:pPr>
-            <w:proofErr w:type="spellStart"/>
-            <w:r>
-              <w:rPr>
-                <w:rFonts w:ascii="time" w:hAnsi="time"/>
-                <w:sz w:val="20"/>
-              </w:rPr>
-              <w:t>目前需補權限限制</w:t>
-            </w:r>
-            <w:proofErr w:type="spellEnd"/>
-            <w:r>
-              <w:rPr>
-                <w:rFonts w:ascii="time" w:hAnsi="time"/>
-                <w:sz w:val="20"/>
-              </w:rPr>
-              <w:t>。</w:t>
+            <w:r>
+              <w:rPr>
+                <w:rFonts w:ascii="time" w:hAnsi="time"/>
+                <w:sz w:val="20"/>
+              </w:rPr>
+              <w:t>目前需補權限限制。</w:t>
             </w:r>
           </w:p>
         </w:tc>
@@ -18239,7 +22356,7 @@
                     <pic:cNvPicPr/>
                   </pic:nvPicPr>
                   <pic:blipFill>
-                    <a:blip r:embed="rId17"/>
+                    <a:blip r:embed="rId19"/>
                     <a:stretch>
                       <a:fillRect/>
                     </a:stretch>
@@ -18406,7 +22523,7 @@
       <w:pPr>
         <w:pStyle w:val="21"/>
         <w:rPr>
-          <w:rFonts w:ascii="time" w:eastAsia="標楷體" w:hAnsi="time"/>
+          <w:rFonts w:ascii="time" w:eastAsia="標楷體" w:hAnsi="time" w:hint="eastAsia"/>
           <w:color w:val="auto"/>
           <w:lang w:eastAsia="zh-TW"/>
         </w:rPr>
@@ -18451,7 +22568,7 @@
                     <pic:cNvPicPr/>
                   </pic:nvPicPr>
                   <pic:blipFill>
-                    <a:blip r:embed="rId18"/>
+                    <a:blip r:embed="rId20"/>
                     <a:stretch>
                       <a:fillRect/>
                     </a:stretch>
@@ -18477,7 +22594,6 @@
         <w:pStyle w:val="af7"/>
         <w:jc w:val="center"/>
         <w:rPr>
-          <w:rFonts w:hint="eastAsia"/>
           <w:color w:val="000000" w:themeColor="text1"/>
           <w:lang w:eastAsia="zh-TW"/>
         </w:rPr>
@@ -18649,7 +22765,7 @@
                     <pic:cNvPicPr/>
                   </pic:nvPicPr>
                   <pic:blipFill>
-                    <a:blip r:embed="rId19"/>
+                    <a:blip r:embed="rId21"/>
                     <a:stretch>
                       <a:fillRect/>
                     </a:stretch>
@@ -18675,7 +22791,6 @@
         <w:pStyle w:val="af7"/>
         <w:jc w:val="center"/>
         <w:rPr>
-          <w:rFonts w:hint="eastAsia"/>
           <w:color w:val="000000" w:themeColor="text1"/>
         </w:rPr>
       </w:pPr>
@@ -18825,7 +22940,6 @@
         </w:rPr>
       </w:pPr>
       <w:bookmarkStart w:id="43" w:name="_Toc230830391"/>
-      <w:proofErr w:type="spellStart"/>
       <w:r>
         <w:rPr>
           <w:rFonts w:ascii="time" w:eastAsia="標楷體" w:hAnsi="time"/>
@@ -18835,7 +22949,6 @@
         <w:t>設計模型</w:t>
       </w:r>
       <w:bookmarkEnd w:id="43"/>
-      <w:proofErr w:type="spellEnd"/>
     </w:p>
     <w:p>
       <w:pPr>
@@ -18853,7 +22966,6 @@
         <w:t xml:space="preserve"> </w:t>
       </w:r>
       <w:bookmarkStart w:id="44" w:name="_Toc230830392"/>
-      <w:proofErr w:type="spellStart"/>
       <w:r>
         <w:rPr>
           <w:rFonts w:ascii="time" w:eastAsia="標楷體" w:hAnsi="time"/>
@@ -18862,7 +22974,6 @@
         <w:t>循序圖</w:t>
       </w:r>
       <w:bookmarkEnd w:id="44"/>
-      <w:proofErr w:type="spellEnd"/>
     </w:p>
     <w:p>
       <w:pPr>
@@ -18890,7 +23001,7 @@
                     <pic:cNvPicPr/>
                   </pic:nvPicPr>
                   <pic:blipFill>
-                    <a:blip r:embed="rId20"/>
+                    <a:blip r:embed="rId22"/>
                     <a:stretch>
                       <a:fillRect/>
                     </a:stretch>
@@ -19043,7 +23154,6 @@
         </w:rPr>
         <w:fldChar w:fldCharType="end"/>
       </w:r>
-      <w:proofErr w:type="spellStart"/>
       <w:r>
         <w:rPr>
           <w:rFonts w:hint="eastAsia"/>
@@ -19052,7 +23162,6 @@
         <w:t>植物診斷循序圖</w:t>
       </w:r>
       <w:bookmarkEnd w:id="45"/>
-      <w:proofErr w:type="spellEnd"/>
     </w:p>
     <w:p>
       <w:pPr>
@@ -19116,7 +23225,7 @@
                     <pic:cNvPicPr/>
                   </pic:nvPicPr>
                   <pic:blipFill>
-                    <a:blip r:embed="rId21"/>
+                    <a:blip r:embed="rId23"/>
                     <a:stretch>
                       <a:fillRect/>
                     </a:stretch>
@@ -19335,14 +23444,12 @@
         </w:rPr>
         <w:t>介面為核心。</w:t>
       </w:r>
-      <w:proofErr w:type="spellStart"/>
       <w:r>
         <w:rPr>
           <w:rFonts w:ascii="time" w:hAnsi="time"/>
         </w:rPr>
         <w:t>後端將業務流程拆分為</w:t>
       </w:r>
-      <w:proofErr w:type="spellEnd"/>
       <w:r>
         <w:rPr>
           <w:rFonts w:ascii="time" w:hAnsi="time"/>
@@ -19359,97 +23466,49 @@
         <w:rPr>
           <w:rFonts w:ascii="time" w:hAnsi="time"/>
         </w:rPr>
-        <w:t xml:space="preserve"> </w:t>
-      </w:r>
-      <w:proofErr w:type="spellStart"/>
+        <w:t xml:space="preserve"> services</w:t>
+      </w:r>
       <w:r>
         <w:rPr>
           <w:rFonts w:ascii="time" w:hAnsi="time"/>
         </w:rPr>
-        <w:t>services</w:t>
+        <w:t>，資料層以</w:t>
       </w:r>
       <w:r>
         <w:rPr>
           <w:rFonts w:ascii="time" w:hAnsi="time"/>
         </w:rPr>
-        <w:t>，資料層以</w:t>
-      </w:r>
-      <w:proofErr w:type="spellEnd"/>
+        <w:t xml:space="preserve"> SQLAlchemy models </w:t>
+      </w:r>
       <w:r>
         <w:rPr>
           <w:rFonts w:ascii="time" w:hAnsi="time"/>
         </w:rPr>
-        <w:t xml:space="preserve"> </w:t>
-      </w:r>
-      <w:proofErr w:type="spellStart"/>
+        <w:t>對應資料庫，前端則以</w:t>
+      </w:r>
       <w:r>
         <w:rPr>
           <w:rFonts w:ascii="time" w:hAnsi="time"/>
         </w:rPr>
-        <w:t>SQLAlchemy</w:t>
-      </w:r>
-      <w:proofErr w:type="spellEnd"/>
+        <w:t xml:space="preserve"> PlantApiService </w:t>
+      </w:r>
       <w:r>
         <w:rPr>
           <w:rFonts w:ascii="time" w:hAnsi="time"/>
         </w:rPr>
-        <w:t xml:space="preserve"> models </w:t>
-      </w:r>
-      <w:proofErr w:type="spellStart"/>
+        <w:t>封裝</w:t>
+      </w:r>
       <w:r>
         <w:rPr>
           <w:rFonts w:ascii="time" w:hAnsi="time"/>
         </w:rPr>
-        <w:t>對應資料庫，前端則以</w:t>
-      </w:r>
-      <w:proofErr w:type="spellEnd"/>
+        <w:t xml:space="preserve"> HTTP </w:t>
+      </w:r>
       <w:r>
         <w:rPr>
           <w:rFonts w:ascii="time" w:hAnsi="time"/>
         </w:rPr>
-        <w:t xml:space="preserve"> </w:t>
-      </w:r>
-      <w:proofErr w:type="spellStart"/>
-      <w:r>
-        <w:rPr>
-          <w:rFonts w:ascii="time" w:hAnsi="time"/>
-        </w:rPr>
-        <w:t>PlantApiService</w:t>
-      </w:r>
-      <w:proofErr w:type="spellEnd"/>
-      <w:r>
-        <w:rPr>
-          <w:rFonts w:ascii="time" w:hAnsi="time"/>
-        </w:rPr>
-        <w:t xml:space="preserve"> </w:t>
-      </w:r>
-      <w:proofErr w:type="spellStart"/>
-      <w:r>
-        <w:rPr>
-          <w:rFonts w:ascii="time" w:hAnsi="time"/>
-        </w:rPr>
-        <w:t>封裝</w:t>
-      </w:r>
-      <w:proofErr w:type="spellEnd"/>
-      <w:r>
-        <w:rPr>
-          <w:rFonts w:ascii="time" w:hAnsi="time"/>
-        </w:rPr>
-        <w:t xml:space="preserve"> HTTP </w:t>
-      </w:r>
-      <w:proofErr w:type="spellStart"/>
-      <w:r>
-        <w:rPr>
-          <w:rFonts w:ascii="time" w:hAnsi="time"/>
-        </w:rPr>
-        <w:t>呼叫</w:t>
-      </w:r>
-      <w:proofErr w:type="spellEnd"/>
-      <w:r>
-        <w:rPr>
-          <w:rFonts w:ascii="time" w:hAnsi="time"/>
-        </w:rPr>
-        <w:t>。</w:t>
+        <w:t>呼叫。</w:t>
       </w:r>
     </w:p>
     <w:p>
@@ -19461,7 +23520,6 @@
         </w:rPr>
       </w:pPr>
       <w:bookmarkStart w:id="48" w:name="_Toc230830394"/>
-      <w:proofErr w:type="spellStart"/>
       <w:r>
         <w:rPr>
           <w:rFonts w:ascii="time" w:eastAsia="標楷體" w:hAnsi="time"/>
@@ -19470,7 +23528,6 @@
         <w:t>實作模型</w:t>
       </w:r>
       <w:bookmarkEnd w:id="48"/>
-      <w:proofErr w:type="spellEnd"/>
     </w:p>
     <w:p>
       <w:pPr>
@@ -19488,7 +23545,6 @@
         <w:t xml:space="preserve"> </w:t>
       </w:r>
       <w:bookmarkStart w:id="49" w:name="_Toc230830395"/>
-      <w:proofErr w:type="spellStart"/>
       <w:r>
         <w:rPr>
           <w:rFonts w:ascii="time" w:eastAsia="標楷體" w:hAnsi="time"/>
@@ -19497,7 +23553,6 @@
         <w:t>佈署圖</w:t>
       </w:r>
       <w:bookmarkEnd w:id="49"/>
-      <w:proofErr w:type="spellEnd"/>
     </w:p>
     <w:p>
       <w:pPr>
@@ -19525,7 +23580,7 @@
                     <pic:cNvPicPr/>
                   </pic:nvPicPr>
                   <pic:blipFill>
-                    <a:blip r:embed="rId22"/>
+                    <a:blip r:embed="rId24"/>
                     <a:stretch>
                       <a:fillRect/>
                     </a:stretch>
@@ -19707,10 +23762,10 @@
           <w:rFonts w:ascii="time" w:eastAsia="標楷體" w:hAnsi="time"/>
           <w:color w:val="auto"/>
         </w:rPr>
+        <w:lastRenderedPageBreak/>
         <w:t xml:space="preserve"> </w:t>
       </w:r>
       <w:bookmarkStart w:id="51" w:name="_Toc230830396"/>
-      <w:proofErr w:type="spellStart"/>
       <w:r>
         <w:rPr>
           <w:rFonts w:ascii="time" w:eastAsia="標楷體" w:hAnsi="time"/>
@@ -19719,13 +23774,49 @@
         <w:t>套件圖</w:t>
       </w:r>
       <w:bookmarkEnd w:id="51"/>
-      <w:proofErr w:type="spellEnd"/>
     </w:p>
     <w:p>
       <w:pPr>
         <w:keepNext/>
         <w:jc w:val="center"/>
       </w:pPr>
+      <w:r>
+        <w:drawing>
+          <wp:inline distT="0" distB="0" distL="0" distR="0" wp14:anchorId="78C84120" wp14:editId="73BCC3B8">
+            <wp:extent cx="6480810" cy="3851275"/>
+            <wp:effectExtent l="0" t="0" r="0" b="0"/>
+            <wp:docPr id="2059748371" name="圖片 1"/>
+            <wp:cNvGraphicFramePr>
+              <a:graphicFrameLocks xmlns:a="http://schemas.openxmlformats.org/drawingml/2006/main" noChangeAspect="1"/>
+            </wp:cNvGraphicFramePr>
+            <a:graphic xmlns:a="http://schemas.openxmlformats.org/drawingml/2006/main">
+              <a:graphicData uri="http://schemas.openxmlformats.org/drawingml/2006/picture">
+                <pic:pic xmlns:pic="http://schemas.openxmlformats.org/drawingml/2006/picture">
+                  <pic:nvPicPr>
+                    <pic:cNvPr id="2059748371" name=""/>
+                    <pic:cNvPicPr/>
+                  </pic:nvPicPr>
+                  <pic:blipFill>
+                    <a:blip r:embed="rId25"/>
+                    <a:stretch>
+                      <a:fillRect/>
+                    </a:stretch>
+                  </pic:blipFill>
+                  <pic:spPr>
+                    <a:xfrm>
+                      <a:off x="0" y="0"/>
+                      <a:ext cx="6480810" cy="3851275"/>
+                    </a:xfrm>
+                    <a:prstGeom prst="rect">
+                      <a:avLst/>
+                    </a:prstGeom>
+                  </pic:spPr>
+                </pic:pic>
+              </a:graphicData>
+            </a:graphic>
+          </wp:inline>
+        </w:drawing>
+      </w:r>
     </w:p>
     <w:p>
       <w:pPr>
@@ -19885,7 +23976,6 @@
         <w:t xml:space="preserve"> </w:t>
       </w:r>
       <w:bookmarkStart w:id="53" w:name="_Toc230830397"/>
-      <w:proofErr w:type="spellStart"/>
       <w:r>
         <w:rPr>
           <w:rFonts w:ascii="time" w:eastAsia="標楷體" w:hAnsi="time"/>
@@ -19894,13 +23984,49 @@
         <w:t>元件圖</w:t>
       </w:r>
       <w:bookmarkEnd w:id="53"/>
-      <w:proofErr w:type="spellEnd"/>
     </w:p>
     <w:p>
       <w:pPr>
         <w:keepNext/>
         <w:jc w:val="center"/>
       </w:pPr>
+      <w:r>
+        <w:drawing>
+          <wp:inline distT="0" distB="0" distL="0" distR="0" wp14:anchorId="512329AF" wp14:editId="5AD21C7A">
+            <wp:extent cx="6480810" cy="3007995"/>
+            <wp:effectExtent l="0" t="0" r="0" b="1905"/>
+            <wp:docPr id="883209674" name="圖片 1"/>
+            <wp:cNvGraphicFramePr>
+              <a:graphicFrameLocks xmlns:a="http://schemas.openxmlformats.org/drawingml/2006/main" noChangeAspect="1"/>
+            </wp:cNvGraphicFramePr>
+            <a:graphic xmlns:a="http://schemas.openxmlformats.org/drawingml/2006/main">
+              <a:graphicData uri="http://schemas.openxmlformats.org/drawingml/2006/picture">
+                <pic:pic xmlns:pic="http://schemas.openxmlformats.org/drawingml/2006/picture">
+                  <pic:nvPicPr>
+                    <pic:cNvPr id="883209674" name=""/>
+                    <pic:cNvPicPr/>
+                  </pic:nvPicPr>
+                  <pic:blipFill>
+                    <a:blip r:embed="rId26"/>
+                    <a:stretch>
+                      <a:fillRect/>
+                    </a:stretch>
+                  </pic:blipFill>
+                  <pic:spPr>
+                    <a:xfrm>
+                      <a:off x="0" y="0"/>
+                      <a:ext cx="6480810" cy="3007995"/>
+                    </a:xfrm>
+                    <a:prstGeom prst="rect">
+                      <a:avLst/>
+                    </a:prstGeom>
+                  </pic:spPr>
+                </pic:pic>
+              </a:graphicData>
+            </a:graphic>
+          </wp:inline>
+        </w:drawing>
+      </w:r>
     </w:p>
     <w:p>
       <w:pPr>
@@ -20061,7 +24187,6 @@
         <w:t xml:space="preserve"> </w:t>
       </w:r>
       <w:bookmarkStart w:id="55" w:name="_Toc230830398"/>
-      <w:proofErr w:type="spellStart"/>
       <w:r>
         <w:rPr>
           <w:rFonts w:ascii="time" w:eastAsia="標楷體" w:hAnsi="time"/>
@@ -20070,7 +24195,6 @@
         <w:t>狀態機</w:t>
       </w:r>
       <w:bookmarkEnd w:id="55"/>
-      <w:proofErr w:type="spellEnd"/>
     </w:p>
     <w:p>
       <w:pPr>
@@ -20098,7 +24222,7 @@
                     <pic:cNvPicPr/>
                   </pic:nvPicPr>
                   <pic:blipFill>
-                    <a:blip r:embed="rId23"/>
+                    <a:blip r:embed="rId27"/>
                     <a:stretch>
                       <a:fillRect/>
                     </a:stretch>
@@ -20325,7 +24449,6 @@
         <w:t xml:space="preserve"> </w:t>
       </w:r>
       <w:bookmarkStart w:id="58" w:name="_Toc230830400"/>
-      <w:proofErr w:type="spellStart"/>
       <w:r>
         <w:rPr>
           <w:rFonts w:ascii="time" w:eastAsia="標楷體" w:hAnsi="time"/>
@@ -20333,7 +24456,6 @@
         </w:rPr>
         <w:t>資料庫關聯</w:t>
       </w:r>
-      <w:proofErr w:type="spellEnd"/>
       <w:r>
         <w:rPr>
           <w:rFonts w:ascii="time" w:eastAsia="標楷體" w:hAnsi="time" w:hint="eastAsia"/>
@@ -20370,7 +24492,7 @@
                     <pic:cNvPicPr/>
                   </pic:nvPicPr>
                   <pic:blipFill>
-                    <a:blip r:embed="rId24"/>
+                    <a:blip r:embed="rId28"/>
                     <a:stretch>
                       <a:fillRect/>
                     </a:stretch>
@@ -20576,41 +24698,46 @@
         </w:rPr>
         <w:t>資料庫以使用者與植物診斷日誌為核心。</w:t>
       </w:r>
-      <w:proofErr w:type="spellStart"/>
       <w:r>
         <w:rPr>
           <w:rFonts w:ascii="time" w:hAnsi="time"/>
           <w:lang w:eastAsia="zh-TW"/>
         </w:rPr>
-        <w:t>plant_diary</w:t>
-      </w:r>
-      <w:proofErr w:type="spellEnd"/>
+        <w:t xml:space="preserve">plant_diary </w:t>
+      </w:r>
       <w:r>
         <w:rPr>
           <w:rFonts w:ascii="time" w:hAnsi="time"/>
           <w:lang w:eastAsia="zh-TW"/>
         </w:rPr>
-        <w:t xml:space="preserve"> </w:t>
+        <w:t>關聯</w:t>
       </w:r>
       <w:r>
         <w:rPr>
           <w:rFonts w:ascii="time" w:hAnsi="time"/>
           <w:lang w:eastAsia="zh-TW"/>
         </w:rPr>
-        <w:t>關聯</w:t>
+        <w:t xml:space="preserve"> user</w:t>
       </w:r>
       <w:r>
         <w:rPr>
           <w:rFonts w:ascii="time" w:hAnsi="time"/>
           <w:lang w:eastAsia="zh-TW"/>
         </w:rPr>
-        <w:t xml:space="preserve"> user</w:t>
+        <w:t>、</w:t>
       </w:r>
       <w:r>
         <w:rPr>
           <w:rFonts w:ascii="time" w:hAnsi="time"/>
           <w:lang w:eastAsia="zh-TW"/>
         </w:rPr>
+        <w:t>crop</w:t>
+      </w:r>
+      <w:r>
+        <w:rPr>
+          <w:rFonts w:ascii="time" w:hAnsi="time"/>
+          <w:lang w:eastAsia="zh-TW"/>
+        </w:rPr>
         <w:t>、</w:t>
       </w:r>
       <w:r>
@@ -20618,58 +24745,35 @@
           <w:rFonts w:ascii="time" w:hAnsi="time"/>
           <w:lang w:eastAsia="zh-TW"/>
         </w:rPr>
-        <w:t>crop</w:t>
+        <w:t xml:space="preserve">disease </w:t>
       </w:r>
       <w:r>
         <w:rPr>
           <w:rFonts w:ascii="time" w:hAnsi="time"/>
           <w:lang w:eastAsia="zh-TW"/>
         </w:rPr>
-        <w:t>、</w:t>
+        <w:t>與</w:t>
       </w:r>
       <w:r>
         <w:rPr>
           <w:rFonts w:ascii="time" w:hAnsi="time"/>
           <w:lang w:eastAsia="zh-TW"/>
         </w:rPr>
-        <w:t xml:space="preserve">disease </w:t>
+        <w:t xml:space="preserve"> pests</w:t>
       </w:r>
       <w:r>
         <w:rPr>
           <w:rFonts w:ascii="time" w:hAnsi="time"/>
           <w:lang w:eastAsia="zh-TW"/>
         </w:rPr>
-        <w:t>與</w:t>
+        <w:t>；</w:t>
       </w:r>
       <w:r>
         <w:rPr>
           <w:rFonts w:ascii="time" w:hAnsi="time"/>
           <w:lang w:eastAsia="zh-TW"/>
         </w:rPr>
-        <w:t xml:space="preserve"> pests</w:t>
-      </w:r>
-      <w:r>
-        <w:rPr>
-          <w:rFonts w:ascii="time" w:hAnsi="time"/>
-          <w:lang w:eastAsia="zh-TW"/>
-        </w:rPr>
-        <w:t>；</w:t>
-      </w:r>
-      <w:proofErr w:type="spellStart"/>
-      <w:r>
-        <w:rPr>
-          <w:rFonts w:ascii="time" w:hAnsi="time"/>
-          <w:lang w:eastAsia="zh-TW"/>
-        </w:rPr>
-        <w:t>user_one_time_tokens</w:t>
-      </w:r>
-      <w:proofErr w:type="spellEnd"/>
-      <w:r>
-        <w:rPr>
-          <w:rFonts w:ascii="time" w:hAnsi="time"/>
-          <w:lang w:eastAsia="zh-TW"/>
-        </w:rPr>
-        <w:t xml:space="preserve"> </w:t>
+        <w:t xml:space="preserve">user_one_time_tokens </w:t>
       </w:r>
       <w:r>
         <w:rPr>
@@ -21120,7 +25224,6 @@
                 <w:rFonts w:ascii="time" w:hAnsi="time" w:hint="eastAsia"/>
               </w:rPr>
             </w:pPr>
-            <w:proofErr w:type="spellStart"/>
             <w:r>
               <w:rPr>
                 <w:rFonts w:ascii="time" w:hAnsi="time"/>
@@ -21129,7 +25232,6 @@
               </w:rPr>
               <w:t>元件</w:t>
             </w:r>
-            <w:proofErr w:type="spellEnd"/>
           </w:p>
         </w:tc>
         <w:tc>
@@ -21145,7 +25247,6 @@
                 <w:rFonts w:ascii="time" w:hAnsi="time" w:hint="eastAsia"/>
               </w:rPr>
             </w:pPr>
-            <w:proofErr w:type="spellStart"/>
             <w:r>
               <w:rPr>
                 <w:rFonts w:ascii="time" w:hAnsi="time"/>
@@ -21154,7 +25255,6 @@
               </w:rPr>
               <w:t>檔案</w:t>
             </w:r>
-            <w:proofErr w:type="spellEnd"/>
           </w:p>
         </w:tc>
         <w:tc>
@@ -21170,7 +25270,6 @@
                 <w:rFonts w:ascii="time" w:hAnsi="time" w:hint="eastAsia"/>
               </w:rPr>
             </w:pPr>
-            <w:proofErr w:type="spellStart"/>
             <w:r>
               <w:rPr>
                 <w:rFonts w:ascii="time" w:hAnsi="time"/>
@@ -21179,7 +25278,6 @@
               </w:rPr>
               <w:t>功能</w:t>
             </w:r>
-            <w:proofErr w:type="spellEnd"/>
           </w:p>
         </w:tc>
       </w:tr>
@@ -21199,7 +25297,6 @@
                 <w:rFonts w:ascii="time" w:hAnsi="time" w:hint="eastAsia"/>
               </w:rPr>
             </w:pPr>
-            <w:proofErr w:type="spellStart"/>
             <w:r>
               <w:rPr>
                 <w:rFonts w:ascii="time" w:hAnsi="time"/>
@@ -21207,7 +25304,6 @@
               </w:rPr>
               <w:t>應用程式入口</w:t>
             </w:r>
-            <w:proofErr w:type="spellEnd"/>
           </w:p>
         </w:tc>
         <w:tc>
@@ -21241,7 +25337,6 @@
                 <w:rFonts w:ascii="time" w:hAnsi="time" w:hint="eastAsia"/>
               </w:rPr>
             </w:pPr>
-            <w:proofErr w:type="spellStart"/>
             <w:r>
               <w:rPr>
                 <w:rFonts w:ascii="time" w:hAnsi="time"/>
@@ -21289,15 +25384,7 @@
                 <w:rFonts w:ascii="time" w:hAnsi="time"/>
                 <w:sz w:val="20"/>
               </w:rPr>
-              <w:t>修補</w:t>
-            </w:r>
-            <w:proofErr w:type="spellEnd"/>
-            <w:r>
-              <w:rPr>
-                <w:rFonts w:ascii="time" w:hAnsi="time"/>
-                <w:sz w:val="20"/>
-              </w:rPr>
-              <w:t>。</w:t>
+              <w:t>修補。</w:t>
             </w:r>
           </w:p>
         </w:tc>
@@ -21318,7 +25405,6 @@
                 <w:rFonts w:ascii="time" w:hAnsi="time" w:hint="eastAsia"/>
               </w:rPr>
             </w:pPr>
-            <w:proofErr w:type="spellStart"/>
             <w:r>
               <w:rPr>
                 <w:rFonts w:ascii="time" w:hAnsi="time"/>
@@ -21326,7 +25412,6 @@
               </w:rPr>
               <w:t>認證路由</w:t>
             </w:r>
-            <w:proofErr w:type="spellEnd"/>
           </w:p>
         </w:tc>
         <w:tc>
@@ -21388,7 +25473,6 @@
                 <w:rFonts w:ascii="time" w:hAnsi="time" w:hint="eastAsia"/>
               </w:rPr>
             </w:pPr>
-            <w:proofErr w:type="spellStart"/>
             <w:r>
               <w:rPr>
                 <w:rFonts w:ascii="time" w:hAnsi="time"/>
@@ -21396,7 +25480,6 @@
               </w:rPr>
               <w:t>日誌路由</w:t>
             </w:r>
-            <w:proofErr w:type="spellEnd"/>
           </w:p>
         </w:tc>
         <w:tc>
@@ -21458,7 +25541,6 @@
                 <w:rFonts w:ascii="time" w:hAnsi="time" w:hint="eastAsia"/>
               </w:rPr>
             </w:pPr>
-            <w:proofErr w:type="spellStart"/>
             <w:r>
               <w:rPr>
                 <w:rFonts w:ascii="time" w:hAnsi="time"/>
@@ -21473,7 +25555,6 @@
               </w:rPr>
               <w:t>服務</w:t>
             </w:r>
-            <w:proofErr w:type="spellEnd"/>
           </w:p>
         </w:tc>
         <w:tc>
@@ -21551,7 +25632,6 @@
                 <w:rFonts w:ascii="time" w:hAnsi="time" w:hint="eastAsia"/>
               </w:rPr>
             </w:pPr>
-            <w:proofErr w:type="spellStart"/>
             <w:r>
               <w:rPr>
                 <w:rFonts w:ascii="time" w:hAnsi="time"/>
@@ -21559,7 +25639,6 @@
               </w:rPr>
               <w:t>知識服務</w:t>
             </w:r>
-            <w:proofErr w:type="spellEnd"/>
           </w:p>
         </w:tc>
         <w:tc>
@@ -21621,7 +25700,6 @@
                 <w:rFonts w:ascii="time" w:hAnsi="time" w:hint="eastAsia"/>
               </w:rPr>
             </w:pPr>
-            <w:proofErr w:type="spellStart"/>
             <w:r>
               <w:rPr>
                 <w:rFonts w:ascii="time" w:hAnsi="time"/>
@@ -21629,7 +25707,6 @@
               </w:rPr>
               <w:t>檔案服務</w:t>
             </w:r>
-            <w:proofErr w:type="spellEnd"/>
           </w:p>
         </w:tc>
         <w:tc>
@@ -21711,7 +25788,6 @@
                 <w:rFonts w:ascii="time" w:hAnsi="time" w:hint="eastAsia"/>
               </w:rPr>
             </w:pPr>
-            <w:proofErr w:type="spellStart"/>
             <w:r>
               <w:rPr>
                 <w:rFonts w:ascii="time" w:hAnsi="time"/>
@@ -21719,7 +25795,6 @@
               </w:rPr>
               <w:t>PlantApiService.kt</w:t>
             </w:r>
-            <w:proofErr w:type="spellEnd"/>
           </w:p>
         </w:tc>
         <w:tc>
@@ -21769,7 +25844,6 @@
                 <w:rFonts w:ascii="time" w:hAnsi="time" w:hint="eastAsia"/>
               </w:rPr>
             </w:pPr>
-            <w:proofErr w:type="spellStart"/>
             <w:r>
               <w:rPr>
                 <w:rFonts w:ascii="time" w:hAnsi="time"/>
@@ -21784,7 +25858,6 @@
               </w:rPr>
               <w:t>畫面</w:t>
             </w:r>
-            <w:proofErr w:type="spellEnd"/>
           </w:p>
         </w:tc>
         <w:tc>
@@ -21798,7 +25871,6 @@
                 <w:rFonts w:ascii="time" w:hAnsi="time" w:hint="eastAsia"/>
               </w:rPr>
             </w:pPr>
-            <w:proofErr w:type="spellStart"/>
             <w:r>
               <w:rPr>
                 <w:rFonts w:ascii="time" w:hAnsi="time"/>
@@ -21813,7 +25885,6 @@
               </w:rPr>
               <w:t>Activity.kt</w:t>
             </w:r>
-            <w:proofErr w:type="spellEnd"/>
           </w:p>
         </w:tc>
         <w:tc>
@@ -21873,7 +25944,6 @@
         </w:rPr>
       </w:pPr>
       <w:bookmarkStart w:id="65" w:name="_Toc230830404"/>
-      <w:proofErr w:type="spellStart"/>
       <w:r>
         <w:rPr>
           <w:rFonts w:ascii="time" w:eastAsia="標楷體" w:hAnsi="time"/>
@@ -21882,7 +25952,6 @@
         <w:t>其他附屬之各種元件</w:t>
       </w:r>
       <w:bookmarkEnd w:id="65"/>
-      <w:proofErr w:type="spellEnd"/>
     </w:p>
     <w:p>
       <w:pPr>
@@ -21891,38 +25960,41 @@
           <w:rFonts w:ascii="time" w:hAnsi="time" w:hint="eastAsia"/>
         </w:rPr>
       </w:pPr>
-      <w:proofErr w:type="spellStart"/>
       <w:r>
         <w:rPr>
           <w:rFonts w:ascii="time" w:hAnsi="time"/>
         </w:rPr>
         <w:t>附屬元件包含</w:t>
       </w:r>
-      <w:proofErr w:type="spellEnd"/>
       <w:r>
         <w:rPr>
           <w:rFonts w:ascii="time" w:hAnsi="time"/>
         </w:rPr>
-        <w:t xml:space="preserve"> </w:t>
-      </w:r>
-      <w:proofErr w:type="spellStart"/>
+        <w:t xml:space="preserve"> Dockerfile</w:t>
+      </w:r>
       <w:r>
         <w:rPr>
           <w:rFonts w:ascii="time" w:hAnsi="time"/>
         </w:rPr>
-        <w:t>Dockerfile</w:t>
+        <w:t>、</w:t>
       </w:r>
       <w:r>
         <w:rPr>
           <w:rFonts w:ascii="time" w:hAnsi="time"/>
         </w:rPr>
+        <w:t>docker-compose.yml</w:t>
+      </w:r>
+      <w:r>
+        <w:rPr>
+          <w:rFonts w:ascii="time" w:hAnsi="time"/>
+        </w:rPr>
         <w:t>、</w:t>
       </w:r>
       <w:r>
         <w:rPr>
           <w:rFonts w:ascii="time" w:hAnsi="time"/>
         </w:rPr>
-        <w:t>docker-compose.yml</w:t>
+        <w:t>requirements.txt</w:t>
       </w:r>
       <w:r>
         <w:rPr>
@@ -21934,7 +26006,7 @@
         <w:rPr>
           <w:rFonts w:ascii="time" w:hAnsi="time"/>
         </w:rPr>
-        <w:t>requirements.txt</w:t>
+        <w:t>Alembic migrations</w:t>
       </w:r>
       <w:r>
         <w:rPr>
@@ -21946,21 +26018,19 @@
         <w:rPr>
           <w:rFonts w:ascii="time" w:hAnsi="time"/>
         </w:rPr>
-        <w:t>Alembic</w:t>
-      </w:r>
-      <w:proofErr w:type="spellEnd"/>
+        <w:t>init_db.sql</w:t>
+      </w:r>
       <w:r>
         <w:rPr>
           <w:rFonts w:ascii="time" w:hAnsi="time"/>
         </w:rPr>
-        <w:t xml:space="preserve"> </w:t>
-      </w:r>
-      <w:proofErr w:type="spellStart"/>
+        <w:t>、</w:t>
+      </w:r>
       <w:r>
         <w:rPr>
           <w:rFonts w:ascii="time" w:hAnsi="time"/>
         </w:rPr>
-        <w:t>migrations</w:t>
+        <w:t>templates/dashboard.html</w:t>
       </w:r>
       <w:r>
         <w:rPr>
@@ -21972,78 +26042,25 @@
         <w:rPr>
           <w:rFonts w:ascii="time" w:hAnsi="time"/>
         </w:rPr>
-        <w:t>init_db.sql</w:t>
+        <w:t xml:space="preserve">static/uploads </w:t>
       </w:r>
       <w:r>
         <w:rPr>
           <w:rFonts w:ascii="time" w:hAnsi="time"/>
         </w:rPr>
-        <w:t>、</w:t>
+        <w:t>與</w:t>
       </w:r>
       <w:r>
         <w:rPr>
           <w:rFonts w:ascii="time" w:hAnsi="time"/>
         </w:rPr>
-        <w:t>templates</w:t>
-      </w:r>
-      <w:proofErr w:type="spellEnd"/>
+        <w:t xml:space="preserve"> Android layout/drawable </w:t>
+      </w:r>
       <w:r>
         <w:rPr>
           <w:rFonts w:ascii="time" w:hAnsi="time"/>
         </w:rPr>
-        <w:t>/</w:t>
-      </w:r>
-      <w:proofErr w:type="spellStart"/>
-      <w:r>
-        <w:rPr>
-          <w:rFonts w:ascii="time" w:hAnsi="time"/>
-        </w:rPr>
-        <w:t>dashboard.html</w:t>
-      </w:r>
-      <w:r>
-        <w:rPr>
-          <w:rFonts w:ascii="time" w:hAnsi="time"/>
-        </w:rPr>
-        <w:t>、</w:t>
-      </w:r>
-      <w:r>
-        <w:rPr>
-          <w:rFonts w:ascii="time" w:hAnsi="time"/>
-        </w:rPr>
-        <w:t>static</w:t>
-      </w:r>
-      <w:proofErr w:type="spellEnd"/>
-      <w:r>
-        <w:rPr>
-          <w:rFonts w:ascii="time" w:hAnsi="time"/>
-        </w:rPr>
-        <w:t xml:space="preserve">/uploads </w:t>
-      </w:r>
-      <w:r>
-        <w:rPr>
-          <w:rFonts w:ascii="time" w:hAnsi="time"/>
-        </w:rPr>
-        <w:t>與</w:t>
-      </w:r>
-      <w:r>
-        <w:rPr>
-          <w:rFonts w:ascii="time" w:hAnsi="time"/>
-        </w:rPr>
-        <w:t xml:space="preserve"> Android layout/drawable </w:t>
-      </w:r>
-      <w:proofErr w:type="spellStart"/>
-      <w:r>
-        <w:rPr>
-          <w:rFonts w:ascii="time" w:hAnsi="time"/>
-        </w:rPr>
-        <w:t>資源</w:t>
-      </w:r>
-      <w:proofErr w:type="spellEnd"/>
-      <w:r>
-        <w:rPr>
-          <w:rFonts w:ascii="time" w:hAnsi="time"/>
-        </w:rPr>
-        <w:t>。</w:t>
+        <w:t>資源。</w:t>
       </w:r>
     </w:p>
     <w:p>
@@ -22260,7 +26277,6 @@
                 <w:rFonts w:ascii="time" w:hAnsi="time" w:hint="eastAsia"/>
               </w:rPr>
             </w:pPr>
-            <w:proofErr w:type="spellStart"/>
             <w:r>
               <w:rPr>
                 <w:rFonts w:ascii="time" w:hAnsi="time"/>
@@ -22269,7 +26285,6 @@
               </w:rPr>
               <w:t>測試類型</w:t>
             </w:r>
-            <w:proofErr w:type="spellEnd"/>
           </w:p>
         </w:tc>
         <w:tc>
@@ -22285,7 +26300,6 @@
                 <w:rFonts w:ascii="time" w:hAnsi="time" w:hint="eastAsia"/>
               </w:rPr>
             </w:pPr>
-            <w:proofErr w:type="spellStart"/>
             <w:r>
               <w:rPr>
                 <w:rFonts w:ascii="time" w:hAnsi="time"/>
@@ -22294,7 +26308,6 @@
               </w:rPr>
               <w:t>測試方式</w:t>
             </w:r>
-            <w:proofErr w:type="spellEnd"/>
           </w:p>
         </w:tc>
         <w:tc>
@@ -22310,7 +26323,6 @@
                 <w:rFonts w:ascii="time" w:hAnsi="time" w:hint="eastAsia"/>
               </w:rPr>
             </w:pPr>
-            <w:proofErr w:type="spellStart"/>
             <w:r>
               <w:rPr>
                 <w:rFonts w:ascii="time" w:hAnsi="time"/>
@@ -22319,7 +26331,6 @@
               </w:rPr>
               <w:t>目標</w:t>
             </w:r>
-            <w:proofErr w:type="spellEnd"/>
           </w:p>
         </w:tc>
       </w:tr>
@@ -22674,7 +26685,6 @@
                 <w:rFonts w:ascii="time" w:hAnsi="time" w:hint="eastAsia"/>
               </w:rPr>
             </w:pPr>
-            <w:proofErr w:type="spellStart"/>
             <w:r>
               <w:rPr>
                 <w:rFonts w:ascii="time" w:hAnsi="time"/>
@@ -22683,7 +26693,6 @@
               </w:rPr>
               <w:t>編號</w:t>
             </w:r>
-            <w:proofErr w:type="spellEnd"/>
           </w:p>
         </w:tc>
         <w:tc>
@@ -22699,7 +26708,6 @@
                 <w:rFonts w:ascii="time" w:hAnsi="time" w:hint="eastAsia"/>
               </w:rPr>
             </w:pPr>
-            <w:proofErr w:type="spellStart"/>
             <w:r>
               <w:rPr>
                 <w:rFonts w:ascii="time" w:hAnsi="time"/>
@@ -22708,7 +26716,6 @@
               </w:rPr>
               <w:t>測試項目</w:t>
             </w:r>
-            <w:proofErr w:type="spellEnd"/>
           </w:p>
         </w:tc>
         <w:tc>
@@ -22724,7 +26731,6 @@
                 <w:rFonts w:ascii="time" w:hAnsi="time" w:hint="eastAsia"/>
               </w:rPr>
             </w:pPr>
-            <w:proofErr w:type="spellStart"/>
             <w:r>
               <w:rPr>
                 <w:rFonts w:ascii="time" w:hAnsi="time"/>
@@ -22733,7 +26739,6 @@
               </w:rPr>
               <w:t>預期結果</w:t>
             </w:r>
-            <w:proofErr w:type="spellEnd"/>
           </w:p>
         </w:tc>
         <w:tc>
@@ -22749,7 +26754,6 @@
                 <w:rFonts w:ascii="time" w:hAnsi="time" w:hint="eastAsia"/>
               </w:rPr>
             </w:pPr>
-            <w:proofErr w:type="spellStart"/>
             <w:r>
               <w:rPr>
                 <w:rFonts w:ascii="time" w:hAnsi="time"/>
@@ -22758,7 +26762,6 @@
               </w:rPr>
               <w:t>目前結果</w:t>
             </w:r>
-            <w:proofErr w:type="spellEnd"/>
           </w:p>
         </w:tc>
       </w:tr>
@@ -23315,7 +27318,6 @@
                 <w:rFonts w:ascii="time" w:hAnsi="time" w:hint="eastAsia"/>
               </w:rPr>
             </w:pPr>
-            <w:proofErr w:type="spellStart"/>
             <w:r>
               <w:rPr>
                 <w:rFonts w:ascii="time" w:hAnsi="time"/>
@@ -23324,7 +27326,6 @@
               </w:rPr>
               <w:t>序號</w:t>
             </w:r>
-            <w:proofErr w:type="spellEnd"/>
           </w:p>
         </w:tc>
         <w:tc>
@@ -23340,7 +27341,6 @@
                 <w:rFonts w:ascii="time" w:hAnsi="time" w:hint="eastAsia"/>
               </w:rPr>
             </w:pPr>
-            <w:proofErr w:type="spellStart"/>
             <w:r>
               <w:rPr>
                 <w:rFonts w:ascii="time" w:hAnsi="time"/>
@@ -23349,7 +27349,6 @@
               </w:rPr>
               <w:t>資料名稱</w:t>
             </w:r>
-            <w:proofErr w:type="spellEnd"/>
           </w:p>
         </w:tc>
         <w:tc>
@@ -23365,7 +27364,6 @@
                 <w:rFonts w:ascii="time" w:hAnsi="time" w:hint="eastAsia"/>
               </w:rPr>
             </w:pPr>
-            <w:proofErr w:type="spellStart"/>
             <w:r>
               <w:rPr>
                 <w:rFonts w:ascii="time" w:hAnsi="time"/>
@@ -23374,7 +27372,6 @@
               </w:rPr>
               <w:t>用途</w:t>
             </w:r>
-            <w:proofErr w:type="spellEnd"/>
           </w:p>
         </w:tc>
       </w:tr>
@@ -23415,23 +27412,13 @@
                 <w:rFonts w:ascii="time" w:hAnsi="time" w:hint="eastAsia"/>
               </w:rPr>
             </w:pPr>
-            <w:proofErr w:type="spellStart"/>
-            <w:r>
-              <w:rPr>
-                <w:rFonts w:ascii="time" w:hAnsi="time"/>
-                <w:sz w:val="20"/>
-              </w:rPr>
-              <w:t>FastAPI</w:t>
-            </w:r>
-            <w:proofErr w:type="spellEnd"/>
-            <w:r>
-              <w:rPr>
-                <w:rFonts w:ascii="time" w:hAnsi="time"/>
-                <w:sz w:val="20"/>
-              </w:rPr>
-              <w:t xml:space="preserve"> </w:t>
-            </w:r>
-            <w:proofErr w:type="spellStart"/>
+            <w:r>
+              <w:rPr>
+                <w:rFonts w:ascii="time" w:hAnsi="time"/>
+                <w:sz w:val="20"/>
+              </w:rPr>
+              <w:t xml:space="preserve">FastAPI </w:t>
+            </w:r>
             <w:r>
               <w:rPr>
                 <w:rFonts w:ascii="time" w:hAnsi="time"/>
@@ -23439,7 +27426,6 @@
               </w:rPr>
               <w:t>官方文件</w:t>
             </w:r>
-            <w:proofErr w:type="spellEnd"/>
           </w:p>
         </w:tc>
         <w:tc>
@@ -23454,7 +27440,6 @@
                 <w:rFonts w:ascii="time" w:hAnsi="time" w:hint="eastAsia"/>
               </w:rPr>
             </w:pPr>
-            <w:proofErr w:type="spellStart"/>
             <w:r>
               <w:rPr>
                 <w:rFonts w:ascii="time" w:hAnsi="time"/>
@@ -23488,15 +27473,7 @@
                 <w:rFonts w:ascii="time" w:hAnsi="time"/>
                 <w:sz w:val="20"/>
               </w:rPr>
-              <w:t>文件</w:t>
-            </w:r>
-            <w:proofErr w:type="spellEnd"/>
-            <w:r>
-              <w:rPr>
-                <w:rFonts w:ascii="time" w:hAnsi="time"/>
-                <w:sz w:val="20"/>
-              </w:rPr>
-              <w:t>。</w:t>
+              <w:t>文件。</w:t>
             </w:r>
           </w:p>
         </w:tc>
@@ -23545,7 +27522,6 @@
               </w:rPr>
               <w:t xml:space="preserve">Android Developers </w:t>
             </w:r>
-            <w:proofErr w:type="spellStart"/>
             <w:r>
               <w:rPr>
                 <w:rFonts w:ascii="time" w:hAnsi="time"/>
@@ -23553,7 +27529,6 @@
               </w:rPr>
               <w:t>文件</w:t>
             </w:r>
-            <w:proofErr w:type="spellEnd"/>
           </w:p>
         </w:tc>
         <w:tc>
@@ -23568,7 +27543,6 @@
                 <w:rFonts w:ascii="time" w:hAnsi="time" w:hint="eastAsia"/>
               </w:rPr>
             </w:pPr>
-            <w:proofErr w:type="spellStart"/>
             <w:r>
               <w:rPr>
                 <w:rFonts w:ascii="time" w:hAnsi="time"/>
@@ -23609,15 +27583,7 @@
                 <w:rFonts w:ascii="time" w:hAnsi="time"/>
                 <w:sz w:val="20"/>
               </w:rPr>
-              <w:t>元件</w:t>
-            </w:r>
-            <w:proofErr w:type="spellEnd"/>
-            <w:r>
-              <w:rPr>
-                <w:rFonts w:ascii="time" w:hAnsi="time"/>
-                <w:sz w:val="20"/>
-              </w:rPr>
-              <w:t>。</w:t>
+              <w:t>元件。</w:t>
             </w:r>
           </w:p>
         </w:tc>
@@ -23666,7 +27632,6 @@
               </w:rPr>
               <w:t xml:space="preserve">Google Gemini API </w:t>
             </w:r>
-            <w:proofErr w:type="spellStart"/>
             <w:r>
               <w:rPr>
                 <w:rFonts w:ascii="time" w:hAnsi="time"/>
@@ -23674,7 +27639,6 @@
               </w:rPr>
               <w:t>文件</w:t>
             </w:r>
-            <w:proofErr w:type="spellEnd"/>
           </w:p>
         </w:tc>
         <w:tc>
@@ -23745,7 +27709,6 @@
               </w:rPr>
               <w:t xml:space="preserve">MySQL </w:t>
             </w:r>
-            <w:proofErr w:type="spellStart"/>
             <w:r>
               <w:rPr>
                 <w:rFonts w:ascii="time" w:hAnsi="time"/>
@@ -23753,7 +27716,6 @@
               </w:rPr>
               <w:t>文件</w:t>
             </w:r>
-            <w:proofErr w:type="spellEnd"/>
           </w:p>
         </w:tc>
         <w:tc>
@@ -23817,23 +27779,13 @@
                 <w:rFonts w:ascii="time" w:hAnsi="time" w:hint="eastAsia"/>
               </w:rPr>
             </w:pPr>
-            <w:proofErr w:type="spellStart"/>
-            <w:r>
-              <w:rPr>
-                <w:rFonts w:ascii="time" w:hAnsi="time"/>
-                <w:sz w:val="20"/>
-              </w:rPr>
-              <w:t>SQLAlchemy</w:t>
-            </w:r>
-            <w:proofErr w:type="spellEnd"/>
-            <w:r>
-              <w:rPr>
-                <w:rFonts w:ascii="time" w:hAnsi="time"/>
-                <w:sz w:val="20"/>
-              </w:rPr>
-              <w:t xml:space="preserve"> / Alembic </w:t>
-            </w:r>
-            <w:proofErr w:type="spellStart"/>
+            <w:r>
+              <w:rPr>
+                <w:rFonts w:ascii="time" w:hAnsi="time"/>
+                <w:sz w:val="20"/>
+              </w:rPr>
+              <w:t xml:space="preserve">SQLAlchemy / Alembic </w:t>
+            </w:r>
             <w:r>
               <w:rPr>
                 <w:rFonts w:ascii="time" w:hAnsi="time"/>
@@ -23841,7 +27793,6 @@
               </w:rPr>
               <w:t>文件</w:t>
             </w:r>
-            <w:proofErr w:type="spellEnd"/>
           </w:p>
         </w:tc>
         <w:tc>
@@ -24039,7 +27990,6 @@
                 <w:rFonts w:ascii="time" w:hAnsi="time" w:hint="eastAsia"/>
               </w:rPr>
             </w:pPr>
-            <w:proofErr w:type="spellStart"/>
             <w:r>
               <w:rPr>
                 <w:rFonts w:ascii="time" w:hAnsi="time"/>
@@ -24048,7 +27998,6 @@
               </w:rPr>
               <w:t>序號</w:t>
             </w:r>
-            <w:proofErr w:type="spellEnd"/>
           </w:p>
         </w:tc>
         <w:tc>
@@ -24064,7 +28013,6 @@
                 <w:rFonts w:ascii="time" w:hAnsi="time" w:hint="eastAsia"/>
               </w:rPr>
             </w:pPr>
-            <w:proofErr w:type="spellStart"/>
             <w:r>
               <w:rPr>
                 <w:rFonts w:ascii="time" w:hAnsi="time"/>
@@ -24073,7 +28021,6 @@
               </w:rPr>
               <w:t>使用工具名稱</w:t>
             </w:r>
-            <w:proofErr w:type="spellEnd"/>
           </w:p>
         </w:tc>
         <w:tc>
@@ -24089,7 +28036,6 @@
                 <w:rFonts w:ascii="time" w:hAnsi="time" w:hint="eastAsia"/>
               </w:rPr>
             </w:pPr>
-            <w:proofErr w:type="spellStart"/>
             <w:r>
               <w:rPr>
                 <w:rFonts w:ascii="time" w:hAnsi="time"/>
@@ -24098,7 +28044,6 @@
               </w:rPr>
               <w:t>使用範圍及說明</w:t>
             </w:r>
-            <w:proofErr w:type="spellEnd"/>
           </w:p>
         </w:tc>
         <w:tc>
@@ -24114,7 +28059,6 @@
                 <w:rFonts w:ascii="time" w:hAnsi="time" w:hint="eastAsia"/>
               </w:rPr>
             </w:pPr>
-            <w:proofErr w:type="spellStart"/>
             <w:r>
               <w:rPr>
                 <w:rFonts w:ascii="time" w:hAnsi="time"/>
@@ -24123,7 +28067,6 @@
               </w:rPr>
               <w:t>頁碼</w:t>
             </w:r>
-            <w:proofErr w:type="spellEnd"/>
           </w:p>
         </w:tc>
       </w:tr>
@@ -24295,7 +28238,7 @@
 </file>
 
 <file path=word/endnotes.xml><?xml version="1.0" encoding="utf-8"?>
-<w:endnotes xmlns:wpc="http://schemas.microsoft.com/office/word/2010/wordprocessingCanvas" xmlns:cx="http://schemas.microsoft.com/office/drawing/2014/chartex" xmlns:cx1="http://schemas.microsoft.com/office/drawing/2015/9/8/chartex" xmlns:cx2="http://schemas.microsoft.com/office/drawing/2015/10/21/chartex" xmlns:cx3="http://schemas.microsoft.com/office/drawing/2016/5/9/chartex" xmlns:cx4="http://schemas.microsoft.com/office/drawing/2016/5/10/chartex" xmlns:cx5="http://schemas.microsoft.com/office/drawing/2016/5/11/chartex" xmlns:cx6="http://schemas.microsoft.com/office/drawing/2016/5/12/chartex" xmlns:cx7="http://schemas.microsoft.com/office/drawing/2016/5/13/chartex" xmlns:cx8="http://schemas.microsoft.com/office/drawing/2016/5/14/chartex" xmlns:mc="http://schemas.openxmlformats.org/markup-compatibility/2006" xmlns:aink="http://schemas.microsoft.com/office/drawing/2016/ink" xmlns:am3d="http://schemas.microsoft.com/office/drawing/2017/model3d" xmlns:o="urn:schemas-microsoft-com:office:office" xmlns:oel="http://schemas.microsoft.com/office/2019/extlst" xmlns:r="http://schemas.openxmlformats.org/officeDocument/2006/relationships" xmlns:m="http://schemas.openxmlformats.org/officeDocument/2006/math" xmlns:v="urn:schemas-microsoft-com:vml" xmlns:wp14="http://schemas.microsoft.com/office/word/2010/wordprocessingDrawing" xmlns:wp="http://schemas.openxmlformats.org/drawingml/2006/wordprocessingDrawing" xmlns:w10="urn:schemas-microsoft-com:office:word" xmlns:w="http://schemas.openxmlformats.org/wordprocessingml/2006/main" xmlns:w14="http://schemas.microsoft.com/office/word/2010/wordml" xmlns:w15="http://schemas.microsoft.com/office/word/2012/wordml" xmlns:w16cex="http://schemas.microsoft.com/office/word/2018/wordml/cex" xmlns:w16cid="http://schemas.microsoft.com/office/word/2016/wordml/cid" xmlns:w16="http://schemas.microsoft.com/office/word/2018/wordml" xmlns:w16sdtdh="http://schemas.microsoft.com/office/word/2020/wordml/sdtdatahash" xmlns:w16se="http://schemas.microsoft.com/office/word/2015/wordml/symex" xmlns:wpg="http://schemas.microsoft.com/office/word/2010/wordprocessingGroup" xmlns:wpi="http://schemas.microsoft.com/office/word/2010/wordprocessingInk" xmlns:wne="http://schemas.microsoft.com/office/word/2006/wordml" xmlns:wps="http://schemas.microsoft.com/office/word/2010/wordprocessingShape" mc:Ignorable="w14 w15 w16se w16cid w16 w16cex w16sdtdh wp14">
+<w:endnotes xmlns:wpc="http://schemas.microsoft.com/office/word/2010/wordprocessingCanvas" xmlns:cx="http://schemas.microsoft.com/office/drawing/2014/chartex" xmlns:cx1="http://schemas.microsoft.com/office/drawing/2015/9/8/chartex" xmlns:cx2="http://schemas.microsoft.com/office/drawing/2015/10/21/chartex" xmlns:cx3="http://schemas.microsoft.com/office/drawing/2016/5/9/chartex" xmlns:cx4="http://schemas.microsoft.com/office/drawing/2016/5/10/chartex" xmlns:cx5="http://schemas.microsoft.com/office/drawing/2016/5/11/chartex" xmlns:cx6="http://schemas.microsoft.com/office/drawing/2016/5/12/chartex" xmlns:cx7="http://schemas.microsoft.com/office/drawing/2016/5/13/chartex" xmlns:cx8="http://schemas.microsoft.com/office/drawing/2016/5/14/chartex" xmlns:mc="http://schemas.openxmlformats.org/markup-compatibility/2006" xmlns:aink="http://schemas.microsoft.com/office/drawing/2016/ink" xmlns:am3d="http://schemas.microsoft.com/office/drawing/2017/model3d" xmlns:o="urn:schemas-microsoft-com:office:office" xmlns:oel="http://schemas.microsoft.com/office/2019/extlst" xmlns:r="http://schemas.openxmlformats.org/officeDocument/2006/relationships" xmlns:m="http://schemas.openxmlformats.org/officeDocument/2006/math" xmlns:v="urn:schemas-microsoft-com:vml" xmlns:wp14="http://schemas.microsoft.com/office/word/2010/wordprocessingDrawing" xmlns:wp="http://schemas.openxmlformats.org/drawingml/2006/wordprocessingDrawing" xmlns:w10="urn:schemas-microsoft-com:office:word" xmlns:w="http://schemas.openxmlformats.org/wordprocessingml/2006/main" xmlns:w14="http://schemas.microsoft.com/office/word/2010/wordml" xmlns:w15="http://schemas.microsoft.com/office/word/2012/wordml" xmlns:w16cex="http://schemas.microsoft.com/office/word/2018/wordml/cex" xmlns:w16cid="http://schemas.microsoft.com/office/word/2016/wordml/cid" xmlns:w16="http://schemas.microsoft.com/office/word/2018/wordml" xmlns:w16du="http://schemas.microsoft.com/office/word/2023/wordml/word16du" xmlns:w16sdtdh="http://schemas.microsoft.com/office/word/2020/wordml/sdtdatahash" xmlns:w16sdtfl="http://schemas.microsoft.com/office/word/2024/wordml/sdtformatlock" xmlns:w16se="http://schemas.microsoft.com/office/word/2015/wordml/symex" xmlns:wpg="http://schemas.microsoft.com/office/word/2010/wordprocessingGroup" xmlns:wpi="http://schemas.microsoft.com/office/word/2010/wordprocessingInk" xmlns:wne="http://schemas.microsoft.com/office/word/2006/wordml" xmlns:wps="http://schemas.microsoft.com/office/word/2010/wordprocessingShape" mc:Ignorable="w14 w15 w16se w16cid w16 w16cex w16sdtdh w16sdtfl w16du wp14">
   <w:endnote w:type="separator" w:id="-1">
     <w:p>
       <w:pPr>
@@ -24320,7 +28263,7 @@
 </file>
 
 <file path=word/footer1.xml><?xml version="1.0" encoding="utf-8"?>
-<w:ftr xmlns:wpc="http://schemas.microsoft.com/office/word/2010/wordprocessingCanvas" xmlns:cx="http://schemas.microsoft.com/office/drawing/2014/chartex" xmlns:cx1="http://schemas.microsoft.com/office/drawing/2015/9/8/chartex" xmlns:cx2="http://schemas.microsoft.com/office/drawing/2015/10/21/chartex" xmlns:cx3="http://schemas.microsoft.com/office/drawing/2016/5/9/chartex" xmlns:cx4="http://schemas.microsoft.com/office/drawing/2016/5/10/chartex" xmlns:cx5="http://schemas.microsoft.com/office/drawing/2016/5/11/chartex" xmlns:cx6="http://schemas.microsoft.com/office/drawing/2016/5/12/chartex" xmlns:cx7="http://schemas.microsoft.com/office/drawing/2016/5/13/chartex" xmlns:cx8="http://schemas.microsoft.com/office/drawing/2016/5/14/chartex" xmlns:mc="http://schemas.openxmlformats.org/markup-compatibility/2006" xmlns:aink="http://schemas.microsoft.com/office/drawing/2016/ink" xmlns:am3d="http://schemas.microsoft.com/office/drawing/2017/model3d" xmlns:o="urn:schemas-microsoft-com:office:office" xmlns:oel="http://schemas.microsoft.com/office/2019/extlst" xmlns:r="http://schemas.openxmlformats.org/officeDocument/2006/relationships" xmlns:m="http://schemas.openxmlformats.org/officeDocument/2006/math" xmlns:v="urn:schemas-microsoft-com:vml" xmlns:wp14="http://schemas.microsoft.com/office/word/2010/wordprocessingDrawing" xmlns:wp="http://schemas.openxmlformats.org/drawingml/2006/wordprocessingDrawing" xmlns:w10="urn:schemas-microsoft-com:office:word" xmlns:w="http://schemas.openxmlformats.org/wordprocessingml/2006/main" xmlns:w14="http://schemas.microsoft.com/office/word/2010/wordml" xmlns:w15="http://schemas.microsoft.com/office/word/2012/wordml" xmlns:w16cex="http://schemas.microsoft.com/office/word/2018/wordml/cex" xmlns:w16cid="http://schemas.microsoft.com/office/word/2016/wordml/cid" xmlns:w16="http://schemas.microsoft.com/office/word/2018/wordml" xmlns:w16sdtdh="http://schemas.microsoft.com/office/word/2020/wordml/sdtdatahash" xmlns:w16se="http://schemas.microsoft.com/office/word/2015/wordml/symex" xmlns:wpg="http://schemas.microsoft.com/office/word/2010/wordprocessingGroup" xmlns:wpi="http://schemas.microsoft.com/office/word/2010/wordprocessingInk" xmlns:wne="http://schemas.microsoft.com/office/word/2006/wordml" xmlns:wps="http://schemas.microsoft.com/office/word/2010/wordprocessingShape" mc:Ignorable="w14 w15 w16se w16cid w16 w16cex w16sdtdh wp14">
+<w:ftr xmlns:wpc="http://schemas.microsoft.com/office/word/2010/wordprocessingCanvas" xmlns:cx="http://schemas.microsoft.com/office/drawing/2014/chartex" xmlns:cx1="http://schemas.microsoft.com/office/drawing/2015/9/8/chartex" xmlns:cx2="http://schemas.microsoft.com/office/drawing/2015/10/21/chartex" xmlns:cx3="http://schemas.microsoft.com/office/drawing/2016/5/9/chartex" xmlns:cx4="http://schemas.microsoft.com/office/drawing/2016/5/10/chartex" xmlns:cx5="http://schemas.microsoft.com/office/drawing/2016/5/11/chartex" xmlns:cx6="http://schemas.microsoft.com/office/drawing/2016/5/12/chartex" xmlns:cx7="http://schemas.microsoft.com/office/drawing/2016/5/13/chartex" xmlns:cx8="http://schemas.microsoft.com/office/drawing/2016/5/14/chartex" xmlns:mc="http://schemas.openxmlformats.org/markup-compatibility/2006" xmlns:aink="http://schemas.microsoft.com/office/drawing/2016/ink" xmlns:am3d="http://schemas.microsoft.com/office/drawing/2017/model3d" xmlns:o="urn:schemas-microsoft-com:office:office" xmlns:oel="http://schemas.microsoft.com/office/2019/extlst" xmlns:r="http://schemas.openxmlformats.org/officeDocument/2006/relationships" xmlns:m="http://schemas.openxmlformats.org/officeDocument/2006/math" xmlns:v="urn:schemas-microsoft-com:vml" xmlns:wp14="http://schemas.microsoft.com/office/word/2010/wordprocessingDrawing" xmlns:wp="http://schemas.openxmlformats.org/drawingml/2006/wordprocessingDrawing" xmlns:w10="urn:schemas-microsoft-com:office:word" xmlns:w="http://schemas.openxmlformats.org/wordprocessingml/2006/main" xmlns:w14="http://schemas.microsoft.com/office/word/2010/wordml" xmlns:w15="http://schemas.microsoft.com/office/word/2012/wordml" xmlns:w16cex="http://schemas.microsoft.com/office/word/2018/wordml/cex" xmlns:w16cid="http://schemas.microsoft.com/office/word/2016/wordml/cid" xmlns:w16="http://schemas.microsoft.com/office/word/2018/wordml" xmlns:w16du="http://schemas.microsoft.com/office/word/2023/wordml/word16du" xmlns:w16sdtdh="http://schemas.microsoft.com/office/word/2020/wordml/sdtdatahash" xmlns:w16sdtfl="http://schemas.microsoft.com/office/word/2024/wordml/sdtformatlock" xmlns:w16se="http://schemas.microsoft.com/office/word/2015/wordml/symex" xmlns:wpg="http://schemas.microsoft.com/office/word/2010/wordprocessingGroup" xmlns:wpi="http://schemas.microsoft.com/office/word/2010/wordprocessingInk" xmlns:wne="http://schemas.microsoft.com/office/word/2006/wordml" xmlns:wps="http://schemas.microsoft.com/office/word/2010/wordprocessingShape" mc:Ignorable="w14 w15 w16se w16cid w16 w16cex w16sdtdh w16sdtfl w16du wp14">
   <w:sdt>
     <w:sdtPr>
       <w:id w:val="-1890252996"/>
@@ -24366,7 +28309,7 @@
 </file>
 
 <file path=word/footer2.xml><?xml version="1.0" encoding="utf-8"?>
-<w:ftr xmlns:wpc="http://schemas.microsoft.com/office/word/2010/wordprocessingCanvas" xmlns:cx="http://schemas.microsoft.com/office/drawing/2014/chartex" xmlns:cx1="http://schemas.microsoft.com/office/drawing/2015/9/8/chartex" xmlns:cx2="http://schemas.microsoft.com/office/drawing/2015/10/21/chartex" xmlns:cx3="http://schemas.microsoft.com/office/drawing/2016/5/9/chartex" xmlns:cx4="http://schemas.microsoft.com/office/drawing/2016/5/10/chartex" xmlns:cx5="http://schemas.microsoft.com/office/drawing/2016/5/11/chartex" xmlns:cx6="http://schemas.microsoft.com/office/drawing/2016/5/12/chartex" xmlns:cx7="http://schemas.microsoft.com/office/drawing/2016/5/13/chartex" xmlns:cx8="http://schemas.microsoft.com/office/drawing/2016/5/14/chartex" xmlns:mc="http://schemas.openxmlformats.org/markup-compatibility/2006" xmlns:aink="http://schemas.microsoft.com/office/drawing/2016/ink" xmlns:am3d="http://schemas.microsoft.com/office/drawing/2017/model3d" xmlns:o="urn:schemas-microsoft-com:office:office" xmlns:oel="http://schemas.microsoft.com/office/2019/extlst" xmlns:r="http://schemas.openxmlformats.org/officeDocument/2006/relationships" xmlns:m="http://schemas.openxmlformats.org/officeDocument/2006/math" xmlns:v="urn:schemas-microsoft-com:vml" xmlns:wp14="http://schemas.microsoft.com/office/word/2010/wordprocessingDrawing" xmlns:wp="http://schemas.openxmlformats.org/drawingml/2006/wordprocessingDrawing" xmlns:w10="urn:schemas-microsoft-com:office:word" xmlns:w="http://schemas.openxmlformats.org/wordprocessingml/2006/main" xmlns:w14="http://schemas.microsoft.com/office/word/2010/wordml" xmlns:w15="http://schemas.microsoft.com/office/word/2012/wordml" xmlns:w16cex="http://schemas.microsoft.com/office/word/2018/wordml/cex" xmlns:w16cid="http://schemas.microsoft.com/office/word/2016/wordml/cid" xmlns:w16="http://schemas.microsoft.com/office/word/2018/wordml" xmlns:w16sdtdh="http://schemas.microsoft.com/office/word/2020/wordml/sdtdatahash" xmlns:w16se="http://schemas.microsoft.com/office/word/2015/wordml/symex" xmlns:wpg="http://schemas.microsoft.com/office/word/2010/wordprocessingGroup" xmlns:wpi="http://schemas.microsoft.com/office/word/2010/wordprocessingInk" xmlns:wne="http://schemas.microsoft.com/office/word/2006/wordml" xmlns:wps="http://schemas.microsoft.com/office/word/2010/wordprocessingShape" mc:Ignorable="w14 w15 w16se w16cid w16 w16cex w16sdtdh wp14">
+<w:ftr xmlns:wpc="http://schemas.microsoft.com/office/word/2010/wordprocessingCanvas" xmlns:cx="http://schemas.microsoft.com/office/drawing/2014/chartex" xmlns:cx1="http://schemas.microsoft.com/office/drawing/2015/9/8/chartex" xmlns:cx2="http://schemas.microsoft.com/office/drawing/2015/10/21/chartex" xmlns:cx3="http://schemas.microsoft.com/office/drawing/2016/5/9/chartex" xmlns:cx4="http://schemas.microsoft.com/office/drawing/2016/5/10/chartex" xmlns:cx5="http://schemas.microsoft.com/office/drawing/2016/5/11/chartex" xmlns:cx6="http://schemas.microsoft.com/office/drawing/2016/5/12/chartex" xmlns:cx7="http://schemas.microsoft.com/office/drawing/2016/5/13/chartex" xmlns:cx8="http://schemas.microsoft.com/office/drawing/2016/5/14/chartex" xmlns:mc="http://schemas.openxmlformats.org/markup-compatibility/2006" xmlns:aink="http://schemas.microsoft.com/office/drawing/2016/ink" xmlns:am3d="http://schemas.microsoft.com/office/drawing/2017/model3d" xmlns:o="urn:schemas-microsoft-com:office:office" xmlns:oel="http://schemas.microsoft.com/office/2019/extlst" xmlns:r="http://schemas.openxmlformats.org/officeDocument/2006/relationships" xmlns:m="http://schemas.openxmlformats.org/officeDocument/2006/math" xmlns:v="urn:schemas-microsoft-com:vml" xmlns:wp14="http://schemas.microsoft.com/office/word/2010/wordprocessingDrawing" xmlns:wp="http://schemas.openxmlformats.org/drawingml/2006/wordprocessingDrawing" xmlns:w10="urn:schemas-microsoft-com:office:word" xmlns:w="http://schemas.openxmlformats.org/wordprocessingml/2006/main" xmlns:w14="http://schemas.microsoft.com/office/word/2010/wordml" xmlns:w15="http://schemas.microsoft.com/office/word/2012/wordml" xmlns:w16cex="http://schemas.microsoft.com/office/word/2018/wordml/cex" xmlns:w16cid="http://schemas.microsoft.com/office/word/2016/wordml/cid" xmlns:w16="http://schemas.microsoft.com/office/word/2018/wordml" xmlns:w16du="http://schemas.microsoft.com/office/word/2023/wordml/word16du" xmlns:w16sdtdh="http://schemas.microsoft.com/office/word/2020/wordml/sdtdatahash" xmlns:w16sdtfl="http://schemas.microsoft.com/office/word/2024/wordml/sdtformatlock" xmlns:w16se="http://schemas.microsoft.com/office/word/2015/wordml/symex" xmlns:wpg="http://schemas.microsoft.com/office/word/2010/wordprocessingGroup" xmlns:wpi="http://schemas.microsoft.com/office/word/2010/wordprocessingInk" xmlns:wne="http://schemas.microsoft.com/office/word/2006/wordml" xmlns:wps="http://schemas.microsoft.com/office/word/2010/wordprocessingShape" mc:Ignorable="w14 w15 w16se w16cid w16 w16cex w16sdtdh w16sdtfl w16du wp14">
   <w:sdt>
     <w:sdtPr>
       <w:id w:val="-1720198191"/>
@@ -24411,7 +28354,7 @@
 </file>
 
 <file path=word/footnotes.xml><?xml version="1.0" encoding="utf-8"?>
-<w:footnotes xmlns:wpc="http://schemas.microsoft.com/office/word/2010/wordprocessingCanvas" xmlns:cx="http://schemas.microsoft.com/office/drawing/2014/chartex" xmlns:cx1="http://schemas.microsoft.com/office/drawing/2015/9/8/chartex" xmlns:cx2="http://schemas.microsoft.com/office/drawing/2015/10/21/chartex" xmlns:cx3="http://schemas.microsoft.com/office/drawing/2016/5/9/chartex" xmlns:cx4="http://schemas.microsoft.com/office/drawing/2016/5/10/chartex" xmlns:cx5="http://schemas.microsoft.com/office/drawing/2016/5/11/chartex" xmlns:cx6="http://schemas.microsoft.com/office/drawing/2016/5/12/chartex" xmlns:cx7="http://schemas.microsoft.com/office/drawing/2016/5/13/chartex" xmlns:cx8="http://schemas.microsoft.com/office/drawing/2016/5/14/chartex" xmlns:mc="http://schemas.openxmlformats.org/markup-compatibility/2006" xmlns:aink="http://schemas.microsoft.com/office/drawing/2016/ink" xmlns:am3d="http://schemas.microsoft.com/office/drawing/2017/model3d" xmlns:o="urn:schemas-microsoft-com:office:office" xmlns:oel="http://schemas.microsoft.com/office/2019/extlst" xmlns:r="http://schemas.openxmlformats.org/officeDocument/2006/relationships" xmlns:m="http://schemas.openxmlformats.org/officeDocument/2006/math" xmlns:v="urn:schemas-microsoft-com:vml" xmlns:wp14="http://schemas.microsoft.com/office/word/2010/wordprocessingDrawing" xmlns:wp="http://schemas.openxmlformats.org/drawingml/2006/wordprocessingDrawing" xmlns:w10="urn:schemas-microsoft-com:office:word" xmlns:w="http://schemas.openxmlformats.org/wordprocessingml/2006/main" xmlns:w14="http://schemas.microsoft.com/office/word/2010/wordml" xmlns:w15="http://schemas.microsoft.com/office/word/2012/wordml" xmlns:w16cex="http://schemas.microsoft.com/office/word/2018/wordml/cex" xmlns:w16cid="http://schemas.microsoft.com/office/word/2016/wordml/cid" xmlns:w16="http://schemas.microsoft.com/office/word/2018/wordml" xmlns:w16sdtdh="http://schemas.microsoft.com/office/word/2020/wordml/sdtdatahash" xmlns:w16se="http://schemas.microsoft.com/office/word/2015/wordml/symex" xmlns:wpg="http://schemas.microsoft.com/office/word/2010/wordprocessingGroup" xmlns:wpi="http://schemas.microsoft.com/office/word/2010/wordprocessingInk" xmlns:wne="http://schemas.microsoft.com/office/word/2006/wordml" xmlns:wps="http://schemas.microsoft.com/office/word/2010/wordprocessingShape" mc:Ignorable="w14 w15 w16se w16cid w16 w16cex w16sdtdh wp14">
+<w:footnotes xmlns:wpc="http://schemas.microsoft.com/office/word/2010/wordprocessingCanvas" xmlns:cx="http://schemas.microsoft.com/office/drawing/2014/chartex" xmlns:cx1="http://schemas.microsoft.com/office/drawing/2015/9/8/chartex" xmlns:cx2="http://schemas.microsoft.com/office/drawing/2015/10/21/chartex" xmlns:cx3="http://schemas.microsoft.com/office/drawing/2016/5/9/chartex" xmlns:cx4="http://schemas.microsoft.com/office/drawing/2016/5/10/chartex" xmlns:cx5="http://schemas.microsoft.com/office/drawing/2016/5/11/chartex" xmlns:cx6="http://schemas.microsoft.com/office/drawing/2016/5/12/chartex" xmlns:cx7="http://schemas.microsoft.com/office/drawing/2016/5/13/chartex" xmlns:cx8="http://schemas.microsoft.com/office/drawing/2016/5/14/chartex" xmlns:mc="http://schemas.openxmlformats.org/markup-compatibility/2006" xmlns:aink="http://schemas.microsoft.com/office/drawing/2016/ink" xmlns:am3d="http://schemas.microsoft.com/office/drawing/2017/model3d" xmlns:o="urn:schemas-microsoft-com:office:office" xmlns:oel="http://schemas.microsoft.com/office/2019/extlst" xmlns:r="http://schemas.openxmlformats.org/officeDocument/2006/relationships" xmlns:m="http://schemas.openxmlformats.org/officeDocument/2006/math" xmlns:v="urn:schemas-microsoft-com:vml" xmlns:wp14="http://schemas.microsoft.com/office/word/2010/wordprocessingDrawing" xmlns:wp="http://schemas.openxmlformats.org/drawingml/2006/wordprocessingDrawing" xmlns:w10="urn:schemas-microsoft-com:office:word" xmlns:w="http://schemas.openxmlformats.org/wordprocessingml/2006/main" xmlns:w14="http://schemas.microsoft.com/office/word/2010/wordml" xmlns:w15="http://schemas.microsoft.com/office/word/2012/wordml" xmlns:w16cex="http://schemas.microsoft.com/office/word/2018/wordml/cex" xmlns:w16cid="http://schemas.microsoft.com/office/word/2016/wordml/cid" xmlns:w16="http://schemas.microsoft.com/office/word/2018/wordml" xmlns:w16du="http://schemas.microsoft.com/office/word/2023/wordml/word16du" xmlns:w16sdtdh="http://schemas.microsoft.com/office/word/2020/wordml/sdtdatahash" xmlns:w16sdtfl="http://schemas.microsoft.com/office/word/2024/wordml/sdtformatlock" xmlns:w16se="http://schemas.microsoft.com/office/word/2015/wordml/symex" xmlns:wpg="http://schemas.microsoft.com/office/word/2010/wordprocessingGroup" xmlns:wpi="http://schemas.microsoft.com/office/word/2010/wordprocessingInk" xmlns:wne="http://schemas.microsoft.com/office/word/2006/wordml" xmlns:wps="http://schemas.microsoft.com/office/word/2010/wordprocessingShape" mc:Ignorable="w14 w15 w16se w16cid w16 w16cex w16sdtdh w16sdtfl w16du wp14">
   <w:footnote w:type="separator" w:id="-1">
     <w:p>
       <w:pPr>
@@ -24436,7 +28379,7 @@
 </file>
 
 <file path=word/header1.xml><?xml version="1.0" encoding="utf-8"?>
-<w:hdr xmlns:wpc="http://schemas.microsoft.com/office/word/2010/wordprocessingCanvas" xmlns:cx="http://schemas.microsoft.com/office/drawing/2014/chartex" xmlns:cx1="http://schemas.microsoft.com/office/drawing/2015/9/8/chartex" xmlns:cx2="http://schemas.microsoft.com/office/drawing/2015/10/21/chartex" xmlns:cx3="http://schemas.microsoft.com/office/drawing/2016/5/9/chartex" xmlns:cx4="http://schemas.microsoft.com/office/drawing/2016/5/10/chartex" xmlns:cx5="http://schemas.microsoft.com/office/drawing/2016/5/11/chartex" xmlns:cx6="http://schemas.microsoft.com/office/drawing/2016/5/12/chartex" xmlns:cx7="http://schemas.microsoft.com/office/drawing/2016/5/13/chartex" xmlns:cx8="http://schemas.microsoft.com/office/drawing/2016/5/14/chartex" xmlns:mc="http://schemas.openxmlformats.org/markup-compatibility/2006" xmlns:aink="http://schemas.microsoft.com/office/drawing/2016/ink" xmlns:am3d="http://schemas.microsoft.com/office/drawing/2017/model3d" xmlns:o="urn:schemas-microsoft-com:office:office" xmlns:oel="http://schemas.microsoft.com/office/2019/extlst" xmlns:r="http://schemas.openxmlformats.org/officeDocument/2006/relationships" xmlns:m="http://schemas.openxmlformats.org/officeDocument/2006/math" xmlns:v="urn:schemas-microsoft-com:vml" xmlns:wp14="http://schemas.microsoft.com/office/word/2010/wordprocessingDrawing" xmlns:wp="http://schemas.openxmlformats.org/drawingml/2006/wordprocessingDrawing" xmlns:w10="urn:schemas-microsoft-com:office:word" xmlns:w="http://schemas.openxmlformats.org/wordprocessingml/2006/main" xmlns:w14="http://schemas.microsoft.com/office/word/2010/wordml" xmlns:w15="http://schemas.microsoft.com/office/word/2012/wordml" xmlns:w16cex="http://schemas.microsoft.com/office/word/2018/wordml/cex" xmlns:w16cid="http://schemas.microsoft.com/office/word/2016/wordml/cid" xmlns:w16="http://schemas.microsoft.com/office/word/2018/wordml" xmlns:w16sdtdh="http://schemas.microsoft.com/office/word/2020/wordml/sdtdatahash" xmlns:w16se="http://schemas.microsoft.com/office/word/2015/wordml/symex" xmlns:wpg="http://schemas.microsoft.com/office/word/2010/wordprocessingGroup" xmlns:wpi="http://schemas.microsoft.com/office/word/2010/wordprocessingInk" xmlns:wne="http://schemas.microsoft.com/office/word/2006/wordml" xmlns:wps="http://schemas.microsoft.com/office/word/2010/wordprocessingShape" mc:Ignorable="w14 w15 w16se w16cid w16 w16cex w16sdtdh wp14">
+<w:hdr xmlns:wpc="http://schemas.microsoft.com/office/word/2010/wordprocessingCanvas" xmlns:cx="http://schemas.microsoft.com/office/drawing/2014/chartex" xmlns:cx1="http://schemas.microsoft.com/office/drawing/2015/9/8/chartex" xmlns:cx2="http://schemas.microsoft.com/office/drawing/2015/10/21/chartex" xmlns:cx3="http://schemas.microsoft.com/office/drawing/2016/5/9/chartex" xmlns:cx4="http://schemas.microsoft.com/office/drawing/2016/5/10/chartex" xmlns:cx5="http://schemas.microsoft.com/office/drawing/2016/5/11/chartex" xmlns:cx6="http://schemas.microsoft.com/office/drawing/2016/5/12/chartex" xmlns:cx7="http://schemas.microsoft.com/office/drawing/2016/5/13/chartex" xmlns:cx8="http://schemas.microsoft.com/office/drawing/2016/5/14/chartex" xmlns:mc="http://schemas.openxmlformats.org/markup-compatibility/2006" xmlns:aink="http://schemas.microsoft.com/office/drawing/2016/ink" xmlns:am3d="http://schemas.microsoft.com/office/drawing/2017/model3d" xmlns:o="urn:schemas-microsoft-com:office:office" xmlns:oel="http://schemas.microsoft.com/office/2019/extlst" xmlns:r="http://schemas.openxmlformats.org/officeDocument/2006/relationships" xmlns:m="http://schemas.openxmlformats.org/officeDocument/2006/math" xmlns:v="urn:schemas-microsoft-com:vml" xmlns:wp14="http://schemas.microsoft.com/office/word/2010/wordprocessingDrawing" xmlns:wp="http://schemas.openxmlformats.org/drawingml/2006/wordprocessingDrawing" xmlns:w10="urn:schemas-microsoft-com:office:word" xmlns:w="http://schemas.openxmlformats.org/wordprocessingml/2006/main" xmlns:w14="http://schemas.microsoft.com/office/word/2010/wordml" xmlns:w15="http://schemas.microsoft.com/office/word/2012/wordml" xmlns:w16cex="http://schemas.microsoft.com/office/word/2018/wordml/cex" xmlns:w16cid="http://schemas.microsoft.com/office/word/2016/wordml/cid" xmlns:w16="http://schemas.microsoft.com/office/word/2018/wordml" xmlns:w16du="http://schemas.microsoft.com/office/word/2023/wordml/word16du" xmlns:w16sdtdh="http://schemas.microsoft.com/office/word/2020/wordml/sdtdatahash" xmlns:w16sdtfl="http://schemas.microsoft.com/office/word/2024/wordml/sdtformatlock" xmlns:w16se="http://schemas.microsoft.com/office/word/2015/wordml/symex" xmlns:wpg="http://schemas.microsoft.com/office/word/2010/wordprocessingGroup" xmlns:wpi="http://schemas.microsoft.com/office/word/2010/wordprocessingInk" xmlns:wne="http://schemas.microsoft.com/office/word/2006/wordml" xmlns:wps="http://schemas.microsoft.com/office/word/2010/wordprocessingShape" mc:Ignorable="w14 w15 w16se w16cid w16 w16cex w16sdtdh w16sdtfl w16du wp14">
   <w:p>
     <w:pPr>
       <w:pStyle w:val="a5"/>
@@ -24447,7 +28390,7 @@
 </file>
 
 <file path=word/numbering.xml><?xml version="1.0" encoding="utf-8"?>
-<w:numbering xmlns:wpc="http://schemas.microsoft.com/office/word/2010/wordprocessingCanvas" xmlns:cx="http://schemas.microsoft.com/office/drawing/2014/chartex" xmlns:cx1="http://schemas.microsoft.com/office/drawing/2015/9/8/chartex" xmlns:cx2="http://schemas.microsoft.com/office/drawing/2015/10/21/chartex" xmlns:cx3="http://schemas.microsoft.com/office/drawing/2016/5/9/chartex" xmlns:cx4="http://schemas.microsoft.com/office/drawing/2016/5/10/chartex" xmlns:cx5="http://schemas.microsoft.com/office/drawing/2016/5/11/chartex" xmlns:cx6="http://schemas.microsoft.com/office/drawing/2016/5/12/chartex" xmlns:cx7="http://schemas.microsoft.com/office/drawing/2016/5/13/chartex" xmlns:cx8="http://schemas.microsoft.com/office/drawing/2016/5/14/chartex" xmlns:mc="http://schemas.openxmlformats.org/markup-compatibility/2006" xmlns:aink="http://schemas.microsoft.com/office/drawing/2016/ink" xmlns:am3d="http://schemas.microsoft.com/office/drawing/2017/model3d" xmlns:o="urn:schemas-microsoft-com:office:office" xmlns:oel="http://schemas.microsoft.com/office/2019/extlst" xmlns:r="http://schemas.openxmlformats.org/officeDocument/2006/relationships" xmlns:m="http://schemas.openxmlformats.org/officeDocument/2006/math" xmlns:v="urn:schemas-microsoft-com:vml" xmlns:wp14="http://schemas.microsoft.com/office/word/2010/wordprocessingDrawing" xmlns:wp="http://schemas.openxmlformats.org/drawingml/2006/wordprocessingDrawing" xmlns:w10="urn:schemas-microsoft-com:office:word" xmlns:w="http://schemas.openxmlformats.org/wordprocessingml/2006/main" xmlns:w14="http://schemas.microsoft.com/office/word/2010/wordml" xmlns:w15="http://schemas.microsoft.com/office/word/2012/wordml" xmlns:w16cex="http://schemas.microsoft.com/office/word/2018/wordml/cex" xmlns:w16cid="http://schemas.microsoft.com/office/word/2016/wordml/cid" xmlns:w16="http://schemas.microsoft.com/office/word/2018/wordml" xmlns:w16sdtdh="http://schemas.microsoft.com/office/word/2020/wordml/sdtdatahash" xmlns:w16se="http://schemas.microsoft.com/office/word/2015/wordml/symex" xmlns:wpg="http://schemas.microsoft.com/office/word/2010/wordprocessingGroup" xmlns:wpi="http://schemas.microsoft.com/office/word/2010/wordprocessingInk" xmlns:wne="http://schemas.microsoft.com/office/word/2006/wordml" xmlns:wps="http://schemas.microsoft.com/office/word/2010/wordprocessingShape" mc:Ignorable="w14 w15 w16se w16cid w16 w16cex w16sdtdh wp14">
+<w:numbering xmlns:wpc="http://schemas.microsoft.com/office/word/2010/wordprocessingCanvas" xmlns:cx="http://schemas.microsoft.com/office/drawing/2014/chartex" xmlns:cx1="http://schemas.microsoft.com/office/drawing/2015/9/8/chartex" xmlns:cx2="http://schemas.microsoft.com/office/drawing/2015/10/21/chartex" xmlns:cx3="http://schemas.microsoft.com/office/drawing/2016/5/9/chartex" xmlns:cx4="http://schemas.microsoft.com/office/drawing/2016/5/10/chartex" xmlns:cx5="http://schemas.microsoft.com/office/drawing/2016/5/11/chartex" xmlns:cx6="http://schemas.microsoft.com/office/drawing/2016/5/12/chartex" xmlns:cx7="http://schemas.microsoft.com/office/drawing/2016/5/13/chartex" xmlns:cx8="http://schemas.microsoft.com/office/drawing/2016/5/14/chartex" xmlns:mc="http://schemas.openxmlformats.org/markup-compatibility/2006" xmlns:aink="http://schemas.microsoft.com/office/drawing/2016/ink" xmlns:am3d="http://schemas.microsoft.com/office/drawing/2017/model3d" xmlns:o="urn:schemas-microsoft-com:office:office" xmlns:oel="http://schemas.microsoft.com/office/2019/extlst" xmlns:r="http://schemas.openxmlformats.org/officeDocument/2006/relationships" xmlns:m="http://schemas.openxmlformats.org/officeDocument/2006/math" xmlns:v="urn:schemas-microsoft-com:vml" xmlns:wp14="http://schemas.microsoft.com/office/word/2010/wordprocessingDrawing" xmlns:wp="http://schemas.openxmlformats.org/drawingml/2006/wordprocessingDrawing" xmlns:w10="urn:schemas-microsoft-com:office:word" xmlns:w="http://schemas.openxmlformats.org/wordprocessingml/2006/main" xmlns:w14="http://schemas.microsoft.com/office/word/2010/wordml" xmlns:w15="http://schemas.microsoft.com/office/word/2012/wordml" xmlns:w16cex="http://schemas.microsoft.com/office/word/2018/wordml/cex" xmlns:w16cid="http://schemas.microsoft.com/office/word/2016/wordml/cid" xmlns:w16="http://schemas.microsoft.com/office/word/2018/wordml" xmlns:w16du="http://schemas.microsoft.com/office/word/2023/wordml/word16du" xmlns:w16sdtdh="http://schemas.microsoft.com/office/word/2020/wordml/sdtdatahash" xmlns:w16sdtfl="http://schemas.microsoft.com/office/word/2024/wordml/sdtformatlock" xmlns:w16se="http://schemas.microsoft.com/office/word/2015/wordml/symex" xmlns:wpg="http://schemas.microsoft.com/office/word/2010/wordprocessingGroup" xmlns:wpi="http://schemas.microsoft.com/office/word/2010/wordprocessingInk" xmlns:wne="http://schemas.microsoft.com/office/word/2006/wordml" xmlns:wps="http://schemas.microsoft.com/office/word/2010/wordprocessingShape" mc:Ignorable="w14 w15 w16se w16cid w16 w16cex w16sdtdh w16sdtfl w16du wp14">
   <w:abstractNum w:abstractNumId="0" w15:restartNumberingAfterBreak="0">
     <w:nsid w:val="FFFFFF7C"/>
     <w:multiLevelType w:val="singleLevel"/>
@@ -24876,7 +28819,7 @@
 </file>
 
 <file path=word/styles.xml><?xml version="1.0" encoding="utf-8"?>
-<w:styles xmlns:mc="http://schemas.openxmlformats.org/markup-compatibility/2006" xmlns:r="http://schemas.openxmlformats.org/officeDocument/2006/relationships" xmlns:w="http://schemas.openxmlformats.org/wordprocessingml/2006/main" xmlns:w14="http://schemas.microsoft.com/office/word/2010/wordml" xmlns:w15="http://schemas.microsoft.com/office/word/2012/wordml" xmlns:w16cex="http://schemas.microsoft.com/office/word/2018/wordml/cex" xmlns:w16cid="http://schemas.microsoft.com/office/word/2016/wordml/cid" xmlns:w16="http://schemas.microsoft.com/office/word/2018/wordml" xmlns:w16sdtdh="http://schemas.microsoft.com/office/word/2020/wordml/sdtdatahash" xmlns:w16se="http://schemas.microsoft.com/office/word/2015/wordml/symex" mc:Ignorable="w14 w15 w16se w16cid w16 w16cex w16sdtdh">
+<w:styles xmlns:mc="http://schemas.openxmlformats.org/markup-compatibility/2006" xmlns:r="http://schemas.openxmlformats.org/officeDocument/2006/relationships" xmlns:w="http://schemas.openxmlformats.org/wordprocessingml/2006/main" xmlns:w14="http://schemas.microsoft.com/office/word/2010/wordml" xmlns:w15="http://schemas.microsoft.com/office/word/2012/wordml" xmlns:w16cex="http://schemas.microsoft.com/office/word/2018/wordml/cex" xmlns:w16cid="http://schemas.microsoft.com/office/word/2016/wordml/cid" xmlns:w16="http://schemas.microsoft.com/office/word/2018/wordml" xmlns:w16du="http://schemas.microsoft.com/office/word/2023/wordml/word16du" xmlns:w16sdtdh="http://schemas.microsoft.com/office/word/2020/wordml/sdtdatahash" xmlns:w16sdtfl="http://schemas.microsoft.com/office/word/2024/wordml/sdtformatlock" xmlns:w16se="http://schemas.microsoft.com/office/word/2015/wordml/symex" mc:Ignorable="w14 w15 w16se w16cid w16 w16cex w16sdtdh w16sdtfl w16du">
   <w:docDefaults>
     <w:rPrDefault>
       <w:rPr>
@@ -25264,7 +29207,7 @@
   <w:style w:type="paragraph" w:default="1" w:styleId="a1">
     <w:name w:val="Normal"/>
     <w:qFormat/>
-    <w:rsid w:val="00FC693F"/>
+    <w:rsid w:val="00E572BD"/>
     <w:pPr>
       <w:spacing w:after="120"/>
     </w:pPr>
